--- a/docs/legal/word/ピタフレ利用規約_全文.docx
+++ b/docs/legal/word/ピタフレ利用規約_全文.docx
@@ -1031,7 +1031,7 @@
         <w:pBdr>
           <w:left w:val="single" w:color="B9B2A6" w:sz="12" w:space="6"/>
         </w:pBdr>
-        <w:spacing w:after="40" w:before="140" w:line="290"/>
+        <w:spacing w:after="140" w:before="140" w:line="290"/>
         <w:ind w:left="283"/>
       </w:pPr>
       <w:r>
@@ -1045,15 +1045,6 @@
         </w:rPr>
         <w:t xml:space="preserve">ボイスチャットの併用について（前記3号の例外）</w:t>
       </w:r>
-    </w:p>
-    <w:p>
-      <w:pPr>
-        <w:pBdr>
-          <w:left w:val="single" w:color="B9B2A6" w:sz="12" w:space="6"/>
-        </w:pBdr>
-        <w:spacing w:after="140" w:before="40" w:line="290"/>
-        <w:ind w:left="283"/>
-      </w:pPr>
       <w:r>
         <w:rPr>
           <w:rFonts w:ascii="Yu Mincho" w:eastAsia="Yu Mincho" w:hAnsi="Yu Mincho"/>
@@ -4212,12 +4203,6 @@
         </w:rPr>
         <w:t xml:space="preserve">2. 前項にかかわらず、ゲスト都合のキャンセルによりピタメイトの報酬コインとなる額は、</w:t>
       </w:r>
-    </w:p>
-    <w:p>
-      <w:pPr>
-        <w:spacing w:after="60" w:before="60" w:line="300"/>
-        <w:ind w:left="396"/>
-      </w:pPr>
       <w:r>
         <w:rPr>
           <w:rFonts w:ascii="Yu Mincho" w:eastAsia="Yu Mincho" w:hAnsi="Yu Mincho"/>
@@ -4236,22 +4221,7 @@
           <w:sz w:val="21"/>
           <w:szCs w:val="21"/>
         </w:rPr>
-        <w:t xml:space="preserve">を</w:t>
-      </w:r>
-    </w:p>
-    <w:p>
-      <w:pPr>
-        <w:spacing w:after="60" w:before="60" w:line="300"/>
-        <w:ind w:left="396"/>
-      </w:pPr>
-      <w:r>
-        <w:rPr>
-          <w:rFonts w:ascii="Yu Mincho" w:eastAsia="Yu Mincho" w:hAnsi="Yu Mincho"/>
-          <w:color w:val="1A1A1A"/>
-          <w:sz w:val="21"/>
-          <w:szCs w:val="21"/>
-        </w:rPr>
-        <w:t xml:space="preserve">上限とします。これを超える部分は返還します。</w:t>
+        <w:t xml:space="preserve">を上限とします。これを超える部分は返還します。</w:t>
       </w:r>
     </w:p>
     <w:p>

--- a/docs/legal/word/ピタフレ利用規約_全文.docx
+++ b/docs/legal/word/ピタフレ利用規約_全文.docx
@@ -167,7 +167,7 @@
           <w:sz w:val="21"/>
           <w:szCs w:val="21"/>
         </w:rPr>
-        <w:t xml:space="preserve">1. 本規約は、【氏名（個人事業主）：公開前に記入】（以下「当社」といいます）が提供するゲーム仲間マッチングサービス「ピタフレ」（以下「本サービス」といいます）の利用に関する条件を、本サービスを利用するすべての方（以下「ユーザー」といいます）と当社との間で定めるものです。</w:t>
+        <w:t xml:space="preserve">1. 本規約は、【事業者名（屋号）：公開前に記入】（以下「当社」といいます）が提供するゲーム仲間マッチングサービス「ピタフレ」（以下「本サービス」といいます）の利用に関する条件を、本サービスを利用するすべての方（以下「ユーザー」といいます）と当社との間で定めるものです。</w:t>
       </w:r>
     </w:p>
     <w:p>

--- a/docs/legal/word/ピタフレ利用規約_全文.docx
+++ b/docs/legal/word/ピタフレ利用規約_全文.docx
@@ -167,7 +167,7 @@
           <w:sz w:val="21"/>
           <w:szCs w:val="21"/>
         </w:rPr>
-        <w:t xml:space="preserve">1. 本規約は、【事業者名（屋号）：公開前に記入】（以下「当社」といいます）が提供するゲーム仲間マッチングサービス「ピタフレ」（以下「本サービス」といいます）の利用に関する条件を、本サービスを利用するすべての方（以下「ユーザー」といいます）と当社との間で定めるものです。</w:t>
+        <w:t xml:space="preserve">1. 本規約は、Type&amp;Co（以下「当社」といいます）が提供するゲーム仲間マッチングサービス「ピタフレ」（以下「本サービス」といいます）の利用に関する条件を、本サービスを利用するすべての方（以下「ユーザー」といいます）と当社との間で定めるものです。</w:t>
       </w:r>
     </w:p>
     <w:p>
@@ -6333,7 +6333,7 @@
           <w:sz w:val="21"/>
           <w:szCs w:val="21"/>
         </w:rPr>
-        <w:t xml:space="preserve">: 【氏名（個人事業主）：公開前に記入】</w:t>
+        <w:t xml:space="preserve">: 下山 慧</w:t>
       </w:r>
     </w:p>
     <w:p>
@@ -6358,7 +6358,7 @@
           <w:sz w:val="21"/>
           <w:szCs w:val="21"/>
         </w:rPr>
-        <w:t xml:space="preserve">: 【サービス専用の問い合わせ用メールアドレス：公開前に記入】</w:t>
+        <w:t xml:space="preserve">: sunny.rainy1115@gmail.com</w:t>
       </w:r>
     </w:p>
     <w:p>

--- a/docs/legal/word/ピタフレ利用規約_全文.docx
+++ b/docs/legal/word/ピタフレ利用規約_全文.docx
@@ -187,6 +187,41 @@
     </w:p>
     <w:p>
       <w:pPr>
+        <w:spacing w:after="60" w:before="60" w:line="300"/>
+        <w:ind w:left="396" w:hanging="396"/>
+      </w:pPr>
+      <w:r>
+        <w:rPr>
+          <w:rFonts w:ascii="Yu Mincho" w:eastAsia="Yu Mincho" w:hAnsi="Yu Mincho"/>
+          <w:color w:val="1A1A1A"/>
+          <w:sz w:val="21"/>
+          <w:szCs w:val="21"/>
+        </w:rPr>
+        <w:t xml:space="preserve">3. </w:t>
+      </w:r>
+      <w:r>
+        <w:rPr>
+          <w:rFonts w:ascii="Yu Mincho" w:eastAsia="Yu Mincho" w:hAnsi="Yu Mincho"/>
+          <w:b/>
+          <w:bCs/>
+          <w:color w:val="1A1A1A"/>
+          <w:sz w:val="21"/>
+          <w:szCs w:val="21"/>
+        </w:rPr>
+        <w:t xml:space="preserve">前項の個別の定めが本規約と抵触する場合は、個別の定めが優先します。</w:t>
+      </w:r>
+      <w:r>
+        <w:rPr>
+          <w:rFonts w:ascii="Yu Mincho" w:eastAsia="Yu Mincho" w:hAnsi="Yu Mincho"/>
+          <w:color w:val="1A1A1A"/>
+          <w:sz w:val="21"/>
+          <w:szCs w:val="21"/>
+        </w:rPr>
+        <w:t xml:space="preserve"> ただし、個別の定めをユーザーに不利益となる内容に変更する場合は、第15条によります。</w:t>
+      </w:r>
+    </w:p>
+    <w:p>
+      <w:pPr>
         <w:keepNext/>
         <w:pBdr>
           <w:bottom w:val="single" w:color="B9B2A6" w:sz="6" w:space="4"/>
@@ -1072,82 +1107,277 @@
           <w:sz w:val="24"/>
           <w:szCs w:val="24"/>
         </w:rPr>
-        <w:t xml:space="preserve">第6条（利用制限・アカウント停止）</w:t>
-      </w:r>
-    </w:p>
-    <w:p>
-      <w:pPr>
-        <w:spacing w:after="60" w:before="60" w:line="300"/>
-        <w:ind w:left="396" w:hanging="396"/>
-      </w:pPr>
-      <w:r>
-        <w:rPr>
-          <w:rFonts w:ascii="Yu Mincho" w:eastAsia="Yu Mincho" w:hAnsi="Yu Mincho"/>
-          <w:color w:val="1A1A1A"/>
-          <w:sz w:val="21"/>
-          <w:szCs w:val="21"/>
-        </w:rPr>
-        <w:t xml:space="preserve">1. 当社は、ユーザーが本規約に違反した場合、または違反のおそれがあると当社が合理的に判断した場合、事前の通知なく、警告・投稿の削除・一時利用停止・強制退会その他の措置を、当社の裁量により選択して行うことができます。</w:t>
-      </w:r>
-    </w:p>
-    <w:p>
-      <w:pPr>
-        <w:spacing w:after="60" w:before="60" w:line="300"/>
-        <w:ind w:left="396" w:hanging="396"/>
-      </w:pPr>
-      <w:r>
-        <w:rPr>
-          <w:rFonts w:ascii="Yu Mincho" w:eastAsia="Yu Mincho" w:hAnsi="Yu Mincho"/>
-          <w:color w:val="1A1A1A"/>
-          <w:sz w:val="21"/>
-          <w:szCs w:val="21"/>
-        </w:rPr>
-        <w:t xml:space="preserve">2. 当社は、措置の理由の詳細を開示しないことがあります。</w:t>
-      </w:r>
-    </w:p>
-    <w:p>
-      <w:pPr>
-        <w:spacing w:after="60" w:before="60" w:line="300"/>
-        <w:ind w:left="396" w:hanging="396"/>
-      </w:pPr>
-      <w:r>
-        <w:rPr>
-          <w:rFonts w:ascii="Yu Mincho" w:eastAsia="Yu Mincho" w:hAnsi="Yu Mincho"/>
-          <w:color w:val="1A1A1A"/>
-          <w:sz w:val="21"/>
-          <w:szCs w:val="21"/>
-        </w:rPr>
-        <w:t xml:space="preserve">3. 緊急やむを得ない場合を除き、当社は、措置に先立ってユーザーに是正を求めることがあります。</w:t>
-      </w:r>
-    </w:p>
-    <w:p>
-      <w:pPr>
-        <w:spacing w:after="60" w:before="60" w:line="300"/>
-        <w:ind w:left="396" w:hanging="396"/>
-      </w:pPr>
-      <w:r>
-        <w:rPr>
-          <w:rFonts w:ascii="Yu Mincho" w:eastAsia="Yu Mincho" w:hAnsi="Yu Mincho"/>
-          <w:color w:val="1A1A1A"/>
-          <w:sz w:val="21"/>
-          <w:szCs w:val="21"/>
-        </w:rPr>
-        <w:t xml:space="preserve">4. ユーザーは、当社の措置に異議がある場合、当社の問い合わせ窓口（本規約末尾に記載）を通じて再審査を求めることができます。当社は誠実にこれを再検討します。</w:t>
-      </w:r>
-    </w:p>
-    <w:p>
-      <w:pPr>
-        <w:spacing w:after="60" w:before="60" w:line="300"/>
-        <w:ind w:left="396" w:hanging="396"/>
-      </w:pPr>
-      <w:r>
-        <w:rPr>
-          <w:rFonts w:ascii="Yu Mincho" w:eastAsia="Yu Mincho" w:hAnsi="Yu Mincho"/>
-          <w:color w:val="1A1A1A"/>
-          <w:sz w:val="21"/>
-          <w:szCs w:val="21"/>
-        </w:rPr>
-        <w:t xml:space="preserve">5. 違反の内容が悪質な場合（詐欺・犯罪行為等）、当社は再登録を防止する目的で、本人確認情報の一部を不可逆な形式（ハッシュ等）で必要な期間保持することがあります。</w:t>
+        <w:t xml:space="preserve">第5条の2（反社会的勢力の排除）</w:t>
+      </w:r>
+    </w:p>
+    <w:p>
+      <w:pPr>
+        <w:spacing w:after="60" w:before="60" w:line="300"/>
+        <w:ind w:left="396" w:hanging="396"/>
+      </w:pPr>
+      <w:r>
+        <w:rPr>
+          <w:rFonts w:ascii="Yu Mincho" w:eastAsia="Yu Mincho" w:hAnsi="Yu Mincho"/>
+          <w:color w:val="1A1A1A"/>
+          <w:sz w:val="21"/>
+          <w:szCs w:val="21"/>
+        </w:rPr>
+        <w:t xml:space="preserve">1. ユーザーは、現在および将来にわたり、自己が暴力団、暴力団員、暴力団員でなくなった時から5年を経過しない者、暴力団準構成員、暴力団関係企業、総会屋等、社会運動等標ぼうゴロ、特殊知能暴力集団等その他これらに準ずる者（以下「</w:t>
+      </w:r>
+      <w:r>
+        <w:rPr>
+          <w:rFonts w:ascii="Yu Mincho" w:eastAsia="Yu Mincho" w:hAnsi="Yu Mincho"/>
+          <w:b/>
+          <w:bCs/>
+          <w:color w:val="1A1A1A"/>
+          <w:sz w:val="21"/>
+          <w:szCs w:val="21"/>
+        </w:rPr>
+        <w:t xml:space="preserve">反社会的勢力</w:t>
+      </w:r>
+      <w:r>
+        <w:rPr>
+          <w:rFonts w:ascii="Yu Mincho" w:eastAsia="Yu Mincho" w:hAnsi="Yu Mincho"/>
+          <w:color w:val="1A1A1A"/>
+          <w:sz w:val="21"/>
+          <w:szCs w:val="21"/>
+        </w:rPr>
+        <w:t xml:space="preserve">」といいます）に該当しないこと、および次の各号のいずれにも該当しないことを表明し、保証します。</w:t>
+      </w:r>
+    </w:p>
+    <w:p>
+      <w:pPr>
+        <w:spacing w:after="60" w:before="60" w:line="300"/>
+        <w:ind w:left="737" w:hanging="340"/>
+      </w:pPr>
+      <w:r>
+        <w:rPr>
+          <w:rFonts w:ascii="Yu Mincho" w:eastAsia="Yu Mincho" w:hAnsi="Yu Mincho"/>
+          <w:color w:val="1A1A1A"/>
+          <w:sz w:val="21"/>
+          <w:szCs w:val="21"/>
+        </w:rPr>
+        <w:t xml:space="preserve">1. 反社会的勢力が経営を支配していると認められる関係を有すること</w:t>
+      </w:r>
+    </w:p>
+    <w:p>
+      <w:pPr>
+        <w:spacing w:after="60" w:before="60" w:line="300"/>
+        <w:ind w:left="737" w:hanging="340"/>
+      </w:pPr>
+      <w:r>
+        <w:rPr>
+          <w:rFonts w:ascii="Yu Mincho" w:eastAsia="Yu Mincho" w:hAnsi="Yu Mincho"/>
+          <w:color w:val="1A1A1A"/>
+          <w:sz w:val="21"/>
+          <w:szCs w:val="21"/>
+        </w:rPr>
+        <w:t xml:space="preserve">2. 反社会的勢力が経営に実質的に関与していると認められる関係を有すること</w:t>
+      </w:r>
+    </w:p>
+    <w:p>
+      <w:pPr>
+        <w:spacing w:after="60" w:before="60" w:line="300"/>
+        <w:ind w:left="737" w:hanging="340"/>
+      </w:pPr>
+      <w:r>
+        <w:rPr>
+          <w:rFonts w:ascii="Yu Mincho" w:eastAsia="Yu Mincho" w:hAnsi="Yu Mincho"/>
+          <w:color w:val="1A1A1A"/>
+          <w:sz w:val="21"/>
+          <w:szCs w:val="21"/>
+        </w:rPr>
+        <w:t xml:space="preserve">3. 自己もしくは第三者の不正の利益を図る目的または第三者に損害を加える目的をもってするなど、不当に反社会的勢力を利用していると認められる関係を有すること</w:t>
+      </w:r>
+    </w:p>
+    <w:p>
+      <w:pPr>
+        <w:spacing w:after="60" w:before="60" w:line="300"/>
+        <w:ind w:left="737" w:hanging="340"/>
+      </w:pPr>
+      <w:r>
+        <w:rPr>
+          <w:rFonts w:ascii="Yu Mincho" w:eastAsia="Yu Mincho" w:hAnsi="Yu Mincho"/>
+          <w:color w:val="1A1A1A"/>
+          <w:sz w:val="21"/>
+          <w:szCs w:val="21"/>
+        </w:rPr>
+        <w:t xml:space="preserve">4. 反社会的勢力に対して資金等を提供し、または便宜を供与するなどの関与をしていると認められる関係を有すること</w:t>
+      </w:r>
+    </w:p>
+    <w:p>
+      <w:pPr>
+        <w:spacing w:after="60" w:before="60" w:line="300"/>
+        <w:ind w:left="737" w:hanging="340"/>
+      </w:pPr>
+      <w:r>
+        <w:rPr>
+          <w:rFonts w:ascii="Yu Mincho" w:eastAsia="Yu Mincho" w:hAnsi="Yu Mincho"/>
+          <w:color w:val="1A1A1A"/>
+          <w:sz w:val="21"/>
+          <w:szCs w:val="21"/>
+        </w:rPr>
+        <w:t xml:space="preserve">5. その他反社会的勢力と社会的に非難されるべき関係を有すること</w:t>
+      </w:r>
+    </w:p>
+    <w:p>
+      <w:pPr>
+        <w:spacing w:after="60" w:before="60" w:line="300"/>
+        <w:ind w:left="396" w:hanging="396"/>
+      </w:pPr>
+      <w:r>
+        <w:rPr>
+          <w:rFonts w:ascii="Yu Mincho" w:eastAsia="Yu Mincho" w:hAnsi="Yu Mincho"/>
+          <w:color w:val="1A1A1A"/>
+          <w:sz w:val="21"/>
+          <w:szCs w:val="21"/>
+        </w:rPr>
+        <w:t xml:space="preserve">2. ユーザーは、自らまたは第三者を利用して、次の各号の行為を行わないことを確約します。</w:t>
+      </w:r>
+    </w:p>
+    <w:p>
+      <w:pPr>
+        <w:spacing w:after="60" w:before="60" w:line="300"/>
+        <w:ind w:left="737" w:hanging="340"/>
+      </w:pPr>
+      <w:r>
+        <w:rPr>
+          <w:rFonts w:ascii="Yu Mincho" w:eastAsia="Yu Mincho" w:hAnsi="Yu Mincho"/>
+          <w:color w:val="1A1A1A"/>
+          <w:sz w:val="21"/>
+          <w:szCs w:val="21"/>
+        </w:rPr>
+        <w:t xml:space="preserve">1. 暴力的な要求行為</w:t>
+      </w:r>
+    </w:p>
+    <w:p>
+      <w:pPr>
+        <w:spacing w:after="60" w:before="60" w:line="300"/>
+        <w:ind w:left="737" w:hanging="340"/>
+      </w:pPr>
+      <w:r>
+        <w:rPr>
+          <w:rFonts w:ascii="Yu Mincho" w:eastAsia="Yu Mincho" w:hAnsi="Yu Mincho"/>
+          <w:color w:val="1A1A1A"/>
+          <w:sz w:val="21"/>
+          <w:szCs w:val="21"/>
+        </w:rPr>
+        <w:t xml:space="preserve">2. 法的な責任を超えた不当な要求行為</w:t>
+      </w:r>
+    </w:p>
+    <w:p>
+      <w:pPr>
+        <w:spacing w:after="60" w:before="60" w:line="300"/>
+        <w:ind w:left="737" w:hanging="340"/>
+      </w:pPr>
+      <w:r>
+        <w:rPr>
+          <w:rFonts w:ascii="Yu Mincho" w:eastAsia="Yu Mincho" w:hAnsi="Yu Mincho"/>
+          <w:color w:val="1A1A1A"/>
+          <w:sz w:val="21"/>
+          <w:szCs w:val="21"/>
+        </w:rPr>
+        <w:t xml:space="preserve">3. 取引に関して、脅迫的な言動をし、または暴力を用いる行為</w:t>
+      </w:r>
+    </w:p>
+    <w:p>
+      <w:pPr>
+        <w:spacing w:after="60" w:before="60" w:line="300"/>
+        <w:ind w:left="737" w:hanging="340"/>
+      </w:pPr>
+      <w:r>
+        <w:rPr>
+          <w:rFonts w:ascii="Yu Mincho" w:eastAsia="Yu Mincho" w:hAnsi="Yu Mincho"/>
+          <w:color w:val="1A1A1A"/>
+          <w:sz w:val="21"/>
+          <w:szCs w:val="21"/>
+        </w:rPr>
+        <w:t xml:space="preserve">4. 風説を流布し、偽計または威力を用いて当社の信用を毀損し、または当社の業務を妨害する行為</w:t>
+      </w:r>
+    </w:p>
+    <w:p>
+      <w:pPr>
+        <w:spacing w:after="60" w:before="60" w:line="300"/>
+        <w:ind w:left="737" w:hanging="340"/>
+      </w:pPr>
+      <w:r>
+        <w:rPr>
+          <w:rFonts w:ascii="Yu Mincho" w:eastAsia="Yu Mincho" w:hAnsi="Yu Mincho"/>
+          <w:color w:val="1A1A1A"/>
+          <w:sz w:val="21"/>
+          <w:szCs w:val="21"/>
+        </w:rPr>
+        <w:t xml:space="preserve">5. その他前各号に準ずる行為</w:t>
+      </w:r>
+    </w:p>
+    <w:p>
+      <w:pPr>
+        <w:spacing w:after="60" w:before="60" w:line="300"/>
+        <w:ind w:left="396" w:hanging="396"/>
+      </w:pPr>
+      <w:r>
+        <w:rPr>
+          <w:rFonts w:ascii="Yu Mincho" w:eastAsia="Yu Mincho" w:hAnsi="Yu Mincho"/>
+          <w:color w:val="1A1A1A"/>
+          <w:sz w:val="21"/>
+          <w:szCs w:val="21"/>
+        </w:rPr>
+        <w:t xml:space="preserve">3. ユーザーが前2項に違反した場合、当社は、</w:t>
+      </w:r>
+      <w:r>
+        <w:rPr>
+          <w:rFonts w:ascii="Yu Mincho" w:eastAsia="Yu Mincho" w:hAnsi="Yu Mincho"/>
+          <w:b/>
+          <w:bCs/>
+          <w:color w:val="1A1A1A"/>
+          <w:sz w:val="21"/>
+          <w:szCs w:val="21"/>
+        </w:rPr>
+        <w:t xml:space="preserve">何らの催告を要せず</w:t>
+      </w:r>
+      <w:r>
+        <w:rPr>
+          <w:rFonts w:ascii="Yu Mincho" w:eastAsia="Yu Mincho" w:hAnsi="Yu Mincho"/>
+          <w:color w:val="1A1A1A"/>
+          <w:sz w:val="21"/>
+          <w:szCs w:val="21"/>
+        </w:rPr>
+        <w:t xml:space="preserve">、直ちに本サービスの提供を停止し、または本規約に基づく契約を解除することができます。</w:t>
+      </w:r>
+    </w:p>
+    <w:p>
+      <w:pPr>
+        <w:spacing w:after="60" w:before="60" w:line="300"/>
+        <w:ind w:left="396" w:hanging="396"/>
+      </w:pPr>
+      <w:r>
+        <w:rPr>
+          <w:rFonts w:ascii="Yu Mincho" w:eastAsia="Yu Mincho" w:hAnsi="Yu Mincho"/>
+          <w:color w:val="1A1A1A"/>
+          <w:sz w:val="21"/>
+          <w:szCs w:val="21"/>
+        </w:rPr>
+        <w:t xml:space="preserve">4. 前項により契約が解除された場合、当社は、これによりユーザーに生じた損害について</w:t>
+      </w:r>
+      <w:r>
+        <w:rPr>
+          <w:rFonts w:ascii="Yu Mincho" w:eastAsia="Yu Mincho" w:hAnsi="Yu Mincho"/>
+          <w:b/>
+          <w:bCs/>
+          <w:color w:val="1A1A1A"/>
+          <w:sz w:val="21"/>
+          <w:szCs w:val="21"/>
+        </w:rPr>
+        <w:t xml:space="preserve">一切の賠償責任を負いません</w:t>
+      </w:r>
+      <w:r>
+        <w:rPr>
+          <w:rFonts w:ascii="Yu Mincho" w:eastAsia="Yu Mincho" w:hAnsi="Yu Mincho"/>
+          <w:color w:val="1A1A1A"/>
+          <w:sz w:val="21"/>
+          <w:szCs w:val="21"/>
+        </w:rPr>
+        <w:t xml:space="preserve">。この場合のコインの取扱いは、第6条の3に定めるところによります。</w:t>
       </w:r>
     </w:p>
     <w:p>
@@ -1167,142 +1397,82 @@
           <w:sz w:val="24"/>
           <w:szCs w:val="24"/>
         </w:rPr>
-        <w:t xml:space="preserve">第6条の2（退会）</w:t>
-      </w:r>
-    </w:p>
-    <w:p>
-      <w:pPr>
-        <w:spacing w:after="60" w:before="60" w:line="300"/>
-        <w:ind w:left="396" w:hanging="396"/>
-      </w:pPr>
-      <w:r>
-        <w:rPr>
-          <w:rFonts w:ascii="Yu Mincho" w:eastAsia="Yu Mincho" w:hAnsi="Yu Mincho"/>
-          <w:color w:val="1A1A1A"/>
-          <w:sz w:val="21"/>
-          <w:szCs w:val="21"/>
-        </w:rPr>
-        <w:t xml:space="preserve">1. ユーザーは、いつでも当社所定の方法により退会することができます。</w:t>
-      </w:r>
-    </w:p>
-    <w:p>
-      <w:pPr>
-        <w:spacing w:after="60" w:before="60" w:line="300"/>
-        <w:ind w:left="396" w:hanging="396"/>
-      </w:pPr>
-      <w:r>
-        <w:rPr>
-          <w:rFonts w:ascii="Yu Mincho" w:eastAsia="Yu Mincho" w:hAnsi="Yu Mincho"/>
-          <w:color w:val="1A1A1A"/>
-          <w:sz w:val="21"/>
-          <w:szCs w:val="21"/>
-        </w:rPr>
-        <w:t xml:space="preserve">2. 退会にあたり、</w:t>
-      </w:r>
-      <w:r>
-        <w:rPr>
-          <w:rFonts w:ascii="Yu Mincho" w:eastAsia="Yu Mincho" w:hAnsi="Yu Mincho"/>
-          <w:b/>
-          <w:bCs/>
-          <w:color w:val="1A1A1A"/>
-          <w:sz w:val="21"/>
-          <w:szCs w:val="21"/>
-        </w:rPr>
-        <w:t xml:space="preserve">成立済みの予約がある場合は、その履行またはキャンセル（第9条）を完了させてから退会するもの</w:t>
-      </w:r>
-      <w:r>
-        <w:rPr>
-          <w:rFonts w:ascii="Yu Mincho" w:eastAsia="Yu Mincho" w:hAnsi="Yu Mincho"/>
-          <w:color w:val="1A1A1A"/>
-          <w:sz w:val="21"/>
-          <w:szCs w:val="21"/>
-        </w:rPr>
-        <w:t xml:space="preserve">とします。</w:t>
-      </w:r>
-    </w:p>
-    <w:p>
-      <w:pPr>
-        <w:spacing w:after="60" w:before="60" w:line="300"/>
-        <w:ind w:left="396" w:hanging="396"/>
-      </w:pPr>
-      <w:r>
-        <w:rPr>
-          <w:rFonts w:ascii="Yu Mincho" w:eastAsia="Yu Mincho" w:hAnsi="Yu Mincho"/>
-          <w:color w:val="1A1A1A"/>
-          <w:sz w:val="21"/>
-          <w:szCs w:val="21"/>
-        </w:rPr>
-        <w:t xml:space="preserve">3. 退会の時点で保有する</w:t>
-      </w:r>
-      <w:r>
-        <w:rPr>
-          <w:rFonts w:ascii="Yu Mincho" w:eastAsia="Yu Mincho" w:hAnsi="Yu Mincho"/>
-          <w:b/>
-          <w:bCs/>
-          <w:color w:val="1A1A1A"/>
-          <w:sz w:val="21"/>
-          <w:szCs w:val="21"/>
-        </w:rPr>
-        <w:t xml:space="preserve">コインは消滅し、返金しません</w:t>
-      </w:r>
-      <w:r>
-        <w:rPr>
-          <w:rFonts w:ascii="Yu Mincho" w:eastAsia="Yu Mincho" w:hAnsi="Yu Mincho"/>
-          <w:color w:val="1A1A1A"/>
-          <w:sz w:val="21"/>
-          <w:szCs w:val="21"/>
-        </w:rPr>
-        <w:t xml:space="preserve">（第7条第3項）。当社は、退会の手続を行う画面において、消滅するコインの数を事前に表示します。</w:t>
-      </w:r>
-    </w:p>
-    <w:p>
-      <w:pPr>
-        <w:spacing w:after="60" w:before="60" w:line="300"/>
-        <w:ind w:left="396" w:hanging="396"/>
-      </w:pPr>
-      <w:r>
-        <w:rPr>
-          <w:rFonts w:ascii="Yu Mincho" w:eastAsia="Yu Mincho" w:hAnsi="Yu Mincho"/>
-          <w:color w:val="1A1A1A"/>
-          <w:sz w:val="21"/>
-          <w:szCs w:val="21"/>
-        </w:rPr>
-        <w:t xml:space="preserve">4. </w:t>
-      </w:r>
-      <w:r>
-        <w:rPr>
-          <w:rFonts w:ascii="Yu Mincho" w:eastAsia="Yu Mincho" w:hAnsi="Yu Mincho"/>
-          <w:b/>
-          <w:bCs/>
-          <w:color w:val="1A1A1A"/>
-          <w:sz w:val="21"/>
-          <w:szCs w:val="21"/>
-        </w:rPr>
-        <w:t xml:space="preserve">退会の時点で保有する報酬コインについては、退会後も、当社所定の期間（退会日から90日間）に限り、第7条第6項に定める換金の申請を行うことができます。</w:t>
-      </w:r>
-      <w:r>
-        <w:rPr>
-          <w:rFonts w:ascii="Yu Mincho" w:eastAsia="Yu Mincho" w:hAnsi="Yu Mincho"/>
-          <w:color w:val="1A1A1A"/>
-          <w:sz w:val="21"/>
-          <w:szCs w:val="21"/>
-        </w:rPr>
-        <w:t xml:space="preserve"> この場合の本人確認および振込先口座の登録の状態は、退会時のものによります。当該期間の経過後、報酬コインは消滅します。</w:t>
-      </w:r>
-    </w:p>
-    <w:p>
-      <w:pPr>
-        <w:spacing w:after="60" w:before="60" w:line="300"/>
-        <w:ind w:left="396" w:hanging="396"/>
-      </w:pPr>
-      <w:r>
-        <w:rPr>
-          <w:rFonts w:ascii="Yu Mincho" w:eastAsia="Yu Mincho" w:hAnsi="Yu Mincho"/>
-          <w:color w:val="1A1A1A"/>
-          <w:sz w:val="21"/>
-          <w:szCs w:val="21"/>
-        </w:rPr>
-        <w:t xml:space="preserve">5. 当社は、退会後も、法令に基づく記録の保存その他必要な範囲で、取引に関する記録を保持します。保持の期間および方法はプライバシーポリシーに定めます。</w:t>
+        <w:t xml:space="preserve">第6条（利用制限・アカウント停止）</w:t>
+      </w:r>
+    </w:p>
+    <w:p>
+      <w:pPr>
+        <w:spacing w:after="60" w:before="60" w:line="300"/>
+        <w:ind w:left="396" w:hanging="396"/>
+      </w:pPr>
+      <w:r>
+        <w:rPr>
+          <w:rFonts w:ascii="Yu Mincho" w:eastAsia="Yu Mincho" w:hAnsi="Yu Mincho"/>
+          <w:color w:val="1A1A1A"/>
+          <w:sz w:val="21"/>
+          <w:szCs w:val="21"/>
+        </w:rPr>
+        <w:t xml:space="preserve">1. 当社は、ユーザーが本規約に違反した場合、または違反のおそれがあると当社が合理的に判断した場合、事前の通知なく、警告・投稿の削除・一時利用停止・強制退会その他の措置を、当社の裁量により選択して行うことができます。</w:t>
+      </w:r>
+    </w:p>
+    <w:p>
+      <w:pPr>
+        <w:spacing w:after="60" w:before="60" w:line="300"/>
+        <w:ind w:left="396" w:hanging="396"/>
+      </w:pPr>
+      <w:r>
+        <w:rPr>
+          <w:rFonts w:ascii="Yu Mincho" w:eastAsia="Yu Mincho" w:hAnsi="Yu Mincho"/>
+          <w:color w:val="1A1A1A"/>
+          <w:sz w:val="21"/>
+          <w:szCs w:val="21"/>
+        </w:rPr>
+        <w:t xml:space="preserve">2. 当社は、措置の理由の詳細を開示しないことがあります。</w:t>
+      </w:r>
+    </w:p>
+    <w:p>
+      <w:pPr>
+        <w:spacing w:after="60" w:before="60" w:line="300"/>
+        <w:ind w:left="396" w:hanging="396"/>
+      </w:pPr>
+      <w:r>
+        <w:rPr>
+          <w:rFonts w:ascii="Yu Mincho" w:eastAsia="Yu Mincho" w:hAnsi="Yu Mincho"/>
+          <w:color w:val="1A1A1A"/>
+          <w:sz w:val="21"/>
+          <w:szCs w:val="21"/>
+        </w:rPr>
+        <w:t xml:space="preserve">3. 緊急やむを得ない場合を除き、当社は、措置に先立ってユーザーに是正を求めることがあります。</w:t>
+      </w:r>
+    </w:p>
+    <w:p>
+      <w:pPr>
+        <w:spacing w:after="60" w:before="60" w:line="300"/>
+        <w:ind w:left="396" w:hanging="396"/>
+      </w:pPr>
+      <w:r>
+        <w:rPr>
+          <w:rFonts w:ascii="Yu Mincho" w:eastAsia="Yu Mincho" w:hAnsi="Yu Mincho"/>
+          <w:color w:val="1A1A1A"/>
+          <w:sz w:val="21"/>
+          <w:szCs w:val="21"/>
+        </w:rPr>
+        <w:t xml:space="preserve">4. ユーザーは、当社の措置に異議がある場合、当社の問い合わせ窓口（本規約末尾に記載）を通じて再審査を求めることができます。当社は誠実にこれを再検討します。</w:t>
+      </w:r>
+    </w:p>
+    <w:p>
+      <w:pPr>
+        <w:spacing w:after="60" w:before="60" w:line="300"/>
+        <w:ind w:left="396" w:hanging="396"/>
+      </w:pPr>
+      <w:r>
+        <w:rPr>
+          <w:rFonts w:ascii="Yu Mincho" w:eastAsia="Yu Mincho" w:hAnsi="Yu Mincho"/>
+          <w:color w:val="1A1A1A"/>
+          <w:sz w:val="21"/>
+          <w:szCs w:val="21"/>
+        </w:rPr>
+        <w:t xml:space="preserve">5. 違反の内容が悪質な場合（詐欺・犯罪行為等）、当社は再登録を防止する目的で、本人確認情報の一部を不可逆な形式（ハッシュ等）で必要な期間保持することがあります。</w:t>
       </w:r>
     </w:p>
     <w:p>
@@ -1322,233 +1492,183 @@
           <w:sz w:val="24"/>
           <w:szCs w:val="24"/>
         </w:rPr>
-        <w:t xml:space="preserve">第7条（コインの購入・利用）</w:t>
-      </w:r>
-    </w:p>
-    <w:p>
-      <w:pPr>
-        <w:spacing w:after="60" w:before="60" w:line="300"/>
-        <w:ind w:left="396" w:hanging="396"/>
-      </w:pPr>
-      <w:r>
-        <w:rPr>
-          <w:rFonts w:ascii="Yu Mincho" w:eastAsia="Yu Mincho" w:hAnsi="Yu Mincho"/>
-          <w:color w:val="1A1A1A"/>
-          <w:sz w:val="21"/>
-          <w:szCs w:val="21"/>
-        </w:rPr>
-        <w:t xml:space="preserve">1. ユーザーは、当社所定の方法により、本サービス内でのみ利用できる電子的な対価「コイン」を購入できます。コインの価格・パック内容は本サービス上に表示します。</w:t>
-      </w:r>
-    </w:p>
-    <w:p>
-      <w:pPr>
-        <w:spacing w:after="60" w:before="60" w:line="300"/>
-        <w:ind w:left="396" w:hanging="396"/>
-      </w:pPr>
-      <w:r>
-        <w:rPr>
-          <w:rFonts w:ascii="Yu Mincho" w:eastAsia="Yu Mincho" w:hAnsi="Yu Mincho"/>
-          <w:color w:val="1A1A1A"/>
-          <w:sz w:val="21"/>
-          <w:szCs w:val="21"/>
-        </w:rPr>
-        <w:t xml:space="preserve">2. コインは、ピタメイト（第8条）が提供する「一緒に遊ぶ時間」の予約その他当社が定める用途に、本サービス内で消費できます。</w:t>
-      </w:r>
-    </w:p>
-    <w:p>
-      <w:pPr>
-        <w:spacing w:after="60" w:before="60" w:line="300"/>
-        <w:ind w:left="396" w:hanging="396"/>
-      </w:pPr>
-      <w:r>
-        <w:rPr>
-          <w:rFonts w:ascii="Yu Mincho" w:eastAsia="Yu Mincho" w:hAnsi="Yu Mincho"/>
-          <w:color w:val="1A1A1A"/>
-          <w:sz w:val="21"/>
-          <w:szCs w:val="21"/>
-        </w:rPr>
-        <w:t xml:space="preserve">3. 前項により購入したコインは、</w:t>
-      </w:r>
-      <w:r>
-        <w:rPr>
-          <w:rFonts w:ascii="Yu Mincho" w:eastAsia="Yu Mincho" w:hAnsi="Yu Mincho"/>
-          <w:b/>
-          <w:bCs/>
-          <w:color w:val="1A1A1A"/>
-          <w:sz w:val="21"/>
-          <w:szCs w:val="21"/>
-        </w:rPr>
-        <w:t xml:space="preserve">日本円その他の金銭への払い戻し・換金・出金はできません</w:t>
-      </w:r>
-      <w:r>
-        <w:rPr>
-          <w:rFonts w:ascii="Yu Mincho" w:eastAsia="Yu Mincho" w:hAnsi="Yu Mincho"/>
-          <w:color w:val="1A1A1A"/>
-          <w:sz w:val="21"/>
-          <w:szCs w:val="21"/>
-        </w:rPr>
-        <w:t xml:space="preserve">。</w:t>
-      </w:r>
-    </w:p>
-    <w:p>
-      <w:pPr>
-        <w:spacing w:after="60" w:before="60" w:line="300"/>
-        <w:ind w:left="396" w:hanging="396"/>
-      </w:pPr>
-      <w:r>
-        <w:rPr>
-          <w:rFonts w:ascii="Yu Mincho" w:eastAsia="Yu Mincho" w:hAnsi="Yu Mincho"/>
-          <w:color w:val="1A1A1A"/>
-          <w:sz w:val="21"/>
-          <w:szCs w:val="21"/>
-        </w:rPr>
-        <w:t xml:space="preserve">4. コインを第三者に譲渡・貸与・売買することはできません。</w:t>
-      </w:r>
-    </w:p>
-    <w:p>
-      <w:pPr>
-        <w:spacing w:after="60" w:before="60" w:line="300"/>
-        <w:ind w:left="396" w:hanging="396"/>
-      </w:pPr>
-      <w:r>
-        <w:rPr>
-          <w:rFonts w:ascii="Yu Mincho" w:eastAsia="Yu Mincho" w:hAnsi="Yu Mincho"/>
-          <w:color w:val="1A1A1A"/>
-          <w:sz w:val="21"/>
-          <w:szCs w:val="21"/>
-        </w:rPr>
-        <w:t xml:space="preserve">5. コインの有効期限は、</w:t>
-      </w:r>
-      <w:r>
-        <w:rPr>
-          <w:rFonts w:ascii="Yu Mincho" w:eastAsia="Yu Mincho" w:hAnsi="Yu Mincho"/>
-          <w:b/>
-          <w:bCs/>
-          <w:color w:val="1A1A1A"/>
-          <w:sz w:val="21"/>
-          <w:szCs w:val="21"/>
-        </w:rPr>
-        <w:t xml:space="preserve">取得日から起算して6か月を経過する日の前日</w:t>
-      </w:r>
-      <w:r>
-        <w:rPr>
-          <w:rFonts w:ascii="Yu Mincho" w:eastAsia="Yu Mincho" w:hAnsi="Yu Mincho"/>
-          <w:color w:val="1A1A1A"/>
-          <w:sz w:val="21"/>
-          <w:szCs w:val="21"/>
-        </w:rPr>
-        <w:t xml:space="preserve">までとします。有効期限を経過したコインは消滅します。</w:t>
-      </w:r>
-    </w:p>
-    <w:p>
-      <w:pPr>
-        <w:spacing w:after="60" w:before="60" w:line="300"/>
-        <w:ind w:left="396" w:hanging="396"/>
-      </w:pPr>
-      <w:r>
-        <w:rPr>
-          <w:rFonts w:ascii="Yu Mincho" w:eastAsia="Yu Mincho" w:hAnsi="Yu Mincho"/>
-          <w:color w:val="1A1A1A"/>
-          <w:sz w:val="21"/>
-          <w:szCs w:val="21"/>
-        </w:rPr>
-        <w:t xml:space="preserve">5の2. </w:t>
-      </w:r>
-      <w:r>
-        <w:rPr>
-          <w:rFonts w:ascii="Yu Mincho" w:eastAsia="Yu Mincho" w:hAnsi="Yu Mincho"/>
-          <w:b/>
-          <w:bCs/>
-          <w:color w:val="1A1A1A"/>
-          <w:sz w:val="21"/>
-          <w:szCs w:val="21"/>
-        </w:rPr>
-        <w:t xml:space="preserve">コインの消費は、有効期限が早いものから順に行います。</w:t>
-      </w:r>
-    </w:p>
-    <w:p>
-      <w:pPr>
-        <w:spacing w:after="60" w:before="60" w:line="300"/>
-        <w:ind w:left="396" w:hanging="396"/>
-      </w:pPr>
-      <w:r>
-        <w:rPr>
-          <w:rFonts w:ascii="Yu Mincho" w:eastAsia="Yu Mincho" w:hAnsi="Yu Mincho"/>
-          <w:color w:val="1A1A1A"/>
-          <w:sz w:val="21"/>
-          <w:szCs w:val="21"/>
-        </w:rPr>
-        <w:t xml:space="preserve">5の3. 当社は、有効期限が近いコインがある場合、本サービス上での表示その他の方法によりその旨を事前に通知します。ユーザーは、本サービス上でコインの残高および有効期限を確認できます。</w:t>
-      </w:r>
-    </w:p>
-    <w:p>
-      <w:pPr>
-        <w:spacing w:after="60" w:before="60" w:line="300"/>
-        <w:ind w:left="396" w:hanging="396"/>
-      </w:pPr>
-      <w:r>
-        <w:rPr>
-          <w:rFonts w:ascii="Yu Mincho" w:eastAsia="Yu Mincho" w:hAnsi="Yu Mincho"/>
-          <w:color w:val="1A1A1A"/>
-          <w:sz w:val="21"/>
-          <w:szCs w:val="21"/>
-        </w:rPr>
-        <w:t xml:space="preserve">6. ピタメイトが第8条に基づき提供した役務の対価として得たコイン（以下「報酬コイン」といいます）は、第3項の定めにかかわらず、当社所定の方法（ピタメイトが登録した本人名義の銀行口座への振込）により金銭に換金することができます。報酬コインの換金は、本人確認および振込先口座の登録を完了したピタメイトのみが、当社所定の最低申請額（5,000コイン）以上から利用できます。換金にあたり、1回の申請につき当社所定の</w:t>
-      </w:r>
-      <w:r>
-        <w:rPr>
-          <w:rFonts w:ascii="Yu Mincho" w:eastAsia="Yu Mincho" w:hAnsi="Yu Mincho"/>
-          <w:b/>
-          <w:bCs/>
-          <w:color w:val="1A1A1A"/>
-          <w:sz w:val="21"/>
-          <w:szCs w:val="21"/>
-        </w:rPr>
-        <w:t xml:space="preserve">換金事務手数料（振込手数料を含む。300コイン）</w:t>
-      </w:r>
-      <w:r>
-        <w:rPr>
-          <w:rFonts w:ascii="Yu Mincho" w:eastAsia="Yu Mincho" w:hAnsi="Yu Mincho"/>
-          <w:color w:val="1A1A1A"/>
-          <w:sz w:val="21"/>
-          <w:szCs w:val="21"/>
-        </w:rPr>
-        <w:t xml:space="preserve">を申請コインから控除します。振込は当社所定の締め日・支払日（毎週日曜締め・翌週金曜払い。当該日が銀行休業日の場合は翌営業日）に行います。</w:t>
-      </w:r>
-    </w:p>
-    <w:p>
-      <w:pPr>
-        <w:spacing w:after="60" w:before="60" w:line="300"/>
-        <w:ind w:left="396" w:hanging="396"/>
-      </w:pPr>
-      <w:r>
-        <w:rPr>
-          <w:rFonts w:ascii="Yu Mincho" w:eastAsia="Yu Mincho" w:hAnsi="Yu Mincho"/>
-          <w:color w:val="1A1A1A"/>
-          <w:sz w:val="21"/>
-          <w:szCs w:val="21"/>
-        </w:rPr>
-        <w:t xml:space="preserve">7. </w:t>
-      </w:r>
-      <w:r>
-        <w:rPr>
-          <w:rFonts w:ascii="Yu Mincho" w:eastAsia="Yu Mincho" w:hAnsi="Yu Mincho"/>
-          <w:b/>
-          <w:bCs/>
-          <w:color w:val="1A1A1A"/>
-          <w:sz w:val="21"/>
-          <w:szCs w:val="21"/>
-        </w:rPr>
-        <w:t xml:space="preserve">報酬コインは、前項の換金にのみ用いることができます。</w:t>
-      </w:r>
-      <w:r>
-        <w:rPr>
-          <w:rFonts w:ascii="Yu Mincho" w:eastAsia="Yu Mincho" w:hAnsi="Yu Mincho"/>
-          <w:color w:val="1A1A1A"/>
-          <w:sz w:val="21"/>
-          <w:szCs w:val="21"/>
-        </w:rPr>
-        <w:t xml:space="preserve">報酬コインを、予約（第8条）、ありがとうギフト（第7条の2）その他本サービス内の支払いに充てることはできません。報酬コインは、購入することも、第三者に譲渡・貸与・売買することもできません。報酬コインに有効期限はありません。</w:t>
+        <w:t xml:space="preserve">第6条の2（退会）</w:t>
+      </w:r>
+    </w:p>
+    <w:p>
+      <w:pPr>
+        <w:spacing w:after="60" w:before="60" w:line="300"/>
+        <w:ind w:left="396" w:hanging="396"/>
+      </w:pPr>
+      <w:r>
+        <w:rPr>
+          <w:rFonts w:ascii="Yu Mincho" w:eastAsia="Yu Mincho" w:hAnsi="Yu Mincho"/>
+          <w:color w:val="1A1A1A"/>
+          <w:sz w:val="21"/>
+          <w:szCs w:val="21"/>
+        </w:rPr>
+        <w:t xml:space="preserve">1. ユーザーは、いつでも当社所定の方法により退会することができます。</w:t>
+      </w:r>
+    </w:p>
+    <w:p>
+      <w:pPr>
+        <w:spacing w:after="60" w:before="60" w:line="300"/>
+        <w:ind w:left="396" w:hanging="396"/>
+      </w:pPr>
+      <w:r>
+        <w:rPr>
+          <w:rFonts w:ascii="Yu Mincho" w:eastAsia="Yu Mincho" w:hAnsi="Yu Mincho"/>
+          <w:color w:val="1A1A1A"/>
+          <w:sz w:val="21"/>
+          <w:szCs w:val="21"/>
+        </w:rPr>
+        <w:t xml:space="preserve">2. 退会にあたり、</w:t>
+      </w:r>
+      <w:r>
+        <w:rPr>
+          <w:rFonts w:ascii="Yu Mincho" w:eastAsia="Yu Mincho" w:hAnsi="Yu Mincho"/>
+          <w:b/>
+          <w:bCs/>
+          <w:color w:val="1A1A1A"/>
+          <w:sz w:val="21"/>
+          <w:szCs w:val="21"/>
+        </w:rPr>
+        <w:t xml:space="preserve">成立済みの予約がある場合は、その履行またはキャンセル（第9条）を完了させてから退会するもの</w:t>
+      </w:r>
+      <w:r>
+        <w:rPr>
+          <w:rFonts w:ascii="Yu Mincho" w:eastAsia="Yu Mincho" w:hAnsi="Yu Mincho"/>
+          <w:color w:val="1A1A1A"/>
+          <w:sz w:val="21"/>
+          <w:szCs w:val="21"/>
+        </w:rPr>
+        <w:t xml:space="preserve">とします。</w:t>
+      </w:r>
+    </w:p>
+    <w:p>
+      <w:pPr>
+        <w:spacing w:after="60" w:before="60" w:line="300"/>
+        <w:ind w:left="396" w:hanging="396"/>
+      </w:pPr>
+      <w:r>
+        <w:rPr>
+          <w:rFonts w:ascii="Yu Mincho" w:eastAsia="Yu Mincho" w:hAnsi="Yu Mincho"/>
+          <w:color w:val="1A1A1A"/>
+          <w:sz w:val="21"/>
+          <w:szCs w:val="21"/>
+        </w:rPr>
+        <w:t xml:space="preserve">3. 退会の時点で保有する</w:t>
+      </w:r>
+      <w:r>
+        <w:rPr>
+          <w:rFonts w:ascii="Yu Mincho" w:eastAsia="Yu Mincho" w:hAnsi="Yu Mincho"/>
+          <w:b/>
+          <w:bCs/>
+          <w:color w:val="1A1A1A"/>
+          <w:sz w:val="21"/>
+          <w:szCs w:val="21"/>
+        </w:rPr>
+        <w:t xml:space="preserve">コインは消滅し、返金しません</w:t>
+      </w:r>
+      <w:r>
+        <w:rPr>
+          <w:rFonts w:ascii="Yu Mincho" w:eastAsia="Yu Mincho" w:hAnsi="Yu Mincho"/>
+          <w:color w:val="1A1A1A"/>
+          <w:sz w:val="21"/>
+          <w:szCs w:val="21"/>
+        </w:rPr>
+        <w:t xml:space="preserve">（第7条第3項）。当社は、退会の手続を行う画面において、消滅するコインの数を事前に表示します。</w:t>
+      </w:r>
+    </w:p>
+    <w:p>
+      <w:pPr>
+        <w:spacing w:after="60" w:before="60" w:line="300"/>
+        <w:ind w:left="396" w:hanging="396"/>
+      </w:pPr>
+      <w:r>
+        <w:rPr>
+          <w:rFonts w:ascii="Yu Mincho" w:eastAsia="Yu Mincho" w:hAnsi="Yu Mincho"/>
+          <w:color w:val="1A1A1A"/>
+          <w:sz w:val="21"/>
+          <w:szCs w:val="21"/>
+        </w:rPr>
+        <w:t xml:space="preserve">4. </w:t>
+      </w:r>
+      <w:r>
+        <w:rPr>
+          <w:rFonts w:ascii="Yu Mincho" w:eastAsia="Yu Mincho" w:hAnsi="Yu Mincho"/>
+          <w:b/>
+          <w:bCs/>
+          <w:color w:val="1A1A1A"/>
+          <w:sz w:val="21"/>
+          <w:szCs w:val="21"/>
+        </w:rPr>
+        <w:t xml:space="preserve">退会の時点で保有する報酬コインについては、退会後も、当社所定の期間（退会日から90日間）に限り、第7条第6項に定める換金の申請を行うことができます。</w:t>
+      </w:r>
+      <w:r>
+        <w:rPr>
+          <w:rFonts w:ascii="Yu Mincho" w:eastAsia="Yu Mincho" w:hAnsi="Yu Mincho"/>
+          <w:color w:val="1A1A1A"/>
+          <w:sz w:val="21"/>
+          <w:szCs w:val="21"/>
+        </w:rPr>
+        <w:t xml:space="preserve"> この場合の本人確認および振込先口座の登録の状態は、退会時のものによります。当該期間の経過後、報酬コインは消滅します。</w:t>
+      </w:r>
+    </w:p>
+    <w:p>
+      <w:pPr>
+        <w:spacing w:after="60" w:before="60" w:line="300"/>
+        <w:ind w:left="396"/>
+      </w:pPr>
+      <w:r>
+        <w:rPr>
+          <w:rFonts w:ascii="Yu Mincho" w:eastAsia="Yu Mincho" w:hAnsi="Yu Mincho"/>
+          <w:b/>
+          <w:bCs/>
+          <w:color w:val="1A1A1A"/>
+          <w:sz w:val="21"/>
+          <w:szCs w:val="21"/>
+        </w:rPr>
+        <w:t xml:space="preserve">この場合の換金には、第7条第6項の最低申請額を適用しません。</w:t>
+      </w:r>
+      <w:r>
+        <w:rPr>
+          <w:rFonts w:ascii="Yu Mincho" w:eastAsia="Yu Mincho" w:hAnsi="Yu Mincho"/>
+          <w:color w:val="1A1A1A"/>
+          <w:sz w:val="21"/>
+          <w:szCs w:val="21"/>
+        </w:rPr>
+        <w:t xml:space="preserve"> 保有する報酬コインの全額を一括して申請することができます（換金事務手数料は同項のとおり控除します）。</w:t>
+      </w:r>
+    </w:p>
+    <w:p>
+      <w:pPr>
+        <w:spacing w:after="60" w:before="60" w:line="300"/>
+        <w:ind w:left="396"/>
+      </w:pPr>
+      <w:r>
+        <w:rPr>
+          <w:rFonts w:ascii="Yu Mincho" w:eastAsia="Yu Mincho" w:hAnsi="Yu Mincho"/>
+          <w:color w:val="1A1A1A"/>
+          <w:sz w:val="21"/>
+          <w:szCs w:val="21"/>
+        </w:rPr>
+        <w:t xml:space="preserve">当社は、当該期間の満了前に、登録されたメールアドレスへ、換金の申請ができる期限を通知します。</w:t>
+      </w:r>
+    </w:p>
+    <w:p>
+      <w:pPr>
+        <w:spacing w:after="60" w:before="60" w:line="300"/>
+        <w:ind w:left="396" w:hanging="396"/>
+      </w:pPr>
+      <w:r>
+        <w:rPr>
+          <w:rFonts w:ascii="Yu Mincho" w:eastAsia="Yu Mincho" w:hAnsi="Yu Mincho"/>
+          <w:color w:val="1A1A1A"/>
+          <w:sz w:val="21"/>
+          <w:szCs w:val="21"/>
+        </w:rPr>
+        <w:t xml:space="preserve">5. 当社は、退会後も、法令に基づく記録の保存その他必要な範囲で、取引に関する記録を保持します。保持の期間および方法はプライバシーポリシーに定めます。</w:t>
       </w:r>
     </w:p>
     <w:p>
@@ -1568,322 +1688,242 @@
           <w:sz w:val="24"/>
           <w:szCs w:val="24"/>
         </w:rPr>
-        <w:t xml:space="preserve">第7条の2（ありがとうギフト）</w:t>
-      </w:r>
-    </w:p>
-    <w:p>
-      <w:pPr>
-        <w:spacing w:after="60" w:before="60" w:line="300"/>
-        <w:ind w:left="396" w:hanging="396"/>
-      </w:pPr>
-      <w:r>
-        <w:rPr>
-          <w:rFonts w:ascii="Yu Mincho" w:eastAsia="Yu Mincho" w:hAnsi="Yu Mincho"/>
-          <w:color w:val="1A1A1A"/>
-          <w:sz w:val="21"/>
-          <w:szCs w:val="21"/>
-        </w:rPr>
-        <w:t xml:space="preserve">1. ユーザーは、本サービス上で</w:t>
-      </w:r>
-      <w:r>
-        <w:rPr>
-          <w:rFonts w:ascii="Yu Mincho" w:eastAsia="Yu Mincho" w:hAnsi="Yu Mincho"/>
-          <w:b/>
-          <w:bCs/>
-          <w:color w:val="1A1A1A"/>
-          <w:sz w:val="21"/>
-          <w:szCs w:val="21"/>
-        </w:rPr>
-        <w:t xml:space="preserve">実際に一緒に遊んだ（予約が完了した）相手</w:t>
-      </w:r>
-      <w:r>
-        <w:rPr>
-          <w:rFonts w:ascii="Yu Mincho" w:eastAsia="Yu Mincho" w:hAnsi="Yu Mincho"/>
-          <w:color w:val="1A1A1A"/>
-          <w:sz w:val="21"/>
-          <w:szCs w:val="21"/>
-        </w:rPr>
-        <w:t xml:space="preserve">に対してのみ、感謝の気持ちを表す任意の謝礼として、購入したコインを「ありがとうギフト」として贈ることができます。ギフトは役務の対価ではなく、贈るかどうか・金額はユーザーの自由な意思によります。</w:t>
-      </w:r>
-    </w:p>
-    <w:p>
-      <w:pPr>
-        <w:spacing w:after="60" w:before="60" w:line="300"/>
-        <w:ind w:left="396" w:hanging="396"/>
-      </w:pPr>
-      <w:r>
-        <w:rPr>
-          <w:rFonts w:ascii="Yu Mincho" w:eastAsia="Yu Mincho" w:hAnsi="Yu Mincho"/>
-          <w:color w:val="1A1A1A"/>
-          <w:sz w:val="21"/>
-          <w:szCs w:val="21"/>
-        </w:rPr>
-        <w:t xml:space="preserve">2. ギフトの原資は、第7条第1項により</w:t>
-      </w:r>
-      <w:r>
-        <w:rPr>
-          <w:rFonts w:ascii="Yu Mincho" w:eastAsia="Yu Mincho" w:hAnsi="Yu Mincho"/>
-          <w:b/>
-          <w:bCs/>
-          <w:color w:val="1A1A1A"/>
-          <w:sz w:val="21"/>
-          <w:szCs w:val="21"/>
-        </w:rPr>
-        <w:t xml:space="preserve">購入したコインに限り</w:t>
-      </w:r>
-      <w:r>
-        <w:rPr>
-          <w:rFonts w:ascii="Yu Mincho" w:eastAsia="Yu Mincho" w:hAnsi="Yu Mincho"/>
-          <w:color w:val="1A1A1A"/>
-          <w:sz w:val="21"/>
-          <w:szCs w:val="21"/>
-        </w:rPr>
-        <w:t xml:space="preserve">ます。報酬コイン（第7条第6項）をギフトに用いることはできません。</w:t>
-      </w:r>
-    </w:p>
-    <w:p>
-      <w:pPr>
-        <w:spacing w:after="60" w:before="60" w:line="300"/>
-        <w:ind w:left="396" w:hanging="396"/>
-      </w:pPr>
-      <w:r>
-        <w:rPr>
-          <w:rFonts w:ascii="Yu Mincho" w:eastAsia="Yu Mincho" w:hAnsi="Yu Mincho"/>
-          <w:color w:val="1A1A1A"/>
-          <w:sz w:val="21"/>
-          <w:szCs w:val="21"/>
-        </w:rPr>
-        <w:t xml:space="preserve">3. 一度贈ったギフトは、</w:t>
-      </w:r>
-      <w:r>
-        <w:rPr>
-          <w:rFonts w:ascii="Yu Mincho" w:eastAsia="Yu Mincho" w:hAnsi="Yu Mincho"/>
-          <w:b/>
-          <w:bCs/>
-          <w:color w:val="1A1A1A"/>
-          <w:sz w:val="21"/>
-          <w:szCs w:val="21"/>
-        </w:rPr>
-        <w:t xml:space="preserve">取消し・返金・返還ができません</w:t>
-      </w:r>
-      <w:r>
-        <w:rPr>
-          <w:rFonts w:ascii="Yu Mincho" w:eastAsia="Yu Mincho" w:hAnsi="Yu Mincho"/>
-          <w:color w:val="1A1A1A"/>
-          <w:sz w:val="21"/>
-          <w:szCs w:val="21"/>
-        </w:rPr>
-        <w:t xml:space="preserve">。</w:t>
-      </w:r>
-    </w:p>
-    <w:p>
-      <w:pPr>
-        <w:spacing w:after="60" w:before="60" w:line="300"/>
-        <w:ind w:left="396" w:hanging="396"/>
-      </w:pPr>
-      <w:r>
-        <w:rPr>
-          <w:rFonts w:ascii="Yu Mincho" w:eastAsia="Yu Mincho" w:hAnsi="Yu Mincho"/>
-          <w:color w:val="1A1A1A"/>
-          <w:sz w:val="21"/>
-          <w:szCs w:val="21"/>
-        </w:rPr>
-        <w:t xml:space="preserve">4. コインは本サービス内でのみ利用できる電子的な記録であり、</w:t>
-      </w:r>
-      <w:r>
-        <w:rPr>
-          <w:rFonts w:ascii="Yu Mincho" w:eastAsia="Yu Mincho" w:hAnsi="Yu Mincho"/>
-          <w:b/>
-          <w:bCs/>
-          <w:color w:val="1A1A1A"/>
-          <w:sz w:val="21"/>
-          <w:szCs w:val="21"/>
-        </w:rPr>
-        <w:t xml:space="preserve">それ自体が現金・預金・有価証券ではありません</w:t>
-      </w:r>
-      <w:r>
-        <w:rPr>
-          <w:rFonts w:ascii="Yu Mincho" w:eastAsia="Yu Mincho" w:hAnsi="Yu Mincho"/>
-          <w:color w:val="1A1A1A"/>
-          <w:sz w:val="21"/>
-          <w:szCs w:val="21"/>
-        </w:rPr>
-        <w:t xml:space="preserve">。</w:t>
-      </w:r>
-    </w:p>
-    <w:p>
-      <w:pPr>
-        <w:spacing w:after="60" w:before="60" w:line="300"/>
-        <w:ind w:left="396" w:hanging="396"/>
-      </w:pPr>
-      <w:r>
-        <w:rPr>
-          <w:rFonts w:ascii="Yu Mincho" w:eastAsia="Yu Mincho" w:hAnsi="Yu Mincho"/>
-          <w:color w:val="1A1A1A"/>
-          <w:sz w:val="21"/>
-          <w:szCs w:val="21"/>
-        </w:rPr>
-        <w:t xml:space="preserve">5. ギフトとして受け取ったコインは報酬コイン（第7条6項）として扱い、同項の換金条件（本人確認・振込先口座の登録・最低申請額・手数料）に加え、</w:t>
-      </w:r>
-      <w:r>
-        <w:rPr>
-          <w:rFonts w:ascii="Yu Mincho" w:eastAsia="Yu Mincho" w:hAnsi="Yu Mincho"/>
-          <w:b/>
-          <w:bCs/>
-          <w:color w:val="1A1A1A"/>
-          <w:sz w:val="21"/>
-          <w:szCs w:val="21"/>
-        </w:rPr>
-        <w:t xml:space="preserve">受領日から7日間は換金できない保留期間</w:t>
-      </w:r>
-      <w:r>
-        <w:rPr>
-          <w:rFonts w:ascii="Yu Mincho" w:eastAsia="Yu Mincho" w:hAnsi="Yu Mincho"/>
-          <w:color w:val="1A1A1A"/>
-          <w:sz w:val="21"/>
-          <w:szCs w:val="21"/>
-        </w:rPr>
-        <w:t xml:space="preserve">を設けます。当社は、送金・受領の状況に照らし、換金の全部または一部について追加の審査・保留を行うことがあります。</w:t>
-      </w:r>
-    </w:p>
-    <w:p>
-      <w:pPr>
-        <w:spacing w:after="60" w:before="60" w:line="300"/>
-        <w:ind w:left="396" w:hanging="396"/>
-      </w:pPr>
-      <w:r>
-        <w:rPr>
-          <w:rFonts w:ascii="Yu Mincho" w:eastAsia="Yu Mincho" w:hAnsi="Yu Mincho"/>
-          <w:color w:val="1A1A1A"/>
-          <w:sz w:val="21"/>
-          <w:szCs w:val="21"/>
-        </w:rPr>
-        <w:t xml:space="preserve">6. 当社は、ギフトの濫用（マネー・ローンダリング、クレジットカードの現金化、自作自演、通謀・相互送金、名義の借用、その他不正な資金移動）を防止するため、次の各号その他当社所定の制限を設けます。制限の具体的な数値は、不正防止の目的の範囲で予告なく変更することがあります。</w:t>
-      </w:r>
-    </w:p>
-    <w:p>
-      <w:pPr>
-        <w:spacing w:after="60" w:before="60" w:line="300"/>
-        <w:ind w:left="623" w:hanging="226"/>
-      </w:pPr>
-      <w:r>
-        <w:rPr>
-          <w:rFonts w:ascii="Yu Mincho" w:eastAsia="Yu Mincho" w:hAnsi="Yu Mincho"/>
-          <w:color w:val="1A1A1A"/>
-          <w:sz w:val="21"/>
-          <w:szCs w:val="21"/>
-        </w:rPr>
-        <w:t xml:space="preserve">・1回・1日・一定期間あたりの送信上限</w:t>
-      </w:r>
-    </w:p>
-    <w:p>
-      <w:pPr>
-        <w:spacing w:after="60" w:before="60" w:line="300"/>
-        <w:ind w:left="623" w:hanging="226"/>
-      </w:pPr>
-      <w:r>
-        <w:rPr>
-          <w:rFonts w:ascii="Yu Mincho" w:eastAsia="Yu Mincho" w:hAnsi="Yu Mincho"/>
-          <w:color w:val="1A1A1A"/>
-          <w:sz w:val="21"/>
-          <w:szCs w:val="21"/>
-        </w:rPr>
-        <w:t xml:space="preserve">・相手からギフトを受け取っている場合の、当該相手への送信の禁止（相互送金の禁止）</w:t>
-      </w:r>
-    </w:p>
-    <w:p>
-      <w:pPr>
-        <w:spacing w:after="60" w:before="60" w:line="300"/>
-        <w:ind w:left="623" w:hanging="226"/>
-      </w:pPr>
-      <w:r>
-        <w:rPr>
-          <w:rFonts w:ascii="Yu Mincho" w:eastAsia="Yu Mincho" w:hAnsi="Yu Mincho"/>
-          <w:color w:val="1A1A1A"/>
-          <w:sz w:val="21"/>
-          <w:szCs w:val="21"/>
-        </w:rPr>
-        <w:t xml:space="preserve">・コイン購入の直後一定時間における送信の制限</w:t>
-      </w:r>
-    </w:p>
-    <w:p>
-      <w:pPr>
-        <w:spacing w:after="60" w:before="60" w:line="300"/>
-        <w:ind w:left="623" w:hanging="226"/>
-      </w:pPr>
-      <w:r>
-        <w:rPr>
-          <w:rFonts w:ascii="Yu Mincho" w:eastAsia="Yu Mincho" w:hAnsi="Yu Mincho"/>
-          <w:color w:val="1A1A1A"/>
-          <w:sz w:val="21"/>
-          <w:szCs w:val="21"/>
-        </w:rPr>
-        <w:t xml:space="preserve">・同一の端末・通信環境・決済手段等による不自然な送受信の検知</w:t>
-      </w:r>
-    </w:p>
-    <w:p>
-      <w:pPr>
-        <w:spacing w:after="60" w:before="60" w:line="300"/>
-        <w:ind w:left="396" w:hanging="396"/>
-      </w:pPr>
-      <w:r>
-        <w:rPr>
-          <w:rFonts w:ascii="Yu Mincho" w:eastAsia="Yu Mincho" w:hAnsi="Yu Mincho"/>
-          <w:color w:val="1A1A1A"/>
-          <w:sz w:val="21"/>
-          <w:szCs w:val="21"/>
-        </w:rPr>
-        <w:t xml:space="preserve">7. ユーザーが前項の制限に違反し、または不正・不当な目的でギフト機能を利用したと当社が判断した場合、当社は、事前の通知なく、換金の停止・保留、当該コインの没収（残高の失効）、機能の利用制限その他必要な措置を講じることができます。</w:t>
-      </w:r>
-    </w:p>
-    <w:p>
-      <w:pPr>
-        <w:spacing w:after="60" w:before="60" w:line="300"/>
-        <w:ind w:left="396" w:hanging="396"/>
-      </w:pPr>
-      <w:r>
-        <w:rPr>
-          <w:rFonts w:ascii="Yu Mincho" w:eastAsia="Yu Mincho" w:hAnsi="Yu Mincho"/>
-          <w:color w:val="1A1A1A"/>
-          <w:sz w:val="21"/>
-          <w:szCs w:val="21"/>
-        </w:rPr>
-        <w:t xml:space="preserve">8. ギフトの受領・換金により生じる</w:t>
-      </w:r>
-      <w:r>
-        <w:rPr>
-          <w:rFonts w:ascii="Yu Mincho" w:eastAsia="Yu Mincho" w:hAnsi="Yu Mincho"/>
-          <w:b/>
-          <w:bCs/>
-          <w:color w:val="1A1A1A"/>
-          <w:sz w:val="21"/>
-          <w:szCs w:val="21"/>
-        </w:rPr>
-        <w:t xml:space="preserve">税金の申告・納付は、受領者（換金者）の負担と責任</w:t>
-      </w:r>
-      <w:r>
-        <w:rPr>
-          <w:rFonts w:ascii="Yu Mincho" w:eastAsia="Yu Mincho" w:hAnsi="Yu Mincho"/>
-          <w:color w:val="1A1A1A"/>
-          <w:sz w:val="21"/>
-          <w:szCs w:val="21"/>
-        </w:rPr>
-        <w:t xml:space="preserve">において行うものとします。</w:t>
-      </w:r>
-    </w:p>
-    <w:p>
-      <w:pPr>
-        <w:spacing w:after="60" w:before="60" w:line="300"/>
-        <w:ind w:left="396" w:hanging="396"/>
-      </w:pPr>
-      <w:r>
-        <w:rPr>
-          <w:rFonts w:ascii="Yu Mincho" w:eastAsia="Yu Mincho" w:hAnsi="Yu Mincho"/>
-          <w:color w:val="1A1A1A"/>
-          <w:sz w:val="21"/>
-          <w:szCs w:val="21"/>
-        </w:rPr>
-        <w:t xml:space="preserve">9. 当社は、ギフトに関して当事者間または第三者との間に生じた紛争について、当事者ではなく、責任を負いません（第2条第3項）。</w:t>
+        <w:t xml:space="preserve">第6条の3（利用停止・強制退会の場合のコインの取扱い）</w:t>
+      </w:r>
+    </w:p>
+    <w:p>
+      <w:pPr>
+        <w:spacing w:after="60" w:before="60" w:line="300"/>
+        <w:ind w:left="396" w:hanging="396"/>
+      </w:pPr>
+      <w:r>
+        <w:rPr>
+          <w:rFonts w:ascii="Yu Mincho" w:eastAsia="Yu Mincho" w:hAnsi="Yu Mincho"/>
+          <w:color w:val="1A1A1A"/>
+          <w:sz w:val="21"/>
+          <w:szCs w:val="21"/>
+        </w:rPr>
+        <w:t xml:space="preserve">1. 当社が第6条に定める措置（利用の停止、アカウントの削除その他の措置をいいます。以下「</w:t>
+      </w:r>
+      <w:r>
+        <w:rPr>
+          <w:rFonts w:ascii="Yu Mincho" w:eastAsia="Yu Mincho" w:hAnsi="Yu Mincho"/>
+          <w:b/>
+          <w:bCs/>
+          <w:color w:val="1A1A1A"/>
+          <w:sz w:val="21"/>
+          <w:szCs w:val="21"/>
+        </w:rPr>
+        <w:t xml:space="preserve">利用停止等</w:t>
+      </w:r>
+      <w:r>
+        <w:rPr>
+          <w:rFonts w:ascii="Yu Mincho" w:eastAsia="Yu Mincho" w:hAnsi="Yu Mincho"/>
+          <w:color w:val="1A1A1A"/>
+          <w:sz w:val="21"/>
+          <w:szCs w:val="21"/>
+        </w:rPr>
+        <w:t xml:space="preserve">」といいます）を講じた場合における、当該ユーザーの保有するコインの取扱いは、本条に定めるところによります。</w:t>
+      </w:r>
+    </w:p>
+    <w:p>
+      <w:pPr>
+        <w:spacing w:after="60" w:before="60" w:line="300"/>
+        <w:ind w:left="396" w:hanging="396"/>
+      </w:pPr>
+      <w:r>
+        <w:rPr>
+          <w:rFonts w:ascii="Yu Mincho" w:eastAsia="Yu Mincho" w:hAnsi="Yu Mincho"/>
+          <w:color w:val="1A1A1A"/>
+          <w:sz w:val="21"/>
+          <w:szCs w:val="21"/>
+        </w:rPr>
+        <w:t xml:space="preserve">2. </w:t>
+      </w:r>
+      <w:r>
+        <w:rPr>
+          <w:rFonts w:ascii="Yu Mincho" w:eastAsia="Yu Mincho" w:hAnsi="Yu Mincho"/>
+          <w:b/>
+          <w:bCs/>
+          <w:color w:val="1A1A1A"/>
+          <w:sz w:val="21"/>
+          <w:szCs w:val="21"/>
+        </w:rPr>
+        <w:t xml:space="preserve">利用停止等の時点で確定している報酬コインについては、次項に定める場合を除き、第6条の2第4項に準じて換金の申請を行うことができます。</w:t>
+      </w:r>
+      <w:r>
+        <w:rPr>
+          <w:rFonts w:ascii="Yu Mincho" w:eastAsia="Yu Mincho" w:hAnsi="Yu Mincho"/>
+          <w:color w:val="1A1A1A"/>
+          <w:sz w:val="21"/>
+          <w:szCs w:val="21"/>
+        </w:rPr>
+        <w:t xml:space="preserve"> 当社は、利用停止等の通知において、換金の申請ができる期間および方法を併せて通知します。</w:t>
+      </w:r>
+    </w:p>
+    <w:p>
+      <w:pPr>
+        <w:spacing w:after="60" w:before="60" w:line="300"/>
+        <w:ind w:left="396" w:hanging="396"/>
+      </w:pPr>
+      <w:r>
+        <w:rPr>
+          <w:rFonts w:ascii="Yu Mincho" w:eastAsia="Yu Mincho" w:hAnsi="Yu Mincho"/>
+          <w:color w:val="1A1A1A"/>
+          <w:sz w:val="21"/>
+          <w:szCs w:val="21"/>
+        </w:rPr>
+        <w:t xml:space="preserve">3. 前項にかかわらず、次の各号のいずれかに該当する報酬コインについては、当社は、換金の申請を認めず、または当該報酬コインを消滅させることができます。</w:t>
+      </w:r>
+    </w:p>
+    <w:p>
+      <w:pPr>
+        <w:spacing w:after="60" w:before="60" w:line="300"/>
+        <w:ind w:left="737" w:hanging="340"/>
+      </w:pPr>
+      <w:r>
+        <w:rPr>
+          <w:rFonts w:ascii="Yu Mincho" w:eastAsia="Yu Mincho" w:hAnsi="Yu Mincho"/>
+          <w:color w:val="1A1A1A"/>
+          <w:sz w:val="21"/>
+          <w:szCs w:val="21"/>
+        </w:rPr>
+        <w:t xml:space="preserve">1. 利用停止等の原因となった違反行為により取得されたもの</w:t>
+      </w:r>
+    </w:p>
+    <w:p>
+      <w:pPr>
+        <w:spacing w:after="60" w:before="60" w:line="300"/>
+        <w:ind w:left="737" w:hanging="340"/>
+      </w:pPr>
+      <w:r>
+        <w:rPr>
+          <w:rFonts w:ascii="Yu Mincho" w:eastAsia="Yu Mincho" w:hAnsi="Yu Mincho"/>
+          <w:color w:val="1A1A1A"/>
+          <w:sz w:val="21"/>
+          <w:szCs w:val="21"/>
+        </w:rPr>
+        <w:t xml:space="preserve">2. 第7条の2第7項（ギフトの濫用）に該当するもの</w:t>
+      </w:r>
+    </w:p>
+    <w:p>
+      <w:pPr>
+        <w:spacing w:after="60" w:before="60" w:line="300"/>
+        <w:ind w:left="737" w:hanging="340"/>
+      </w:pPr>
+      <w:r>
+        <w:rPr>
+          <w:rFonts w:ascii="Yu Mincho" w:eastAsia="Yu Mincho" w:hAnsi="Yu Mincho"/>
+          <w:color w:val="1A1A1A"/>
+          <w:sz w:val="21"/>
+          <w:szCs w:val="21"/>
+        </w:rPr>
+        <w:t xml:space="preserve">3. 第8条の6第3項により控除の対象となるもの</w:t>
+      </w:r>
+    </w:p>
+    <w:p>
+      <w:pPr>
+        <w:spacing w:after="60" w:before="60" w:line="300"/>
+        <w:ind w:left="396" w:hanging="396"/>
+      </w:pPr>
+      <w:r>
+        <w:rPr>
+          <w:rFonts w:ascii="Yu Mincho" w:eastAsia="Yu Mincho" w:hAnsi="Yu Mincho"/>
+          <w:color w:val="1A1A1A"/>
+          <w:sz w:val="21"/>
+          <w:szCs w:val="21"/>
+        </w:rPr>
+        <w:t xml:space="preserve">4. 当社は、利用停止等の原因となった事実について調査または係争が継続している間、</w:t>
+      </w:r>
+      <w:r>
+        <w:rPr>
+          <w:rFonts w:ascii="Yu Mincho" w:eastAsia="Yu Mincho" w:hAnsi="Yu Mincho"/>
+          <w:b/>
+          <w:bCs/>
+          <w:color w:val="1A1A1A"/>
+          <w:sz w:val="21"/>
+          <w:szCs w:val="21"/>
+        </w:rPr>
+        <w:t xml:space="preserve">第8条の6第5項2号に準じて、当該報酬コインの換金を保留することができます。</w:t>
+      </w:r>
+      <w:r>
+        <w:rPr>
+          <w:rFonts w:ascii="Yu Mincho" w:eastAsia="Yu Mincho" w:hAnsi="Yu Mincho"/>
+          <w:color w:val="1A1A1A"/>
+          <w:sz w:val="21"/>
+          <w:szCs w:val="21"/>
+        </w:rPr>
+        <w:t xml:space="preserve"> 保留の期間は、当社が定める合理的な期間（最長30日間）とします。</w:t>
+      </w:r>
+    </w:p>
+    <w:p>
+      <w:pPr>
+        <w:spacing w:after="60" w:before="60" w:line="300"/>
+        <w:ind w:left="396" w:hanging="396"/>
+      </w:pPr>
+      <w:r>
+        <w:rPr>
+          <w:rFonts w:ascii="Yu Mincho" w:eastAsia="Yu Mincho" w:hAnsi="Yu Mincho"/>
+          <w:color w:val="1A1A1A"/>
+          <w:sz w:val="21"/>
+          <w:szCs w:val="21"/>
+        </w:rPr>
+        <w:t xml:space="preserve">5. </w:t>
+      </w:r>
+      <w:r>
+        <w:rPr>
+          <w:rFonts w:ascii="Yu Mincho" w:eastAsia="Yu Mincho" w:hAnsi="Yu Mincho"/>
+          <w:b/>
+          <w:bCs/>
+          <w:color w:val="1A1A1A"/>
+          <w:sz w:val="21"/>
+          <w:szCs w:val="21"/>
+        </w:rPr>
+        <w:t xml:space="preserve">利用停止等の時点で保有する購入コインは、消滅し、返金しません。</w:t>
+      </w:r>
+      <w:r>
+        <w:rPr>
+          <w:rFonts w:ascii="Yu Mincho" w:eastAsia="Yu Mincho" w:hAnsi="Yu Mincho"/>
+          <w:color w:val="1A1A1A"/>
+          <w:sz w:val="21"/>
+          <w:szCs w:val="21"/>
+        </w:rPr>
+        <w:t xml:space="preserve"> ただし、利用停止等の原因が当社の責めに帰すべき事由による場合、または法令上返金が必要な場合は、この限りではありません。</w:t>
+      </w:r>
+    </w:p>
+    <w:p>
+      <w:pPr>
+        <w:spacing w:after="60" w:before="60" w:line="300"/>
+        <w:ind w:left="396" w:hanging="396"/>
+      </w:pPr>
+      <w:r>
+        <w:rPr>
+          <w:rFonts w:ascii="Yu Mincho" w:eastAsia="Yu Mincho" w:hAnsi="Yu Mincho"/>
+          <w:color w:val="1A1A1A"/>
+          <w:sz w:val="21"/>
+          <w:szCs w:val="21"/>
+        </w:rPr>
+        <w:t xml:space="preserve">6. 本条の措置について異議があるユーザーは、</w:t>
+      </w:r>
+      <w:r>
+        <w:rPr>
+          <w:rFonts w:ascii="Yu Mincho" w:eastAsia="Yu Mincho" w:hAnsi="Yu Mincho"/>
+          <w:b/>
+          <w:bCs/>
+          <w:color w:val="1A1A1A"/>
+          <w:sz w:val="21"/>
+          <w:szCs w:val="21"/>
+        </w:rPr>
+        <w:t xml:space="preserve">第6条第4項に定める再審査の申立て</w:t>
+      </w:r>
+      <w:r>
+        <w:rPr>
+          <w:rFonts w:ascii="Yu Mincho" w:eastAsia="Yu Mincho" w:hAnsi="Yu Mincho"/>
+          <w:color w:val="1A1A1A"/>
+          <w:sz w:val="21"/>
+          <w:szCs w:val="21"/>
+        </w:rPr>
+        <w:t xml:space="preserve">を行うことができます。当社は誠実にこれを再検討します。</w:t>
       </w:r>
     </w:p>
     <w:p>
@@ -1903,189 +1943,63 @@
           <w:sz w:val="24"/>
           <w:szCs w:val="24"/>
         </w:rPr>
-        <w:t xml:space="preserve">第7条の3（あんしんサポート料）</w:t>
-      </w:r>
-    </w:p>
-    <w:p>
-      <w:pPr>
-        <w:spacing w:after="60" w:before="60" w:line="300"/>
-        <w:ind w:left="396" w:hanging="396"/>
-      </w:pPr>
-      <w:r>
-        <w:rPr>
-          <w:rFonts w:ascii="Yu Mincho" w:eastAsia="Yu Mincho" w:hAnsi="Yu Mincho"/>
-          <w:color w:val="1A1A1A"/>
-          <w:sz w:val="21"/>
-          <w:szCs w:val="21"/>
-        </w:rPr>
-        <w:t xml:space="preserve">1. ユーザーがコインを購入するときは、コインの価格に加えて、当社所定の率による「あんしんサポート料」をお支払いいただきます。率および金額は、購入手続の画面において、コインの価格と</w:t>
-      </w:r>
-      <w:r>
-        <w:rPr>
-          <w:rFonts w:ascii="Yu Mincho" w:eastAsia="Yu Mincho" w:hAnsi="Yu Mincho"/>
-          <w:b/>
-          <w:bCs/>
-          <w:color w:val="1A1A1A"/>
-          <w:sz w:val="21"/>
-          <w:szCs w:val="21"/>
-        </w:rPr>
-        <w:t xml:space="preserve">区分して表示</w:t>
-      </w:r>
-      <w:r>
-        <w:rPr>
-          <w:rFonts w:ascii="Yu Mincho" w:eastAsia="Yu Mincho" w:hAnsi="Yu Mincho"/>
-          <w:color w:val="1A1A1A"/>
-          <w:sz w:val="21"/>
-          <w:szCs w:val="21"/>
-        </w:rPr>
-        <w:t xml:space="preserve">します。</w:t>
-      </w:r>
-    </w:p>
-    <w:p>
-      <w:pPr>
-        <w:spacing w:after="60" w:before="60" w:line="300"/>
-        <w:ind w:left="396" w:hanging="396"/>
-      </w:pPr>
-      <w:r>
-        <w:rPr>
-          <w:rFonts w:ascii="Yu Mincho" w:eastAsia="Yu Mincho" w:hAnsi="Yu Mincho"/>
-          <w:color w:val="1A1A1A"/>
-          <w:sz w:val="21"/>
-          <w:szCs w:val="21"/>
-        </w:rPr>
-        <w:t xml:space="preserve">2. あんしんサポート料は、当社が本サービスにおいて提供する次の各号の役務の対価です。</w:t>
-      </w:r>
-      <w:r>
-        <w:rPr>
-          <w:rFonts w:ascii="Yu Mincho" w:eastAsia="Yu Mincho" w:hAnsi="Yu Mincho"/>
-          <w:b/>
-          <w:bCs/>
-          <w:color w:val="1A1A1A"/>
-          <w:sz w:val="21"/>
-          <w:szCs w:val="21"/>
-        </w:rPr>
-        <w:t xml:space="preserve">保険契約に基づく保険料ではなく、ユーザーに生じた損害を補填し、または返金を保証するものではありません。</w:t>
-      </w:r>
-    </w:p>
-    <w:p>
-      <w:pPr>
-        <w:spacing w:after="60" w:before="60" w:line="300"/>
-        <w:ind w:left="737" w:hanging="340"/>
-      </w:pPr>
-      <w:r>
-        <w:rPr>
-          <w:rFonts w:ascii="Yu Mincho" w:eastAsia="Yu Mincho" w:hAnsi="Yu Mincho"/>
-          <w:color w:val="1A1A1A"/>
-          <w:sz w:val="21"/>
-          <w:szCs w:val="21"/>
-        </w:rPr>
-        <w:t xml:space="preserve">1. 本人確認（年齢確認を含む）の実施</w:t>
-      </w:r>
-    </w:p>
-    <w:p>
-      <w:pPr>
-        <w:spacing w:after="60" w:before="60" w:line="300"/>
-        <w:ind w:left="737" w:hanging="340"/>
-      </w:pPr>
-      <w:r>
-        <w:rPr>
-          <w:rFonts w:ascii="Yu Mincho" w:eastAsia="Yu Mincho" w:hAnsi="Yu Mincho"/>
-          <w:color w:val="1A1A1A"/>
-          <w:sz w:val="21"/>
-          <w:szCs w:val="21"/>
-        </w:rPr>
-        <w:t xml:space="preserve">2. メッセージ等のみまもり（第4条）の運用</w:t>
-      </w:r>
-    </w:p>
-    <w:p>
-      <w:pPr>
-        <w:spacing w:after="60" w:before="60" w:line="300"/>
-        <w:ind w:left="737" w:hanging="340"/>
-      </w:pPr>
-      <w:r>
-        <w:rPr>
-          <w:rFonts w:ascii="Yu Mincho" w:eastAsia="Yu Mincho" w:hAnsi="Yu Mincho"/>
-          <w:color w:val="1A1A1A"/>
-          <w:sz w:val="21"/>
-          <w:szCs w:val="21"/>
-        </w:rPr>
-        <w:t xml:space="preserve">3. 通報の受付およびこれに対する対応</w:t>
-      </w:r>
-    </w:p>
-    <w:p>
-      <w:pPr>
-        <w:spacing w:after="60" w:before="60" w:line="300"/>
-        <w:ind w:left="737" w:hanging="340"/>
-      </w:pPr>
-      <w:r>
-        <w:rPr>
-          <w:rFonts w:ascii="Yu Mincho" w:eastAsia="Yu Mincho" w:hAnsi="Yu Mincho"/>
-          <w:color w:val="1A1A1A"/>
-          <w:sz w:val="21"/>
-          <w:szCs w:val="21"/>
-        </w:rPr>
-        <w:t xml:space="preserve">4. ユーザー間のトラブルに関する事実の確認および当事者への連絡</w:t>
-      </w:r>
-    </w:p>
-    <w:p>
-      <w:pPr>
-        <w:spacing w:after="60" w:before="60" w:line="300"/>
-        <w:ind w:left="737" w:hanging="340"/>
-      </w:pPr>
-      <w:r>
-        <w:rPr>
-          <w:rFonts w:ascii="Yu Mincho" w:eastAsia="Yu Mincho" w:hAnsi="Yu Mincho"/>
-          <w:color w:val="1A1A1A"/>
-          <w:sz w:val="21"/>
-          <w:szCs w:val="21"/>
-        </w:rPr>
-        <w:t xml:space="preserve">5. 問い合わせ窓口の運営</w:t>
-      </w:r>
-    </w:p>
-    <w:p>
-      <w:pPr>
-        <w:spacing w:after="60" w:before="60" w:line="300"/>
-        <w:ind w:left="396" w:hanging="396"/>
-      </w:pPr>
-      <w:r>
-        <w:rPr>
-          <w:rFonts w:ascii="Yu Mincho" w:eastAsia="Yu Mincho" w:hAnsi="Yu Mincho"/>
-          <w:color w:val="1A1A1A"/>
-          <w:sz w:val="21"/>
-          <w:szCs w:val="21"/>
-        </w:rPr>
-        <w:t xml:space="preserve">3. あんしんサポート料は</w:t>
-      </w:r>
-      <w:r>
-        <w:rPr>
-          <w:rFonts w:ascii="Yu Mincho" w:eastAsia="Yu Mincho" w:hAnsi="Yu Mincho"/>
-          <w:b/>
-          <w:bCs/>
-          <w:color w:val="1A1A1A"/>
-          <w:sz w:val="21"/>
-          <w:szCs w:val="21"/>
-        </w:rPr>
-        <w:t xml:space="preserve">コインの購入代価ではありません</w:t>
-      </w:r>
-      <w:r>
-        <w:rPr>
-          <w:rFonts w:ascii="Yu Mincho" w:eastAsia="Yu Mincho" w:hAnsi="Yu Mincho"/>
-          <w:color w:val="1A1A1A"/>
-          <w:sz w:val="21"/>
-          <w:szCs w:val="21"/>
-        </w:rPr>
-        <w:t xml:space="preserve">。したがって、</w:t>
-      </w:r>
-      <w:r>
-        <w:rPr>
-          <w:rFonts w:ascii="Yu Mincho" w:eastAsia="Yu Mincho" w:hAnsi="Yu Mincho"/>
-          <w:b/>
-          <w:bCs/>
-          <w:color w:val="1A1A1A"/>
-          <w:sz w:val="21"/>
-          <w:szCs w:val="21"/>
-        </w:rPr>
-        <w:t xml:space="preserve">コインに変換されず、コインの残高にも加算されません</w:t>
+        <w:t xml:space="preserve">第7条（コインの購入・利用）</w:t>
+      </w:r>
+    </w:p>
+    <w:p>
+      <w:pPr>
+        <w:spacing w:after="60" w:before="60" w:line="300"/>
+        <w:ind w:left="396" w:hanging="396"/>
+      </w:pPr>
+      <w:r>
+        <w:rPr>
+          <w:rFonts w:ascii="Yu Mincho" w:eastAsia="Yu Mincho" w:hAnsi="Yu Mincho"/>
+          <w:color w:val="1A1A1A"/>
+          <w:sz w:val="21"/>
+          <w:szCs w:val="21"/>
+        </w:rPr>
+        <w:t xml:space="preserve">1. ユーザーは、当社所定の方法により、本サービス内でのみ利用できる電子的な対価「コイン」を購入できます。コインの価格・パック内容は本サービス上に表示します。</w:t>
+      </w:r>
+    </w:p>
+    <w:p>
+      <w:pPr>
+        <w:spacing w:after="60" w:before="60" w:line="300"/>
+        <w:ind w:left="396" w:hanging="396"/>
+      </w:pPr>
+      <w:r>
+        <w:rPr>
+          <w:rFonts w:ascii="Yu Mincho" w:eastAsia="Yu Mincho" w:hAnsi="Yu Mincho"/>
+          <w:color w:val="1A1A1A"/>
+          <w:sz w:val="21"/>
+          <w:szCs w:val="21"/>
+        </w:rPr>
+        <w:t xml:space="preserve">2. コインは、ピタメイト（第8条）が提供する「一緒に遊ぶ時間」の予約その他当社が定める用途に、本サービス内で消費できます。</w:t>
+      </w:r>
+    </w:p>
+    <w:p>
+      <w:pPr>
+        <w:spacing w:after="60" w:before="60" w:line="300"/>
+        <w:ind w:left="396" w:hanging="396"/>
+      </w:pPr>
+      <w:r>
+        <w:rPr>
+          <w:rFonts w:ascii="Yu Mincho" w:eastAsia="Yu Mincho" w:hAnsi="Yu Mincho"/>
+          <w:color w:val="1A1A1A"/>
+          <w:sz w:val="21"/>
+          <w:szCs w:val="21"/>
+        </w:rPr>
+        <w:t xml:space="preserve">3. 前項により購入したコインは、</w:t>
+      </w:r>
+      <w:r>
+        <w:rPr>
+          <w:rFonts w:ascii="Yu Mincho" w:eastAsia="Yu Mincho" w:hAnsi="Yu Mincho"/>
+          <w:b/>
+          <w:bCs/>
+          <w:color w:val="1A1A1A"/>
+          <w:sz w:val="21"/>
+          <w:szCs w:val="21"/>
+        </w:rPr>
+        <w:t xml:space="preserve">日本円その他の金銭への払い戻し・換金・出金はできません</w:t>
       </w:r>
       <w:r>
         <w:rPr>
@@ -2109,88 +2023,153 @@
           <w:sz w:val="21"/>
           <w:szCs w:val="21"/>
         </w:rPr>
-        <w:t xml:space="preserve">4. 前項の役務は、</w:t>
-      </w:r>
-      <w:r>
-        <w:rPr>
-          <w:rFonts w:ascii="Yu Mincho" w:eastAsia="Yu Mincho" w:hAnsi="Yu Mincho"/>
-          <w:b/>
-          <w:bCs/>
-          <w:color w:val="1A1A1A"/>
-          <w:sz w:val="21"/>
-          <w:szCs w:val="21"/>
-        </w:rPr>
-        <w:t xml:space="preserve">購入手続の完了時点から継続的に提供される</w:t>
-      </w:r>
-      <w:r>
-        <w:rPr>
-          <w:rFonts w:ascii="Yu Mincho" w:eastAsia="Yu Mincho" w:hAnsi="Yu Mincho"/>
-          <w:color w:val="1A1A1A"/>
-          <w:sz w:val="21"/>
-          <w:szCs w:val="21"/>
-        </w:rPr>
-        <w:t xml:space="preserve">ため、その後にコインの返還（第9条のキャンセルによる返還を含みます）が生じた場合も、あんしんサポート料は返還しません。</w:t>
-      </w:r>
-    </w:p>
-    <w:p>
-      <w:pPr>
-        <w:spacing w:after="60" w:before="60" w:line="300"/>
-        <w:ind w:left="396" w:hanging="396"/>
-      </w:pPr>
-      <w:r>
-        <w:rPr>
-          <w:rFonts w:ascii="Yu Mincho" w:eastAsia="Yu Mincho" w:hAnsi="Yu Mincho"/>
-          <w:color w:val="1A1A1A"/>
-          <w:sz w:val="21"/>
-          <w:szCs w:val="21"/>
-        </w:rPr>
-        <w:t xml:space="preserve">5. </w:t>
-      </w:r>
-      <w:r>
-        <w:rPr>
-          <w:rFonts w:ascii="Yu Mincho" w:eastAsia="Yu Mincho" w:hAnsi="Yu Mincho"/>
-          <w:b/>
-          <w:bCs/>
-          <w:color w:val="1A1A1A"/>
-          <w:sz w:val="21"/>
-          <w:szCs w:val="21"/>
-        </w:rPr>
-        <w:t xml:space="preserve">前項にかかわらず、コインの購入自体が取り消される場合</w:t>
-      </w:r>
-      <w:r>
-        <w:rPr>
-          <w:rFonts w:ascii="Yu Mincho" w:eastAsia="Yu Mincho" w:hAnsi="Yu Mincho"/>
-          <w:color w:val="1A1A1A"/>
-          <w:sz w:val="21"/>
-          <w:szCs w:val="21"/>
-        </w:rPr>
-        <w:t xml:space="preserve">（決済手続の誤り、第三者による不正利用、未成年者の法定代理人の同意を欠く購入の取消しその他購入の効力が失われる場合をいいます）</w:t>
-      </w:r>
-      <w:r>
-        <w:rPr>
-          <w:rFonts w:ascii="Yu Mincho" w:eastAsia="Yu Mincho" w:hAnsi="Yu Mincho"/>
-          <w:b/>
-          <w:bCs/>
-          <w:color w:val="1A1A1A"/>
-          <w:sz w:val="21"/>
-          <w:szCs w:val="21"/>
-        </w:rPr>
-        <w:t xml:space="preserve">は、あんしんサポート料も返還します。当社の責めに帰すべき事由により本条の役務が提供されなかった場合も、同様とします。</w:t>
-      </w:r>
-    </w:p>
-    <w:p>
-      <w:pPr>
-        <w:spacing w:after="60" w:before="60" w:line="300"/>
-        <w:ind w:left="396" w:hanging="396"/>
-      </w:pPr>
-      <w:r>
-        <w:rPr>
-          <w:rFonts w:ascii="Yu Mincho" w:eastAsia="Yu Mincho" w:hAnsi="Yu Mincho"/>
-          <w:color w:val="1A1A1A"/>
-          <w:sz w:val="21"/>
-          <w:szCs w:val="21"/>
-        </w:rPr>
-        <w:t xml:space="preserve">6. 本条に定める料率および金額は、消費税を含んだ金額です。</w:t>
+        <w:t xml:space="preserve">4. コインを第三者に譲渡・貸与・売買することはできません。</w:t>
+      </w:r>
+    </w:p>
+    <w:p>
+      <w:pPr>
+        <w:spacing w:after="60" w:before="60" w:line="300"/>
+        <w:ind w:left="396" w:hanging="396"/>
+      </w:pPr>
+      <w:r>
+        <w:rPr>
+          <w:rFonts w:ascii="Yu Mincho" w:eastAsia="Yu Mincho" w:hAnsi="Yu Mincho"/>
+          <w:color w:val="1A1A1A"/>
+          <w:sz w:val="21"/>
+          <w:szCs w:val="21"/>
+        </w:rPr>
+        <w:t xml:space="preserve">5. コインの有効期限は、</w:t>
+      </w:r>
+      <w:r>
+        <w:rPr>
+          <w:rFonts w:ascii="Yu Mincho" w:eastAsia="Yu Mincho" w:hAnsi="Yu Mincho"/>
+          <w:b/>
+          <w:bCs/>
+          <w:color w:val="1A1A1A"/>
+          <w:sz w:val="21"/>
+          <w:szCs w:val="21"/>
+        </w:rPr>
+        <w:t xml:space="preserve">取得日から起算して6か月を経過する日の前日</w:t>
+      </w:r>
+      <w:r>
+        <w:rPr>
+          <w:rFonts w:ascii="Yu Mincho" w:eastAsia="Yu Mincho" w:hAnsi="Yu Mincho"/>
+          <w:color w:val="1A1A1A"/>
+          <w:sz w:val="21"/>
+          <w:szCs w:val="21"/>
+        </w:rPr>
+        <w:t xml:space="preserve">までとします。有効期限を経過したコインは消滅します。</w:t>
+      </w:r>
+    </w:p>
+    <w:p>
+      <w:pPr>
+        <w:spacing w:after="60" w:before="60" w:line="300"/>
+        <w:ind w:left="396" w:hanging="396"/>
+      </w:pPr>
+      <w:r>
+        <w:rPr>
+          <w:rFonts w:ascii="Yu Mincho" w:eastAsia="Yu Mincho" w:hAnsi="Yu Mincho"/>
+          <w:color w:val="1A1A1A"/>
+          <w:sz w:val="21"/>
+          <w:szCs w:val="21"/>
+        </w:rPr>
+        <w:t xml:space="preserve">5の2. </w:t>
+      </w:r>
+      <w:r>
+        <w:rPr>
+          <w:rFonts w:ascii="Yu Mincho" w:eastAsia="Yu Mincho" w:hAnsi="Yu Mincho"/>
+          <w:b/>
+          <w:bCs/>
+          <w:color w:val="1A1A1A"/>
+          <w:sz w:val="21"/>
+          <w:szCs w:val="21"/>
+        </w:rPr>
+        <w:t xml:space="preserve">コインの消費は、有効期限が早いものから順に行います。</w:t>
+      </w:r>
+    </w:p>
+    <w:p>
+      <w:pPr>
+        <w:spacing w:after="60" w:before="60" w:line="300"/>
+        <w:ind w:left="396" w:hanging="396"/>
+      </w:pPr>
+      <w:r>
+        <w:rPr>
+          <w:rFonts w:ascii="Yu Mincho" w:eastAsia="Yu Mincho" w:hAnsi="Yu Mincho"/>
+          <w:color w:val="1A1A1A"/>
+          <w:sz w:val="21"/>
+          <w:szCs w:val="21"/>
+        </w:rPr>
+        <w:t xml:space="preserve">5の3. 当社は、有効期限が近いコインがある場合、本サービス上での表示その他の方法によりその旨を事前に通知します。ユーザーは、本サービス上でコインの残高および有効期限を確認できます。</w:t>
+      </w:r>
+    </w:p>
+    <w:p>
+      <w:pPr>
+        <w:spacing w:after="60" w:before="60" w:line="300"/>
+        <w:ind w:left="396" w:hanging="396"/>
+      </w:pPr>
+      <w:r>
+        <w:rPr>
+          <w:rFonts w:ascii="Yu Mincho" w:eastAsia="Yu Mincho" w:hAnsi="Yu Mincho"/>
+          <w:color w:val="1A1A1A"/>
+          <w:sz w:val="21"/>
+          <w:szCs w:val="21"/>
+        </w:rPr>
+        <w:t xml:space="preserve">6. ピタメイトが第8条に基づき提供した役務の対価として得たコイン（以下「報酬コイン」といいます）は、第3項の定めにかかわらず、当社所定の方法（ピタメイトが登録した本人名義の銀行口座への振込）により金銭に換金することができます。報酬コインの換金は、本人確認および振込先口座の登録を完了したピタメイトのみが、当社所定の最低申請額（5,000コイン）以上から利用できます。換金にあたり、1回の申請につき当社所定の</w:t>
+      </w:r>
+      <w:r>
+        <w:rPr>
+          <w:rFonts w:ascii="Yu Mincho" w:eastAsia="Yu Mincho" w:hAnsi="Yu Mincho"/>
+          <w:b/>
+          <w:bCs/>
+          <w:color w:val="1A1A1A"/>
+          <w:sz w:val="21"/>
+          <w:szCs w:val="21"/>
+        </w:rPr>
+        <w:t xml:space="preserve">換金事務手数料（振込手数料を含む。300コイン）</w:t>
+      </w:r>
+      <w:r>
+        <w:rPr>
+          <w:rFonts w:ascii="Yu Mincho" w:eastAsia="Yu Mincho" w:hAnsi="Yu Mincho"/>
+          <w:color w:val="1A1A1A"/>
+          <w:sz w:val="21"/>
+          <w:szCs w:val="21"/>
+        </w:rPr>
+        <w:t xml:space="preserve">を申請コインから控除します。振込は当社所定の締め日・支払日（毎週日曜締め・翌週金曜払い。当該日が銀行休業日の場合は翌営業日）に行います。</w:t>
+      </w:r>
+    </w:p>
+    <w:p>
+      <w:pPr>
+        <w:spacing w:after="60" w:before="60" w:line="300"/>
+        <w:ind w:left="396" w:hanging="396"/>
+      </w:pPr>
+      <w:r>
+        <w:rPr>
+          <w:rFonts w:ascii="Yu Mincho" w:eastAsia="Yu Mincho" w:hAnsi="Yu Mincho"/>
+          <w:color w:val="1A1A1A"/>
+          <w:sz w:val="21"/>
+          <w:szCs w:val="21"/>
+        </w:rPr>
+        <w:t xml:space="preserve">7. </w:t>
+      </w:r>
+      <w:r>
+        <w:rPr>
+          <w:rFonts w:ascii="Yu Mincho" w:eastAsia="Yu Mincho" w:hAnsi="Yu Mincho"/>
+          <w:b/>
+          <w:bCs/>
+          <w:color w:val="1A1A1A"/>
+          <w:sz w:val="21"/>
+          <w:szCs w:val="21"/>
+        </w:rPr>
+        <w:t xml:space="preserve">報酬コインは、前項の換金にのみ用いることができます。</w:t>
+      </w:r>
+      <w:r>
+        <w:rPr>
+          <w:rFonts w:ascii="Yu Mincho" w:eastAsia="Yu Mincho" w:hAnsi="Yu Mincho"/>
+          <w:color w:val="1A1A1A"/>
+          <w:sz w:val="21"/>
+          <w:szCs w:val="21"/>
+        </w:rPr>
+        <w:t xml:space="preserve">報酬コインを、予約（第8条）、ありがとうギフト（第7条の2）その他本サービス内の支払いに充てることはできません。報酬コインは、購入することも、第三者に譲渡・貸与・売買することもできません。報酬コインに有効期限はありません。</w:t>
       </w:r>
     </w:p>
     <w:p>
@@ -2210,268 +2189,460 @@
           <w:sz w:val="24"/>
           <w:szCs w:val="24"/>
         </w:rPr>
-        <w:t xml:space="preserve">第8条（ピタメイト機能）</w:t>
-      </w:r>
-    </w:p>
-    <w:p>
-      <w:pPr>
-        <w:spacing w:after="60" w:before="60" w:line="300"/>
-        <w:ind w:left="396" w:hanging="396"/>
-      </w:pPr>
-      <w:r>
-        <w:rPr>
-          <w:rFonts w:ascii="Yu Mincho" w:eastAsia="Yu Mincho" w:hAnsi="Yu Mincho"/>
-          <w:color w:val="1A1A1A"/>
-          <w:sz w:val="21"/>
-          <w:szCs w:val="21"/>
-        </w:rPr>
-        <w:t xml:space="preserve">1. ユーザーは、本人確認を完了している場合に限り、任意で「ピタメイト」として登録し、一緒にゲームを遊ぶ時間を、</w:t>
-      </w:r>
-      <w:r>
-        <w:rPr>
-          <w:rFonts w:ascii="Yu Mincho" w:eastAsia="Yu Mincho" w:hAnsi="Yu Mincho"/>
-          <w:b/>
-          <w:bCs/>
-          <w:color w:val="1A1A1A"/>
-          <w:sz w:val="21"/>
-          <w:szCs w:val="21"/>
-        </w:rPr>
-        <w:t xml:space="preserve">自ら設定した</w:t>
-      </w:r>
-      <w:r>
-        <w:rPr>
-          <w:rFonts w:ascii="Yu Mincho" w:eastAsia="Yu Mincho" w:hAnsi="Yu Mincho"/>
-          <w:color w:val="1A1A1A"/>
-          <w:sz w:val="21"/>
-          <w:szCs w:val="21"/>
-        </w:rPr>
-        <w:t xml:space="preserve">時間単位のコイン数（時給レート）で提供できます。</w:t>
-      </w:r>
-      <w:r>
-        <w:rPr>
-          <w:rFonts w:ascii="Yu Mincho" w:eastAsia="Yu Mincho" w:hAnsi="Yu Mincho"/>
-          <w:b/>
-          <w:bCs/>
-          <w:color w:val="1A1A1A"/>
-          <w:sz w:val="21"/>
-          <w:szCs w:val="21"/>
-        </w:rPr>
-        <w:t xml:space="preserve">当社が定めるのは設定できる額の上限および下限のみであり、その範囲内の額はピタメイトが決定します。上限は高額化とこれに伴うトラブルの抑止を、下限は決済および運営に要する固定的な費用を下回る取引を防ぎ、著しく低い単価に伴うトラブルを抑止するための定めです。当社は、その範囲内における個々の額の決定に関与しません。</w:t>
-      </w:r>
-      <w:r>
-        <w:rPr>
-          <w:rFonts w:ascii="Yu Mincho" w:eastAsia="Yu Mincho" w:hAnsi="Yu Mincho"/>
-          <w:color w:val="1A1A1A"/>
-          <w:sz w:val="21"/>
-          <w:szCs w:val="21"/>
-        </w:rPr>
-        <w:t xml:space="preserve">ゲストは、申込みにあたり「今すぐ」または当社所定の範囲内（申込時から30分後以降、14日後まで）の</w:t>
-      </w:r>
-      <w:r>
-        <w:rPr>
-          <w:rFonts w:ascii="Yu Mincho" w:eastAsia="Yu Mincho" w:hAnsi="Yu Mincho"/>
-          <w:b/>
-          <w:bCs/>
-          <w:color w:val="1A1A1A"/>
-          <w:sz w:val="21"/>
-          <w:szCs w:val="21"/>
-        </w:rPr>
-        <w:t xml:space="preserve">開始時刻を指定</w:t>
-      </w:r>
-      <w:r>
-        <w:rPr>
-          <w:rFonts w:ascii="Yu Mincho" w:eastAsia="Yu Mincho" w:hAnsi="Yu Mincho"/>
-          <w:color w:val="1A1A1A"/>
-          <w:sz w:val="21"/>
-          <w:szCs w:val="21"/>
-        </w:rPr>
-        <w:t xml:space="preserve">できます。プレイ時間は、当社所定の単位（4時間までは30分単位、それ以降は1時間単位）で、</w:t>
-      </w:r>
-      <w:r>
-        <w:rPr>
-          <w:rFonts w:ascii="Yu Mincho" w:eastAsia="Yu Mincho" w:hAnsi="Yu Mincho"/>
-          <w:b/>
-          <w:bCs/>
-          <w:color w:val="1A1A1A"/>
-          <w:sz w:val="21"/>
-          <w:szCs w:val="21"/>
-        </w:rPr>
-        <w:t xml:space="preserve">1件あたり最長10時間</w:t>
-      </w:r>
-      <w:r>
-        <w:rPr>
-          <w:rFonts w:ascii="Yu Mincho" w:eastAsia="Yu Mincho" w:hAnsi="Yu Mincho"/>
-          <w:color w:val="1A1A1A"/>
-          <w:sz w:val="21"/>
-          <w:szCs w:val="21"/>
-        </w:rPr>
-        <w:t xml:space="preserve">まで申し込めます（さらに延ばす場合は第8条の3の延長によります）。ピタメイトは、掲載の停止および個々の予約の申込みへの諾否を自由に決定できます。予約は、ピタメイトが承諾した時点で成立します。ピタメイトが承諾しない場合または一定時間内に応答しない場合、消費されたコインはゲストに全額返還されます。</w:t>
-      </w:r>
-    </w:p>
-    <w:p>
-      <w:pPr>
-        <w:spacing w:after="60" w:before="60" w:line="300"/>
-        <w:ind w:left="396" w:hanging="396"/>
-      </w:pPr>
-      <w:r>
-        <w:rPr>
-          <w:rFonts w:ascii="Yu Mincho" w:eastAsia="Yu Mincho" w:hAnsi="Yu Mincho"/>
-          <w:color w:val="1A1A1A"/>
-          <w:sz w:val="21"/>
-          <w:szCs w:val="21"/>
-        </w:rPr>
-        <w:t xml:space="preserve">2. ピタメイトが提供するのは</w:t>
-      </w:r>
-      <w:r>
-        <w:rPr>
-          <w:rFonts w:ascii="Yu Mincho" w:eastAsia="Yu Mincho" w:hAnsi="Yu Mincho"/>
-          <w:b/>
-          <w:bCs/>
-          <w:color w:val="1A1A1A"/>
-          <w:sz w:val="21"/>
-          <w:szCs w:val="21"/>
-        </w:rPr>
-        <w:t xml:space="preserve">インターネットを通じてゲームを一緒に遊ぶ時間</w:t>
-      </w:r>
-      <w:r>
-        <w:rPr>
-          <w:rFonts w:ascii="Yu Mincho" w:eastAsia="Yu Mincho" w:hAnsi="Yu Mincho"/>
-          <w:color w:val="1A1A1A"/>
-          <w:sz w:val="21"/>
-          <w:szCs w:val="21"/>
-        </w:rPr>
-        <w:t xml:space="preserve">であり、それ以外の役務（</w:t>
-      </w:r>
-      <w:r>
-        <w:rPr>
-          <w:rFonts w:ascii="Yu Mincho" w:eastAsia="Yu Mincho" w:hAnsi="Yu Mincho"/>
-          <w:b/>
-          <w:bCs/>
-          <w:color w:val="1A1A1A"/>
-          <w:sz w:val="21"/>
-          <w:szCs w:val="21"/>
-        </w:rPr>
-        <w:t xml:space="preserve">対面での面会、飲食の提供</w:t>
-      </w:r>
-      <w:r>
-        <w:rPr>
-          <w:rFonts w:ascii="Yu Mincho" w:eastAsia="Yu Mincho" w:hAnsi="Yu Mincho"/>
-          <w:color w:val="1A1A1A"/>
-          <w:sz w:val="21"/>
-          <w:szCs w:val="21"/>
-        </w:rPr>
-        <w:t xml:space="preserve">、交際等）を提供・約束してはなりません（第5条第7号）。</w:t>
-      </w:r>
-    </w:p>
-    <w:p>
-      <w:pPr>
-        <w:spacing w:after="60" w:before="60" w:line="300"/>
-        <w:ind w:left="396" w:hanging="396"/>
-      </w:pPr>
-      <w:r>
-        <w:rPr>
-          <w:rFonts w:ascii="Yu Mincho" w:eastAsia="Yu Mincho" w:hAnsi="Yu Mincho"/>
-          <w:color w:val="1A1A1A"/>
-          <w:sz w:val="21"/>
-          <w:szCs w:val="21"/>
-        </w:rPr>
-        <w:t xml:space="preserve">3. ピタメイトとゲストの間のプレイに関する合意は、当該ユーザー間で成立します。当社はその当事者ではありません（第2条第3項）。</w:t>
-      </w:r>
-    </w:p>
-    <w:p>
-      <w:pPr>
-        <w:spacing w:after="60" w:before="60" w:line="300"/>
-        <w:ind w:left="396" w:hanging="396"/>
-      </w:pPr>
-      <w:r>
-        <w:rPr>
-          <w:rFonts w:ascii="Yu Mincho" w:eastAsia="Yu Mincho" w:hAnsi="Yu Mincho"/>
-          <w:color w:val="1A1A1A"/>
-          <w:sz w:val="21"/>
-          <w:szCs w:val="21"/>
-        </w:rPr>
-        <w:t xml:space="preserve">4. ピタメイトは、ゲストから受け取るべきプレイの対価について、</w:t>
-      </w:r>
-      <w:r>
-        <w:rPr>
-          <w:rFonts w:ascii="Yu Mincho" w:eastAsia="Yu Mincho" w:hAnsi="Yu Mincho"/>
-          <w:b/>
-          <w:bCs/>
-          <w:color w:val="1A1A1A"/>
-          <w:sz w:val="21"/>
-          <w:szCs w:val="21"/>
-        </w:rPr>
-        <w:t xml:space="preserve">その受領の権限を当社に授与</w:t>
-      </w:r>
-      <w:r>
-        <w:rPr>
-          <w:rFonts w:ascii="Yu Mincho" w:eastAsia="Yu Mincho" w:hAnsi="Yu Mincho"/>
-          <w:color w:val="1A1A1A"/>
-          <w:sz w:val="21"/>
-          <w:szCs w:val="21"/>
-        </w:rPr>
-        <w:t xml:space="preserve">します。ゲストが予約の成立時に所定のコインを消費した時点で、当該予約に係る</w:t>
-      </w:r>
-      <w:r>
-        <w:rPr>
-          <w:rFonts w:ascii="Yu Mincho" w:eastAsia="Yu Mincho" w:hAnsi="Yu Mincho"/>
-          <w:b/>
-          <w:bCs/>
-          <w:color w:val="1A1A1A"/>
-          <w:sz w:val="21"/>
-          <w:szCs w:val="21"/>
-        </w:rPr>
-        <w:t xml:space="preserve">ゲストのピタメイトに対する支払債務は消滅</w:t>
-      </w:r>
-      <w:r>
-        <w:rPr>
-          <w:rFonts w:ascii="Yu Mincho" w:eastAsia="Yu Mincho" w:hAnsi="Yu Mincho"/>
-          <w:color w:val="1A1A1A"/>
-          <w:sz w:val="21"/>
-          <w:szCs w:val="21"/>
-        </w:rPr>
-        <w:t xml:space="preserve">し、以後の対価の取扱い（報酬コインとしての確定・換金）は本規約の定めによります。</w:t>
-      </w:r>
-    </w:p>
-    <w:p>
-      <w:pPr>
-        <w:spacing w:after="60" w:before="60" w:line="300"/>
-        <w:ind w:left="396" w:hanging="396"/>
-      </w:pPr>
-      <w:r>
-        <w:rPr>
-          <w:rFonts w:ascii="Yu Mincho" w:eastAsia="Yu Mincho" w:hAnsi="Yu Mincho"/>
-          <w:color w:val="1A1A1A"/>
-          <w:sz w:val="21"/>
-          <w:szCs w:val="21"/>
-        </w:rPr>
-        <w:t xml:space="preserve">5. ピタメイトは、本サービスから得た報酬に係る税務上の申告・納税を、自己の責任と費用で行うものとします。</w:t>
-      </w:r>
-    </w:p>
-    <w:p>
-      <w:pPr>
-        <w:spacing w:after="60" w:before="60" w:line="300"/>
-        <w:ind w:left="396" w:hanging="396"/>
-      </w:pPr>
-      <w:r>
-        <w:rPr>
-          <w:rFonts w:ascii="Yu Mincho" w:eastAsia="Yu Mincho" w:hAnsi="Yu Mincho"/>
-          <w:color w:val="1A1A1A"/>
-          <w:sz w:val="21"/>
-          <w:szCs w:val="21"/>
-        </w:rPr>
-        <w:t xml:space="preserve">6. </w:t>
-      </w:r>
-      <w:r>
-        <w:rPr>
-          <w:rFonts w:ascii="Yu Mincho" w:eastAsia="Yu Mincho" w:hAnsi="Yu Mincho"/>
-          <w:b/>
-          <w:bCs/>
-          <w:color w:val="1A1A1A"/>
-          <w:sz w:val="21"/>
-          <w:szCs w:val="21"/>
-        </w:rPr>
-        <w:t xml:space="preserve">ピタメイトは、当社の従業員ではなく、当社との間に雇用関係、指揮命令関係その他これに類する関係はありません。ピタメイトは、募集する時間帯、対価の額（当社が定める範囲内において）、および個々の予約に応ずるか否かを、自らの判断で決定します。当社は、ピタメイトに対し、稼働の時間、頻度もしくは量を指示し、または義務づけることはありません。</w:t>
+        <w:t xml:space="preserve">第7条の2（ありがとうギフト）</w:t>
+      </w:r>
+    </w:p>
+    <w:p>
+      <w:pPr>
+        <w:spacing w:after="60" w:before="60" w:line="300"/>
+        <w:ind w:left="396" w:hanging="396"/>
+      </w:pPr>
+      <w:r>
+        <w:rPr>
+          <w:rFonts w:ascii="Yu Mincho" w:eastAsia="Yu Mincho" w:hAnsi="Yu Mincho"/>
+          <w:color w:val="1A1A1A"/>
+          <w:sz w:val="21"/>
+          <w:szCs w:val="21"/>
+        </w:rPr>
+        <w:t xml:space="preserve">1. ゲストは、本サービス上で</w:t>
+      </w:r>
+      <w:r>
+        <w:rPr>
+          <w:rFonts w:ascii="Yu Mincho" w:eastAsia="Yu Mincho" w:hAnsi="Yu Mincho"/>
+          <w:b/>
+          <w:bCs/>
+          <w:color w:val="1A1A1A"/>
+          <w:sz w:val="21"/>
+          <w:szCs w:val="21"/>
+        </w:rPr>
+        <w:t xml:space="preserve">実際に一緒に遊んだ（予約が完了した）ピタメイト</w:t>
+      </w:r>
+      <w:r>
+        <w:rPr>
+          <w:rFonts w:ascii="Yu Mincho" w:eastAsia="Yu Mincho" w:hAnsi="Yu Mincho"/>
+          <w:color w:val="1A1A1A"/>
+          <w:sz w:val="21"/>
+          <w:szCs w:val="21"/>
+        </w:rPr>
+        <w:t xml:space="preserve">を指定して、当社所定の方法により、</w:t>
+      </w:r>
+      <w:r>
+        <w:rPr>
+          <w:rFonts w:ascii="Yu Mincho" w:eastAsia="Yu Mincho" w:hAnsi="Yu Mincho"/>
+          <w:b/>
+          <w:bCs/>
+          <w:color w:val="1A1A1A"/>
+          <w:sz w:val="21"/>
+          <w:szCs w:val="21"/>
+        </w:rPr>
+        <w:t xml:space="preserve">コインを消費して「ありがとうギフト」を行うことができます。ギフトにより、消費されたコインは消滅します。</w:t>
+      </w:r>
+      <w:r>
+        <w:rPr>
+          <w:rFonts w:ascii="Yu Mincho" w:eastAsia="Yu Mincho" w:hAnsi="Yu Mincho"/>
+          <w:color w:val="1A1A1A"/>
+          <w:sz w:val="21"/>
+          <w:szCs w:val="21"/>
+        </w:rPr>
+        <w:t xml:space="preserve"> ギフトは役務の対価ではなく、行うかどうか・金額はゲストの自由な意思によります。</w:t>
+      </w:r>
+    </w:p>
+    <w:p>
+      <w:pPr>
+        <w:spacing w:after="60" w:before="60" w:line="300"/>
+        <w:ind w:left="396" w:hanging="396"/>
+      </w:pPr>
+      <w:r>
+        <w:rPr>
+          <w:rFonts w:ascii="Yu Mincho" w:eastAsia="Yu Mincho" w:hAnsi="Yu Mincho"/>
+          <w:color w:val="1A1A1A"/>
+          <w:sz w:val="21"/>
+          <w:szCs w:val="21"/>
+        </w:rPr>
+        <w:t xml:space="preserve">2. ギフトの原資は、第7条第1項により</w:t>
+      </w:r>
+      <w:r>
+        <w:rPr>
+          <w:rFonts w:ascii="Yu Mincho" w:eastAsia="Yu Mincho" w:hAnsi="Yu Mincho"/>
+          <w:b/>
+          <w:bCs/>
+          <w:color w:val="1A1A1A"/>
+          <w:sz w:val="21"/>
+          <w:szCs w:val="21"/>
+        </w:rPr>
+        <w:t xml:space="preserve">購入したコインに限り</w:t>
+      </w:r>
+      <w:r>
+        <w:rPr>
+          <w:rFonts w:ascii="Yu Mincho" w:eastAsia="Yu Mincho" w:hAnsi="Yu Mincho"/>
+          <w:color w:val="1A1A1A"/>
+          <w:sz w:val="21"/>
+          <w:szCs w:val="21"/>
+        </w:rPr>
+        <w:t xml:space="preserve">ます。報酬コイン（第7条第6項）をギフトに用いることはできません。</w:t>
+      </w:r>
+    </w:p>
+    <w:p>
+      <w:pPr>
+        <w:spacing w:after="60" w:before="60" w:line="300"/>
+        <w:ind w:left="396" w:hanging="396"/>
+      </w:pPr>
+      <w:r>
+        <w:rPr>
+          <w:rFonts w:ascii="Yu Mincho" w:eastAsia="Yu Mincho" w:hAnsi="Yu Mincho"/>
+          <w:color w:val="1A1A1A"/>
+          <w:sz w:val="21"/>
+          <w:szCs w:val="21"/>
+        </w:rPr>
+        <w:t xml:space="preserve">3. 一度行ったギフトは、</w:t>
+      </w:r>
+      <w:r>
+        <w:rPr>
+          <w:rFonts w:ascii="Yu Mincho" w:eastAsia="Yu Mincho" w:hAnsi="Yu Mincho"/>
+          <w:b/>
+          <w:bCs/>
+          <w:color w:val="1A1A1A"/>
+          <w:sz w:val="21"/>
+          <w:szCs w:val="21"/>
+        </w:rPr>
+        <w:t xml:space="preserve">取消し・返金・返還ができません</w:t>
+      </w:r>
+      <w:r>
+        <w:rPr>
+          <w:rFonts w:ascii="Yu Mincho" w:eastAsia="Yu Mincho" w:hAnsi="Yu Mincho"/>
+          <w:color w:val="1A1A1A"/>
+          <w:sz w:val="21"/>
+          <w:szCs w:val="21"/>
+        </w:rPr>
+        <w:t xml:space="preserve">。</w:t>
+      </w:r>
+    </w:p>
+    <w:p>
+      <w:pPr>
+        <w:spacing w:after="60" w:before="60" w:line="300"/>
+        <w:ind w:left="396" w:hanging="396"/>
+      </w:pPr>
+      <w:r>
+        <w:rPr>
+          <w:rFonts w:ascii="Yu Mincho" w:eastAsia="Yu Mincho" w:hAnsi="Yu Mincho"/>
+          <w:color w:val="1A1A1A"/>
+          <w:sz w:val="21"/>
+          <w:szCs w:val="21"/>
+        </w:rPr>
+        <w:t xml:space="preserve">4. コインは本サービス内でのみ利用できる電子的な記録であり、</w:t>
+      </w:r>
+      <w:r>
+        <w:rPr>
+          <w:rFonts w:ascii="Yu Mincho" w:eastAsia="Yu Mincho" w:hAnsi="Yu Mincho"/>
+          <w:b/>
+          <w:bCs/>
+          <w:color w:val="1A1A1A"/>
+          <w:sz w:val="21"/>
+          <w:szCs w:val="21"/>
+        </w:rPr>
+        <w:t xml:space="preserve">それ自体が現金・預金・有価証券ではありません</w:t>
+      </w:r>
+      <w:r>
+        <w:rPr>
+          <w:rFonts w:ascii="Yu Mincho" w:eastAsia="Yu Mincho" w:hAnsi="Yu Mincho"/>
+          <w:color w:val="1A1A1A"/>
+          <w:sz w:val="21"/>
+          <w:szCs w:val="21"/>
+        </w:rPr>
+        <w:t xml:space="preserve">。</w:t>
+      </w:r>
+    </w:p>
+    <w:p>
+      <w:pPr>
+        <w:spacing w:after="60" w:before="60" w:line="300"/>
+        <w:ind w:left="396" w:hanging="396"/>
+      </w:pPr>
+      <w:r>
+        <w:rPr>
+          <w:rFonts w:ascii="Yu Mincho" w:eastAsia="Yu Mincho" w:hAnsi="Yu Mincho"/>
+          <w:color w:val="1A1A1A"/>
+          <w:sz w:val="21"/>
+          <w:szCs w:val="21"/>
+        </w:rPr>
+        <w:t xml:space="preserve">5. </w:t>
+      </w:r>
+      <w:r>
+        <w:rPr>
+          <w:rFonts w:ascii="Yu Mincho" w:eastAsia="Yu Mincho" w:hAnsi="Yu Mincho"/>
+          <w:b/>
+          <w:bCs/>
+          <w:color w:val="1A1A1A"/>
+          <w:sz w:val="21"/>
+          <w:szCs w:val="21"/>
+        </w:rPr>
+        <w:t xml:space="preserve">当社は、ギフトが行われたときは、ギフトの額から第8条の2に定める利用料を控除した額に相当する報酬コイン（第7条第6項）を、当該ギフトで指定されたピタメイトに付与します。</w:t>
+      </w:r>
+      <w:r>
+        <w:rPr>
+          <w:rFonts w:ascii="Yu Mincho" w:eastAsia="Yu Mincho" w:hAnsi="Yu Mincho"/>
+          <w:color w:val="1A1A1A"/>
+          <w:sz w:val="21"/>
+          <w:szCs w:val="21"/>
+        </w:rPr>
+        <w:t xml:space="preserve"> 付与された報酬コインには、同項の換金条件（本人確認・振込先口座の登録・最低申請額・手数料）に加え、</w:t>
+      </w:r>
+      <w:r>
+        <w:rPr>
+          <w:rFonts w:ascii="Yu Mincho" w:eastAsia="Yu Mincho" w:hAnsi="Yu Mincho"/>
+          <w:b/>
+          <w:bCs/>
+          <w:color w:val="1A1A1A"/>
+          <w:sz w:val="21"/>
+          <w:szCs w:val="21"/>
+        </w:rPr>
+        <w:t xml:space="preserve">付与日から7日間は換金できない保留期間</w:t>
+      </w:r>
+      <w:r>
+        <w:rPr>
+          <w:rFonts w:ascii="Yu Mincho" w:eastAsia="Yu Mincho" w:hAnsi="Yu Mincho"/>
+          <w:color w:val="1A1A1A"/>
+          <w:sz w:val="21"/>
+          <w:szCs w:val="21"/>
+        </w:rPr>
+        <w:t xml:space="preserve">を設けます。当社は、ギフトの実施・付与の状況に照らし、換金の全部または一部について追加の審査・保留を行うことがあります。</w:t>
+      </w:r>
+    </w:p>
+    <w:p>
+      <w:pPr>
+        <w:spacing w:after="60" w:before="60" w:line="300"/>
+        <w:ind w:left="396" w:hanging="396"/>
+      </w:pPr>
+      <w:r>
+        <w:rPr>
+          <w:rFonts w:ascii="Yu Mincho" w:eastAsia="Yu Mincho" w:hAnsi="Yu Mincho"/>
+          <w:color w:val="1A1A1A"/>
+          <w:sz w:val="21"/>
+          <w:szCs w:val="21"/>
+        </w:rPr>
+        <w:t xml:space="preserve">6. 当社は、ギフトの濫用（マネー・ローンダリング、クレジットカードの現金化、自作自演、通謀・相互送金、名義の借用、その他不正な資金移動）を防止するため、次の各号その他当社所定の制限を設けます。制限の具体的な数値は、不正防止の目的の範囲で予告なく変更することがあります。</w:t>
+      </w:r>
+    </w:p>
+    <w:p>
+      <w:pPr>
+        <w:spacing w:after="60" w:before="60" w:line="300"/>
+        <w:ind w:left="623" w:hanging="226"/>
+      </w:pPr>
+      <w:r>
+        <w:rPr>
+          <w:rFonts w:ascii="Yu Mincho" w:eastAsia="Yu Mincho" w:hAnsi="Yu Mincho"/>
+          <w:color w:val="1A1A1A"/>
+          <w:sz w:val="21"/>
+          <w:szCs w:val="21"/>
+        </w:rPr>
+        <w:t xml:space="preserve">・1回・1日・一定期間あたりのギフトの上限</w:t>
+      </w:r>
+    </w:p>
+    <w:p>
+      <w:pPr>
+        <w:spacing w:after="60" w:before="60" w:line="300"/>
+        <w:ind w:left="623" w:hanging="226"/>
+      </w:pPr>
+      <w:r>
+        <w:rPr>
+          <w:rFonts w:ascii="Yu Mincho" w:eastAsia="Yu Mincho" w:hAnsi="Yu Mincho"/>
+          <w:color w:val="1A1A1A"/>
+          <w:sz w:val="21"/>
+          <w:szCs w:val="21"/>
+        </w:rPr>
+        <w:t xml:space="preserve">・当該ピタメイトからギフトを受けている場合の、そのピタメイトを指定したギフトの禁止（相互送金の禁止）</w:t>
+      </w:r>
+    </w:p>
+    <w:p>
+      <w:pPr>
+        <w:spacing w:after="60" w:before="60" w:line="300"/>
+        <w:ind w:left="623" w:hanging="226"/>
+      </w:pPr>
+      <w:r>
+        <w:rPr>
+          <w:rFonts w:ascii="Yu Mincho" w:eastAsia="Yu Mincho" w:hAnsi="Yu Mincho"/>
+          <w:color w:val="1A1A1A"/>
+          <w:sz w:val="21"/>
+          <w:szCs w:val="21"/>
+        </w:rPr>
+        <w:t xml:space="preserve">・コイン購入の直後一定時間におけるギフトの制限</w:t>
+      </w:r>
+    </w:p>
+    <w:p>
+      <w:pPr>
+        <w:spacing w:after="60" w:before="60" w:line="300"/>
+        <w:ind w:left="623" w:hanging="226"/>
+      </w:pPr>
+      <w:r>
+        <w:rPr>
+          <w:rFonts w:ascii="Yu Mincho" w:eastAsia="Yu Mincho" w:hAnsi="Yu Mincho"/>
+          <w:color w:val="1A1A1A"/>
+          <w:sz w:val="21"/>
+          <w:szCs w:val="21"/>
+        </w:rPr>
+        <w:t xml:space="preserve">・同一の端末・通信環境・決済手段等による不自然な実施・付与の検知</w:t>
+      </w:r>
+    </w:p>
+    <w:p>
+      <w:pPr>
+        <w:spacing w:after="60" w:before="60" w:line="300"/>
+        <w:ind w:left="623" w:hanging="226"/>
+      </w:pPr>
+      <w:r>
+        <w:rPr>
+          <w:rFonts w:ascii="Yu Mincho" w:eastAsia="Yu Mincho" w:hAnsi="Yu Mincho"/>
+          <w:color w:val="1A1A1A"/>
+          <w:sz w:val="21"/>
+          <w:szCs w:val="21"/>
+        </w:rPr>
+        <w:t xml:space="preserve">・</w:t>
+      </w:r>
+      <w:r>
+        <w:rPr>
+          <w:rFonts w:ascii="Yu Mincho" w:eastAsia="Yu Mincho" w:hAnsi="Yu Mincho"/>
+          <w:b/>
+          <w:bCs/>
+          <w:color w:val="1A1A1A"/>
+          <w:sz w:val="21"/>
+          <w:szCs w:val="21"/>
+        </w:rPr>
+        <w:t xml:space="preserve">ピタメイト一人あたりの、一定期間における受領（付与）の上限</w:t>
+      </w:r>
+    </w:p>
+    <w:p>
+      <w:pPr>
+        <w:spacing w:after="60" w:before="60" w:line="300"/>
+        <w:ind w:left="623" w:hanging="226"/>
+      </w:pPr>
+      <w:r>
+        <w:rPr>
+          <w:rFonts w:ascii="Yu Mincho" w:eastAsia="Yu Mincho" w:hAnsi="Yu Mincho"/>
+          <w:color w:val="1A1A1A"/>
+          <w:sz w:val="21"/>
+          <w:szCs w:val="21"/>
+        </w:rPr>
+        <w:t xml:space="preserve">・</w:t>
+      </w:r>
+      <w:r>
+        <w:rPr>
+          <w:rFonts w:ascii="Yu Mincho" w:eastAsia="Yu Mincho" w:hAnsi="Yu Mincho"/>
+          <w:b/>
+          <w:bCs/>
+          <w:color w:val="1A1A1A"/>
+          <w:sz w:val="21"/>
+          <w:szCs w:val="21"/>
+        </w:rPr>
+        <w:t xml:space="preserve">同一のピタメイトに対する、一定期間における累計の上限</w:t>
+      </w:r>
+    </w:p>
+    <w:p>
+      <w:pPr>
+        <w:spacing w:after="60" w:before="60" w:line="300"/>
+        <w:ind w:left="623" w:hanging="226"/>
+      </w:pPr>
+      <w:r>
+        <w:rPr>
+          <w:rFonts w:ascii="Yu Mincho" w:eastAsia="Yu Mincho" w:hAnsi="Yu Mincho"/>
+          <w:color w:val="1A1A1A"/>
+          <w:sz w:val="21"/>
+          <w:szCs w:val="21"/>
+        </w:rPr>
+        <w:t xml:space="preserve">・</w:t>
+      </w:r>
+      <w:r>
+        <w:rPr>
+          <w:rFonts w:ascii="Yu Mincho" w:eastAsia="Yu Mincho" w:hAnsi="Yu Mincho"/>
+          <w:b/>
+          <w:bCs/>
+          <w:color w:val="1A1A1A"/>
+          <w:sz w:val="21"/>
+          <w:szCs w:val="21"/>
+        </w:rPr>
+        <w:t xml:space="preserve">予約の完了確定から一定期間を経過した後のギフトの制限</w:t>
+      </w:r>
+    </w:p>
+    <w:p>
+      <w:pPr>
+        <w:spacing w:after="60" w:before="60" w:line="300"/>
+        <w:ind w:left="396" w:hanging="396"/>
+      </w:pPr>
+      <w:r>
+        <w:rPr>
+          <w:rFonts w:ascii="Yu Mincho" w:eastAsia="Yu Mincho" w:hAnsi="Yu Mincho"/>
+          <w:color w:val="1A1A1A"/>
+          <w:sz w:val="21"/>
+          <w:szCs w:val="21"/>
+        </w:rPr>
+        <w:t xml:space="preserve">7. ユーザーが前項の制限に違反し、または不正・不当な目的でギフト機能を利用したと当社が判断した場合、当社は、事前の通知なく、換金の停止・保留、当該コインの没収（残高の失効）、機能の利用制限その他必要な措置を講じることができます。</w:t>
+      </w:r>
+    </w:p>
+    <w:p>
+      <w:pPr>
+        <w:spacing w:after="60" w:before="60" w:line="300"/>
+        <w:ind w:left="396" w:hanging="396"/>
+      </w:pPr>
+      <w:r>
+        <w:rPr>
+          <w:rFonts w:ascii="Yu Mincho" w:eastAsia="Yu Mincho" w:hAnsi="Yu Mincho"/>
+          <w:color w:val="1A1A1A"/>
+          <w:sz w:val="21"/>
+          <w:szCs w:val="21"/>
+        </w:rPr>
+        <w:t xml:space="preserve">8. ギフトの受領・換金により生じる</w:t>
+      </w:r>
+      <w:r>
+        <w:rPr>
+          <w:rFonts w:ascii="Yu Mincho" w:eastAsia="Yu Mincho" w:hAnsi="Yu Mincho"/>
+          <w:b/>
+          <w:bCs/>
+          <w:color w:val="1A1A1A"/>
+          <w:sz w:val="21"/>
+          <w:szCs w:val="21"/>
+        </w:rPr>
+        <w:t xml:space="preserve">税金の申告・納付は、受領者（換金者）の負担と責任</w:t>
+      </w:r>
+      <w:r>
+        <w:rPr>
+          <w:rFonts w:ascii="Yu Mincho" w:eastAsia="Yu Mincho" w:hAnsi="Yu Mincho"/>
+          <w:color w:val="1A1A1A"/>
+          <w:sz w:val="21"/>
+          <w:szCs w:val="21"/>
+        </w:rPr>
+        <w:t xml:space="preserve">において行うものとします。</w:t>
+      </w:r>
+    </w:p>
+    <w:p>
+      <w:pPr>
+        <w:spacing w:after="60" w:before="60" w:line="300"/>
+        <w:ind w:left="396" w:hanging="396"/>
+      </w:pPr>
+      <w:r>
+        <w:rPr>
+          <w:rFonts w:ascii="Yu Mincho" w:eastAsia="Yu Mincho" w:hAnsi="Yu Mincho"/>
+          <w:color w:val="1A1A1A"/>
+          <w:sz w:val="21"/>
+          <w:szCs w:val="21"/>
+        </w:rPr>
+        <w:t xml:space="preserve">9. </w:t>
+      </w:r>
+      <w:r>
+        <w:rPr>
+          <w:rFonts w:ascii="Yu Mincho" w:eastAsia="Yu Mincho" w:hAnsi="Yu Mincho"/>
+          <w:b/>
+          <w:bCs/>
+          <w:color w:val="1A1A1A"/>
+          <w:sz w:val="21"/>
+          <w:szCs w:val="21"/>
+        </w:rPr>
+        <w:t xml:space="preserve">ギフトを契機としてユーザー間または第三者との間に生じた紛争</w:t>
+      </w:r>
+      <w:r>
+        <w:rPr>
+          <w:rFonts w:ascii="Yu Mincho" w:eastAsia="Yu Mincho" w:hAnsi="Yu Mincho"/>
+          <w:color w:val="1A1A1A"/>
+          <w:sz w:val="21"/>
+          <w:szCs w:val="21"/>
+        </w:rPr>
+        <w:t xml:space="preserve">について、当社は当事者ではなく、責任を負いません（第2条第3項）。</w:t>
       </w:r>
     </w:p>
     <w:p>
@@ -2491,48 +2662,89 @@
           <w:sz w:val="24"/>
           <w:szCs w:val="24"/>
         </w:rPr>
-        <w:t xml:space="preserve">第8条の2（プラットフォーム利用料）</w:t>
-      </w:r>
-    </w:p>
-    <w:p>
-      <w:pPr>
-        <w:spacing w:after="60" w:before="60" w:line="300"/>
-        <w:ind w:left="396" w:hanging="396"/>
-      </w:pPr>
-      <w:r>
-        <w:rPr>
-          <w:rFonts w:ascii="Yu Mincho" w:eastAsia="Yu Mincho" w:hAnsi="Yu Mincho"/>
-          <w:color w:val="1A1A1A"/>
-          <w:sz w:val="21"/>
-          <w:szCs w:val="21"/>
-        </w:rPr>
-        <w:t xml:space="preserve">1. ピタメイトは、当社に対し、本サービスの提供（場の提供、集客、決済、安全確保等）の対価として</w:t>
-      </w:r>
-      <w:r>
-        <w:rPr>
-          <w:rFonts w:ascii="Yu Mincho" w:eastAsia="Yu Mincho" w:hAnsi="Yu Mincho"/>
-          <w:b/>
-          <w:bCs/>
-          <w:color w:val="1A1A1A"/>
-          <w:sz w:val="21"/>
-          <w:szCs w:val="21"/>
-        </w:rPr>
-        <w:t xml:space="preserve">プラットフォーム利用料</w:t>
-      </w:r>
-      <w:r>
-        <w:rPr>
-          <w:rFonts w:ascii="Yu Mincho" w:eastAsia="Yu Mincho" w:hAnsi="Yu Mincho"/>
-          <w:color w:val="1A1A1A"/>
-          <w:sz w:val="21"/>
-          <w:szCs w:val="21"/>
-        </w:rPr>
-        <w:t xml:space="preserve">（以下「利用料」といいます）を支払うものとします。</w:t>
-      </w:r>
-    </w:p>
-    <w:p>
-      <w:pPr>
-        <w:spacing w:after="60" w:before="60" w:line="300"/>
-        <w:ind w:left="396" w:hanging="396"/>
+        <w:t xml:space="preserve">第7条の3（あんしんサポート料）</w:t>
+      </w:r>
+    </w:p>
+    <w:p>
+      <w:pPr>
+        <w:spacing w:after="60" w:before="60" w:line="300"/>
+        <w:ind w:left="396" w:hanging="396"/>
+      </w:pPr>
+      <w:r>
+        <w:rPr>
+          <w:rFonts w:ascii="Yu Mincho" w:eastAsia="Yu Mincho" w:hAnsi="Yu Mincho"/>
+          <w:color w:val="1A1A1A"/>
+          <w:sz w:val="21"/>
+          <w:szCs w:val="21"/>
+        </w:rPr>
+        <w:t xml:space="preserve">1. ユーザーがコインを購入するときは、コインの価格に加えて、当社所定の率による「あんしんサポート料」をお支払いいただきます。率および金額は、購入手続の画面において、コインの価格と</w:t>
+      </w:r>
+      <w:r>
+        <w:rPr>
+          <w:rFonts w:ascii="Yu Mincho" w:eastAsia="Yu Mincho" w:hAnsi="Yu Mincho"/>
+          <w:b/>
+          <w:bCs/>
+          <w:color w:val="1A1A1A"/>
+          <w:sz w:val="21"/>
+          <w:szCs w:val="21"/>
+        </w:rPr>
+        <w:t xml:space="preserve">区分して表示</w:t>
+      </w:r>
+      <w:r>
+        <w:rPr>
+          <w:rFonts w:ascii="Yu Mincho" w:eastAsia="Yu Mincho" w:hAnsi="Yu Mincho"/>
+          <w:color w:val="1A1A1A"/>
+          <w:sz w:val="21"/>
+          <w:szCs w:val="21"/>
+        </w:rPr>
+        <w:t xml:space="preserve">します。</w:t>
+      </w:r>
+    </w:p>
+    <w:p>
+      <w:pPr>
+        <w:spacing w:after="60" w:before="60" w:line="300"/>
+        <w:ind w:left="396" w:hanging="396"/>
+      </w:pPr>
+      <w:r>
+        <w:rPr>
+          <w:rFonts w:ascii="Yu Mincho" w:eastAsia="Yu Mincho" w:hAnsi="Yu Mincho"/>
+          <w:color w:val="1A1A1A"/>
+          <w:sz w:val="21"/>
+          <w:szCs w:val="21"/>
+        </w:rPr>
+        <w:t xml:space="preserve">2. あんしんサポート料は、当社が本サービスにおいて提供する次の各号の役務の対価です。</w:t>
+      </w:r>
+      <w:r>
+        <w:rPr>
+          <w:rFonts w:ascii="Yu Mincho" w:eastAsia="Yu Mincho" w:hAnsi="Yu Mincho"/>
+          <w:b/>
+          <w:bCs/>
+          <w:color w:val="1A1A1A"/>
+          <w:sz w:val="21"/>
+          <w:szCs w:val="21"/>
+        </w:rPr>
+        <w:t xml:space="preserve">保険契約に基づく保険料ではなく、ユーザーに生じた損害を補填し、または返金を保証するものではありません。</w:t>
+      </w:r>
+    </w:p>
+    <w:p>
+      <w:pPr>
+        <w:spacing w:after="60" w:before="60" w:line="300"/>
+        <w:ind w:left="737" w:hanging="340"/>
+      </w:pPr>
+      <w:r>
+        <w:rPr>
+          <w:rFonts w:ascii="Yu Mincho" w:eastAsia="Yu Mincho" w:hAnsi="Yu Mincho"/>
+          <w:color w:val="1A1A1A"/>
+          <w:sz w:val="21"/>
+          <w:szCs w:val="21"/>
+        </w:rPr>
+        <w:t xml:space="preserve">1. 本人確認（年齢確認を含む）の実施</w:t>
+      </w:r>
+    </w:p>
+    <w:p>
+      <w:pPr>
+        <w:spacing w:after="60" w:before="60" w:line="300"/>
+        <w:ind w:left="737" w:hanging="340"/>
       </w:pPr>
       <w:r>
         <w:rPr>
@@ -2552,120 +2764,43 @@
           <w:sz w:val="21"/>
           <w:szCs w:val="21"/>
         </w:rPr>
-        <w:t xml:space="preserve">当社が第8条第4項の受領権限に基づき受領した対価の全額をピタメイトに引き渡す債務と、ピタメイトが当社に対して負う前項の利用料の支払債務とは、これを相殺します。</w:t>
-      </w:r>
-      <w:r>
-        <w:rPr>
-          <w:rFonts w:ascii="Yu Mincho" w:eastAsia="Yu Mincho" w:hAnsi="Yu Mincho"/>
-          <w:color w:val="1A1A1A"/>
-          <w:sz w:val="21"/>
-          <w:szCs w:val="21"/>
-        </w:rPr>
-        <w:t xml:space="preserve"> 相殺後の残額が報酬コイン（第7条6項）としてピタメイトに確定します。</w:t>
-      </w:r>
-    </w:p>
-    <w:p>
-      <w:pPr>
-        <w:spacing w:after="60" w:before="60" w:line="300"/>
-        <w:ind w:left="396" w:hanging="396"/>
-      </w:pPr>
-      <w:r>
-        <w:rPr>
-          <w:rFonts w:ascii="Yu Mincho" w:eastAsia="Yu Mincho" w:hAnsi="Yu Mincho"/>
-          <w:color w:val="1A1A1A"/>
-          <w:sz w:val="21"/>
-          <w:szCs w:val="21"/>
-        </w:rPr>
-        <w:t xml:space="preserve">3. 利用料の率は、予約（第8条）についてはその月にピタメイトが得た予約の対価の累計額に応じた段階制とし、ありがとうギフト（第7条の2）については一律の率とします。</w:t>
-      </w:r>
-      <w:r>
-        <w:rPr>
-          <w:rFonts w:ascii="Yu Mincho" w:eastAsia="Yu Mincho" w:hAnsi="Yu Mincho"/>
-          <w:b/>
-          <w:bCs/>
-          <w:color w:val="1A1A1A"/>
-          <w:sz w:val="21"/>
-          <w:szCs w:val="21"/>
-        </w:rPr>
-        <w:t xml:space="preserve">具体的な率は本サービス上に表示します。</w:t>
-      </w:r>
-    </w:p>
-    <w:p>
-      <w:pPr>
-        <w:spacing w:after="60" w:before="60" w:line="300"/>
-        <w:ind w:left="396" w:hanging="396"/>
-      </w:pPr>
-      <w:r>
-        <w:rPr>
-          <w:rFonts w:ascii="Yu Mincho" w:eastAsia="Yu Mincho" w:hAnsi="Yu Mincho"/>
-          <w:color w:val="1A1A1A"/>
-          <w:sz w:val="21"/>
-          <w:szCs w:val="21"/>
-        </w:rPr>
-        <w:t xml:space="preserve">3の2. </w:t>
-      </w:r>
-      <w:r>
-        <w:rPr>
-          <w:rFonts w:ascii="Yu Mincho" w:eastAsia="Yu Mincho" w:hAnsi="Yu Mincho"/>
-          <w:b/>
-          <w:bCs/>
-          <w:color w:val="1A1A1A"/>
-          <w:sz w:val="21"/>
-          <w:szCs w:val="21"/>
-        </w:rPr>
-        <w:t xml:space="preserve">予約に係る利用料の率は30%を、ありがとうギフトに係る利用料の率は40%を、それぞれ超えないものとします。</w:t>
-      </w:r>
-    </w:p>
-    <w:p>
-      <w:pPr>
-        <w:spacing w:after="60" w:before="60" w:line="300"/>
-        <w:ind w:left="396" w:hanging="396"/>
-      </w:pPr>
-      <w:r>
-        <w:rPr>
-          <w:rFonts w:ascii="Yu Mincho" w:eastAsia="Yu Mincho" w:hAnsi="Yu Mincho"/>
-          <w:color w:val="1A1A1A"/>
-          <w:sz w:val="21"/>
-          <w:szCs w:val="21"/>
-        </w:rPr>
-        <w:t xml:space="preserve">4. 前項の率を変更する場合、当社は</w:t>
-      </w:r>
-      <w:r>
-        <w:rPr>
-          <w:rFonts w:ascii="Yu Mincho" w:eastAsia="Yu Mincho" w:hAnsi="Yu Mincho"/>
-          <w:b/>
-          <w:bCs/>
-          <w:color w:val="1A1A1A"/>
-          <w:sz w:val="21"/>
-          <w:szCs w:val="21"/>
-        </w:rPr>
-        <w:t xml:space="preserve">変更の30日前までに、変更の内容および理由を明らかにして</w:t>
-      </w:r>
-      <w:r>
-        <w:rPr>
-          <w:rFonts w:ascii="Yu Mincho" w:eastAsia="Yu Mincho" w:hAnsi="Yu Mincho"/>
-          <w:color w:val="1A1A1A"/>
-          <w:sz w:val="21"/>
-          <w:szCs w:val="21"/>
-        </w:rPr>
-        <w:t xml:space="preserve">、本サービス上での表示その他の方法によりピタメイトに通知します。</w:t>
-      </w:r>
-      <w:r>
-        <w:rPr>
-          <w:rFonts w:ascii="Yu Mincho" w:eastAsia="Yu Mincho" w:hAnsi="Yu Mincho"/>
-          <w:b/>
-          <w:bCs/>
-          <w:color w:val="1A1A1A"/>
-          <w:sz w:val="21"/>
-          <w:szCs w:val="21"/>
-        </w:rPr>
-        <w:t xml:space="preserve">ピタメイトに不利益となる変更については、あわせて個別に通知します。</w:t>
-      </w:r>
-    </w:p>
-    <w:p>
-      <w:pPr>
-        <w:spacing w:after="60" w:before="60" w:line="300"/>
-        <w:ind w:left="396" w:hanging="396"/>
+        <w:t xml:space="preserve">予約の承認制の運用</w:t>
+      </w:r>
+    </w:p>
+    <w:p>
+      <w:pPr>
+        <w:spacing w:after="60" w:before="60" w:line="300"/>
+        <w:ind w:left="737" w:hanging="340"/>
+      </w:pPr>
+      <w:r>
+        <w:rPr>
+          <w:rFonts w:ascii="Yu Mincho" w:eastAsia="Yu Mincho" w:hAnsi="Yu Mincho"/>
+          <w:color w:val="1A1A1A"/>
+          <w:sz w:val="21"/>
+          <w:szCs w:val="21"/>
+        </w:rPr>
+        <w:t xml:space="preserve">3. メッセージ等のみまもり（第4条）の運用</w:t>
+      </w:r>
+    </w:p>
+    <w:p>
+      <w:pPr>
+        <w:spacing w:after="60" w:before="60" w:line="300"/>
+        <w:ind w:left="737" w:hanging="340"/>
+      </w:pPr>
+      <w:r>
+        <w:rPr>
+          <w:rFonts w:ascii="Yu Mincho" w:eastAsia="Yu Mincho" w:hAnsi="Yu Mincho"/>
+          <w:color w:val="1A1A1A"/>
+          <w:sz w:val="21"/>
+          <w:szCs w:val="21"/>
+        </w:rPr>
+        <w:t xml:space="preserve">4. 通報の受付およびこれに対する対応</w:t>
+      </w:r>
+    </w:p>
+    <w:p>
+      <w:pPr>
+        <w:spacing w:after="60" w:before="60" w:line="300"/>
+        <w:ind w:left="737" w:hanging="340"/>
       </w:pPr>
       <w:r>
         <w:rPr>
@@ -2685,127 +2820,188 @@
           <w:sz w:val="21"/>
           <w:szCs w:val="21"/>
         </w:rPr>
-        <w:t xml:space="preserve">変更前に成立した予約およびギフトについては、変更前の率を適用します。</w:t>
-      </w:r>
-      <w:r>
-        <w:rPr>
-          <w:rFonts w:ascii="Yu Mincho" w:eastAsia="Yu Mincho" w:hAnsi="Yu Mincho"/>
-          <w:color w:val="1A1A1A"/>
-          <w:sz w:val="21"/>
-          <w:szCs w:val="21"/>
-        </w:rPr>
-        <w:t xml:space="preserve"> 変更後の率は、変更の効力が生じた後に成立した予約およびギフトについて適用します。</w:t>
-      </w:r>
-    </w:p>
-    <w:p>
-      <w:pPr>
-        <w:spacing w:after="60" w:before="60" w:line="300"/>
-        <w:ind w:left="396" w:hanging="396"/>
-      </w:pPr>
-      <w:r>
-        <w:rPr>
-          <w:rFonts w:ascii="Yu Mincho" w:eastAsia="Yu Mincho" w:hAnsi="Yu Mincho"/>
-          <w:color w:val="1A1A1A"/>
-          <w:sz w:val="21"/>
-          <w:szCs w:val="21"/>
-        </w:rPr>
-        <w:t xml:space="preserve">5の2. ピタメイトは、前2項の通知を受けた後、いつでも掲載を停止し、または退会（第6条の2）することができます。</w:t>
-      </w:r>
-      <w:r>
-        <w:rPr>
-          <w:rFonts w:ascii="Yu Mincho" w:eastAsia="Yu Mincho" w:hAnsi="Yu Mincho"/>
-          <w:b/>
-          <w:bCs/>
-          <w:color w:val="1A1A1A"/>
-          <w:sz w:val="21"/>
-          <w:szCs w:val="21"/>
-        </w:rPr>
-        <w:t xml:space="preserve">この場合においても、変更前に成立した予約およびギフトに係る報酬コインの確定および換金は、変更前の条件に従って行われます。</w:t>
-      </w:r>
-    </w:p>
-    <w:p>
-      <w:pPr>
-        <w:spacing w:after="60" w:before="60" w:line="300"/>
-        <w:ind w:left="396" w:hanging="396"/>
-      </w:pPr>
-      <w:r>
-        <w:rPr>
-          <w:rFonts w:ascii="Yu Mincho" w:eastAsia="Yu Mincho" w:hAnsi="Yu Mincho"/>
-          <w:color w:val="1A1A1A"/>
-          <w:sz w:val="21"/>
-          <w:szCs w:val="21"/>
-        </w:rPr>
-        <w:t xml:space="preserve">6. </w:t>
-      </w:r>
-      <w:r>
-        <w:rPr>
-          <w:rFonts w:ascii="Yu Mincho" w:eastAsia="Yu Mincho" w:hAnsi="Yu Mincho"/>
-          <w:b/>
-          <w:bCs/>
-          <w:color w:val="1A1A1A"/>
-          <w:sz w:val="21"/>
-          <w:szCs w:val="21"/>
-        </w:rPr>
-        <w:t xml:space="preserve">同一のゲストからの2回目以降の予約</w:t>
-      </w:r>
-      <w:r>
-        <w:rPr>
-          <w:rFonts w:ascii="Yu Mincho" w:eastAsia="Yu Mincho" w:hAnsi="Yu Mincho"/>
-          <w:color w:val="1A1A1A"/>
-          <w:sz w:val="21"/>
-          <w:szCs w:val="21"/>
-        </w:rPr>
-        <w:t xml:space="preserve">については、第3項の率から所定のポイントを差し引きます。差し引き後の下限は本サービス上に表示します。</w:t>
-      </w:r>
-    </w:p>
-    <w:p>
-      <w:pPr>
-        <w:spacing w:after="60" w:before="60" w:line="300"/>
-        <w:ind w:left="396" w:hanging="396"/>
-      </w:pPr>
-      <w:r>
-        <w:rPr>
-          <w:rFonts w:ascii="Yu Mincho" w:eastAsia="Yu Mincho" w:hAnsi="Yu Mincho"/>
-          <w:color w:val="1A1A1A"/>
-          <w:sz w:val="21"/>
-          <w:szCs w:val="21"/>
-        </w:rPr>
-        <w:t xml:space="preserve">7. 直前のキャンセルによりピタメイトの報酬となるコイン（第9条第1項）については、役務の対価ではなく機会損失の補償であるため、</w:t>
-      </w:r>
-      <w:r>
-        <w:rPr>
-          <w:rFonts w:ascii="Yu Mincho" w:eastAsia="Yu Mincho" w:hAnsi="Yu Mincho"/>
-          <w:b/>
-          <w:bCs/>
-          <w:color w:val="1A1A1A"/>
-          <w:sz w:val="21"/>
-          <w:szCs w:val="21"/>
-        </w:rPr>
-        <w:t xml:space="preserve">利用料を控除しません</w:t>
-      </w:r>
-      <w:r>
-        <w:rPr>
-          <w:rFonts w:ascii="Yu Mincho" w:eastAsia="Yu Mincho" w:hAnsi="Yu Mincho"/>
-          <w:color w:val="1A1A1A"/>
-          <w:sz w:val="21"/>
-          <w:szCs w:val="21"/>
-        </w:rPr>
-        <w:t xml:space="preserve">（第2項の相殺の対象としません）。</w:t>
-      </w:r>
-    </w:p>
-    <w:p>
-      <w:pPr>
-        <w:spacing w:after="60" w:before="60" w:line="300"/>
-        <w:ind w:left="396" w:hanging="396"/>
-      </w:pPr>
-      <w:r>
-        <w:rPr>
-          <w:rFonts w:ascii="Yu Mincho" w:eastAsia="Yu Mincho" w:hAnsi="Yu Mincho"/>
-          <w:color w:val="1A1A1A"/>
-          <w:sz w:val="21"/>
-          <w:szCs w:val="21"/>
-        </w:rPr>
-        <w:t xml:space="preserve">8. 本条に定める料率および金額は、消費税を含んだ金額です。</w:t>
+        <w:t xml:space="preserve">ブロック機能の提供および運用</w:t>
+      </w:r>
+    </w:p>
+    <w:p>
+      <w:pPr>
+        <w:spacing w:after="60" w:before="60" w:line="300"/>
+        <w:ind w:left="737" w:hanging="340"/>
+      </w:pPr>
+      <w:r>
+        <w:rPr>
+          <w:rFonts w:ascii="Yu Mincho" w:eastAsia="Yu Mincho" w:hAnsi="Yu Mincho"/>
+          <w:color w:val="1A1A1A"/>
+          <w:sz w:val="21"/>
+          <w:szCs w:val="21"/>
+        </w:rPr>
+        <w:t xml:space="preserve">6. ユーザー間のトラブルに関する事実の確認および当事者への連絡</w:t>
+      </w:r>
+    </w:p>
+    <w:p>
+      <w:pPr>
+        <w:spacing w:after="60" w:before="60" w:line="300"/>
+        <w:ind w:left="737" w:hanging="340"/>
+      </w:pPr>
+      <w:r>
+        <w:rPr>
+          <w:rFonts w:ascii="Yu Mincho" w:eastAsia="Yu Mincho" w:hAnsi="Yu Mincho"/>
+          <w:color w:val="1A1A1A"/>
+          <w:sz w:val="21"/>
+          <w:szCs w:val="21"/>
+        </w:rPr>
+        <w:t xml:space="preserve">7. 問い合わせ窓口の運営</w:t>
+      </w:r>
+    </w:p>
+    <w:p>
+      <w:pPr>
+        <w:spacing w:after="60" w:before="60" w:line="300"/>
+        <w:ind w:left="396" w:hanging="396"/>
+      </w:pPr>
+      <w:r>
+        <w:rPr>
+          <w:rFonts w:ascii="Yu Mincho" w:eastAsia="Yu Mincho" w:hAnsi="Yu Mincho"/>
+          <w:color w:val="1A1A1A"/>
+          <w:sz w:val="21"/>
+          <w:szCs w:val="21"/>
+        </w:rPr>
+        <w:t xml:space="preserve">3. あんしんサポート料は</w:t>
+      </w:r>
+      <w:r>
+        <w:rPr>
+          <w:rFonts w:ascii="Yu Mincho" w:eastAsia="Yu Mincho" w:hAnsi="Yu Mincho"/>
+          <w:b/>
+          <w:bCs/>
+          <w:color w:val="1A1A1A"/>
+          <w:sz w:val="21"/>
+          <w:szCs w:val="21"/>
+        </w:rPr>
+        <w:t xml:space="preserve">コインの購入代価ではありません</w:t>
+      </w:r>
+      <w:r>
+        <w:rPr>
+          <w:rFonts w:ascii="Yu Mincho" w:eastAsia="Yu Mincho" w:hAnsi="Yu Mincho"/>
+          <w:color w:val="1A1A1A"/>
+          <w:sz w:val="21"/>
+          <w:szCs w:val="21"/>
+        </w:rPr>
+        <w:t xml:space="preserve">。したがって、</w:t>
+      </w:r>
+      <w:r>
+        <w:rPr>
+          <w:rFonts w:ascii="Yu Mincho" w:eastAsia="Yu Mincho" w:hAnsi="Yu Mincho"/>
+          <w:b/>
+          <w:bCs/>
+          <w:color w:val="1A1A1A"/>
+          <w:sz w:val="21"/>
+          <w:szCs w:val="21"/>
+        </w:rPr>
+        <w:t xml:space="preserve">コインに変換されず、コインの残高にも加算されません</w:t>
+      </w:r>
+      <w:r>
+        <w:rPr>
+          <w:rFonts w:ascii="Yu Mincho" w:eastAsia="Yu Mincho" w:hAnsi="Yu Mincho"/>
+          <w:color w:val="1A1A1A"/>
+          <w:sz w:val="21"/>
+          <w:szCs w:val="21"/>
+        </w:rPr>
+        <w:t xml:space="preserve">。</w:t>
+      </w:r>
+    </w:p>
+    <w:p>
+      <w:pPr>
+        <w:spacing w:after="60" w:before="60" w:line="300"/>
+        <w:ind w:left="396" w:hanging="396"/>
+      </w:pPr>
+      <w:r>
+        <w:rPr>
+          <w:rFonts w:ascii="Yu Mincho" w:eastAsia="Yu Mincho" w:hAnsi="Yu Mincho"/>
+          <w:color w:val="1A1A1A"/>
+          <w:sz w:val="21"/>
+          <w:szCs w:val="21"/>
+        </w:rPr>
+        <w:t xml:space="preserve">4. 前項の役務は、</w:t>
+      </w:r>
+      <w:r>
+        <w:rPr>
+          <w:rFonts w:ascii="Yu Mincho" w:eastAsia="Yu Mincho" w:hAnsi="Yu Mincho"/>
+          <w:b/>
+          <w:bCs/>
+          <w:color w:val="1A1A1A"/>
+          <w:sz w:val="21"/>
+          <w:szCs w:val="21"/>
+        </w:rPr>
+        <w:t xml:space="preserve">購入手続の完了時点から継続的に提供される</w:t>
+      </w:r>
+      <w:r>
+        <w:rPr>
+          <w:rFonts w:ascii="Yu Mincho" w:eastAsia="Yu Mincho" w:hAnsi="Yu Mincho"/>
+          <w:color w:val="1A1A1A"/>
+          <w:sz w:val="21"/>
+          <w:szCs w:val="21"/>
+        </w:rPr>
+        <w:t xml:space="preserve">ため、その後にコインの返還（第9条のキャンセルによる返還を含みます）が生じた場合も、あんしんサポート料は返還しません。</w:t>
+      </w:r>
+    </w:p>
+    <w:p>
+      <w:pPr>
+        <w:spacing w:after="60" w:before="60" w:line="300"/>
+        <w:ind w:left="396" w:hanging="396"/>
+      </w:pPr>
+      <w:r>
+        <w:rPr>
+          <w:rFonts w:ascii="Yu Mincho" w:eastAsia="Yu Mincho" w:hAnsi="Yu Mincho"/>
+          <w:color w:val="1A1A1A"/>
+          <w:sz w:val="21"/>
+          <w:szCs w:val="21"/>
+        </w:rPr>
+        <w:t xml:space="preserve">5. </w:t>
+      </w:r>
+      <w:r>
+        <w:rPr>
+          <w:rFonts w:ascii="Yu Mincho" w:eastAsia="Yu Mincho" w:hAnsi="Yu Mincho"/>
+          <w:b/>
+          <w:bCs/>
+          <w:color w:val="1A1A1A"/>
+          <w:sz w:val="21"/>
+          <w:szCs w:val="21"/>
+        </w:rPr>
+        <w:t xml:space="preserve">前項にかかわらず、コインの購入自体が取り消される場合</w:t>
+      </w:r>
+      <w:r>
+        <w:rPr>
+          <w:rFonts w:ascii="Yu Mincho" w:eastAsia="Yu Mincho" w:hAnsi="Yu Mincho"/>
+          <w:color w:val="1A1A1A"/>
+          <w:sz w:val="21"/>
+          <w:szCs w:val="21"/>
+        </w:rPr>
+        <w:t xml:space="preserve">（決済手続の誤り、第三者による不正利用、未成年者の法定代理人の同意を欠く購入の取消しその他購入の効力が失われる場合をいいます）</w:t>
+      </w:r>
+      <w:r>
+        <w:rPr>
+          <w:rFonts w:ascii="Yu Mincho" w:eastAsia="Yu Mincho" w:hAnsi="Yu Mincho"/>
+          <w:b/>
+          <w:bCs/>
+          <w:color w:val="1A1A1A"/>
+          <w:sz w:val="21"/>
+          <w:szCs w:val="21"/>
+        </w:rPr>
+        <w:t xml:space="preserve">は、あんしんサポート料も返還します。当社の責めに帰すべき事由により本条の役務が提供されなかった場合も、同様とします。</w:t>
+      </w:r>
+    </w:p>
+    <w:p>
+      <w:pPr>
+        <w:spacing w:after="60" w:before="60" w:line="300"/>
+        <w:ind w:left="396" w:hanging="396"/>
+      </w:pPr>
+      <w:r>
+        <w:rPr>
+          <w:rFonts w:ascii="Yu Mincho" w:eastAsia="Yu Mincho" w:hAnsi="Yu Mincho"/>
+          <w:color w:val="1A1A1A"/>
+          <w:sz w:val="21"/>
+          <w:szCs w:val="21"/>
+        </w:rPr>
+        <w:t xml:space="preserve">6. 本条に定める料率および金額は、消費税を含んだ金額です。</w:t>
       </w:r>
     </w:p>
     <w:p>
@@ -2825,67 +3021,323 @@
           <w:sz w:val="24"/>
           <w:szCs w:val="24"/>
         </w:rPr>
-        <w:t xml:space="preserve">第8条の3（プレイ時間の延長）</w:t>
-      </w:r>
-    </w:p>
-    <w:p>
-      <w:pPr>
-        <w:spacing w:after="60" w:before="60" w:line="300"/>
-        <w:ind w:left="396" w:hanging="396"/>
-      </w:pPr>
-      <w:r>
-        <w:rPr>
-          <w:rFonts w:ascii="Yu Mincho" w:eastAsia="Yu Mincho" w:hAnsi="Yu Mincho"/>
-          <w:color w:val="1A1A1A"/>
-          <w:sz w:val="21"/>
-          <w:szCs w:val="21"/>
-        </w:rPr>
-        <w:t xml:space="preserve">1. ゲストは、プレイの進行中に限り、当社所定の単位でプレイ時間を延長できます。延長にあたっては、ピタメイトが設定した時給レートに応じたコインを追加で消費します。</w:t>
-      </w:r>
-    </w:p>
-    <w:p>
-      <w:pPr>
-        <w:spacing w:after="60" w:before="60" w:line="300"/>
-        <w:ind w:left="396" w:hanging="396"/>
-      </w:pPr>
-      <w:r>
-        <w:rPr>
-          <w:rFonts w:ascii="Yu Mincho" w:eastAsia="Yu Mincho" w:hAnsi="Yu Mincho"/>
-          <w:color w:val="1A1A1A"/>
-          <w:sz w:val="21"/>
-          <w:szCs w:val="21"/>
-        </w:rPr>
-        <w:t xml:space="preserve">2. 延長により追加されたコインは当該予約の対価に合算し、第9条第6項に従って確定します。利用料も合算後の額に対して計算します。なお、延長分には第8条の4の初回お試し割引は適用されません。</w:t>
-      </w:r>
-    </w:p>
-    <w:p>
-      <w:pPr>
-        <w:spacing w:after="60" w:before="60" w:line="300"/>
-        <w:ind w:left="396" w:hanging="396"/>
-      </w:pPr>
-      <w:r>
-        <w:rPr>
-          <w:rFonts w:ascii="Yu Mincho" w:eastAsia="Yu Mincho" w:hAnsi="Yu Mincho"/>
-          <w:color w:val="1A1A1A"/>
-          <w:sz w:val="21"/>
-          <w:szCs w:val="21"/>
-        </w:rPr>
-        <w:t xml:space="preserve">3. 延長は、ピタメイトが予約を承諾した後、当該予約が完了またはキャンセルされるまでの間に限り行えます。</w:t>
-      </w:r>
-    </w:p>
-    <w:p>
-      <w:pPr>
-        <w:spacing w:after="60" w:before="60" w:line="300"/>
-        <w:ind w:left="396" w:hanging="396"/>
-      </w:pPr>
-      <w:r>
-        <w:rPr>
-          <w:rFonts w:ascii="Yu Mincho" w:eastAsia="Yu Mincho" w:hAnsi="Yu Mincho"/>
-          <w:color w:val="1A1A1A"/>
-          <w:sz w:val="21"/>
-          <w:szCs w:val="21"/>
-        </w:rPr>
-        <w:t xml:space="preserve">4. 延長後のプレイ時間の合計は、当社が定める1回あたりの上限時間を超えることができません。また、当該時間帯に他の予約が成立している場合、延長を行うことはできません。</w:t>
+        <w:t xml:space="preserve">第8条（ピタメイト機能）</w:t>
+      </w:r>
+    </w:p>
+    <w:p>
+      <w:pPr>
+        <w:spacing w:after="60" w:before="60" w:line="300"/>
+        <w:ind w:left="396" w:hanging="396"/>
+      </w:pPr>
+      <w:r>
+        <w:rPr>
+          <w:rFonts w:ascii="Yu Mincho" w:eastAsia="Yu Mincho" w:hAnsi="Yu Mincho"/>
+          <w:color w:val="1A1A1A"/>
+          <w:sz w:val="21"/>
+          <w:szCs w:val="21"/>
+        </w:rPr>
+        <w:t xml:space="preserve">1. ユーザーは、本人確認を完了している場合に限り、任意で「ピタメイト」として登録し、一緒にゲームを遊ぶ時間を、</w:t>
+      </w:r>
+      <w:r>
+        <w:rPr>
+          <w:rFonts w:ascii="Yu Mincho" w:eastAsia="Yu Mincho" w:hAnsi="Yu Mincho"/>
+          <w:b/>
+          <w:bCs/>
+          <w:color w:val="1A1A1A"/>
+          <w:sz w:val="21"/>
+          <w:szCs w:val="21"/>
+        </w:rPr>
+        <w:t xml:space="preserve">自ら設定した</w:t>
+      </w:r>
+      <w:r>
+        <w:rPr>
+          <w:rFonts w:ascii="Yu Mincho" w:eastAsia="Yu Mincho" w:hAnsi="Yu Mincho"/>
+          <w:color w:val="1A1A1A"/>
+          <w:sz w:val="21"/>
+          <w:szCs w:val="21"/>
+        </w:rPr>
+        <w:t xml:space="preserve">時間単位のコイン数（時給レート）で提供できます。</w:t>
+      </w:r>
+      <w:r>
+        <w:rPr>
+          <w:rFonts w:ascii="Yu Mincho" w:eastAsia="Yu Mincho" w:hAnsi="Yu Mincho"/>
+          <w:b/>
+          <w:bCs/>
+          <w:color w:val="1A1A1A"/>
+          <w:sz w:val="21"/>
+          <w:szCs w:val="21"/>
+        </w:rPr>
+        <w:t xml:space="preserve">当社が定めるのは設定できる額の上限および下限のみであり、その範囲内の額はピタメイトが決定します。上限は高額化とこれに伴うトラブルの抑止を、下限は決済および運営に要する固定的な費用を下回る取引を防ぎ、著しく低い単価に伴うトラブルを抑止するための定めです。当社は、その範囲内における個々の額の決定に関与しません。</w:t>
+      </w:r>
+      <w:r>
+        <w:rPr>
+          <w:rFonts w:ascii="Yu Mincho" w:eastAsia="Yu Mincho" w:hAnsi="Yu Mincho"/>
+          <w:color w:val="1A1A1A"/>
+          <w:sz w:val="21"/>
+          <w:szCs w:val="21"/>
+        </w:rPr>
+        <w:t xml:space="preserve">ゲストは、申込みにあたり「今すぐ」または当社所定の範囲内（申込時から30分後以降、14日後まで）の</w:t>
+      </w:r>
+      <w:r>
+        <w:rPr>
+          <w:rFonts w:ascii="Yu Mincho" w:eastAsia="Yu Mincho" w:hAnsi="Yu Mincho"/>
+          <w:b/>
+          <w:bCs/>
+          <w:color w:val="1A1A1A"/>
+          <w:sz w:val="21"/>
+          <w:szCs w:val="21"/>
+        </w:rPr>
+        <w:t xml:space="preserve">開始時刻を指定</w:t>
+      </w:r>
+      <w:r>
+        <w:rPr>
+          <w:rFonts w:ascii="Yu Mincho" w:eastAsia="Yu Mincho" w:hAnsi="Yu Mincho"/>
+          <w:color w:val="1A1A1A"/>
+          <w:sz w:val="21"/>
+          <w:szCs w:val="21"/>
+        </w:rPr>
+        <w:t xml:space="preserve">できます。プレイ時間は、当社所定の単位（4時間までは30分単位、それ以降は1時間単位）で、</w:t>
+      </w:r>
+      <w:r>
+        <w:rPr>
+          <w:rFonts w:ascii="Yu Mincho" w:eastAsia="Yu Mincho" w:hAnsi="Yu Mincho"/>
+          <w:b/>
+          <w:bCs/>
+          <w:color w:val="1A1A1A"/>
+          <w:sz w:val="21"/>
+          <w:szCs w:val="21"/>
+        </w:rPr>
+        <w:t xml:space="preserve">1件あたり最長10時間</w:t>
+      </w:r>
+      <w:r>
+        <w:rPr>
+          <w:rFonts w:ascii="Yu Mincho" w:eastAsia="Yu Mincho" w:hAnsi="Yu Mincho"/>
+          <w:color w:val="1A1A1A"/>
+          <w:sz w:val="21"/>
+          <w:szCs w:val="21"/>
+        </w:rPr>
+        <w:t xml:space="preserve">まで申し込めます（さらに延ばす場合は第8条の3の延長によります）。ピタメイトは、掲載の停止および個々の予約の申込みへの諾否を自由に決定できます。予約は、ピタメイトが承諾した時点で成立します。ピタメイトが承諾しない場合または一定時間内に応答しない場合、消費されたコインはゲストに全額返還されます。</w:t>
+      </w:r>
+    </w:p>
+    <w:p>
+      <w:pPr>
+        <w:spacing w:after="60" w:before="60" w:line="300"/>
+        <w:ind w:left="396" w:hanging="396"/>
+      </w:pPr>
+      <w:r>
+        <w:rPr>
+          <w:rFonts w:ascii="Yu Mincho" w:eastAsia="Yu Mincho" w:hAnsi="Yu Mincho"/>
+          <w:color w:val="1A1A1A"/>
+          <w:sz w:val="21"/>
+          <w:szCs w:val="21"/>
+        </w:rPr>
+        <w:t xml:space="preserve">2. ピタメイトが提供するのは</w:t>
+      </w:r>
+      <w:r>
+        <w:rPr>
+          <w:rFonts w:ascii="Yu Mincho" w:eastAsia="Yu Mincho" w:hAnsi="Yu Mincho"/>
+          <w:b/>
+          <w:bCs/>
+          <w:color w:val="1A1A1A"/>
+          <w:sz w:val="21"/>
+          <w:szCs w:val="21"/>
+        </w:rPr>
+        <w:t xml:space="preserve">インターネットを通じてゲームを一緒に遊ぶ時間</w:t>
+      </w:r>
+      <w:r>
+        <w:rPr>
+          <w:rFonts w:ascii="Yu Mincho" w:eastAsia="Yu Mincho" w:hAnsi="Yu Mincho"/>
+          <w:color w:val="1A1A1A"/>
+          <w:sz w:val="21"/>
+          <w:szCs w:val="21"/>
+        </w:rPr>
+        <w:t xml:space="preserve">であり、それ以外の役務（</w:t>
+      </w:r>
+      <w:r>
+        <w:rPr>
+          <w:rFonts w:ascii="Yu Mincho" w:eastAsia="Yu Mincho" w:hAnsi="Yu Mincho"/>
+          <w:b/>
+          <w:bCs/>
+          <w:color w:val="1A1A1A"/>
+          <w:sz w:val="21"/>
+          <w:szCs w:val="21"/>
+        </w:rPr>
+        <w:t xml:space="preserve">対面での面会、飲食の提供</w:t>
+      </w:r>
+      <w:r>
+        <w:rPr>
+          <w:rFonts w:ascii="Yu Mincho" w:eastAsia="Yu Mincho" w:hAnsi="Yu Mincho"/>
+          <w:color w:val="1A1A1A"/>
+          <w:sz w:val="21"/>
+          <w:szCs w:val="21"/>
+        </w:rPr>
+        <w:t xml:space="preserve">、交際等）を提供・約束してはなりません（第5条第7号）。</w:t>
+      </w:r>
+    </w:p>
+    <w:p>
+      <w:pPr>
+        <w:spacing w:after="60" w:before="60" w:line="300"/>
+        <w:ind w:left="396" w:hanging="396"/>
+      </w:pPr>
+      <w:r>
+        <w:rPr>
+          <w:rFonts w:ascii="Yu Mincho" w:eastAsia="Yu Mincho" w:hAnsi="Yu Mincho"/>
+          <w:color w:val="1A1A1A"/>
+          <w:sz w:val="21"/>
+          <w:szCs w:val="21"/>
+        </w:rPr>
+        <w:t xml:space="preserve">3. ピタメイトとゲストの間のプレイに関する合意は、当該ユーザー間で成立します。当社はその当事者ではありません（第2条第3項）。</w:t>
+      </w:r>
+    </w:p>
+    <w:p>
+      <w:pPr>
+        <w:spacing w:after="60" w:before="60" w:line="300"/>
+        <w:ind w:left="396" w:hanging="396"/>
+      </w:pPr>
+      <w:r>
+        <w:rPr>
+          <w:rFonts w:ascii="Yu Mincho" w:eastAsia="Yu Mincho" w:hAnsi="Yu Mincho"/>
+          <w:color w:val="1A1A1A"/>
+          <w:sz w:val="21"/>
+          <w:szCs w:val="21"/>
+        </w:rPr>
+        <w:t xml:space="preserve">4. ピタメイトは、ゲストから受け取るべきプレイの対価について、</w:t>
+      </w:r>
+      <w:r>
+        <w:rPr>
+          <w:rFonts w:ascii="Yu Mincho" w:eastAsia="Yu Mincho" w:hAnsi="Yu Mincho"/>
+          <w:b/>
+          <w:bCs/>
+          <w:color w:val="1A1A1A"/>
+          <w:sz w:val="21"/>
+          <w:szCs w:val="21"/>
+        </w:rPr>
+        <w:t xml:space="preserve">その受領の権限を当社に授与</w:t>
+      </w:r>
+      <w:r>
+        <w:rPr>
+          <w:rFonts w:ascii="Yu Mincho" w:eastAsia="Yu Mincho" w:hAnsi="Yu Mincho"/>
+          <w:color w:val="1A1A1A"/>
+          <w:sz w:val="21"/>
+          <w:szCs w:val="21"/>
+        </w:rPr>
+        <w:t xml:space="preserve">します。ゲストが予約の成立時に所定のコインを消費した時点で、当該予約に係る</w:t>
+      </w:r>
+      <w:r>
+        <w:rPr>
+          <w:rFonts w:ascii="Yu Mincho" w:eastAsia="Yu Mincho" w:hAnsi="Yu Mincho"/>
+          <w:b/>
+          <w:bCs/>
+          <w:color w:val="1A1A1A"/>
+          <w:sz w:val="21"/>
+          <w:szCs w:val="21"/>
+        </w:rPr>
+        <w:t xml:space="preserve">ゲストのピタメイトに対する支払債務は消滅</w:t>
+      </w:r>
+      <w:r>
+        <w:rPr>
+          <w:rFonts w:ascii="Yu Mincho" w:eastAsia="Yu Mincho" w:hAnsi="Yu Mincho"/>
+          <w:color w:val="1A1A1A"/>
+          <w:sz w:val="21"/>
+          <w:szCs w:val="21"/>
+        </w:rPr>
+        <w:t xml:space="preserve">し、以後の対価の取扱い（報酬コインとしての確定・換金）は本規約の定めによります。</w:t>
+      </w:r>
+    </w:p>
+    <w:p>
+      <w:pPr>
+        <w:spacing w:after="60" w:before="60" w:line="300"/>
+        <w:ind w:left="396" w:hanging="396"/>
+      </w:pPr>
+      <w:r>
+        <w:rPr>
+          <w:rFonts w:ascii="Yu Mincho" w:eastAsia="Yu Mincho" w:hAnsi="Yu Mincho"/>
+          <w:color w:val="1A1A1A"/>
+          <w:sz w:val="21"/>
+          <w:szCs w:val="21"/>
+        </w:rPr>
+        <w:t xml:space="preserve">5. ピタメイトは、本サービスから得た報酬に係る税務上の申告・納税を、自己の責任と費用で行うものとします。</w:t>
+      </w:r>
+    </w:p>
+    <w:p>
+      <w:pPr>
+        <w:spacing w:after="60" w:before="60" w:line="300"/>
+        <w:ind w:left="396" w:hanging="396"/>
+      </w:pPr>
+      <w:r>
+        <w:rPr>
+          <w:rFonts w:ascii="Yu Mincho" w:eastAsia="Yu Mincho" w:hAnsi="Yu Mincho"/>
+          <w:color w:val="1A1A1A"/>
+          <w:sz w:val="21"/>
+          <w:szCs w:val="21"/>
+        </w:rPr>
+        <w:t xml:space="preserve">6. </w:t>
+      </w:r>
+      <w:r>
+        <w:rPr>
+          <w:rFonts w:ascii="Yu Mincho" w:eastAsia="Yu Mincho" w:hAnsi="Yu Mincho"/>
+          <w:b/>
+          <w:bCs/>
+          <w:color w:val="1A1A1A"/>
+          <w:sz w:val="21"/>
+          <w:szCs w:val="21"/>
+        </w:rPr>
+        <w:t xml:space="preserve">ピタメイトは、当社の従業員ではなく、当社との間に雇用関係、指揮命令関係その他これに類する関係はありません。ピタメイトは、募集する時間帯、対価の額（当社が定める範囲内において）、および個々の予約に応ずるか否かを、自らの判断で決定します。当社は、ピタメイトに対し、稼働の時間、頻度もしくは量を指示し、または義務づけることはありません。</w:t>
+      </w:r>
+    </w:p>
+    <w:p>
+      <w:pPr>
+        <w:spacing w:after="60" w:before="60" w:line="300"/>
+        <w:ind w:left="396" w:hanging="396"/>
+      </w:pPr>
+      <w:r>
+        <w:rPr>
+          <w:rFonts w:ascii="Yu Mincho" w:eastAsia="Yu Mincho" w:hAnsi="Yu Mincho"/>
+          <w:color w:val="1A1A1A"/>
+          <w:sz w:val="21"/>
+          <w:szCs w:val="21"/>
+        </w:rPr>
+        <w:t xml:space="preserve">7. ピタメイトは、</w:t>
+      </w:r>
+      <w:r>
+        <w:rPr>
+          <w:rFonts w:ascii="Yu Mincho" w:eastAsia="Yu Mincho" w:hAnsi="Yu Mincho"/>
+          <w:b/>
+          <w:bCs/>
+          <w:color w:val="1A1A1A"/>
+          <w:sz w:val="21"/>
+          <w:szCs w:val="21"/>
+        </w:rPr>
+        <w:t xml:space="preserve">法令に基づく開示の請求</w:t>
+      </w:r>
+      <w:r>
+        <w:rPr>
+          <w:rFonts w:ascii="Yu Mincho" w:eastAsia="Yu Mincho" w:hAnsi="Yu Mincho"/>
+          <w:color w:val="1A1A1A"/>
+          <w:sz w:val="21"/>
+          <w:szCs w:val="21"/>
+        </w:rPr>
+        <w:t xml:space="preserve">（取引デジタルプラットフォームを利用する消費者の利益の保護に関する法律第5条に基づく請求を含みます）を受けた場合、当社が、当該法令の定めるところに従い、</w:t>
+      </w:r>
+      <w:r>
+        <w:rPr>
+          <w:rFonts w:ascii="Yu Mincho" w:eastAsia="Yu Mincho" w:hAnsi="Yu Mincho"/>
+          <w:b/>
+          <w:bCs/>
+          <w:color w:val="1A1A1A"/>
+          <w:sz w:val="21"/>
+          <w:szCs w:val="21"/>
+        </w:rPr>
+        <w:t xml:space="preserve">当該ピタメイトの氏名、住所その他の情報を請求者に開示することがある</w:t>
+      </w:r>
+      <w:r>
+        <w:rPr>
+          <w:rFonts w:ascii="Yu Mincho" w:eastAsia="Yu Mincho" w:hAnsi="Yu Mincho"/>
+          <w:color w:val="1A1A1A"/>
+          <w:sz w:val="21"/>
+          <w:szCs w:val="21"/>
+        </w:rPr>
+        <w:t xml:space="preserve">ことに、あらかじめ同意するものとします。</w:t>
       </w:r>
     </w:p>
     <w:p>
@@ -2905,172 +3357,321 @@
           <w:sz w:val="24"/>
           <w:szCs w:val="24"/>
         </w:rPr>
-        <w:t xml:space="preserve">第8条の4（ピタメイトによる初回お試し割引）</w:t>
-      </w:r>
-    </w:p>
-    <w:p>
-      <w:pPr>
-        <w:spacing w:after="60" w:before="60" w:line="300"/>
-        <w:ind w:left="396" w:hanging="396"/>
-      </w:pPr>
-      <w:r>
-        <w:rPr>
-          <w:rFonts w:ascii="Yu Mincho" w:eastAsia="Yu Mincho" w:hAnsi="Yu Mincho"/>
-          <w:color w:val="1A1A1A"/>
-          <w:sz w:val="21"/>
-          <w:szCs w:val="21"/>
-        </w:rPr>
-        <w:t xml:space="preserve">1. ピタメイトは、自らの判断で「初回お試し割引」を設定できます。これは、</w:t>
-      </w:r>
-      <w:r>
-        <w:rPr>
-          <w:rFonts w:ascii="Yu Mincho" w:eastAsia="Yu Mincho" w:hAnsi="Yu Mincho"/>
-          <w:b/>
-          <w:bCs/>
-          <w:color w:val="1A1A1A"/>
-          <w:sz w:val="21"/>
-          <w:szCs w:val="21"/>
-        </w:rPr>
-        <w:t xml:space="preserve">当該ピタメイトと初めて予約するゲスト</w:t>
-      </w:r>
-      <w:r>
-        <w:rPr>
-          <w:rFonts w:ascii="Yu Mincho" w:eastAsia="Yu Mincho" w:hAnsi="Yu Mincho"/>
-          <w:color w:val="1A1A1A"/>
-          <w:sz w:val="21"/>
-          <w:szCs w:val="21"/>
-        </w:rPr>
-        <w:t xml:space="preserve">に限り、当該ピタメイトが設定した割引率を適用してコインの消費額を減額するものです。</w:t>
-      </w:r>
-    </w:p>
-    <w:p>
-      <w:pPr>
-        <w:spacing w:after="60" w:before="60" w:line="300"/>
-        <w:ind w:left="396" w:hanging="396"/>
-      </w:pPr>
-      <w:r>
-        <w:rPr>
-          <w:rFonts w:ascii="Yu Mincho" w:eastAsia="Yu Mincho" w:hAnsi="Yu Mincho"/>
-          <w:color w:val="1A1A1A"/>
-          <w:sz w:val="21"/>
-          <w:szCs w:val="21"/>
-        </w:rPr>
-        <w:t xml:space="preserve">2. 割引率はピタメイトが0％以上90％以下の範囲で設定します。当社は割引率の設定・変更・廃止に関与しません。</w:t>
-      </w:r>
-    </w:p>
-    <w:p>
-      <w:pPr>
-        <w:spacing w:after="60" w:before="60" w:line="300"/>
-        <w:ind w:left="396" w:hanging="396"/>
-      </w:pPr>
-      <w:r>
-        <w:rPr>
-          <w:rFonts w:ascii="Yu Mincho" w:eastAsia="Yu Mincho" w:hAnsi="Yu Mincho"/>
-          <w:color w:val="1A1A1A"/>
-          <w:sz w:val="21"/>
-          <w:szCs w:val="21"/>
-        </w:rPr>
-        <w:t xml:space="preserve">3. 割引の適用の有無および割引後の消費コイン数は、予約の申込画面において、割引前の金額とあわせて表示します。ゲストは表示された金額を確認したうえで申し込むものとします。</w:t>
-      </w:r>
-    </w:p>
-    <w:p>
-      <w:pPr>
-        <w:spacing w:after="60" w:before="60" w:line="300"/>
-        <w:ind w:left="396" w:hanging="396"/>
-      </w:pPr>
-      <w:r>
-        <w:rPr>
-          <w:rFonts w:ascii="Yu Mincho" w:eastAsia="Yu Mincho" w:hAnsi="Yu Mincho"/>
-          <w:color w:val="1A1A1A"/>
-          <w:sz w:val="21"/>
-          <w:szCs w:val="21"/>
-        </w:rPr>
-        <w:t xml:space="preserve">4. 適用される割引率は、予約の申込みが行われた時点のものに確定します。申込後にピタメイトが割引率を変更しても、当該予約には影響しません。</w:t>
-      </w:r>
-    </w:p>
-    <w:p>
-      <w:pPr>
-        <w:spacing w:after="60" w:before="60" w:line="300"/>
-        <w:ind w:left="396" w:hanging="396"/>
-      </w:pPr>
-      <w:r>
-        <w:rPr>
-          <w:rFonts w:ascii="Yu Mincho" w:eastAsia="Yu Mincho" w:hAnsi="Yu Mincho"/>
-          <w:color w:val="1A1A1A"/>
-          <w:sz w:val="21"/>
-          <w:szCs w:val="21"/>
-        </w:rPr>
-        <w:t xml:space="preserve">5. 当該ピタメイトとの2回目以降の予約には、本割引は適用されません。ただし、ピタメイトの都合により成立しなかった予約（ピタメイトによる辞退・ピタメイト都合のキャンセル・ピタメイトの無断欠席）は、「初めての予約」の判定において利用済みとして扱いません。</w:t>
-      </w:r>
-    </w:p>
-    <w:p>
-      <w:pPr>
-        <w:spacing w:after="60" w:before="60" w:line="300"/>
-        <w:ind w:left="396" w:hanging="396"/>
-      </w:pPr>
-      <w:r>
-        <w:rPr>
-          <w:rFonts w:ascii="Yu Mincho" w:eastAsia="Yu Mincho" w:hAnsi="Yu Mincho"/>
-          <w:color w:val="1A1A1A"/>
-          <w:sz w:val="21"/>
-          <w:szCs w:val="21"/>
-        </w:rPr>
-        <w:t xml:space="preserve">6. 本割引は、</w:t>
-      </w:r>
-      <w:r>
-        <w:rPr>
-          <w:rFonts w:ascii="Yu Mincho" w:eastAsia="Yu Mincho" w:hAnsi="Yu Mincho"/>
-          <w:b/>
-          <w:bCs/>
-          <w:color w:val="1A1A1A"/>
-          <w:sz w:val="21"/>
-          <w:szCs w:val="21"/>
-        </w:rPr>
-        <w:t xml:space="preserve">申込時に予約したプレイ時間に対してのみ</w:t>
-      </w:r>
-      <w:r>
-        <w:rPr>
-          <w:rFonts w:ascii="Yu Mincho" w:eastAsia="Yu Mincho" w:hAnsi="Yu Mincho"/>
-          <w:color w:val="1A1A1A"/>
-          <w:sz w:val="21"/>
-          <w:szCs w:val="21"/>
-        </w:rPr>
-        <w:t xml:space="preserve">適用します。第8条の3による延長分には適用せず、延長分は通常価格で計算します。この点は、予約の申込画面および延長の操作画面に表示します。</w:t>
-      </w:r>
-    </w:p>
-    <w:p>
-      <w:pPr>
-        <w:spacing w:after="60" w:before="60" w:line="300"/>
-        <w:ind w:left="396" w:hanging="396"/>
-      </w:pPr>
-      <w:r>
-        <w:rPr>
-          <w:rFonts w:ascii="Yu Mincho" w:eastAsia="Yu Mincho" w:hAnsi="Yu Mincho"/>
-          <w:color w:val="1A1A1A"/>
-          <w:sz w:val="21"/>
-          <w:szCs w:val="21"/>
-        </w:rPr>
-        <w:t xml:space="preserve">7. 第8条の2のプラットフォーム利用料は、</w:t>
-      </w:r>
-      <w:r>
-        <w:rPr>
-          <w:rFonts w:ascii="Yu Mincho" w:eastAsia="Yu Mincho" w:hAnsi="Yu Mincho"/>
-          <w:b/>
-          <w:bCs/>
-          <w:color w:val="1A1A1A"/>
-          <w:sz w:val="21"/>
-          <w:szCs w:val="21"/>
-        </w:rPr>
-        <w:t xml:space="preserve">割引後の額（ゲストが実際に消費したコイン数）</w:t>
-      </w:r>
-      <w:r>
-        <w:rPr>
-          <w:rFonts w:ascii="Yu Mincho" w:eastAsia="Yu Mincho" w:hAnsi="Yu Mincho"/>
-          <w:color w:val="1A1A1A"/>
-          <w:sz w:val="21"/>
-          <w:szCs w:val="21"/>
-        </w:rPr>
-        <w:t xml:space="preserve">を基準に計算します。</w:t>
+        <w:t xml:space="preserve">第8条の2（プラットフォーム利用料）</w:t>
+      </w:r>
+    </w:p>
+    <w:p>
+      <w:pPr>
+        <w:spacing w:after="60" w:before="60" w:line="300"/>
+        <w:ind w:left="396" w:hanging="396"/>
+      </w:pPr>
+      <w:r>
+        <w:rPr>
+          <w:rFonts w:ascii="Yu Mincho" w:eastAsia="Yu Mincho" w:hAnsi="Yu Mincho"/>
+          <w:color w:val="1A1A1A"/>
+          <w:sz w:val="21"/>
+          <w:szCs w:val="21"/>
+        </w:rPr>
+        <w:t xml:space="preserve">1. ピタメイトは、当社に対し、本サービスの提供（場の提供、集客、決済、安全確保等）の対価として</w:t>
+      </w:r>
+      <w:r>
+        <w:rPr>
+          <w:rFonts w:ascii="Yu Mincho" w:eastAsia="Yu Mincho" w:hAnsi="Yu Mincho"/>
+          <w:b/>
+          <w:bCs/>
+          <w:color w:val="1A1A1A"/>
+          <w:sz w:val="21"/>
+          <w:szCs w:val="21"/>
+        </w:rPr>
+        <w:t xml:space="preserve">プラットフォーム利用料</w:t>
+      </w:r>
+      <w:r>
+        <w:rPr>
+          <w:rFonts w:ascii="Yu Mincho" w:eastAsia="Yu Mincho" w:hAnsi="Yu Mincho"/>
+          <w:color w:val="1A1A1A"/>
+          <w:sz w:val="21"/>
+          <w:szCs w:val="21"/>
+        </w:rPr>
+        <w:t xml:space="preserve">（以下「利用料」といいます）を支払うものとします。</w:t>
+      </w:r>
+    </w:p>
+    <w:p>
+      <w:pPr>
+        <w:spacing w:after="60" w:before="60" w:line="300"/>
+        <w:ind w:left="396" w:hanging="396"/>
+      </w:pPr>
+      <w:r>
+        <w:rPr>
+          <w:rFonts w:ascii="Yu Mincho" w:eastAsia="Yu Mincho" w:hAnsi="Yu Mincho"/>
+          <w:color w:val="1A1A1A"/>
+          <w:sz w:val="21"/>
+          <w:szCs w:val="21"/>
+        </w:rPr>
+        <w:t xml:space="preserve">2. </w:t>
+      </w:r>
+      <w:r>
+        <w:rPr>
+          <w:rFonts w:ascii="Yu Mincho" w:eastAsia="Yu Mincho" w:hAnsi="Yu Mincho"/>
+          <w:b/>
+          <w:bCs/>
+          <w:color w:val="1A1A1A"/>
+          <w:sz w:val="21"/>
+          <w:szCs w:val="21"/>
+        </w:rPr>
+        <w:t xml:space="preserve">当社が第8条第4項の受領権限に基づき受領した対価の全額をピタメイトに引き渡す債務と、ピタメイトが当社に対して負う前項の利用料の支払債務とは、これを相殺します。</w:t>
+      </w:r>
+      <w:r>
+        <w:rPr>
+          <w:rFonts w:ascii="Yu Mincho" w:eastAsia="Yu Mincho" w:hAnsi="Yu Mincho"/>
+          <w:color w:val="1A1A1A"/>
+          <w:sz w:val="21"/>
+          <w:szCs w:val="21"/>
+        </w:rPr>
+        <w:t xml:space="preserve"> 相殺後の残額が報酬コイン（第7条6項）としてピタメイトに確定します。</w:t>
+      </w:r>
+    </w:p>
+    <w:p>
+      <w:pPr>
+        <w:spacing w:after="60" w:before="60" w:line="300"/>
+        <w:ind w:left="396" w:hanging="396"/>
+      </w:pPr>
+      <w:r>
+        <w:rPr>
+          <w:rFonts w:ascii="Yu Mincho" w:eastAsia="Yu Mincho" w:hAnsi="Yu Mincho"/>
+          <w:color w:val="1A1A1A"/>
+          <w:sz w:val="21"/>
+          <w:szCs w:val="21"/>
+        </w:rPr>
+        <w:t xml:space="preserve">3. 利用料の率は、予約（第8条）についてはその月にピタメイトが得た予約の対価の累計額に応じた段階制とし、ありがとうギフト（第7条の2）については一律の率とします。</w:t>
+      </w:r>
+      <w:r>
+        <w:rPr>
+          <w:rFonts w:ascii="Yu Mincho" w:eastAsia="Yu Mincho" w:hAnsi="Yu Mincho"/>
+          <w:b/>
+          <w:bCs/>
+          <w:color w:val="1A1A1A"/>
+          <w:sz w:val="21"/>
+          <w:szCs w:val="21"/>
+        </w:rPr>
+        <w:t xml:space="preserve">具体的な率は本サービス上に表示します。</w:t>
+      </w:r>
+    </w:p>
+    <w:p>
+      <w:pPr>
+        <w:spacing w:after="60" w:before="60" w:line="300"/>
+        <w:ind w:left="396" w:hanging="396"/>
+      </w:pPr>
+      <w:r>
+        <w:rPr>
+          <w:rFonts w:ascii="Yu Mincho" w:eastAsia="Yu Mincho" w:hAnsi="Yu Mincho"/>
+          <w:color w:val="1A1A1A"/>
+          <w:sz w:val="21"/>
+          <w:szCs w:val="21"/>
+        </w:rPr>
+        <w:t xml:space="preserve">3の2. </w:t>
+      </w:r>
+      <w:r>
+        <w:rPr>
+          <w:rFonts w:ascii="Yu Mincho" w:eastAsia="Yu Mincho" w:hAnsi="Yu Mincho"/>
+          <w:b/>
+          <w:bCs/>
+          <w:color w:val="1A1A1A"/>
+          <w:sz w:val="21"/>
+          <w:szCs w:val="21"/>
+        </w:rPr>
+        <w:t xml:space="preserve">予約に係る利用料の率は30%を、ありがとうギフトに係る利用料の率は40%を、それぞれ超えないものとします。</w:t>
+      </w:r>
+    </w:p>
+    <w:p>
+      <w:pPr>
+        <w:spacing w:after="60" w:before="60" w:line="300"/>
+        <w:ind w:left="396" w:hanging="396"/>
+      </w:pPr>
+      <w:r>
+        <w:rPr>
+          <w:rFonts w:ascii="Yu Mincho" w:eastAsia="Yu Mincho" w:hAnsi="Yu Mincho"/>
+          <w:color w:val="1A1A1A"/>
+          <w:sz w:val="21"/>
+          <w:szCs w:val="21"/>
+        </w:rPr>
+        <w:t xml:space="preserve">4. 前項の率を変更する場合、当社は</w:t>
+      </w:r>
+      <w:r>
+        <w:rPr>
+          <w:rFonts w:ascii="Yu Mincho" w:eastAsia="Yu Mincho" w:hAnsi="Yu Mincho"/>
+          <w:b/>
+          <w:bCs/>
+          <w:color w:val="1A1A1A"/>
+          <w:sz w:val="21"/>
+          <w:szCs w:val="21"/>
+        </w:rPr>
+        <w:t xml:space="preserve">変更の30日前までに、変更の内容および理由を明らかにして</w:t>
+      </w:r>
+      <w:r>
+        <w:rPr>
+          <w:rFonts w:ascii="Yu Mincho" w:eastAsia="Yu Mincho" w:hAnsi="Yu Mincho"/>
+          <w:color w:val="1A1A1A"/>
+          <w:sz w:val="21"/>
+          <w:szCs w:val="21"/>
+        </w:rPr>
+        <w:t xml:space="preserve">、本サービス上での表示その他の方法によりピタメイトに通知します。</w:t>
+      </w:r>
+      <w:r>
+        <w:rPr>
+          <w:rFonts w:ascii="Yu Mincho" w:eastAsia="Yu Mincho" w:hAnsi="Yu Mincho"/>
+          <w:b/>
+          <w:bCs/>
+          <w:color w:val="1A1A1A"/>
+          <w:sz w:val="21"/>
+          <w:szCs w:val="21"/>
+        </w:rPr>
+        <w:t xml:space="preserve">ピタメイトに不利益となる変更については、あわせて個別に通知します。</w:t>
+      </w:r>
+    </w:p>
+    <w:p>
+      <w:pPr>
+        <w:spacing w:after="60" w:before="60" w:line="300"/>
+        <w:ind w:left="396" w:hanging="396"/>
+      </w:pPr>
+      <w:r>
+        <w:rPr>
+          <w:rFonts w:ascii="Yu Mincho" w:eastAsia="Yu Mincho" w:hAnsi="Yu Mincho"/>
+          <w:color w:val="1A1A1A"/>
+          <w:sz w:val="21"/>
+          <w:szCs w:val="21"/>
+        </w:rPr>
+        <w:t xml:space="preserve">5. </w:t>
+      </w:r>
+      <w:r>
+        <w:rPr>
+          <w:rFonts w:ascii="Yu Mincho" w:eastAsia="Yu Mincho" w:hAnsi="Yu Mincho"/>
+          <w:b/>
+          <w:bCs/>
+          <w:color w:val="1A1A1A"/>
+          <w:sz w:val="21"/>
+          <w:szCs w:val="21"/>
+        </w:rPr>
+        <w:t xml:space="preserve">変更前に成立した予約およびギフトについては、変更前の率を適用します。</w:t>
+      </w:r>
+      <w:r>
+        <w:rPr>
+          <w:rFonts w:ascii="Yu Mincho" w:eastAsia="Yu Mincho" w:hAnsi="Yu Mincho"/>
+          <w:color w:val="1A1A1A"/>
+          <w:sz w:val="21"/>
+          <w:szCs w:val="21"/>
+        </w:rPr>
+        <w:t xml:space="preserve"> 変更後の率は、変更の効力が生じた後に成立した予約およびギフトについて適用します。</w:t>
+      </w:r>
+    </w:p>
+    <w:p>
+      <w:pPr>
+        <w:spacing w:after="60" w:before="60" w:line="300"/>
+        <w:ind w:left="396" w:hanging="396"/>
+      </w:pPr>
+      <w:r>
+        <w:rPr>
+          <w:rFonts w:ascii="Yu Mincho" w:eastAsia="Yu Mincho" w:hAnsi="Yu Mincho"/>
+          <w:color w:val="1A1A1A"/>
+          <w:sz w:val="21"/>
+          <w:szCs w:val="21"/>
+        </w:rPr>
+        <w:t xml:space="preserve">5の2. ピタメイトは、前2項の通知を受けた後、いつでも掲載を停止し、または退会（第6条の2）することができます。</w:t>
+      </w:r>
+      <w:r>
+        <w:rPr>
+          <w:rFonts w:ascii="Yu Mincho" w:eastAsia="Yu Mincho" w:hAnsi="Yu Mincho"/>
+          <w:b/>
+          <w:bCs/>
+          <w:color w:val="1A1A1A"/>
+          <w:sz w:val="21"/>
+          <w:szCs w:val="21"/>
+        </w:rPr>
+        <w:t xml:space="preserve">この場合においても、変更前に成立した予約およびギフトに係る報酬コインの確定および換金は、変更前の条件に従って行われます。</w:t>
+      </w:r>
+    </w:p>
+    <w:p>
+      <w:pPr>
+        <w:spacing w:after="60" w:before="60" w:line="300"/>
+        <w:ind w:left="396" w:hanging="396"/>
+      </w:pPr>
+      <w:r>
+        <w:rPr>
+          <w:rFonts w:ascii="Yu Mincho" w:eastAsia="Yu Mincho" w:hAnsi="Yu Mincho"/>
+          <w:color w:val="1A1A1A"/>
+          <w:sz w:val="21"/>
+          <w:szCs w:val="21"/>
+        </w:rPr>
+        <w:t xml:space="preserve">6. </w:t>
+      </w:r>
+      <w:r>
+        <w:rPr>
+          <w:rFonts w:ascii="Yu Mincho" w:eastAsia="Yu Mincho" w:hAnsi="Yu Mincho"/>
+          <w:b/>
+          <w:bCs/>
+          <w:color w:val="1A1A1A"/>
+          <w:sz w:val="21"/>
+          <w:szCs w:val="21"/>
+        </w:rPr>
+        <w:t xml:space="preserve">同一のゲストからの2回目以降の予約</w:t>
+      </w:r>
+      <w:r>
+        <w:rPr>
+          <w:rFonts w:ascii="Yu Mincho" w:eastAsia="Yu Mincho" w:hAnsi="Yu Mincho"/>
+          <w:color w:val="1A1A1A"/>
+          <w:sz w:val="21"/>
+          <w:szCs w:val="21"/>
+        </w:rPr>
+        <w:t xml:space="preserve">については、第3項の率から所定のポイントを差し引きます。差し引き後の下限は本サービス上に表示します。</w:t>
+      </w:r>
+    </w:p>
+    <w:p>
+      <w:pPr>
+        <w:spacing w:after="60" w:before="60" w:line="300"/>
+        <w:ind w:left="396" w:hanging="396"/>
+      </w:pPr>
+      <w:r>
+        <w:rPr>
+          <w:rFonts w:ascii="Yu Mincho" w:eastAsia="Yu Mincho" w:hAnsi="Yu Mincho"/>
+          <w:color w:val="1A1A1A"/>
+          <w:sz w:val="21"/>
+          <w:szCs w:val="21"/>
+        </w:rPr>
+        <w:t xml:space="preserve">7. 直前のキャンセルによりピタメイトの報酬となるコイン（第9条第1項）については、役務の対価ではなく機会損失の補償であるため、</w:t>
+      </w:r>
+      <w:r>
+        <w:rPr>
+          <w:rFonts w:ascii="Yu Mincho" w:eastAsia="Yu Mincho" w:hAnsi="Yu Mincho"/>
+          <w:b/>
+          <w:bCs/>
+          <w:color w:val="1A1A1A"/>
+          <w:sz w:val="21"/>
+          <w:szCs w:val="21"/>
+        </w:rPr>
+        <w:t xml:space="preserve">利用料を控除しません</w:t>
+      </w:r>
+      <w:r>
+        <w:rPr>
+          <w:rFonts w:ascii="Yu Mincho" w:eastAsia="Yu Mincho" w:hAnsi="Yu Mincho"/>
+          <w:color w:val="1A1A1A"/>
+          <w:sz w:val="21"/>
+          <w:szCs w:val="21"/>
+        </w:rPr>
+        <w:t xml:space="preserve">（第2項の相殺の対象としません）。</w:t>
+      </w:r>
+    </w:p>
+    <w:p>
+      <w:pPr>
+        <w:spacing w:after="60" w:before="60" w:line="300"/>
+        <w:ind w:left="396" w:hanging="396"/>
+      </w:pPr>
+      <w:r>
+        <w:rPr>
+          <w:rFonts w:ascii="Yu Mincho" w:eastAsia="Yu Mincho" w:hAnsi="Yu Mincho"/>
+          <w:color w:val="1A1A1A"/>
+          <w:sz w:val="21"/>
+          <w:szCs w:val="21"/>
+        </w:rPr>
+        <w:t xml:space="preserve">8. 本条に定める料率および金額は、消費税を含んだ金額です。</w:t>
       </w:r>
     </w:p>
     <w:p>
@@ -3090,127 +3691,67 @@
           <w:sz w:val="24"/>
           <w:szCs w:val="24"/>
         </w:rPr>
-        <w:t xml:space="preserve">第8条の5（料金および消費税等）</w:t>
-      </w:r>
-    </w:p>
-    <w:p>
-      <w:pPr>
-        <w:spacing w:after="60" w:before="60" w:line="300"/>
-        <w:ind w:left="396" w:hanging="396"/>
-      </w:pPr>
-      <w:r>
-        <w:rPr>
-          <w:rFonts w:ascii="Yu Mincho" w:eastAsia="Yu Mincho" w:hAnsi="Yu Mincho"/>
-          <w:color w:val="1A1A1A"/>
-          <w:sz w:val="21"/>
-          <w:szCs w:val="21"/>
-        </w:rPr>
-        <w:t xml:space="preserve">1. 本規約および本サービス上の表示において当社が定める利用料、手数料および料率は、別段の定めがない限り、</w:t>
-      </w:r>
-      <w:r>
-        <w:rPr>
-          <w:rFonts w:ascii="Yu Mincho" w:eastAsia="Yu Mincho" w:hAnsi="Yu Mincho"/>
-          <w:b/>
-          <w:bCs/>
-          <w:color w:val="1A1A1A"/>
-          <w:sz w:val="21"/>
-          <w:szCs w:val="21"/>
-        </w:rPr>
-        <w:t xml:space="preserve">消費税および地方消費税（以下「消費税等」といいます）を含んだ額または率</w:t>
-      </w:r>
-      <w:r>
-        <w:rPr>
-          <w:rFonts w:ascii="Yu Mincho" w:eastAsia="Yu Mincho" w:hAnsi="Yu Mincho"/>
-          <w:color w:val="1A1A1A"/>
-          <w:sz w:val="21"/>
-          <w:szCs w:val="21"/>
-        </w:rPr>
-        <w:t xml:space="preserve">とします。</w:t>
-      </w:r>
-    </w:p>
-    <w:p>
-      <w:pPr>
-        <w:spacing w:after="60" w:before="60" w:line="300"/>
-        <w:ind w:left="396" w:hanging="396"/>
-      </w:pPr>
-      <w:r>
-        <w:rPr>
-          <w:rFonts w:ascii="Yu Mincho" w:eastAsia="Yu Mincho" w:hAnsi="Yu Mincho"/>
-          <w:color w:val="1A1A1A"/>
-          <w:sz w:val="21"/>
-          <w:szCs w:val="21"/>
-        </w:rPr>
-        <w:t xml:space="preserve">2. コインは1コインを1円として扱います。コインで支払われる手数料の額は、消費税等を含んだ額とします。</w:t>
-      </w:r>
-    </w:p>
-    <w:p>
-      <w:pPr>
-        <w:spacing w:after="60" w:before="60" w:line="300"/>
-        <w:ind w:left="396" w:hanging="396"/>
-      </w:pPr>
-      <w:r>
-        <w:rPr>
-          <w:rFonts w:ascii="Yu Mincho" w:eastAsia="Yu Mincho" w:hAnsi="Yu Mincho"/>
-          <w:color w:val="1A1A1A"/>
-          <w:sz w:val="21"/>
-          <w:szCs w:val="21"/>
-        </w:rPr>
-        <w:t xml:space="preserve">3. 法令の改正により消費税等の税率が変更された場合、当社は、変更後の税率に対応するよう、</w:t>
-      </w:r>
-      <w:r>
-        <w:rPr>
-          <w:rFonts w:ascii="Yu Mincho" w:eastAsia="Yu Mincho" w:hAnsi="Yu Mincho"/>
-          <w:b/>
-          <w:bCs/>
-          <w:color w:val="1A1A1A"/>
-          <w:sz w:val="21"/>
-          <w:szCs w:val="21"/>
-        </w:rPr>
-        <w:t xml:space="preserve">当該税率の変動に相当する範囲内で</w:t>
-      </w:r>
-      <w:r>
-        <w:rPr>
-          <w:rFonts w:ascii="Yu Mincho" w:eastAsia="Yu Mincho" w:hAnsi="Yu Mincho"/>
-          <w:color w:val="1A1A1A"/>
-          <w:sz w:val="21"/>
-          <w:szCs w:val="21"/>
-        </w:rPr>
-        <w:t xml:space="preserve">、第15条（規約の変更）に定める手続により、前2項の利用料、手数料および料率を改定することができます。この場合、第8条の2第4項および第5項の手続を適用します。</w:t>
-      </w:r>
-    </w:p>
-    <w:p>
-      <w:pPr>
-        <w:spacing w:after="60" w:before="60" w:line="300"/>
-        <w:ind w:left="396" w:hanging="396"/>
-      </w:pPr>
-      <w:r>
-        <w:rPr>
-          <w:rFonts w:ascii="Yu Mincho" w:eastAsia="Yu Mincho" w:hAnsi="Yu Mincho"/>
-          <w:color w:val="1A1A1A"/>
-          <w:sz w:val="21"/>
-          <w:szCs w:val="21"/>
-        </w:rPr>
-        <w:t xml:space="preserve">4. </w:t>
-      </w:r>
-      <w:r>
-        <w:rPr>
-          <w:rFonts w:ascii="Yu Mincho" w:eastAsia="Yu Mincho" w:hAnsi="Yu Mincho"/>
-          <w:b/>
-          <w:bCs/>
-          <w:color w:val="1A1A1A"/>
-          <w:sz w:val="21"/>
-          <w:szCs w:val="21"/>
-        </w:rPr>
-        <w:t xml:space="preserve">当社は、本規約の施行時点において、消費税法上の適格請求書発行事業者の登録を受けていません。</w:t>
-      </w:r>
-      <w:r>
-        <w:rPr>
-          <w:rFonts w:ascii="Yu Mincho" w:eastAsia="Yu Mincho" w:hAnsi="Yu Mincho"/>
-          <w:color w:val="1A1A1A"/>
-          <w:sz w:val="21"/>
-          <w:szCs w:val="21"/>
-        </w:rPr>
-        <w:t xml:space="preserve">したがって、当社が交付する利用明細等は、適格請求書（インボイス）に該当しません。当社が将来登録を受けた場合は、本サービス上でお知らせします。</w:t>
+        <w:t xml:space="preserve">第8条の3（プレイ時間の延長）</w:t>
+      </w:r>
+    </w:p>
+    <w:p>
+      <w:pPr>
+        <w:spacing w:after="60" w:before="60" w:line="300"/>
+        <w:ind w:left="396" w:hanging="396"/>
+      </w:pPr>
+      <w:r>
+        <w:rPr>
+          <w:rFonts w:ascii="Yu Mincho" w:eastAsia="Yu Mincho" w:hAnsi="Yu Mincho"/>
+          <w:color w:val="1A1A1A"/>
+          <w:sz w:val="21"/>
+          <w:szCs w:val="21"/>
+        </w:rPr>
+        <w:t xml:space="preserve">1. ゲストは、プレイの進行中に限り、当社所定の単位でプレイ時間を延長できます。延長にあたっては、ピタメイトが設定した時給レートに応じたコインを追加で消費します。</w:t>
+      </w:r>
+    </w:p>
+    <w:p>
+      <w:pPr>
+        <w:spacing w:after="60" w:before="60" w:line="300"/>
+        <w:ind w:left="396" w:hanging="396"/>
+      </w:pPr>
+      <w:r>
+        <w:rPr>
+          <w:rFonts w:ascii="Yu Mincho" w:eastAsia="Yu Mincho" w:hAnsi="Yu Mincho"/>
+          <w:color w:val="1A1A1A"/>
+          <w:sz w:val="21"/>
+          <w:szCs w:val="21"/>
+        </w:rPr>
+        <w:t xml:space="preserve">2. 延長により追加されたコインは当該予約の対価に合算し、第9条第6項に従って確定します。利用料も合算後の額に対して計算します。なお、延長分には第8条の4の初回お試し割引は適用されません。</w:t>
+      </w:r>
+    </w:p>
+    <w:p>
+      <w:pPr>
+        <w:spacing w:after="60" w:before="60" w:line="300"/>
+        <w:ind w:left="396" w:hanging="396"/>
+      </w:pPr>
+      <w:r>
+        <w:rPr>
+          <w:rFonts w:ascii="Yu Mincho" w:eastAsia="Yu Mincho" w:hAnsi="Yu Mincho"/>
+          <w:color w:val="1A1A1A"/>
+          <w:sz w:val="21"/>
+          <w:szCs w:val="21"/>
+        </w:rPr>
+        <w:t xml:space="preserve">3. 延長は、ピタメイトが予約を承諾した後、当該予約が完了またはキャンセルされるまでの間に限り行えます。</w:t>
+      </w:r>
+    </w:p>
+    <w:p>
+      <w:pPr>
+        <w:spacing w:after="60" w:before="60" w:line="300"/>
+        <w:ind w:left="396" w:hanging="396"/>
+      </w:pPr>
+      <w:r>
+        <w:rPr>
+          <w:rFonts w:ascii="Yu Mincho" w:eastAsia="Yu Mincho" w:hAnsi="Yu Mincho"/>
+          <w:color w:val="1A1A1A"/>
+          <w:sz w:val="21"/>
+          <w:szCs w:val="21"/>
+        </w:rPr>
+        <w:t xml:space="preserve">4. 延長後のプレイ時間の合計は、当社が定める1回あたりの上限時間を超えることができません。また、当該時間帯に他の予約が成立している場合、延長を行うことはできません。</w:t>
       </w:r>
     </w:p>
     <w:p>
@@ -3230,6 +3771,331 @@
           <w:sz w:val="24"/>
           <w:szCs w:val="24"/>
         </w:rPr>
+        <w:t xml:space="preserve">第8条の4（ピタメイトによる初回お試し割引）</w:t>
+      </w:r>
+    </w:p>
+    <w:p>
+      <w:pPr>
+        <w:spacing w:after="60" w:before="60" w:line="300"/>
+        <w:ind w:left="396" w:hanging="396"/>
+      </w:pPr>
+      <w:r>
+        <w:rPr>
+          <w:rFonts w:ascii="Yu Mincho" w:eastAsia="Yu Mincho" w:hAnsi="Yu Mincho"/>
+          <w:color w:val="1A1A1A"/>
+          <w:sz w:val="21"/>
+          <w:szCs w:val="21"/>
+        </w:rPr>
+        <w:t xml:space="preserve">1. ピタメイトは、自らの判断で「初回お試し割引」を設定できます。これは、</w:t>
+      </w:r>
+      <w:r>
+        <w:rPr>
+          <w:rFonts w:ascii="Yu Mincho" w:eastAsia="Yu Mincho" w:hAnsi="Yu Mincho"/>
+          <w:b/>
+          <w:bCs/>
+          <w:color w:val="1A1A1A"/>
+          <w:sz w:val="21"/>
+          <w:szCs w:val="21"/>
+        </w:rPr>
+        <w:t xml:space="preserve">当該ピタメイトと初めて予約するゲスト</w:t>
+      </w:r>
+      <w:r>
+        <w:rPr>
+          <w:rFonts w:ascii="Yu Mincho" w:eastAsia="Yu Mincho" w:hAnsi="Yu Mincho"/>
+          <w:color w:val="1A1A1A"/>
+          <w:sz w:val="21"/>
+          <w:szCs w:val="21"/>
+        </w:rPr>
+        <w:t xml:space="preserve">に限り、当該ピタメイトが設定した割引率を適用してコインの消費額を減額するものです。</w:t>
+      </w:r>
+    </w:p>
+    <w:p>
+      <w:pPr>
+        <w:spacing w:after="60" w:before="60" w:line="300"/>
+        <w:ind w:left="396" w:hanging="396"/>
+      </w:pPr>
+      <w:r>
+        <w:rPr>
+          <w:rFonts w:ascii="Yu Mincho" w:eastAsia="Yu Mincho" w:hAnsi="Yu Mincho"/>
+          <w:color w:val="1A1A1A"/>
+          <w:sz w:val="21"/>
+          <w:szCs w:val="21"/>
+        </w:rPr>
+        <w:t xml:space="preserve">2. 割引率はピタメイトが0％以上90％以下の範囲で設定します。当社は割引率の設定・変更・廃止に関与しません。</w:t>
+      </w:r>
+    </w:p>
+    <w:p>
+      <w:pPr>
+        <w:spacing w:after="60" w:before="60" w:line="300"/>
+        <w:ind w:left="396" w:hanging="396"/>
+      </w:pPr>
+      <w:r>
+        <w:rPr>
+          <w:rFonts w:ascii="Yu Mincho" w:eastAsia="Yu Mincho" w:hAnsi="Yu Mincho"/>
+          <w:color w:val="1A1A1A"/>
+          <w:sz w:val="21"/>
+          <w:szCs w:val="21"/>
+        </w:rPr>
+        <w:t xml:space="preserve">3. 割引の適用の有無および割引後の消費コイン数は、予約の申込画面において、割引前の金額とあわせて表示します。ゲストは表示された金額を確認したうえで申し込むものとします。</w:t>
+      </w:r>
+    </w:p>
+    <w:p>
+      <w:pPr>
+        <w:spacing w:after="60" w:before="60" w:line="300"/>
+        <w:ind w:left="396" w:hanging="396"/>
+      </w:pPr>
+      <w:r>
+        <w:rPr>
+          <w:rFonts w:ascii="Yu Mincho" w:eastAsia="Yu Mincho" w:hAnsi="Yu Mincho"/>
+          <w:color w:val="1A1A1A"/>
+          <w:sz w:val="21"/>
+          <w:szCs w:val="21"/>
+        </w:rPr>
+        <w:t xml:space="preserve">4. 適用される割引率は、予約の申込みが行われた時点のものに確定します。申込後にピタメイトが割引率を変更しても、当該予約には影響しません。</w:t>
+      </w:r>
+    </w:p>
+    <w:p>
+      <w:pPr>
+        <w:spacing w:after="60" w:before="60" w:line="300"/>
+        <w:ind w:left="396" w:hanging="396"/>
+      </w:pPr>
+      <w:r>
+        <w:rPr>
+          <w:rFonts w:ascii="Yu Mincho" w:eastAsia="Yu Mincho" w:hAnsi="Yu Mincho"/>
+          <w:color w:val="1A1A1A"/>
+          <w:sz w:val="21"/>
+          <w:szCs w:val="21"/>
+        </w:rPr>
+        <w:t xml:space="preserve">5. 当該ピタメイトとの2回目以降の予約には、本割引は適用されません。ただし、ピタメイトの都合により成立しなかった予約（ピタメイトによる辞退・ピタメイト都合のキャンセル・ピタメイトの無断欠席）は、「初めての予約」の判定において利用済みとして扱いません。</w:t>
+      </w:r>
+    </w:p>
+    <w:p>
+      <w:pPr>
+        <w:spacing w:after="60" w:before="60" w:line="300"/>
+        <w:ind w:left="396" w:hanging="396"/>
+      </w:pPr>
+      <w:r>
+        <w:rPr>
+          <w:rFonts w:ascii="Yu Mincho" w:eastAsia="Yu Mincho" w:hAnsi="Yu Mincho"/>
+          <w:color w:val="1A1A1A"/>
+          <w:sz w:val="21"/>
+          <w:szCs w:val="21"/>
+        </w:rPr>
+        <w:t xml:space="preserve">6. 本割引は、</w:t>
+      </w:r>
+      <w:r>
+        <w:rPr>
+          <w:rFonts w:ascii="Yu Mincho" w:eastAsia="Yu Mincho" w:hAnsi="Yu Mincho"/>
+          <w:b/>
+          <w:bCs/>
+          <w:color w:val="1A1A1A"/>
+          <w:sz w:val="21"/>
+          <w:szCs w:val="21"/>
+        </w:rPr>
+        <w:t xml:space="preserve">申込時に予約したプレイ時間に対してのみ</w:t>
+      </w:r>
+      <w:r>
+        <w:rPr>
+          <w:rFonts w:ascii="Yu Mincho" w:eastAsia="Yu Mincho" w:hAnsi="Yu Mincho"/>
+          <w:color w:val="1A1A1A"/>
+          <w:sz w:val="21"/>
+          <w:szCs w:val="21"/>
+        </w:rPr>
+        <w:t xml:space="preserve">適用します。第8条の3による延長分には適用せず、延長分は通常価格で計算します。この点は、予約の申込画面および延長の操作画面に表示します。</w:t>
+      </w:r>
+    </w:p>
+    <w:p>
+      <w:pPr>
+        <w:spacing w:after="60" w:before="60" w:line="300"/>
+        <w:ind w:left="396" w:hanging="396"/>
+      </w:pPr>
+      <w:r>
+        <w:rPr>
+          <w:rFonts w:ascii="Yu Mincho" w:eastAsia="Yu Mincho" w:hAnsi="Yu Mincho"/>
+          <w:color w:val="1A1A1A"/>
+          <w:sz w:val="21"/>
+          <w:szCs w:val="21"/>
+        </w:rPr>
+        <w:t xml:space="preserve">7. 第8条の2のプラットフォーム利用料は、</w:t>
+      </w:r>
+      <w:r>
+        <w:rPr>
+          <w:rFonts w:ascii="Yu Mincho" w:eastAsia="Yu Mincho" w:hAnsi="Yu Mincho"/>
+          <w:b/>
+          <w:bCs/>
+          <w:color w:val="1A1A1A"/>
+          <w:sz w:val="21"/>
+          <w:szCs w:val="21"/>
+        </w:rPr>
+        <w:t xml:space="preserve">割引後の額（ゲストが実際に消費したコイン数）</w:t>
+      </w:r>
+      <w:r>
+        <w:rPr>
+          <w:rFonts w:ascii="Yu Mincho" w:eastAsia="Yu Mincho" w:hAnsi="Yu Mincho"/>
+          <w:color w:val="1A1A1A"/>
+          <w:sz w:val="21"/>
+          <w:szCs w:val="21"/>
+        </w:rPr>
+        <w:t xml:space="preserve">を基準に計算します。</w:t>
+      </w:r>
+    </w:p>
+    <w:p>
+      <w:pPr>
+        <w:keepNext/>
+        <w:pBdr>
+          <w:bottom w:val="single" w:color="B9B2A6" w:sz="6" w:space="4"/>
+        </w:pBdr>
+        <w:spacing w:after="140" w:before="320"/>
+      </w:pPr>
+      <w:r>
+        <w:rPr>
+          <w:rFonts w:ascii="Yu Gothic" w:eastAsia="Yu Gothic" w:hAnsi="Yu Gothic"/>
+          <w:b/>
+          <w:bCs/>
+          <w:color w:val="1A1A1A"/>
+          <w:sz w:val="24"/>
+          <w:szCs w:val="24"/>
+        </w:rPr>
+        <w:t xml:space="preserve">第8条の5（料金および消費税等）</w:t>
+      </w:r>
+    </w:p>
+    <w:p>
+      <w:pPr>
+        <w:spacing w:after="60" w:before="60" w:line="300"/>
+        <w:ind w:left="396" w:hanging="396"/>
+      </w:pPr>
+      <w:r>
+        <w:rPr>
+          <w:rFonts w:ascii="Yu Mincho" w:eastAsia="Yu Mincho" w:hAnsi="Yu Mincho"/>
+          <w:color w:val="1A1A1A"/>
+          <w:sz w:val="21"/>
+          <w:szCs w:val="21"/>
+        </w:rPr>
+        <w:t xml:space="preserve">1. 本規約および本サービス上の表示において当社が定める利用料、手数料および料率は、別段の定めがない限り、</w:t>
+      </w:r>
+      <w:r>
+        <w:rPr>
+          <w:rFonts w:ascii="Yu Mincho" w:eastAsia="Yu Mincho" w:hAnsi="Yu Mincho"/>
+          <w:b/>
+          <w:bCs/>
+          <w:color w:val="1A1A1A"/>
+          <w:sz w:val="21"/>
+          <w:szCs w:val="21"/>
+        </w:rPr>
+        <w:t xml:space="preserve">消費税および地方消費税（以下「消費税等」といいます）を含んだ額または率</w:t>
+      </w:r>
+      <w:r>
+        <w:rPr>
+          <w:rFonts w:ascii="Yu Mincho" w:eastAsia="Yu Mincho" w:hAnsi="Yu Mincho"/>
+          <w:color w:val="1A1A1A"/>
+          <w:sz w:val="21"/>
+          <w:szCs w:val="21"/>
+        </w:rPr>
+        <w:t xml:space="preserve">とします。</w:t>
+      </w:r>
+    </w:p>
+    <w:p>
+      <w:pPr>
+        <w:spacing w:after="60" w:before="60" w:line="300"/>
+        <w:ind w:left="396" w:hanging="396"/>
+      </w:pPr>
+      <w:r>
+        <w:rPr>
+          <w:rFonts w:ascii="Yu Mincho" w:eastAsia="Yu Mincho" w:hAnsi="Yu Mincho"/>
+          <w:color w:val="1A1A1A"/>
+          <w:sz w:val="21"/>
+          <w:szCs w:val="21"/>
+        </w:rPr>
+        <w:t xml:space="preserve">2. コインは1コインを1円として扱います。コインで支払われる手数料の額は、消費税等を含んだ額とします。</w:t>
+      </w:r>
+    </w:p>
+    <w:p>
+      <w:pPr>
+        <w:spacing w:after="60" w:before="60" w:line="300"/>
+        <w:ind w:left="396" w:hanging="396"/>
+      </w:pPr>
+      <w:r>
+        <w:rPr>
+          <w:rFonts w:ascii="Yu Mincho" w:eastAsia="Yu Mincho" w:hAnsi="Yu Mincho"/>
+          <w:color w:val="1A1A1A"/>
+          <w:sz w:val="21"/>
+          <w:szCs w:val="21"/>
+        </w:rPr>
+        <w:t xml:space="preserve">3. 法令の改正により消費税等の税率が変更された場合、当社は、変更後の税率に対応するよう、</w:t>
+      </w:r>
+      <w:r>
+        <w:rPr>
+          <w:rFonts w:ascii="Yu Mincho" w:eastAsia="Yu Mincho" w:hAnsi="Yu Mincho"/>
+          <w:b/>
+          <w:bCs/>
+          <w:color w:val="1A1A1A"/>
+          <w:sz w:val="21"/>
+          <w:szCs w:val="21"/>
+        </w:rPr>
+        <w:t xml:space="preserve">当該税率の変動に相当する範囲内で</w:t>
+      </w:r>
+      <w:r>
+        <w:rPr>
+          <w:rFonts w:ascii="Yu Mincho" w:eastAsia="Yu Mincho" w:hAnsi="Yu Mincho"/>
+          <w:color w:val="1A1A1A"/>
+          <w:sz w:val="21"/>
+          <w:szCs w:val="21"/>
+        </w:rPr>
+        <w:t xml:space="preserve">、第15条（規約の変更）に定める手続により、前2項の利用料、手数料および料率を改定することができます。この場合、第8条の2第4項および第5項の手続を適用します。</w:t>
+      </w:r>
+    </w:p>
+    <w:p>
+      <w:pPr>
+        <w:spacing w:after="60" w:before="60" w:line="300"/>
+        <w:ind w:left="396" w:hanging="396"/>
+      </w:pPr>
+      <w:r>
+        <w:rPr>
+          <w:rFonts w:ascii="Yu Mincho" w:eastAsia="Yu Mincho" w:hAnsi="Yu Mincho"/>
+          <w:color w:val="1A1A1A"/>
+          <w:sz w:val="21"/>
+          <w:szCs w:val="21"/>
+        </w:rPr>
+        <w:t xml:space="preserve">4. </w:t>
+      </w:r>
+      <w:r>
+        <w:rPr>
+          <w:rFonts w:ascii="Yu Mincho" w:eastAsia="Yu Mincho" w:hAnsi="Yu Mincho"/>
+          <w:b/>
+          <w:bCs/>
+          <w:color w:val="1A1A1A"/>
+          <w:sz w:val="21"/>
+          <w:szCs w:val="21"/>
+        </w:rPr>
+        <w:t xml:space="preserve">当社は、本規約の施行時点において、消費税法上の適格請求書発行事業者の登録を受けていません。</w:t>
+      </w:r>
+      <w:r>
+        <w:rPr>
+          <w:rFonts w:ascii="Yu Mincho" w:eastAsia="Yu Mincho" w:hAnsi="Yu Mincho"/>
+          <w:color w:val="1A1A1A"/>
+          <w:sz w:val="21"/>
+          <w:szCs w:val="21"/>
+        </w:rPr>
+        <w:t xml:space="preserve">したがって、当社が交付する利用明細等は、適格請求書（インボイス）に該当しません。当社が将来登録を受けた場合は、本サービス上でお知らせします。</w:t>
+      </w:r>
+    </w:p>
+    <w:p>
+      <w:pPr>
+        <w:keepNext/>
+        <w:pBdr>
+          <w:bottom w:val="single" w:color="B9B2A6" w:sz="6" w:space="4"/>
+        </w:pBdr>
+        <w:spacing w:after="140" w:before="320"/>
+      </w:pPr>
+      <w:r>
+        <w:rPr>
+          <w:rFonts w:ascii="Yu Gothic" w:eastAsia="Yu Gothic" w:hAnsi="Yu Gothic"/>
+          <w:b/>
+          <w:bCs/>
+          <w:color w:val="1A1A1A"/>
+          <w:sz w:val="24"/>
+          <w:szCs w:val="24"/>
+        </w:rPr>
         <w:t xml:space="preserve">第8条の6（コインの購入の効力が失われた場合の清算）</w:t>
       </w:r>
     </w:p>
@@ -3461,6 +4327,43 @@
           <w:szCs w:val="21"/>
         </w:rPr>
         <w:t xml:space="preserve">行います。既に振込を完了した金銭の返還は請求しません。</w:t>
+      </w:r>
+      <w:r>
+        <w:rPr>
+          <w:rFonts w:ascii="Yu Mincho" w:eastAsia="Yu Mincho" w:hAnsi="Yu Mincho"/>
+          <w:b/>
+          <w:bCs/>
+          <w:color w:val="1A1A1A"/>
+          <w:sz w:val="21"/>
+          <w:szCs w:val="21"/>
+        </w:rPr>
+        <w:t xml:space="preserve">ただし、当該ピタメイトが購入の失効に係る不正に関与していた場合は、この限りではありません。</w:t>
+      </w:r>
+    </w:p>
+    <w:p>
+      <w:pPr>
+        <w:spacing w:after="60" w:before="60" w:line="300"/>
+        <w:ind w:left="737" w:hanging="340"/>
+      </w:pPr>
+      <w:r>
+        <w:rPr>
+          <w:rFonts w:ascii="Yu Mincho" w:eastAsia="Yu Mincho" w:hAnsi="Yu Mincho"/>
+          <w:color w:val="1A1A1A"/>
+          <w:sz w:val="21"/>
+          <w:szCs w:val="21"/>
+        </w:rPr>
+        <w:t xml:space="preserve">2の2. </w:t>
+      </w:r>
+      <w:r>
+        <w:rPr>
+          <w:rFonts w:ascii="Yu Mincho" w:eastAsia="Yu Mincho" w:hAnsi="Yu Mincho"/>
+          <w:b/>
+          <w:bCs/>
+          <w:color w:val="1A1A1A"/>
+          <w:sz w:val="21"/>
+          <w:szCs w:val="21"/>
+        </w:rPr>
+        <w:t xml:space="preserve">報酬コインの確定の日から180日を経過した取引は、控除の対象としません。</w:t>
       </w:r>
     </w:p>
     <w:p>
@@ -4313,6 +5216,26 @@
         </w:rPr>
         <w:t xml:space="preserve">事実関係を確認し、必要に応じてコインの返還その他の対応を行います。当社は、確認の内容および判断の理由を記録し、保存します。</w:t>
       </w:r>
+      <w:r>
+        <w:rPr>
+          <w:rFonts w:ascii="Yu Mincho" w:eastAsia="Yu Mincho" w:hAnsi="Yu Mincho"/>
+          <w:b/>
+          <w:bCs/>
+          <w:color w:val="1A1A1A"/>
+          <w:sz w:val="21"/>
+          <w:szCs w:val="21"/>
+        </w:rPr>
+        <w:t xml:space="preserve">「著しく異なる場合」の判断の枠組みは、当社が別途公表する「役務提供に関するガイドライン」に定めます</w:t>
+      </w:r>
+      <w:r>
+        <w:rPr>
+          <w:rFonts w:ascii="Yu Mincho" w:eastAsia="Yu Mincho" w:hAnsi="Yu Mincho"/>
+          <w:color w:val="1A1A1A"/>
+          <w:sz w:val="21"/>
+          <w:szCs w:val="21"/>
+        </w:rPr>
+        <w:t xml:space="preserve">（第1条第2項により本規約の一部を構成します）。</w:t>
+      </w:r>
     </w:p>
     <w:p>
       <w:pPr>
@@ -4819,7 +5742,27 @@
           <w:sz w:val="21"/>
           <w:szCs w:val="21"/>
         </w:rPr>
-        <w:t xml:space="preserve">、無償で利用（複製、公衆送信、表示、翻案を含みます）することを許諾します。</w:t>
+        <w:t xml:space="preserve">、無償で利用（複製、公衆送信、表示、翻案を含みます）することを許諾します。ユーザーは、</w:t>
+      </w:r>
+      <w:r>
+        <w:rPr>
+          <w:rFonts w:ascii="Yu Mincho" w:eastAsia="Yu Mincho" w:hAnsi="Yu Mincho"/>
+          <w:b/>
+          <w:bCs/>
+          <w:color w:val="1A1A1A"/>
+          <w:sz w:val="21"/>
+          <w:szCs w:val="21"/>
+        </w:rPr>
+        <w:t xml:space="preserve">本サービスの提供・紹介に必要な範囲でのトリミング、サムネイル化その他の軽微な改変、およびニックネーム表示の省略</w:t>
+      </w:r>
+      <w:r>
+        <w:rPr>
+          <w:rFonts w:ascii="Yu Mincho" w:eastAsia="Yu Mincho" w:hAnsi="Yu Mincho"/>
+          <w:color w:val="1A1A1A"/>
+          <w:sz w:val="21"/>
+          <w:szCs w:val="21"/>
+        </w:rPr>
+        <w:t xml:space="preserve">に、あらかじめ同意するものとします。</w:t>
       </w:r>
     </w:p>
     <w:p>
@@ -5074,38 +6017,7 @@
           <w:sz w:val="21"/>
           <w:szCs w:val="21"/>
         </w:rPr>
-        <w:t xml:space="preserve">3. </w:t>
-      </w:r>
-      <w:r>
-        <w:rPr>
-          <w:rFonts w:ascii="Yu Mincho" w:eastAsia="Yu Mincho" w:hAnsi="Yu Mincho"/>
-          <w:b/>
-          <w:bCs/>
-          <w:color w:val="1A1A1A"/>
-          <w:sz w:val="21"/>
-          <w:szCs w:val="21"/>
-        </w:rPr>
-        <w:t xml:space="preserve">本規約への同意の時点で未成年であったユーザーが、成年に達した後に本サービスを利用した場合</w:t>
-      </w:r>
-      <w:r>
-        <w:rPr>
-          <w:rFonts w:ascii="Yu Mincho" w:eastAsia="Yu Mincho" w:hAnsi="Yu Mincho"/>
-          <w:color w:val="1A1A1A"/>
-          <w:sz w:val="21"/>
-          <w:szCs w:val="21"/>
-        </w:rPr>
-        <w:t xml:space="preserve">、当該ユーザーは、本サービスに関する従前の一切の法律行為を</w:t>
-      </w:r>
-      <w:r>
-        <w:rPr>
-          <w:rFonts w:ascii="Yu Mincho" w:eastAsia="Yu Mincho" w:hAnsi="Yu Mincho"/>
-          <w:b/>
-          <w:bCs/>
-          <w:color w:val="1A1A1A"/>
-          <w:sz w:val="21"/>
-          <w:szCs w:val="21"/>
-        </w:rPr>
-        <w:t xml:space="preserve">追認したものとみなします。</w:t>
+        <w:t xml:space="preserve">3. 本規約への同意の時点で未成年であったユーザーが、成年に達した後にコインを購入し、または本サービスを利用した場合、当該行為が民法第125条に定める法定追認に該当することがあります。</w:t>
       </w:r>
     </w:p>
     <w:p>
@@ -5241,6 +6153,23 @@
     <w:p>
       <w:pPr>
         <w:spacing w:after="60" w:before="60" w:line="300"/>
+        <w:ind w:left="396"/>
+      </w:pPr>
+      <w:r>
+        <w:rPr>
+          <w:rFonts w:ascii="Yu Mincho" w:eastAsia="Yu Mincho" w:hAnsi="Yu Mincho"/>
+          <w:b/>
+          <w:bCs/>
+          <w:color w:val="1A1A1A"/>
+          <w:sz w:val="21"/>
+          <w:szCs w:val="21"/>
+        </w:rPr>
+        <w:t xml:space="preserve">第2項の告知の時点で有効期限内であるコインは、告知の後に有効期限が到来した場合であっても、返金の対象とします。</w:t>
+      </w:r>
+    </w:p>
+    <w:p>
+      <w:pPr>
+        <w:spacing w:after="60" w:before="60" w:line="300"/>
         <w:ind w:left="396" w:hanging="396"/>
       </w:pPr>
       <w:r>
@@ -5276,7 +6205,79 @@
           <w:sz w:val="21"/>
           <w:szCs w:val="21"/>
         </w:rPr>
-        <w:t xml:space="preserve">5. 当社は、前3項の手続の方法および期限を、第2項の告知においてあわせて明らかにします。</w:t>
+        <w:t xml:space="preserve">5. </w:t>
+      </w:r>
+      <w:r>
+        <w:rPr>
+          <w:rFonts w:ascii="Yu Mincho" w:eastAsia="Yu Mincho" w:hAnsi="Yu Mincho"/>
+          <w:b/>
+          <w:bCs/>
+          <w:color w:val="1A1A1A"/>
+          <w:sz w:val="21"/>
+          <w:szCs w:val="21"/>
+        </w:rPr>
+        <w:t xml:space="preserve">当社は、第2項の告知の後、新たなコインの販売を行いません</w:t>
+      </w:r>
+      <w:r>
+        <w:rPr>
+          <w:rFonts w:ascii="Yu Mincho" w:eastAsia="Yu Mincho" w:hAnsi="Yu Mincho"/>
+          <w:color w:val="1A1A1A"/>
+          <w:sz w:val="21"/>
+          <w:szCs w:val="21"/>
+        </w:rPr>
+        <w:t xml:space="preserve">（少なくとも、有効期限が終了日を超えることとなる販売を行いません）。</w:t>
+      </w:r>
+    </w:p>
+    <w:p>
+      <w:pPr>
+        <w:spacing w:after="60" w:before="60" w:line="300"/>
+        <w:ind w:left="396" w:hanging="396"/>
+      </w:pPr>
+      <w:r>
+        <w:rPr>
+          <w:rFonts w:ascii="Yu Mincho" w:eastAsia="Yu Mincho" w:hAnsi="Yu Mincho"/>
+          <w:color w:val="1A1A1A"/>
+          <w:sz w:val="21"/>
+          <w:szCs w:val="21"/>
+        </w:rPr>
+        <w:t xml:space="preserve">6. 当社は、前各項の手続の方法および期限を、第2項の告知においてあわせて明らかにします。</w:t>
+      </w:r>
+      <w:r>
+        <w:rPr>
+          <w:rFonts w:ascii="Yu Mincho" w:eastAsia="Yu Mincho" w:hAnsi="Yu Mincho"/>
+          <w:b/>
+          <w:bCs/>
+          <w:color w:val="1A1A1A"/>
+          <w:sz w:val="21"/>
+          <w:szCs w:val="21"/>
+        </w:rPr>
+        <w:t xml:space="preserve">返金および換金の申出の期間は、60日を下回らないものとします。</w:t>
+      </w:r>
+    </w:p>
+    <w:p>
+      <w:pPr>
+        <w:spacing w:after="60" w:before="60" w:line="300"/>
+        <w:ind w:left="396" w:hanging="396"/>
+      </w:pPr>
+      <w:r>
+        <w:rPr>
+          <w:rFonts w:ascii="Yu Mincho" w:eastAsia="Yu Mincho" w:hAnsi="Yu Mincho"/>
+          <w:color w:val="1A1A1A"/>
+          <w:sz w:val="21"/>
+          <w:szCs w:val="21"/>
+        </w:rPr>
+        <w:t xml:space="preserve">7. </w:t>
+      </w:r>
+      <w:r>
+        <w:rPr>
+          <w:rFonts w:ascii="Yu Mincho" w:eastAsia="Yu Mincho" w:hAnsi="Yu Mincho"/>
+          <w:b/>
+          <w:bCs/>
+          <w:color w:val="1A1A1A"/>
+          <w:sz w:val="21"/>
+          <w:szCs w:val="21"/>
+        </w:rPr>
+        <w:t xml:space="preserve">第1項ただし書により90日前の告知によらずに終了する場合であっても、第3項および第4項に定める清算の義務は消滅しません。</w:t>
       </w:r>
     </w:p>
     <w:p>
@@ -5387,7 +6388,42 @@
           <w:sz w:val="21"/>
           <w:szCs w:val="21"/>
         </w:rPr>
-        <w:t xml:space="preserve">4. 本条のうち、当社の損害賠償責任の一部を免除・制限する規定は、消費者契約法その他の強行法規に反しない範囲で適用されます。</w:t>
+        <w:t xml:space="preserve">4. </w:t>
+      </w:r>
+      <w:r>
+        <w:rPr>
+          <w:rFonts w:ascii="Yu Mincho" w:eastAsia="Yu Mincho" w:hAnsi="Yu Mincho"/>
+          <w:b/>
+          <w:bCs/>
+          <w:color w:val="1A1A1A"/>
+          <w:sz w:val="21"/>
+          <w:szCs w:val="21"/>
+        </w:rPr>
+        <w:t xml:space="preserve">天災地変、感染症の流行、戦争、暴動、法令の制定・改廃、電気通信事業者の役務の提供の停止、クラウドサービスその他の外部サービスの障害、その他当社の合理的な支配の及ばない事由</w:t>
+      </w:r>
+      <w:r>
+        <w:rPr>
+          <w:rFonts w:ascii="Yu Mincho" w:eastAsia="Yu Mincho" w:hAnsi="Yu Mincho"/>
+          <w:color w:val="1A1A1A"/>
+          <w:sz w:val="21"/>
+          <w:szCs w:val="21"/>
+        </w:rPr>
+        <w:t xml:space="preserve">により本サービスの提供が遅延し、または不能となった場合、当社はその責任を負いません。</w:t>
+      </w:r>
+    </w:p>
+    <w:p>
+      <w:pPr>
+        <w:spacing w:after="60" w:before="60" w:line="300"/>
+        <w:ind w:left="396" w:hanging="396"/>
+      </w:pPr>
+      <w:r>
+        <w:rPr>
+          <w:rFonts w:ascii="Yu Mincho" w:eastAsia="Yu Mincho" w:hAnsi="Yu Mincho"/>
+          <w:color w:val="1A1A1A"/>
+          <w:sz w:val="21"/>
+          <w:szCs w:val="21"/>
+        </w:rPr>
+        <w:t xml:space="preserve">5. 本条のうち、当社の損害賠償責任の一部を免除・制限する規定は、消費者契約法その他の強行法規に反しない範囲で適用されます。</w:t>
       </w:r>
     </w:p>
     <w:p>
@@ -5787,7 +6823,52 @@
           <w:sz w:val="21"/>
           <w:szCs w:val="21"/>
         </w:rPr>
+        <w:t xml:space="preserve">・第6条の3（利用停止・強制退会の場合のコインの取扱い）</w:t>
+      </w:r>
+    </w:p>
+    <w:p>
+      <w:pPr>
+        <w:spacing w:after="60" w:before="60" w:line="300"/>
+        <w:ind w:left="340" w:hanging="226"/>
+      </w:pPr>
+      <w:r>
+        <w:rPr>
+          <w:rFonts w:ascii="Yu Mincho" w:eastAsia="Yu Mincho" w:hAnsi="Yu Mincho"/>
+          <w:color w:val="1A1A1A"/>
+          <w:sz w:val="21"/>
+          <w:szCs w:val="21"/>
+        </w:rPr>
         <w:t xml:space="preserve">・第7条第3項および第7項（払戻しの不可、報酬コインの用途）</w:t>
+      </w:r>
+    </w:p>
+    <w:p>
+      <w:pPr>
+        <w:spacing w:after="60" w:before="60" w:line="300"/>
+        <w:ind w:left="340" w:hanging="226"/>
+      </w:pPr>
+      <w:r>
+        <w:rPr>
+          <w:rFonts w:ascii="Yu Mincho" w:eastAsia="Yu Mincho" w:hAnsi="Yu Mincho"/>
+          <w:color w:val="1A1A1A"/>
+          <w:sz w:val="21"/>
+          <w:szCs w:val="21"/>
+        </w:rPr>
+        <w:t xml:space="preserve">・第7条の2第5項から第7項まで（ギフトに係る報酬コインの保留・審査・没収）</w:t>
+      </w:r>
+    </w:p>
+    <w:p>
+      <w:pPr>
+        <w:spacing w:after="60" w:before="60" w:line="300"/>
+        <w:ind w:left="340" w:hanging="226"/>
+      </w:pPr>
+      <w:r>
+        <w:rPr>
+          <w:rFonts w:ascii="Yu Mincho" w:eastAsia="Yu Mincho" w:hAnsi="Yu Mincho"/>
+          <w:color w:val="1A1A1A"/>
+          <w:sz w:val="21"/>
+          <w:szCs w:val="21"/>
+        </w:rPr>
+        <w:t xml:space="preserve">・第8条第4項（受領権限の授与および債務の消滅）</w:t>
       </w:r>
     </w:p>
     <w:p>

--- a/docs/legal/word/ピタフレ利用規約_全文.docx
+++ b/docs/legal/word/ピタフレ利用規約_全文.docx
@@ -7389,7 +7389,7 @@
           <w:sz w:val="21"/>
           <w:szCs w:val="21"/>
         </w:rPr>
-        <w:t xml:space="preserve">: 〔施行日に記入〕（弁護士レビュー完了後の公開日を記載）</w:t>
+        <w:t xml:space="preserve">: 〔施行日に記入〕</w:t>
       </w:r>
     </w:p>
     <w:p>

--- a/docs/legal/word/ピタフレ利用規約_全文.docx
+++ b/docs/legal/word/ピタフレ利用規約_全文.docx
@@ -1638,7 +1638,27 @@
           <w:sz w:val="21"/>
           <w:szCs w:val="21"/>
         </w:rPr>
-        <w:t xml:space="preserve"> 保有する報酬コインの全額を一括して申請することができます（換金事務手数料は同項のとおり控除します）。</w:t>
+        <w:t xml:space="preserve"> ただし、</w:t>
+      </w:r>
+      <w:r>
+        <w:rPr>
+          <w:rFonts w:ascii="Yu Mincho" w:eastAsia="Yu Mincho" w:hAnsi="Yu Mincho"/>
+          <w:b/>
+          <w:bCs/>
+          <w:color w:val="1A1A1A"/>
+          <w:sz w:val="21"/>
+          <w:szCs w:val="21"/>
+        </w:rPr>
+        <w:t xml:space="preserve">その時点で換金の申請ができる全額を一括して</w:t>
+      </w:r>
+      <w:r>
+        <w:rPr>
+          <w:rFonts w:ascii="Yu Mincho" w:eastAsia="Yu Mincho" w:hAnsi="Yu Mincho"/>
+          <w:color w:val="1A1A1A"/>
+          <w:sz w:val="21"/>
+          <w:szCs w:val="21"/>
+        </w:rPr>
+        <w:t xml:space="preserve">申請するものとします（換金事務手数料は同項のとおり控除します）。第7条の2第5項その他の定めにより保留されている分がある場合は、保留が明けた後に改めて申請することができます。</w:t>
       </w:r>
     </w:p>
     <w:p>
@@ -1749,16 +1769,16 @@
           <w:sz w:val="21"/>
           <w:szCs w:val="21"/>
         </w:rPr>
-        <w:t xml:space="preserve">利用停止等の時点で確定している報酬コインについては、次項に定める場合を除き、第6条の2第4項に準じて換金の申請を行うことができます。</w:t>
-      </w:r>
-      <w:r>
-        <w:rPr>
-          <w:rFonts w:ascii="Yu Mincho" w:eastAsia="Yu Mincho" w:hAnsi="Yu Mincho"/>
-          <w:color w:val="1A1A1A"/>
-          <w:sz w:val="21"/>
-          <w:szCs w:val="21"/>
-        </w:rPr>
-        <w:t xml:space="preserve"> 当社は、利用停止等の通知において、換金の申請ができる期間および方法を併せて通知します。</w:t>
+        <w:t xml:space="preserve">利用停止等の時点で確定している報酬コインについては、次項に定める場合を除き、第6条の2第4項に準じて換金の申請を行うことができます</w:t>
+      </w:r>
+      <w:r>
+        <w:rPr>
+          <w:rFonts w:ascii="Yu Mincho" w:eastAsia="Yu Mincho" w:hAnsi="Yu Mincho"/>
+          <w:color w:val="1A1A1A"/>
+          <w:sz w:val="21"/>
+          <w:szCs w:val="21"/>
+        </w:rPr>
+        <w:t xml:space="preserve">（最低申請額の不適用および一括での申請を含みます）。当社は、利用停止等の通知において、換金の申請ができる期間および方法を併せて通知します。</w:t>
       </w:r>
     </w:p>
     <w:p>
@@ -3657,6 +3677,61 @@
           <w:szCs w:val="21"/>
         </w:rPr>
         <w:t xml:space="preserve">（第2項の相殺の対象としません）。</w:t>
+      </w:r>
+    </w:p>
+    <w:p>
+      <w:pPr>
+        <w:spacing w:after="60" w:before="60" w:line="300"/>
+        <w:ind w:left="396" w:hanging="396"/>
+      </w:pPr>
+      <w:r>
+        <w:rPr>
+          <w:rFonts w:ascii="Yu Mincho" w:eastAsia="Yu Mincho" w:hAnsi="Yu Mincho"/>
+          <w:color w:val="1A1A1A"/>
+          <w:sz w:val="21"/>
+          <w:szCs w:val="21"/>
+        </w:rPr>
+        <w:t xml:space="preserve">7の2. 前項は、</w:t>
+      </w:r>
+      <w:r>
+        <w:rPr>
+          <w:rFonts w:ascii="Yu Mincho" w:eastAsia="Yu Mincho" w:hAnsi="Yu Mincho"/>
+          <w:b/>
+          <w:bCs/>
+          <w:color w:val="1A1A1A"/>
+          <w:sz w:val="21"/>
+          <w:szCs w:val="21"/>
+        </w:rPr>
+        <w:t xml:space="preserve">プレイが開始されないままキャンセルされた場合に限り適用します。</w:t>
+      </w:r>
+      <w:r>
+        <w:rPr>
+          <w:rFonts w:ascii="Yu Mincho" w:eastAsia="Yu Mincho" w:hAnsi="Yu Mincho"/>
+          <w:color w:val="1A1A1A"/>
+          <w:sz w:val="21"/>
+          <w:szCs w:val="21"/>
+        </w:rPr>
+        <w:t xml:space="preserve"> 双方の参加が記録された後（本サービス上でチェックインが記録された後をいいます）にキャンセルされた場合、当該コインは現に提供された役務の対価にあたるため、</w:t>
+      </w:r>
+      <w:r>
+        <w:rPr>
+          <w:rFonts w:ascii="Yu Mincho" w:eastAsia="Yu Mincho" w:hAnsi="Yu Mincho"/>
+          <w:b/>
+          <w:bCs/>
+          <w:color w:val="1A1A1A"/>
+          <w:sz w:val="21"/>
+          <w:szCs w:val="21"/>
+        </w:rPr>
+        <w:t xml:space="preserve">第3項に従って利用料を控除します。</w:t>
+      </w:r>
+      <w:r>
+        <w:rPr>
+          <w:rFonts w:ascii="Yu Mincho" w:eastAsia="Yu Mincho" w:hAnsi="Yu Mincho"/>
+          <w:color w:val="1A1A1A"/>
+          <w:sz w:val="21"/>
+          <w:szCs w:val="21"/>
+        </w:rPr>
+        <w:t xml:space="preserve"> この場合、当該キャンセルは第10条のマナー等の表示においてゲストの不利益に扱いません。</w:t>
       </w:r>
     </w:p>
     <w:p>
@@ -6170,6 +6245,52 @@
     <w:p>
       <w:pPr>
         <w:spacing w:after="60" w:before="60" w:line="300"/>
+        <w:ind w:left="396"/>
+      </w:pPr>
+      <w:r>
+        <w:rPr>
+          <w:rFonts w:ascii="Yu Mincho" w:eastAsia="Yu Mincho" w:hAnsi="Yu Mincho"/>
+          <w:b/>
+          <w:bCs/>
+          <w:color w:val="1A1A1A"/>
+          <w:sz w:val="21"/>
+          <w:szCs w:val="21"/>
+        </w:rPr>
+        <w:t xml:space="preserve">ただし、当社がユーザーから対価の支払いを受けることなく付与したコイン</w:t>
+      </w:r>
+      <w:r>
+        <w:rPr>
+          <w:rFonts w:ascii="Yu Mincho" w:eastAsia="Yu Mincho" w:hAnsi="Yu Mincho"/>
+          <w:color w:val="1A1A1A"/>
+          <w:sz w:val="21"/>
+          <w:szCs w:val="21"/>
+        </w:rPr>
+        <w:t xml:space="preserve">（キャンペーン、特典その他無償の方法により付与したものをいいます）</w:t>
+      </w:r>
+      <w:r>
+        <w:rPr>
+          <w:rFonts w:ascii="Yu Mincho" w:eastAsia="Yu Mincho" w:hAnsi="Yu Mincho"/>
+          <w:b/>
+          <w:bCs/>
+          <w:color w:val="1A1A1A"/>
+          <w:sz w:val="21"/>
+          <w:szCs w:val="21"/>
+        </w:rPr>
+        <w:t xml:space="preserve">は、返金の対象となりません。</w:t>
+      </w:r>
+      <w:r>
+        <w:rPr>
+          <w:rFonts w:ascii="Yu Mincho" w:eastAsia="Yu Mincho" w:hAnsi="Yu Mincho"/>
+          <w:color w:val="1A1A1A"/>
+          <w:sz w:val="21"/>
+          <w:szCs w:val="21"/>
+        </w:rPr>
+        <w:t xml:space="preserve"> 当社が既に受領した対価に代えて付与したコインは、この限りではありません。</w:t>
+      </w:r>
+    </w:p>
+    <w:p>
+      <w:pPr>
+        <w:spacing w:after="60" w:before="60" w:line="300"/>
         <w:ind w:left="396" w:hanging="396"/>
       </w:pPr>
       <w:r>
@@ -6278,6 +6399,112 @@
           <w:szCs w:val="21"/>
         </w:rPr>
         <w:t xml:space="preserve">第1項ただし書により90日前の告知によらずに終了する場合であっても、第3項および第4項に定める清算の義務は消滅しません。</w:t>
+      </w:r>
+    </w:p>
+    <w:p>
+      <w:pPr>
+        <w:spacing w:after="60" w:before="60" w:line="300"/>
+        <w:ind w:left="396" w:hanging="396"/>
+      </w:pPr>
+      <w:r>
+        <w:rPr>
+          <w:rFonts w:ascii="Yu Mincho" w:eastAsia="Yu Mincho" w:hAnsi="Yu Mincho"/>
+          <w:color w:val="1A1A1A"/>
+          <w:sz w:val="21"/>
+          <w:szCs w:val="21"/>
+        </w:rPr>
+        <w:t xml:space="preserve">8. 第6項の申出の期間を経過した後の申出について、当社は、</w:t>
+      </w:r>
+      <w:r>
+        <w:rPr>
+          <w:rFonts w:ascii="Yu Mincho" w:eastAsia="Yu Mincho" w:hAnsi="Yu Mincho"/>
+          <w:b/>
+          <w:bCs/>
+          <w:color w:val="1A1A1A"/>
+          <w:sz w:val="21"/>
+          <w:szCs w:val="21"/>
+        </w:rPr>
+        <w:t xml:space="preserve">原則としてこれを受け付けません。ただし、次の各号のいずれかに該当する場合は、この限りではありません。</w:t>
+      </w:r>
+    </w:p>
+    <w:p>
+      <w:pPr>
+        <w:spacing w:after="60" w:before="60" w:line="300"/>
+        <w:ind w:left="737" w:hanging="340"/>
+      </w:pPr>
+      <w:r>
+        <w:rPr>
+          <w:rFonts w:ascii="Yu Mincho" w:eastAsia="Yu Mincho" w:hAnsi="Yu Mincho"/>
+          <w:color w:val="1A1A1A"/>
+          <w:sz w:val="21"/>
+          <w:szCs w:val="21"/>
+        </w:rPr>
+        <w:t xml:space="preserve">1. 期間内に申出がなされ、当社が既に受理しているもの</w:t>
+      </w:r>
+    </w:p>
+    <w:p>
+      <w:pPr>
+        <w:spacing w:after="60" w:before="60" w:line="300"/>
+        <w:ind w:left="737" w:hanging="340"/>
+      </w:pPr>
+      <w:r>
+        <w:rPr>
+          <w:rFonts w:ascii="Yu Mincho" w:eastAsia="Yu Mincho" w:hAnsi="Yu Mincho"/>
+          <w:color w:val="1A1A1A"/>
+          <w:sz w:val="21"/>
+          <w:szCs w:val="21"/>
+        </w:rPr>
+        <w:t xml:space="preserve">2. 法令に基づき、または紛争の解決のために必要であるもの</w:t>
+      </w:r>
+    </w:p>
+    <w:p>
+      <w:pPr>
+        <w:spacing w:after="60" w:before="60" w:line="300"/>
+        <w:ind w:left="737" w:hanging="340"/>
+      </w:pPr>
+      <w:r>
+        <w:rPr>
+          <w:rFonts w:ascii="Yu Mincho" w:eastAsia="Yu Mincho" w:hAnsi="Yu Mincho"/>
+          <w:color w:val="1A1A1A"/>
+          <w:sz w:val="21"/>
+          <w:szCs w:val="21"/>
+        </w:rPr>
+        <w:t xml:space="preserve">3. </w:t>
+      </w:r>
+      <w:r>
+        <w:rPr>
+          <w:rFonts w:ascii="Yu Mincho" w:eastAsia="Yu Mincho" w:hAnsi="Yu Mincho"/>
+          <w:b/>
+          <w:bCs/>
+          <w:color w:val="1A1A1A"/>
+          <w:sz w:val="21"/>
+          <w:szCs w:val="21"/>
+        </w:rPr>
+        <w:t xml:space="preserve">当社のシステムの障害その他当社の責めに帰すべき事由</w:t>
+      </w:r>
+      <w:r>
+        <w:rPr>
+          <w:rFonts w:ascii="Yu Mincho" w:eastAsia="Yu Mincho" w:hAnsi="Yu Mincho"/>
+          <w:color w:val="1A1A1A"/>
+          <w:sz w:val="21"/>
+          <w:szCs w:val="21"/>
+        </w:rPr>
+        <w:t xml:space="preserve">により、期間内に申出を行うことができなかったもの</w:t>
+      </w:r>
+    </w:p>
+    <w:p>
+      <w:pPr>
+        <w:spacing w:after="60" w:before="60" w:line="300"/>
+        <w:ind w:left="737" w:hanging="340"/>
+      </w:pPr>
+      <w:r>
+        <w:rPr>
+          <w:rFonts w:ascii="Yu Mincho" w:eastAsia="Yu Mincho" w:hAnsi="Yu Mincho"/>
+          <w:color w:val="1A1A1A"/>
+          <w:sz w:val="21"/>
+          <w:szCs w:val="21"/>
+        </w:rPr>
+        <w:t xml:space="preserve">4. 当社の記録の誤りを訂正するために必要であるもの</w:t>
       </w:r>
     </w:p>
     <w:p>

--- a/docs/legal/word/ピタフレ利用規約_全文.docx
+++ b/docs/legal/word/ピタフレ利用規約_全文.docx
@@ -513,6 +513,67 @@
     </w:p>
     <w:p>
       <w:pPr>
+        <w:spacing w:after="60" w:before="60" w:line="300"/>
+        <w:ind w:left="396" w:hanging="396"/>
+      </w:pPr>
+      <w:r>
+        <w:rPr>
+          <w:rFonts w:ascii="Yu Mincho" w:eastAsia="Yu Mincho" w:hAnsi="Yu Mincho"/>
+          <w:color w:val="1A1A1A"/>
+          <w:sz w:val="21"/>
+          <w:szCs w:val="21"/>
+        </w:rPr>
+        <w:t xml:space="preserve">6. </w:t>
+      </w:r>
+      <w:r>
+        <w:rPr>
+          <w:rFonts w:ascii="Yu Mincho" w:eastAsia="Yu Mincho" w:hAnsi="Yu Mincho"/>
+          <w:b/>
+          <w:bCs/>
+          <w:color w:val="1A1A1A"/>
+          <w:sz w:val="21"/>
+          <w:szCs w:val="21"/>
+        </w:rPr>
+        <w:t xml:space="preserve">利用登録の申込みを行う者は、本規約に同意するものとします。当社は、同意がなされた日時および同意の対象となった本規約の版を記録します。</w:t>
+      </w:r>
+    </w:p>
+    <w:p>
+      <w:pPr>
+        <w:spacing w:after="60" w:before="60" w:line="300"/>
+        <w:ind w:left="396" w:hanging="396"/>
+      </w:pPr>
+      <w:r>
+        <w:rPr>
+          <w:rFonts w:ascii="Yu Mincho" w:eastAsia="Yu Mincho" w:hAnsi="Yu Mincho"/>
+          <w:color w:val="1A1A1A"/>
+          <w:sz w:val="21"/>
+          <w:szCs w:val="21"/>
+        </w:rPr>
+        <w:t xml:space="preserve">7. </w:t>
+      </w:r>
+      <w:r>
+        <w:rPr>
+          <w:rFonts w:ascii="Yu Mincho" w:eastAsia="Yu Mincho" w:hAnsi="Yu Mincho"/>
+          <w:b/>
+          <w:bCs/>
+          <w:color w:val="1A1A1A"/>
+          <w:sz w:val="21"/>
+          <w:szCs w:val="21"/>
+        </w:rPr>
+        <w:t xml:space="preserve">本サービスの利用に必要な通信機器・ソフトウェアおよび通信回線は、ユーザーの費用と責任において用意するものとします。</w:t>
+      </w:r>
+      <w:r>
+        <w:rPr>
+          <w:rFonts w:ascii="Yu Mincho" w:eastAsia="Yu Mincho" w:hAnsi="Yu Mincho"/>
+          <w:color w:val="1A1A1A"/>
+          <w:sz w:val="21"/>
+          <w:szCs w:val="21"/>
+        </w:rPr>
+        <w:t xml:space="preserve"> 当社は、推奨する動作環境を本サービス上に表示します。推奨環境以外での動作は保証しません。</w:t>
+      </w:r>
+    </w:p>
+    <w:p>
+      <w:pPr>
         <w:keepNext/>
         <w:pBdr>
           <w:bottom w:val="single" w:color="B9B2A6" w:sz="6" w:space="4"/>
@@ -578,7 +639,27 @@
           <w:sz w:val="21"/>
           <w:szCs w:val="21"/>
         </w:rPr>
-        <w:t xml:space="preserve"> ただし、当社の故意または過失による場合、およびユーザーが本人による利用でないことを合理的に証明した場合は、この限りではありません。</w:t>
+        <w:t xml:space="preserve"> ただし、当社の故意または過失による場合、および</w:t>
+      </w:r>
+      <w:r>
+        <w:rPr>
+          <w:rFonts w:ascii="Yu Mincho" w:eastAsia="Yu Mincho" w:hAnsi="Yu Mincho"/>
+          <w:b/>
+          <w:bCs/>
+          <w:color w:val="1A1A1A"/>
+          <w:sz w:val="21"/>
+          <w:szCs w:val="21"/>
+        </w:rPr>
+        <w:t xml:space="preserve">本人による利用でないことが確認された場合</w:t>
+      </w:r>
+      <w:r>
+        <w:rPr>
+          <w:rFonts w:ascii="Yu Mincho" w:eastAsia="Yu Mincho" w:hAnsi="Yu Mincho"/>
+          <w:color w:val="1A1A1A"/>
+          <w:sz w:val="21"/>
+          <w:szCs w:val="21"/>
+        </w:rPr>
+        <w:t xml:space="preserve">は、この限りではありません。</w:t>
       </w:r>
     </w:p>
     <w:p>
@@ -1612,7 +1693,24 @@
           <w:sz w:val="21"/>
           <w:szCs w:val="21"/>
         </w:rPr>
-        <w:t xml:space="preserve"> この場合の本人確認および振込先口座の登録の状態は、退会時のものによります。当該期間の経過後、報酬コインは消滅します。</w:t>
+        <w:t xml:space="preserve"> この場合の本人確認および振込先口座の登録の状態は、退会時のものによります。</w:t>
+      </w:r>
+    </w:p>
+    <w:p>
+      <w:pPr>
+        <w:spacing w:after="60" w:before="60" w:line="300"/>
+        <w:ind w:left="396"/>
+      </w:pPr>
+      <w:r>
+        <w:rPr>
+          <w:rFonts w:ascii="Yu Mincho" w:eastAsia="Yu Mincho" w:hAnsi="Yu Mincho"/>
+          <w:b/>
+          <w:bCs/>
+          <w:color w:val="1A1A1A"/>
+          <w:sz w:val="21"/>
+          <w:szCs w:val="21"/>
+        </w:rPr>
+        <w:t xml:space="preserve">当該期間の経過後は、本サービス上の手続による換金の申請を受け付けません。ただし、当社所定の窓口への個別の申出により、換金の手続を行います。本項は、報酬コインに係るユーザーの当社に対する金銭債権を消滅させるものではありません。</w:t>
       </w:r>
     </w:p>
     <w:p>
@@ -1899,16 +1997,59 @@
           <w:sz w:val="21"/>
           <w:szCs w:val="21"/>
         </w:rPr>
-        <w:t xml:space="preserve">利用停止等の時点で保有する購入コインは、消滅し、返金しません。</w:t>
-      </w:r>
-      <w:r>
-        <w:rPr>
-          <w:rFonts w:ascii="Yu Mincho" w:eastAsia="Yu Mincho" w:hAnsi="Yu Mincho"/>
-          <w:color w:val="1A1A1A"/>
-          <w:sz w:val="21"/>
-          <w:szCs w:val="21"/>
-        </w:rPr>
-        <w:t xml:space="preserve"> ただし、利用停止等の原因が当社の責めに帰すべき事由による場合、または法令上返金が必要な場合は、この限りではありません。</w:t>
+        <w:t xml:space="preserve">利用停止等の時点で保有する購入コインについては、当該利用停止等の原因となった違反行為による不正な取得または利用が認められる場合に限り、消滅し、返金しません。</w:t>
+      </w:r>
+    </w:p>
+    <w:p>
+      <w:pPr>
+        <w:spacing w:after="60" w:before="60" w:line="300"/>
+        <w:ind w:left="396"/>
+      </w:pPr>
+      <w:r>
+        <w:rPr>
+          <w:rFonts w:ascii="Yu Mincho" w:eastAsia="Yu Mincho" w:hAnsi="Yu Mincho"/>
+          <w:b/>
+          <w:bCs/>
+          <w:color w:val="1A1A1A"/>
+          <w:sz w:val="21"/>
+          <w:szCs w:val="21"/>
+        </w:rPr>
+        <w:t xml:space="preserve">その余の場合、購入コインは消滅しません。</w:t>
+      </w:r>
+      <w:r>
+        <w:rPr>
+          <w:rFonts w:ascii="Yu Mincho" w:eastAsia="Yu Mincho" w:hAnsi="Yu Mincho"/>
+          <w:color w:val="1A1A1A"/>
+          <w:sz w:val="21"/>
+          <w:szCs w:val="21"/>
+        </w:rPr>
+        <w:t xml:space="preserve"> この場合において、当該ユーザーは、利用停止等が解除された後、第7条第5項の有効期限内である限り、当該コインを利用することができます。</w:t>
+      </w:r>
+      <w:r>
+        <w:rPr>
+          <w:rFonts w:ascii="Yu Mincho" w:eastAsia="Yu Mincho" w:hAnsi="Yu Mincho"/>
+          <w:b/>
+          <w:bCs/>
+          <w:color w:val="1A1A1A"/>
+          <w:sz w:val="21"/>
+          <w:szCs w:val="21"/>
+        </w:rPr>
+        <w:t xml:space="preserve">利用停止等が解除されないまま有効期限が到来した場合、当該コインは同項により消滅します。</w:t>
+      </w:r>
+    </w:p>
+    <w:p>
+      <w:pPr>
+        <w:spacing w:after="60" w:before="60" w:line="300"/>
+        <w:ind w:left="396"/>
+      </w:pPr>
+      <w:r>
+        <w:rPr>
+          <w:rFonts w:ascii="Yu Mincho" w:eastAsia="Yu Mincho" w:hAnsi="Yu Mincho"/>
+          <w:color w:val="1A1A1A"/>
+          <w:sz w:val="21"/>
+          <w:szCs w:val="21"/>
+        </w:rPr>
+        <w:t xml:space="preserve">利用停止等の原因が当社の責めに帰すべき事由による場合、または法令上返金が必要な場合は、前2段にかかわらず、当社は返金その他必要な措置を行います。</w:t>
       </w:r>
     </w:p>
     <w:p>
@@ -1963,233 +2104,147 @@
           <w:sz w:val="24"/>
           <w:szCs w:val="24"/>
         </w:rPr>
-        <w:t xml:space="preserve">第7条（コインの購入・利用）</w:t>
-      </w:r>
-    </w:p>
-    <w:p>
-      <w:pPr>
-        <w:spacing w:after="60" w:before="60" w:line="300"/>
-        <w:ind w:left="396" w:hanging="396"/>
-      </w:pPr>
-      <w:r>
-        <w:rPr>
-          <w:rFonts w:ascii="Yu Mincho" w:eastAsia="Yu Mincho" w:hAnsi="Yu Mincho"/>
-          <w:color w:val="1A1A1A"/>
-          <w:sz w:val="21"/>
-          <w:szCs w:val="21"/>
-        </w:rPr>
-        <w:t xml:space="preserve">1. ユーザーは、当社所定の方法により、本サービス内でのみ利用できる電子的な対価「コイン」を購入できます。コインの価格・パック内容は本サービス上に表示します。</w:t>
-      </w:r>
-    </w:p>
-    <w:p>
-      <w:pPr>
-        <w:spacing w:after="60" w:before="60" w:line="300"/>
-        <w:ind w:left="396" w:hanging="396"/>
-      </w:pPr>
-      <w:r>
-        <w:rPr>
-          <w:rFonts w:ascii="Yu Mincho" w:eastAsia="Yu Mincho" w:hAnsi="Yu Mincho"/>
-          <w:color w:val="1A1A1A"/>
-          <w:sz w:val="21"/>
-          <w:szCs w:val="21"/>
-        </w:rPr>
-        <w:t xml:space="preserve">2. コインは、ピタメイト（第8条）が提供する「一緒に遊ぶ時間」の予約その他当社が定める用途に、本サービス内で消費できます。</w:t>
-      </w:r>
-    </w:p>
-    <w:p>
-      <w:pPr>
-        <w:spacing w:after="60" w:before="60" w:line="300"/>
-        <w:ind w:left="396" w:hanging="396"/>
-      </w:pPr>
-      <w:r>
-        <w:rPr>
-          <w:rFonts w:ascii="Yu Mincho" w:eastAsia="Yu Mincho" w:hAnsi="Yu Mincho"/>
-          <w:color w:val="1A1A1A"/>
-          <w:sz w:val="21"/>
-          <w:szCs w:val="21"/>
-        </w:rPr>
-        <w:t xml:space="preserve">3. 前項により購入したコインは、</w:t>
-      </w:r>
-      <w:r>
-        <w:rPr>
-          <w:rFonts w:ascii="Yu Mincho" w:eastAsia="Yu Mincho" w:hAnsi="Yu Mincho"/>
-          <w:b/>
-          <w:bCs/>
-          <w:color w:val="1A1A1A"/>
-          <w:sz w:val="21"/>
-          <w:szCs w:val="21"/>
-        </w:rPr>
-        <w:t xml:space="preserve">日本円その他の金銭への払い戻し・換金・出金はできません</w:t>
-      </w:r>
-      <w:r>
-        <w:rPr>
-          <w:rFonts w:ascii="Yu Mincho" w:eastAsia="Yu Mincho" w:hAnsi="Yu Mincho"/>
-          <w:color w:val="1A1A1A"/>
-          <w:sz w:val="21"/>
-          <w:szCs w:val="21"/>
-        </w:rPr>
-        <w:t xml:space="preserve">。</w:t>
-      </w:r>
-    </w:p>
-    <w:p>
-      <w:pPr>
-        <w:spacing w:after="60" w:before="60" w:line="300"/>
-        <w:ind w:left="396" w:hanging="396"/>
-      </w:pPr>
-      <w:r>
-        <w:rPr>
-          <w:rFonts w:ascii="Yu Mincho" w:eastAsia="Yu Mincho" w:hAnsi="Yu Mincho"/>
-          <w:color w:val="1A1A1A"/>
-          <w:sz w:val="21"/>
-          <w:szCs w:val="21"/>
-        </w:rPr>
-        <w:t xml:space="preserve">4. コインを第三者に譲渡・貸与・売買することはできません。</w:t>
-      </w:r>
-    </w:p>
-    <w:p>
-      <w:pPr>
-        <w:spacing w:after="60" w:before="60" w:line="300"/>
-        <w:ind w:left="396" w:hanging="396"/>
-      </w:pPr>
-      <w:r>
-        <w:rPr>
-          <w:rFonts w:ascii="Yu Mincho" w:eastAsia="Yu Mincho" w:hAnsi="Yu Mincho"/>
-          <w:color w:val="1A1A1A"/>
-          <w:sz w:val="21"/>
-          <w:szCs w:val="21"/>
-        </w:rPr>
-        <w:t xml:space="preserve">5. コインの有効期限は、</w:t>
-      </w:r>
-      <w:r>
-        <w:rPr>
-          <w:rFonts w:ascii="Yu Mincho" w:eastAsia="Yu Mincho" w:hAnsi="Yu Mincho"/>
-          <w:b/>
-          <w:bCs/>
-          <w:color w:val="1A1A1A"/>
-          <w:sz w:val="21"/>
-          <w:szCs w:val="21"/>
-        </w:rPr>
-        <w:t xml:space="preserve">取得日から起算して6か月を経過する日の前日</w:t>
-      </w:r>
-      <w:r>
-        <w:rPr>
-          <w:rFonts w:ascii="Yu Mincho" w:eastAsia="Yu Mincho" w:hAnsi="Yu Mincho"/>
-          <w:color w:val="1A1A1A"/>
-          <w:sz w:val="21"/>
-          <w:szCs w:val="21"/>
-        </w:rPr>
-        <w:t xml:space="preserve">までとします。有効期限を経過したコインは消滅します。</w:t>
-      </w:r>
-    </w:p>
-    <w:p>
-      <w:pPr>
-        <w:spacing w:after="60" w:before="60" w:line="300"/>
-        <w:ind w:left="396" w:hanging="396"/>
-      </w:pPr>
-      <w:r>
-        <w:rPr>
-          <w:rFonts w:ascii="Yu Mincho" w:eastAsia="Yu Mincho" w:hAnsi="Yu Mincho"/>
-          <w:color w:val="1A1A1A"/>
-          <w:sz w:val="21"/>
-          <w:szCs w:val="21"/>
-        </w:rPr>
-        <w:t xml:space="preserve">5の2. </w:t>
-      </w:r>
-      <w:r>
-        <w:rPr>
-          <w:rFonts w:ascii="Yu Mincho" w:eastAsia="Yu Mincho" w:hAnsi="Yu Mincho"/>
-          <w:b/>
-          <w:bCs/>
-          <w:color w:val="1A1A1A"/>
-          <w:sz w:val="21"/>
-          <w:szCs w:val="21"/>
-        </w:rPr>
-        <w:t xml:space="preserve">コインの消費は、有効期限が早いものから順に行います。</w:t>
-      </w:r>
-    </w:p>
-    <w:p>
-      <w:pPr>
-        <w:spacing w:after="60" w:before="60" w:line="300"/>
-        <w:ind w:left="396" w:hanging="396"/>
-      </w:pPr>
-      <w:r>
-        <w:rPr>
-          <w:rFonts w:ascii="Yu Mincho" w:eastAsia="Yu Mincho" w:hAnsi="Yu Mincho"/>
-          <w:color w:val="1A1A1A"/>
-          <w:sz w:val="21"/>
-          <w:szCs w:val="21"/>
-        </w:rPr>
-        <w:t xml:space="preserve">5の3. 当社は、有効期限が近いコインがある場合、本サービス上での表示その他の方法によりその旨を事前に通知します。ユーザーは、本サービス上でコインの残高および有効期限を確認できます。</w:t>
-      </w:r>
-    </w:p>
-    <w:p>
-      <w:pPr>
-        <w:spacing w:after="60" w:before="60" w:line="300"/>
-        <w:ind w:left="396" w:hanging="396"/>
-      </w:pPr>
-      <w:r>
-        <w:rPr>
-          <w:rFonts w:ascii="Yu Mincho" w:eastAsia="Yu Mincho" w:hAnsi="Yu Mincho"/>
-          <w:color w:val="1A1A1A"/>
-          <w:sz w:val="21"/>
-          <w:szCs w:val="21"/>
-        </w:rPr>
-        <w:t xml:space="preserve">6. ピタメイトが第8条に基づき提供した役務の対価として得たコイン（以下「報酬コイン」といいます）は、第3項の定めにかかわらず、当社所定の方法（ピタメイトが登録した本人名義の銀行口座への振込）により金銭に換金することができます。報酬コインの換金は、本人確認および振込先口座の登録を完了したピタメイトのみが、当社所定の最低申請額（5,000コイン）以上から利用できます。換金にあたり、1回の申請につき当社所定の</w:t>
-      </w:r>
-      <w:r>
-        <w:rPr>
-          <w:rFonts w:ascii="Yu Mincho" w:eastAsia="Yu Mincho" w:hAnsi="Yu Mincho"/>
-          <w:b/>
-          <w:bCs/>
-          <w:color w:val="1A1A1A"/>
-          <w:sz w:val="21"/>
-          <w:szCs w:val="21"/>
-        </w:rPr>
-        <w:t xml:space="preserve">換金事務手数料（振込手数料を含む。300コイン）</w:t>
-      </w:r>
-      <w:r>
-        <w:rPr>
-          <w:rFonts w:ascii="Yu Mincho" w:eastAsia="Yu Mincho" w:hAnsi="Yu Mincho"/>
-          <w:color w:val="1A1A1A"/>
-          <w:sz w:val="21"/>
-          <w:szCs w:val="21"/>
-        </w:rPr>
-        <w:t xml:space="preserve">を申請コインから控除します。振込は当社所定の締め日・支払日（毎週日曜締め・翌週金曜払い。当該日が銀行休業日の場合は翌営業日）に行います。</w:t>
-      </w:r>
-    </w:p>
-    <w:p>
-      <w:pPr>
-        <w:spacing w:after="60" w:before="60" w:line="300"/>
-        <w:ind w:left="396" w:hanging="396"/>
-      </w:pPr>
-      <w:r>
-        <w:rPr>
-          <w:rFonts w:ascii="Yu Mincho" w:eastAsia="Yu Mincho" w:hAnsi="Yu Mincho"/>
-          <w:color w:val="1A1A1A"/>
-          <w:sz w:val="21"/>
-          <w:szCs w:val="21"/>
-        </w:rPr>
-        <w:t xml:space="preserve">7. </w:t>
-      </w:r>
-      <w:r>
-        <w:rPr>
-          <w:rFonts w:ascii="Yu Mincho" w:eastAsia="Yu Mincho" w:hAnsi="Yu Mincho"/>
-          <w:b/>
-          <w:bCs/>
-          <w:color w:val="1A1A1A"/>
-          <w:sz w:val="21"/>
-          <w:szCs w:val="21"/>
-        </w:rPr>
-        <w:t xml:space="preserve">報酬コインは、前項の換金にのみ用いることができます。</w:t>
-      </w:r>
-      <w:r>
-        <w:rPr>
-          <w:rFonts w:ascii="Yu Mincho" w:eastAsia="Yu Mincho" w:hAnsi="Yu Mincho"/>
-          <w:color w:val="1A1A1A"/>
-          <w:sz w:val="21"/>
-          <w:szCs w:val="21"/>
-        </w:rPr>
-        <w:t xml:space="preserve">報酬コインを、予約（第8条）、ありがとうギフト（第7条の2）その他本サービス内の支払いに充てることはできません。報酬コインは、購入することも、第三者に譲渡・貸与・売買することもできません。報酬コインに有効期限はありません。</w:t>
+        <w:t xml:space="preserve">第6条の4（長期間ご利用のないアカウント）</w:t>
+      </w:r>
+    </w:p>
+    <w:p>
+      <w:pPr>
+        <w:spacing w:after="60" w:before="60" w:line="300"/>
+        <w:ind w:left="396" w:hanging="396"/>
+      </w:pPr>
+      <w:r>
+        <w:rPr>
+          <w:rFonts w:ascii="Yu Mincho" w:eastAsia="Yu Mincho" w:hAnsi="Yu Mincho"/>
+          <w:color w:val="1A1A1A"/>
+          <w:sz w:val="21"/>
+          <w:szCs w:val="21"/>
+        </w:rPr>
+        <w:t xml:space="preserve">1. 当社は、</w:t>
+      </w:r>
+      <w:r>
+        <w:rPr>
+          <w:rFonts w:ascii="Yu Mincho" w:eastAsia="Yu Mincho" w:hAnsi="Yu Mincho"/>
+          <w:b/>
+          <w:bCs/>
+          <w:color w:val="1A1A1A"/>
+          <w:sz w:val="21"/>
+          <w:szCs w:val="21"/>
+        </w:rPr>
+        <w:t xml:space="preserve">最終のログインから2年以上</w:t>
+      </w:r>
+      <w:r>
+        <w:rPr>
+          <w:rFonts w:ascii="Yu Mincho" w:eastAsia="Yu Mincho" w:hAnsi="Yu Mincho"/>
+          <w:color w:val="1A1A1A"/>
+          <w:sz w:val="21"/>
+          <w:szCs w:val="21"/>
+        </w:rPr>
+        <w:t xml:space="preserve">ご利用のないアカウントについて、あらかじめ登録されたメールアドレスに通知したうえで、当該アカウントの利用を停止し、または削除することができます。</w:t>
+      </w:r>
+    </w:p>
+    <w:p>
+      <w:pPr>
+        <w:spacing w:after="60" w:before="60" w:line="300"/>
+        <w:ind w:left="396" w:hanging="396"/>
+      </w:pPr>
+      <w:r>
+        <w:rPr>
+          <w:rFonts w:ascii="Yu Mincho" w:eastAsia="Yu Mincho" w:hAnsi="Yu Mincho"/>
+          <w:color w:val="1A1A1A"/>
+          <w:sz w:val="21"/>
+          <w:szCs w:val="21"/>
+        </w:rPr>
+        <w:t xml:space="preserve">2. 前項の通知は、</w:t>
+      </w:r>
+      <w:r>
+        <w:rPr>
+          <w:rFonts w:ascii="Yu Mincho" w:eastAsia="Yu Mincho" w:hAnsi="Yu Mincho"/>
+          <w:b/>
+          <w:bCs/>
+          <w:color w:val="1A1A1A"/>
+          <w:sz w:val="21"/>
+          <w:szCs w:val="21"/>
+        </w:rPr>
+        <w:t xml:space="preserve">削除の30日前まで</w:t>
+      </w:r>
+      <w:r>
+        <w:rPr>
+          <w:rFonts w:ascii="Yu Mincho" w:eastAsia="Yu Mincho" w:hAnsi="Yu Mincho"/>
+          <w:color w:val="1A1A1A"/>
+          <w:sz w:val="21"/>
+          <w:szCs w:val="21"/>
+        </w:rPr>
+        <w:t xml:space="preserve">に行います。通知後、当該期間内にログインがあった場合、当社は前項の措置を行いません。</w:t>
+      </w:r>
+    </w:p>
+    <w:p>
+      <w:pPr>
+        <w:spacing w:after="60" w:before="60" w:line="300"/>
+        <w:ind w:left="396" w:hanging="396"/>
+      </w:pPr>
+      <w:r>
+        <w:rPr>
+          <w:rFonts w:ascii="Yu Mincho" w:eastAsia="Yu Mincho" w:hAnsi="Yu Mincho"/>
+          <w:color w:val="1A1A1A"/>
+          <w:sz w:val="21"/>
+          <w:szCs w:val="21"/>
+        </w:rPr>
+        <w:t xml:space="preserve">3. 第1項の措置により</w:t>
+      </w:r>
+      <w:r>
+        <w:rPr>
+          <w:rFonts w:ascii="Yu Mincho" w:eastAsia="Yu Mincho" w:hAnsi="Yu Mincho"/>
+          <w:b/>
+          <w:bCs/>
+          <w:color w:val="1A1A1A"/>
+          <w:sz w:val="21"/>
+          <w:szCs w:val="21"/>
+        </w:rPr>
+        <w:t xml:space="preserve">購入コインは消滅します</w:t>
+      </w:r>
+      <w:r>
+        <w:rPr>
+          <w:rFonts w:ascii="Yu Mincho" w:eastAsia="Yu Mincho" w:hAnsi="Yu Mincho"/>
+          <w:color w:val="1A1A1A"/>
+          <w:sz w:val="21"/>
+          <w:szCs w:val="21"/>
+        </w:rPr>
+        <w:t xml:space="preserve">（第7条第5項の有効期限により、通常はこれに先立って消滅しています）。</w:t>
+      </w:r>
+    </w:p>
+    <w:p>
+      <w:pPr>
+        <w:spacing w:after="60" w:before="60" w:line="300"/>
+        <w:ind w:left="396" w:hanging="396"/>
+      </w:pPr>
+      <w:r>
+        <w:rPr>
+          <w:rFonts w:ascii="Yu Mincho" w:eastAsia="Yu Mincho" w:hAnsi="Yu Mincho"/>
+          <w:color w:val="1A1A1A"/>
+          <w:sz w:val="21"/>
+          <w:szCs w:val="21"/>
+        </w:rPr>
+        <w:t xml:space="preserve">4. </w:t>
+      </w:r>
+      <w:r>
+        <w:rPr>
+          <w:rFonts w:ascii="Yu Mincho" w:eastAsia="Yu Mincho" w:hAnsi="Yu Mincho"/>
+          <w:b/>
+          <w:bCs/>
+          <w:color w:val="1A1A1A"/>
+          <w:sz w:val="21"/>
+          <w:szCs w:val="21"/>
+        </w:rPr>
+        <w:t xml:space="preserve">第1項の措置は、報酬コインに係るユーザーの当社に対する金銭債権を消滅させるものではありません。</w:t>
+      </w:r>
+      <w:r>
+        <w:rPr>
+          <w:rFonts w:ascii="Yu Mincho" w:eastAsia="Yu Mincho" w:hAnsi="Yu Mincho"/>
+          <w:color w:val="1A1A1A"/>
+          <w:sz w:val="21"/>
+          <w:szCs w:val="21"/>
+        </w:rPr>
+        <w:t xml:space="preserve"> この場合の換金については、第6条の2第4項を準用します。</w:t>
       </w:r>
     </w:p>
     <w:p>
@@ -2209,123 +2264,63 @@
           <w:sz w:val="24"/>
           <w:szCs w:val="24"/>
         </w:rPr>
-        <w:t xml:space="preserve">第7条の2（ありがとうギフト）</w:t>
-      </w:r>
-    </w:p>
-    <w:p>
-      <w:pPr>
-        <w:spacing w:after="60" w:before="60" w:line="300"/>
-        <w:ind w:left="396" w:hanging="396"/>
-      </w:pPr>
-      <w:r>
-        <w:rPr>
-          <w:rFonts w:ascii="Yu Mincho" w:eastAsia="Yu Mincho" w:hAnsi="Yu Mincho"/>
-          <w:color w:val="1A1A1A"/>
-          <w:sz w:val="21"/>
-          <w:szCs w:val="21"/>
-        </w:rPr>
-        <w:t xml:space="preserve">1. ゲストは、本サービス上で</w:t>
-      </w:r>
-      <w:r>
-        <w:rPr>
-          <w:rFonts w:ascii="Yu Mincho" w:eastAsia="Yu Mincho" w:hAnsi="Yu Mincho"/>
-          <w:b/>
-          <w:bCs/>
-          <w:color w:val="1A1A1A"/>
-          <w:sz w:val="21"/>
-          <w:szCs w:val="21"/>
-        </w:rPr>
-        <w:t xml:space="preserve">実際に一緒に遊んだ（予約が完了した）ピタメイト</w:t>
-      </w:r>
-      <w:r>
-        <w:rPr>
-          <w:rFonts w:ascii="Yu Mincho" w:eastAsia="Yu Mincho" w:hAnsi="Yu Mincho"/>
-          <w:color w:val="1A1A1A"/>
-          <w:sz w:val="21"/>
-          <w:szCs w:val="21"/>
-        </w:rPr>
-        <w:t xml:space="preserve">を指定して、当社所定の方法により、</w:t>
-      </w:r>
-      <w:r>
-        <w:rPr>
-          <w:rFonts w:ascii="Yu Mincho" w:eastAsia="Yu Mincho" w:hAnsi="Yu Mincho"/>
-          <w:b/>
-          <w:bCs/>
-          <w:color w:val="1A1A1A"/>
-          <w:sz w:val="21"/>
-          <w:szCs w:val="21"/>
-        </w:rPr>
-        <w:t xml:space="preserve">コインを消費して「ありがとうギフト」を行うことができます。ギフトにより、消費されたコインは消滅します。</w:t>
-      </w:r>
-      <w:r>
-        <w:rPr>
-          <w:rFonts w:ascii="Yu Mincho" w:eastAsia="Yu Mincho" w:hAnsi="Yu Mincho"/>
-          <w:color w:val="1A1A1A"/>
-          <w:sz w:val="21"/>
-          <w:szCs w:val="21"/>
-        </w:rPr>
-        <w:t xml:space="preserve"> ギフトは役務の対価ではなく、行うかどうか・金額はゲストの自由な意思によります。</w:t>
-      </w:r>
-    </w:p>
-    <w:p>
-      <w:pPr>
-        <w:spacing w:after="60" w:before="60" w:line="300"/>
-        <w:ind w:left="396" w:hanging="396"/>
-      </w:pPr>
-      <w:r>
-        <w:rPr>
-          <w:rFonts w:ascii="Yu Mincho" w:eastAsia="Yu Mincho" w:hAnsi="Yu Mincho"/>
-          <w:color w:val="1A1A1A"/>
-          <w:sz w:val="21"/>
-          <w:szCs w:val="21"/>
-        </w:rPr>
-        <w:t xml:space="preserve">2. ギフトの原資は、第7条第1項により</w:t>
-      </w:r>
-      <w:r>
-        <w:rPr>
-          <w:rFonts w:ascii="Yu Mincho" w:eastAsia="Yu Mincho" w:hAnsi="Yu Mincho"/>
-          <w:b/>
-          <w:bCs/>
-          <w:color w:val="1A1A1A"/>
-          <w:sz w:val="21"/>
-          <w:szCs w:val="21"/>
-        </w:rPr>
-        <w:t xml:space="preserve">購入したコインに限り</w:t>
-      </w:r>
-      <w:r>
-        <w:rPr>
-          <w:rFonts w:ascii="Yu Mincho" w:eastAsia="Yu Mincho" w:hAnsi="Yu Mincho"/>
-          <w:color w:val="1A1A1A"/>
-          <w:sz w:val="21"/>
-          <w:szCs w:val="21"/>
-        </w:rPr>
-        <w:t xml:space="preserve">ます。報酬コイン（第7条第6項）をギフトに用いることはできません。</w:t>
-      </w:r>
-    </w:p>
-    <w:p>
-      <w:pPr>
-        <w:spacing w:after="60" w:before="60" w:line="300"/>
-        <w:ind w:left="396" w:hanging="396"/>
-      </w:pPr>
-      <w:r>
-        <w:rPr>
-          <w:rFonts w:ascii="Yu Mincho" w:eastAsia="Yu Mincho" w:hAnsi="Yu Mincho"/>
-          <w:color w:val="1A1A1A"/>
-          <w:sz w:val="21"/>
-          <w:szCs w:val="21"/>
-        </w:rPr>
-        <w:t xml:space="preserve">3. 一度行ったギフトは、</w:t>
-      </w:r>
-      <w:r>
-        <w:rPr>
-          <w:rFonts w:ascii="Yu Mincho" w:eastAsia="Yu Mincho" w:hAnsi="Yu Mincho"/>
-          <w:b/>
-          <w:bCs/>
-          <w:color w:val="1A1A1A"/>
-          <w:sz w:val="21"/>
-          <w:szCs w:val="21"/>
-        </w:rPr>
-        <w:t xml:space="preserve">取消し・返金・返還ができません</w:t>
+        <w:t xml:space="preserve">第7条（コインの購入・利用）</w:t>
+      </w:r>
+    </w:p>
+    <w:p>
+      <w:pPr>
+        <w:spacing w:after="60" w:before="60" w:line="300"/>
+        <w:ind w:left="396" w:hanging="396"/>
+      </w:pPr>
+      <w:r>
+        <w:rPr>
+          <w:rFonts w:ascii="Yu Mincho" w:eastAsia="Yu Mincho" w:hAnsi="Yu Mincho"/>
+          <w:color w:val="1A1A1A"/>
+          <w:sz w:val="21"/>
+          <w:szCs w:val="21"/>
+        </w:rPr>
+        <w:t xml:space="preserve">1. ユーザーは、当社所定の方法により、本サービス内でのみ利用できる電子的な対価「コイン」を購入できます。コインの価格・パック内容は本サービス上に表示します。</w:t>
+      </w:r>
+    </w:p>
+    <w:p>
+      <w:pPr>
+        <w:spacing w:after="60" w:before="60" w:line="300"/>
+        <w:ind w:left="396" w:hanging="396"/>
+      </w:pPr>
+      <w:r>
+        <w:rPr>
+          <w:rFonts w:ascii="Yu Mincho" w:eastAsia="Yu Mincho" w:hAnsi="Yu Mincho"/>
+          <w:color w:val="1A1A1A"/>
+          <w:sz w:val="21"/>
+          <w:szCs w:val="21"/>
+        </w:rPr>
+        <w:t xml:space="preserve">2. コインは、ピタメイト（第8条）が提供する「一緒に遊ぶ時間」の予約その他当社が定める用途に、本サービス内で消費できます。</w:t>
+      </w:r>
+    </w:p>
+    <w:p>
+      <w:pPr>
+        <w:spacing w:after="60" w:before="60" w:line="300"/>
+        <w:ind w:left="396" w:hanging="396"/>
+      </w:pPr>
+      <w:r>
+        <w:rPr>
+          <w:rFonts w:ascii="Yu Mincho" w:eastAsia="Yu Mincho" w:hAnsi="Yu Mincho"/>
+          <w:color w:val="1A1A1A"/>
+          <w:sz w:val="21"/>
+          <w:szCs w:val="21"/>
+        </w:rPr>
+        <w:t xml:space="preserve">3. 前項により購入したコインは、</w:t>
+      </w:r>
+      <w:r>
+        <w:rPr>
+          <w:rFonts w:ascii="Yu Mincho" w:eastAsia="Yu Mincho" w:hAnsi="Yu Mincho"/>
+          <w:b/>
+          <w:bCs/>
+          <w:color w:val="1A1A1A"/>
+          <w:sz w:val="21"/>
+          <w:szCs w:val="21"/>
+        </w:rPr>
+        <w:t xml:space="preserve">日本円その他の金銭への払い戻し・換金・出金はできません</w:t>
       </w:r>
       <w:r>
         <w:rPr>
@@ -2349,320 +2344,179 @@
           <w:sz w:val="21"/>
           <w:szCs w:val="21"/>
         </w:rPr>
-        <w:t xml:space="preserve">4. コインは本サービス内でのみ利用できる電子的な記録であり、</w:t>
-      </w:r>
-      <w:r>
-        <w:rPr>
-          <w:rFonts w:ascii="Yu Mincho" w:eastAsia="Yu Mincho" w:hAnsi="Yu Mincho"/>
-          <w:b/>
-          <w:bCs/>
-          <w:color w:val="1A1A1A"/>
-          <w:sz w:val="21"/>
-          <w:szCs w:val="21"/>
-        </w:rPr>
-        <w:t xml:space="preserve">それ自体が現金・預金・有価証券ではありません</w:t>
-      </w:r>
-      <w:r>
-        <w:rPr>
-          <w:rFonts w:ascii="Yu Mincho" w:eastAsia="Yu Mincho" w:hAnsi="Yu Mincho"/>
-          <w:color w:val="1A1A1A"/>
-          <w:sz w:val="21"/>
-          <w:szCs w:val="21"/>
-        </w:rPr>
-        <w:t xml:space="preserve">。</w:t>
-      </w:r>
-    </w:p>
-    <w:p>
-      <w:pPr>
-        <w:spacing w:after="60" w:before="60" w:line="300"/>
-        <w:ind w:left="396" w:hanging="396"/>
-      </w:pPr>
-      <w:r>
-        <w:rPr>
-          <w:rFonts w:ascii="Yu Mincho" w:eastAsia="Yu Mincho" w:hAnsi="Yu Mincho"/>
-          <w:color w:val="1A1A1A"/>
-          <w:sz w:val="21"/>
-          <w:szCs w:val="21"/>
-        </w:rPr>
-        <w:t xml:space="preserve">5. </w:t>
-      </w:r>
-      <w:r>
-        <w:rPr>
-          <w:rFonts w:ascii="Yu Mincho" w:eastAsia="Yu Mincho" w:hAnsi="Yu Mincho"/>
-          <w:b/>
-          <w:bCs/>
-          <w:color w:val="1A1A1A"/>
-          <w:sz w:val="21"/>
-          <w:szCs w:val="21"/>
-        </w:rPr>
-        <w:t xml:space="preserve">当社は、ギフトが行われたときは、ギフトの額から第8条の2に定める利用料を控除した額に相当する報酬コイン（第7条第6項）を、当該ギフトで指定されたピタメイトに付与します。</w:t>
-      </w:r>
-      <w:r>
-        <w:rPr>
-          <w:rFonts w:ascii="Yu Mincho" w:eastAsia="Yu Mincho" w:hAnsi="Yu Mincho"/>
-          <w:color w:val="1A1A1A"/>
-          <w:sz w:val="21"/>
-          <w:szCs w:val="21"/>
-        </w:rPr>
-        <w:t xml:space="preserve"> 付与された報酬コインには、同項の換金条件（本人確認・振込先口座の登録・最低申請額・手数料）に加え、</w:t>
-      </w:r>
-      <w:r>
-        <w:rPr>
-          <w:rFonts w:ascii="Yu Mincho" w:eastAsia="Yu Mincho" w:hAnsi="Yu Mincho"/>
-          <w:b/>
-          <w:bCs/>
-          <w:color w:val="1A1A1A"/>
-          <w:sz w:val="21"/>
-          <w:szCs w:val="21"/>
-        </w:rPr>
-        <w:t xml:space="preserve">付与日から7日間は換金できない保留期間</w:t>
-      </w:r>
-      <w:r>
-        <w:rPr>
-          <w:rFonts w:ascii="Yu Mincho" w:eastAsia="Yu Mincho" w:hAnsi="Yu Mincho"/>
-          <w:color w:val="1A1A1A"/>
-          <w:sz w:val="21"/>
-          <w:szCs w:val="21"/>
-        </w:rPr>
-        <w:t xml:space="preserve">を設けます。当社は、ギフトの実施・付与の状況に照らし、換金の全部または一部について追加の審査・保留を行うことがあります。</w:t>
-      </w:r>
-    </w:p>
-    <w:p>
-      <w:pPr>
-        <w:spacing w:after="60" w:before="60" w:line="300"/>
-        <w:ind w:left="396" w:hanging="396"/>
-      </w:pPr>
-      <w:r>
-        <w:rPr>
-          <w:rFonts w:ascii="Yu Mincho" w:eastAsia="Yu Mincho" w:hAnsi="Yu Mincho"/>
-          <w:color w:val="1A1A1A"/>
-          <w:sz w:val="21"/>
-          <w:szCs w:val="21"/>
-        </w:rPr>
-        <w:t xml:space="preserve">6. 当社は、ギフトの濫用（マネー・ローンダリング、クレジットカードの現金化、自作自演、通謀・相互送金、名義の借用、その他不正な資金移動）を防止するため、次の各号その他当社所定の制限を設けます。制限の具体的な数値は、不正防止の目的の範囲で予告なく変更することがあります。</w:t>
-      </w:r>
-    </w:p>
-    <w:p>
-      <w:pPr>
-        <w:spacing w:after="60" w:before="60" w:line="300"/>
-        <w:ind w:left="623" w:hanging="226"/>
-      </w:pPr>
-      <w:r>
-        <w:rPr>
-          <w:rFonts w:ascii="Yu Mincho" w:eastAsia="Yu Mincho" w:hAnsi="Yu Mincho"/>
-          <w:color w:val="1A1A1A"/>
-          <w:sz w:val="21"/>
-          <w:szCs w:val="21"/>
-        </w:rPr>
-        <w:t xml:space="preserve">・1回・1日・一定期間あたりのギフトの上限</w:t>
-      </w:r>
-    </w:p>
-    <w:p>
-      <w:pPr>
-        <w:spacing w:after="60" w:before="60" w:line="300"/>
-        <w:ind w:left="623" w:hanging="226"/>
-      </w:pPr>
-      <w:r>
-        <w:rPr>
-          <w:rFonts w:ascii="Yu Mincho" w:eastAsia="Yu Mincho" w:hAnsi="Yu Mincho"/>
-          <w:color w:val="1A1A1A"/>
-          <w:sz w:val="21"/>
-          <w:szCs w:val="21"/>
-        </w:rPr>
-        <w:t xml:space="preserve">・当該ピタメイトからギフトを受けている場合の、そのピタメイトを指定したギフトの禁止（相互送金の禁止）</w:t>
-      </w:r>
-    </w:p>
-    <w:p>
-      <w:pPr>
-        <w:spacing w:after="60" w:before="60" w:line="300"/>
-        <w:ind w:left="623" w:hanging="226"/>
-      </w:pPr>
-      <w:r>
-        <w:rPr>
-          <w:rFonts w:ascii="Yu Mincho" w:eastAsia="Yu Mincho" w:hAnsi="Yu Mincho"/>
-          <w:color w:val="1A1A1A"/>
-          <w:sz w:val="21"/>
-          <w:szCs w:val="21"/>
-        </w:rPr>
-        <w:t xml:space="preserve">・コイン購入の直後一定時間におけるギフトの制限</w:t>
-      </w:r>
-    </w:p>
-    <w:p>
-      <w:pPr>
-        <w:spacing w:after="60" w:before="60" w:line="300"/>
-        <w:ind w:left="623" w:hanging="226"/>
-      </w:pPr>
-      <w:r>
-        <w:rPr>
-          <w:rFonts w:ascii="Yu Mincho" w:eastAsia="Yu Mincho" w:hAnsi="Yu Mincho"/>
-          <w:color w:val="1A1A1A"/>
-          <w:sz w:val="21"/>
-          <w:szCs w:val="21"/>
-        </w:rPr>
-        <w:t xml:space="preserve">・同一の端末・通信環境・決済手段等による不自然な実施・付与の検知</w:t>
-      </w:r>
-    </w:p>
-    <w:p>
-      <w:pPr>
-        <w:spacing w:after="60" w:before="60" w:line="300"/>
-        <w:ind w:left="623" w:hanging="226"/>
-      </w:pPr>
-      <w:r>
-        <w:rPr>
-          <w:rFonts w:ascii="Yu Mincho" w:eastAsia="Yu Mincho" w:hAnsi="Yu Mincho"/>
-          <w:color w:val="1A1A1A"/>
-          <w:sz w:val="21"/>
-          <w:szCs w:val="21"/>
-        </w:rPr>
-        <w:t xml:space="preserve">・</w:t>
-      </w:r>
-      <w:r>
-        <w:rPr>
-          <w:rFonts w:ascii="Yu Mincho" w:eastAsia="Yu Mincho" w:hAnsi="Yu Mincho"/>
-          <w:b/>
-          <w:bCs/>
-          <w:color w:val="1A1A1A"/>
-          <w:sz w:val="21"/>
-          <w:szCs w:val="21"/>
-        </w:rPr>
-        <w:t xml:space="preserve">ピタメイト一人あたりの、一定期間における受領（付与）の上限</w:t>
-      </w:r>
-    </w:p>
-    <w:p>
-      <w:pPr>
-        <w:spacing w:after="60" w:before="60" w:line="300"/>
-        <w:ind w:left="623" w:hanging="226"/>
-      </w:pPr>
-      <w:r>
-        <w:rPr>
-          <w:rFonts w:ascii="Yu Mincho" w:eastAsia="Yu Mincho" w:hAnsi="Yu Mincho"/>
-          <w:color w:val="1A1A1A"/>
-          <w:sz w:val="21"/>
-          <w:szCs w:val="21"/>
-        </w:rPr>
-        <w:t xml:space="preserve">・</w:t>
-      </w:r>
-      <w:r>
-        <w:rPr>
-          <w:rFonts w:ascii="Yu Mincho" w:eastAsia="Yu Mincho" w:hAnsi="Yu Mincho"/>
-          <w:b/>
-          <w:bCs/>
-          <w:color w:val="1A1A1A"/>
-          <w:sz w:val="21"/>
-          <w:szCs w:val="21"/>
-        </w:rPr>
-        <w:t xml:space="preserve">同一のピタメイトに対する、一定期間における累計の上限</w:t>
-      </w:r>
-    </w:p>
-    <w:p>
-      <w:pPr>
-        <w:spacing w:after="60" w:before="60" w:line="300"/>
-        <w:ind w:left="623" w:hanging="226"/>
-      </w:pPr>
-      <w:r>
-        <w:rPr>
-          <w:rFonts w:ascii="Yu Mincho" w:eastAsia="Yu Mincho" w:hAnsi="Yu Mincho"/>
-          <w:color w:val="1A1A1A"/>
-          <w:sz w:val="21"/>
-          <w:szCs w:val="21"/>
-        </w:rPr>
-        <w:t xml:space="preserve">・</w:t>
-      </w:r>
-      <w:r>
-        <w:rPr>
-          <w:rFonts w:ascii="Yu Mincho" w:eastAsia="Yu Mincho" w:hAnsi="Yu Mincho"/>
-          <w:b/>
-          <w:bCs/>
-          <w:color w:val="1A1A1A"/>
-          <w:sz w:val="21"/>
-          <w:szCs w:val="21"/>
-        </w:rPr>
-        <w:t xml:space="preserve">予約の完了確定から一定期間を経過した後のギフトの制限</w:t>
-      </w:r>
-    </w:p>
-    <w:p>
-      <w:pPr>
-        <w:spacing w:after="60" w:before="60" w:line="300"/>
-        <w:ind w:left="396" w:hanging="396"/>
-      </w:pPr>
-      <w:r>
-        <w:rPr>
-          <w:rFonts w:ascii="Yu Mincho" w:eastAsia="Yu Mincho" w:hAnsi="Yu Mincho"/>
-          <w:color w:val="1A1A1A"/>
-          <w:sz w:val="21"/>
-          <w:szCs w:val="21"/>
-        </w:rPr>
-        <w:t xml:space="preserve">7. ユーザーが前項の制限に違反し、または不正・不当な目的でギフト機能を利用したと当社が判断した場合、当社は、事前の通知なく、換金の停止・保留、当該コインの没収（残高の失効）、機能の利用制限その他必要な措置を講じることができます。</w:t>
-      </w:r>
-    </w:p>
-    <w:p>
-      <w:pPr>
-        <w:spacing w:after="60" w:before="60" w:line="300"/>
-        <w:ind w:left="396" w:hanging="396"/>
-      </w:pPr>
-      <w:r>
-        <w:rPr>
-          <w:rFonts w:ascii="Yu Mincho" w:eastAsia="Yu Mincho" w:hAnsi="Yu Mincho"/>
-          <w:color w:val="1A1A1A"/>
-          <w:sz w:val="21"/>
-          <w:szCs w:val="21"/>
-        </w:rPr>
-        <w:t xml:space="preserve">8. ギフトの受領・換金により生じる</w:t>
-      </w:r>
-      <w:r>
-        <w:rPr>
-          <w:rFonts w:ascii="Yu Mincho" w:eastAsia="Yu Mincho" w:hAnsi="Yu Mincho"/>
-          <w:b/>
-          <w:bCs/>
-          <w:color w:val="1A1A1A"/>
-          <w:sz w:val="21"/>
-          <w:szCs w:val="21"/>
-        </w:rPr>
-        <w:t xml:space="preserve">税金の申告・納付は、受領者（換金者）の負担と責任</w:t>
-      </w:r>
-      <w:r>
-        <w:rPr>
-          <w:rFonts w:ascii="Yu Mincho" w:eastAsia="Yu Mincho" w:hAnsi="Yu Mincho"/>
-          <w:color w:val="1A1A1A"/>
-          <w:sz w:val="21"/>
-          <w:szCs w:val="21"/>
-        </w:rPr>
-        <w:t xml:space="preserve">において行うものとします。</w:t>
-      </w:r>
-    </w:p>
-    <w:p>
-      <w:pPr>
-        <w:spacing w:after="60" w:before="60" w:line="300"/>
-        <w:ind w:left="396" w:hanging="396"/>
-      </w:pPr>
-      <w:r>
-        <w:rPr>
-          <w:rFonts w:ascii="Yu Mincho" w:eastAsia="Yu Mincho" w:hAnsi="Yu Mincho"/>
-          <w:color w:val="1A1A1A"/>
-          <w:sz w:val="21"/>
-          <w:szCs w:val="21"/>
-        </w:rPr>
-        <w:t xml:space="preserve">9. </w:t>
-      </w:r>
-      <w:r>
-        <w:rPr>
-          <w:rFonts w:ascii="Yu Mincho" w:eastAsia="Yu Mincho" w:hAnsi="Yu Mincho"/>
-          <w:b/>
-          <w:bCs/>
-          <w:color w:val="1A1A1A"/>
-          <w:sz w:val="21"/>
-          <w:szCs w:val="21"/>
-        </w:rPr>
-        <w:t xml:space="preserve">ギフトを契機としてユーザー間または第三者との間に生じた紛争</w:t>
-      </w:r>
-      <w:r>
-        <w:rPr>
-          <w:rFonts w:ascii="Yu Mincho" w:eastAsia="Yu Mincho" w:hAnsi="Yu Mincho"/>
-          <w:color w:val="1A1A1A"/>
-          <w:sz w:val="21"/>
-          <w:szCs w:val="21"/>
-        </w:rPr>
-        <w:t xml:space="preserve">について、当社は当事者ではなく、責任を負いません（第2条第3項）。</w:t>
+        <w:t xml:space="preserve">4. コインを第三者に譲渡・貸与・売買することはできません。</w:t>
+      </w:r>
+    </w:p>
+    <w:p>
+      <w:pPr>
+        <w:spacing w:after="60" w:before="60" w:line="300"/>
+        <w:ind w:left="396" w:hanging="396"/>
+      </w:pPr>
+      <w:r>
+        <w:rPr>
+          <w:rFonts w:ascii="Yu Mincho" w:eastAsia="Yu Mincho" w:hAnsi="Yu Mincho"/>
+          <w:color w:val="1A1A1A"/>
+          <w:sz w:val="21"/>
+          <w:szCs w:val="21"/>
+        </w:rPr>
+        <w:t xml:space="preserve">5. コインの有効期限は、</w:t>
+      </w:r>
+      <w:r>
+        <w:rPr>
+          <w:rFonts w:ascii="Yu Mincho" w:eastAsia="Yu Mincho" w:hAnsi="Yu Mincho"/>
+          <w:b/>
+          <w:bCs/>
+          <w:color w:val="1A1A1A"/>
+          <w:sz w:val="21"/>
+          <w:szCs w:val="21"/>
+        </w:rPr>
+        <w:t xml:space="preserve">取得日から起算して6か月を経過する日の前日</w:t>
+      </w:r>
+      <w:r>
+        <w:rPr>
+          <w:rFonts w:ascii="Yu Mincho" w:eastAsia="Yu Mincho" w:hAnsi="Yu Mincho"/>
+          <w:color w:val="1A1A1A"/>
+          <w:sz w:val="21"/>
+          <w:szCs w:val="21"/>
+        </w:rPr>
+        <w:t xml:space="preserve">までとします。有効期限を経過したコインは消滅します。</w:t>
+      </w:r>
+    </w:p>
+    <w:p>
+      <w:pPr>
+        <w:spacing w:after="60" w:before="60" w:line="300"/>
+        <w:ind w:left="396" w:hanging="396"/>
+      </w:pPr>
+      <w:r>
+        <w:rPr>
+          <w:rFonts w:ascii="Yu Mincho" w:eastAsia="Yu Mincho" w:hAnsi="Yu Mincho"/>
+          <w:color w:val="1A1A1A"/>
+          <w:sz w:val="21"/>
+          <w:szCs w:val="21"/>
+        </w:rPr>
+        <w:t xml:space="preserve">5の2. </w:t>
+      </w:r>
+      <w:r>
+        <w:rPr>
+          <w:rFonts w:ascii="Yu Mincho" w:eastAsia="Yu Mincho" w:hAnsi="Yu Mincho"/>
+          <w:b/>
+          <w:bCs/>
+          <w:color w:val="1A1A1A"/>
+          <w:sz w:val="21"/>
+          <w:szCs w:val="21"/>
+        </w:rPr>
+        <w:t xml:space="preserve">コインの消費は、有効期限が早いものから順に行います。</w:t>
+      </w:r>
+    </w:p>
+    <w:p>
+      <w:pPr>
+        <w:spacing w:after="60" w:before="60" w:line="300"/>
+        <w:ind w:left="396" w:hanging="396"/>
+      </w:pPr>
+      <w:r>
+        <w:rPr>
+          <w:rFonts w:ascii="Yu Mincho" w:eastAsia="Yu Mincho" w:hAnsi="Yu Mincho"/>
+          <w:color w:val="1A1A1A"/>
+          <w:sz w:val="21"/>
+          <w:szCs w:val="21"/>
+        </w:rPr>
+        <w:t xml:space="preserve">5の3. 当社は、有効期限が近いコインがある場合、本サービス上での表示その他の方法によりその旨を事前に通知します。ユーザーは、本サービス上でコインの残高および有効期限を確認できます。</w:t>
+      </w:r>
+    </w:p>
+    <w:p>
+      <w:pPr>
+        <w:spacing w:after="60" w:before="60" w:line="300"/>
+        <w:ind w:left="396" w:hanging="396"/>
+      </w:pPr>
+      <w:r>
+        <w:rPr>
+          <w:rFonts w:ascii="Yu Mincho" w:eastAsia="Yu Mincho" w:hAnsi="Yu Mincho"/>
+          <w:color w:val="1A1A1A"/>
+          <w:sz w:val="21"/>
+          <w:szCs w:val="21"/>
+        </w:rPr>
+        <w:t xml:space="preserve">6. ピタメイトが第8条に基づき提供した役務の対価として得たコイン（以下「報酬コイン」といいます）は、第3項の定めにかかわらず、当社所定の方法（ピタメイトが登録した本人名義の銀行口座への振込）により金銭に換金することができます。報酬コインの換金は、本人確認および振込先口座の登録を完了したピタメイトのみが、当社所定の最低申請額（5,000コイン）以上から利用できます。換金にあたり、1回の申請につき当社所定の</w:t>
+      </w:r>
+      <w:r>
+        <w:rPr>
+          <w:rFonts w:ascii="Yu Mincho" w:eastAsia="Yu Mincho" w:hAnsi="Yu Mincho"/>
+          <w:b/>
+          <w:bCs/>
+          <w:color w:val="1A1A1A"/>
+          <w:sz w:val="21"/>
+          <w:szCs w:val="21"/>
+        </w:rPr>
+        <w:t xml:space="preserve">換金事務手数料（振込手数料を含む。300コイン）</w:t>
+      </w:r>
+      <w:r>
+        <w:rPr>
+          <w:rFonts w:ascii="Yu Mincho" w:eastAsia="Yu Mincho" w:hAnsi="Yu Mincho"/>
+          <w:color w:val="1A1A1A"/>
+          <w:sz w:val="21"/>
+          <w:szCs w:val="21"/>
+        </w:rPr>
+        <w:t xml:space="preserve">を申請コインから控除します。振込は当社所定の締め日・支払日（毎週日曜締め・翌週金曜払い。当該日が銀行休業日の場合は翌営業日）に行います。</w:t>
+      </w:r>
+    </w:p>
+    <w:p>
+      <w:pPr>
+        <w:spacing w:after="60" w:before="60" w:line="300"/>
+        <w:ind w:left="396" w:hanging="396"/>
+      </w:pPr>
+      <w:r>
+        <w:rPr>
+          <w:rFonts w:ascii="Yu Mincho" w:eastAsia="Yu Mincho" w:hAnsi="Yu Mincho"/>
+          <w:color w:val="1A1A1A"/>
+          <w:sz w:val="21"/>
+          <w:szCs w:val="21"/>
+        </w:rPr>
+        <w:t xml:space="preserve">7. </w:t>
+      </w:r>
+      <w:r>
+        <w:rPr>
+          <w:rFonts w:ascii="Yu Mincho" w:eastAsia="Yu Mincho" w:hAnsi="Yu Mincho"/>
+          <w:b/>
+          <w:bCs/>
+          <w:color w:val="1A1A1A"/>
+          <w:sz w:val="21"/>
+          <w:szCs w:val="21"/>
+        </w:rPr>
+        <w:t xml:space="preserve">報酬コインは、前項の換金にのみ用いることができます。</w:t>
+      </w:r>
+      <w:r>
+        <w:rPr>
+          <w:rFonts w:ascii="Yu Mincho" w:eastAsia="Yu Mincho" w:hAnsi="Yu Mincho"/>
+          <w:color w:val="1A1A1A"/>
+          <w:sz w:val="21"/>
+          <w:szCs w:val="21"/>
+        </w:rPr>
+        <w:t xml:space="preserve">報酬コインを、予約（第8条）、ありがとうギフト（第7条の2）その他本サービス内の支払いに充てることはできません。報酬コインは、購入することも、第三者に譲渡・貸与・売買することもできません。報酬コインに有効期限はありません。</w:t>
+      </w:r>
+    </w:p>
+    <w:p>
+      <w:pPr>
+        <w:spacing w:after="60" w:before="60" w:line="300"/>
+        <w:ind w:left="396" w:hanging="396"/>
+      </w:pPr>
+      <w:r>
+        <w:rPr>
+          <w:rFonts w:ascii="Yu Mincho" w:eastAsia="Yu Mincho" w:hAnsi="Yu Mincho"/>
+          <w:color w:val="1A1A1A"/>
+          <w:sz w:val="21"/>
+          <w:szCs w:val="21"/>
+        </w:rPr>
+        <w:t xml:space="preserve">7の2. </w:t>
+      </w:r>
+      <w:r>
+        <w:rPr>
+          <w:rFonts w:ascii="Yu Mincho" w:eastAsia="Yu Mincho" w:hAnsi="Yu Mincho"/>
+          <w:b/>
+          <w:bCs/>
+          <w:color w:val="1A1A1A"/>
+          <w:sz w:val="21"/>
+          <w:szCs w:val="21"/>
+        </w:rPr>
+        <w:t xml:space="preserve">報酬コインは、当社がピタメイトに対して負う報酬の支払債務の額を表示する単位であり、前払式支払手段その他の決済手段ではありません。</w:t>
       </w:r>
     </w:p>
     <w:p>
@@ -2682,145 +2536,173 @@
           <w:sz w:val="24"/>
           <w:szCs w:val="24"/>
         </w:rPr>
-        <w:t xml:space="preserve">第7条の3（あんしんサポート料）</w:t>
-      </w:r>
-    </w:p>
-    <w:p>
-      <w:pPr>
-        <w:spacing w:after="60" w:before="60" w:line="300"/>
-        <w:ind w:left="396" w:hanging="396"/>
-      </w:pPr>
-      <w:r>
-        <w:rPr>
-          <w:rFonts w:ascii="Yu Mincho" w:eastAsia="Yu Mincho" w:hAnsi="Yu Mincho"/>
-          <w:color w:val="1A1A1A"/>
-          <w:sz w:val="21"/>
-          <w:szCs w:val="21"/>
-        </w:rPr>
-        <w:t xml:space="preserve">1. ユーザーがコインを購入するときは、コインの価格に加えて、当社所定の率による「あんしんサポート料」をお支払いいただきます。率および金額は、購入手続の画面において、コインの価格と</w:t>
-      </w:r>
-      <w:r>
-        <w:rPr>
-          <w:rFonts w:ascii="Yu Mincho" w:eastAsia="Yu Mincho" w:hAnsi="Yu Mincho"/>
-          <w:b/>
-          <w:bCs/>
-          <w:color w:val="1A1A1A"/>
-          <w:sz w:val="21"/>
-          <w:szCs w:val="21"/>
-        </w:rPr>
-        <w:t xml:space="preserve">区分して表示</w:t>
-      </w:r>
-      <w:r>
-        <w:rPr>
-          <w:rFonts w:ascii="Yu Mincho" w:eastAsia="Yu Mincho" w:hAnsi="Yu Mincho"/>
-          <w:color w:val="1A1A1A"/>
-          <w:sz w:val="21"/>
-          <w:szCs w:val="21"/>
-        </w:rPr>
-        <w:t xml:space="preserve">します。</w:t>
-      </w:r>
-    </w:p>
-    <w:p>
-      <w:pPr>
-        <w:spacing w:after="60" w:before="60" w:line="300"/>
-        <w:ind w:left="396" w:hanging="396"/>
-      </w:pPr>
-      <w:r>
-        <w:rPr>
-          <w:rFonts w:ascii="Yu Mincho" w:eastAsia="Yu Mincho" w:hAnsi="Yu Mincho"/>
-          <w:color w:val="1A1A1A"/>
-          <w:sz w:val="21"/>
-          <w:szCs w:val="21"/>
-        </w:rPr>
-        <w:t xml:space="preserve">2. あんしんサポート料は、当社が本サービスにおいて提供する次の各号の役務の対価です。</w:t>
-      </w:r>
-      <w:r>
-        <w:rPr>
-          <w:rFonts w:ascii="Yu Mincho" w:eastAsia="Yu Mincho" w:hAnsi="Yu Mincho"/>
-          <w:b/>
-          <w:bCs/>
-          <w:color w:val="1A1A1A"/>
-          <w:sz w:val="21"/>
-          <w:szCs w:val="21"/>
-        </w:rPr>
-        <w:t xml:space="preserve">保険契約に基づく保険料ではなく、ユーザーに生じた損害を補填し、または返金を保証するものではありません。</w:t>
-      </w:r>
-    </w:p>
-    <w:p>
-      <w:pPr>
-        <w:spacing w:after="60" w:before="60" w:line="300"/>
-        <w:ind w:left="737" w:hanging="340"/>
-      </w:pPr>
-      <w:r>
-        <w:rPr>
-          <w:rFonts w:ascii="Yu Mincho" w:eastAsia="Yu Mincho" w:hAnsi="Yu Mincho"/>
-          <w:color w:val="1A1A1A"/>
-          <w:sz w:val="21"/>
-          <w:szCs w:val="21"/>
-        </w:rPr>
-        <w:t xml:space="preserve">1. 本人確認（年齢確認を含む）の実施</w:t>
-      </w:r>
-    </w:p>
-    <w:p>
-      <w:pPr>
-        <w:spacing w:after="60" w:before="60" w:line="300"/>
-        <w:ind w:left="737" w:hanging="340"/>
-      </w:pPr>
-      <w:r>
-        <w:rPr>
-          <w:rFonts w:ascii="Yu Mincho" w:eastAsia="Yu Mincho" w:hAnsi="Yu Mincho"/>
-          <w:color w:val="1A1A1A"/>
-          <w:sz w:val="21"/>
-          <w:szCs w:val="21"/>
-        </w:rPr>
-        <w:t xml:space="preserve">2. </w:t>
-      </w:r>
-      <w:r>
-        <w:rPr>
-          <w:rFonts w:ascii="Yu Mincho" w:eastAsia="Yu Mincho" w:hAnsi="Yu Mincho"/>
-          <w:b/>
-          <w:bCs/>
-          <w:color w:val="1A1A1A"/>
-          <w:sz w:val="21"/>
-          <w:szCs w:val="21"/>
-        </w:rPr>
-        <w:t xml:space="preserve">予約の承認制の運用</w:t>
-      </w:r>
-    </w:p>
-    <w:p>
-      <w:pPr>
-        <w:spacing w:after="60" w:before="60" w:line="300"/>
-        <w:ind w:left="737" w:hanging="340"/>
-      </w:pPr>
-      <w:r>
-        <w:rPr>
-          <w:rFonts w:ascii="Yu Mincho" w:eastAsia="Yu Mincho" w:hAnsi="Yu Mincho"/>
-          <w:color w:val="1A1A1A"/>
-          <w:sz w:val="21"/>
-          <w:szCs w:val="21"/>
-        </w:rPr>
-        <w:t xml:space="preserve">3. メッセージ等のみまもり（第4条）の運用</w:t>
-      </w:r>
-    </w:p>
-    <w:p>
-      <w:pPr>
-        <w:spacing w:after="60" w:before="60" w:line="300"/>
-        <w:ind w:left="737" w:hanging="340"/>
-      </w:pPr>
-      <w:r>
-        <w:rPr>
-          <w:rFonts w:ascii="Yu Mincho" w:eastAsia="Yu Mincho" w:hAnsi="Yu Mincho"/>
-          <w:color w:val="1A1A1A"/>
-          <w:sz w:val="21"/>
-          <w:szCs w:val="21"/>
-        </w:rPr>
-        <w:t xml:space="preserve">4. 通報の受付およびこれに対する対応</w:t>
-      </w:r>
-    </w:p>
-    <w:p>
-      <w:pPr>
-        <w:spacing w:after="60" w:before="60" w:line="300"/>
-        <w:ind w:left="737" w:hanging="340"/>
+        <w:t xml:space="preserve">第7条の2（ありがとうギフト）</w:t>
+      </w:r>
+    </w:p>
+    <w:p>
+      <w:pPr>
+        <w:spacing w:after="60" w:before="60" w:line="300"/>
+        <w:ind w:left="396" w:hanging="396"/>
+      </w:pPr>
+      <w:r>
+        <w:rPr>
+          <w:rFonts w:ascii="Yu Mincho" w:eastAsia="Yu Mincho" w:hAnsi="Yu Mincho"/>
+          <w:color w:val="1A1A1A"/>
+          <w:sz w:val="21"/>
+          <w:szCs w:val="21"/>
+        </w:rPr>
+        <w:t xml:space="preserve">1. ゲストは、本サービス上で</w:t>
+      </w:r>
+      <w:r>
+        <w:rPr>
+          <w:rFonts w:ascii="Yu Mincho" w:eastAsia="Yu Mincho" w:hAnsi="Yu Mincho"/>
+          <w:b/>
+          <w:bCs/>
+          <w:color w:val="1A1A1A"/>
+          <w:sz w:val="21"/>
+          <w:szCs w:val="21"/>
+        </w:rPr>
+        <w:t xml:space="preserve">実際に一緒に遊んだ（予約が完了した）ピタメイト</w:t>
+      </w:r>
+      <w:r>
+        <w:rPr>
+          <w:rFonts w:ascii="Yu Mincho" w:eastAsia="Yu Mincho" w:hAnsi="Yu Mincho"/>
+          <w:color w:val="1A1A1A"/>
+          <w:sz w:val="21"/>
+          <w:szCs w:val="21"/>
+        </w:rPr>
+        <w:t xml:space="preserve">を指定して、当社所定の方法により、</w:t>
+      </w:r>
+      <w:r>
+        <w:rPr>
+          <w:rFonts w:ascii="Yu Mincho" w:eastAsia="Yu Mincho" w:hAnsi="Yu Mincho"/>
+          <w:b/>
+          <w:bCs/>
+          <w:color w:val="1A1A1A"/>
+          <w:sz w:val="21"/>
+          <w:szCs w:val="21"/>
+        </w:rPr>
+        <w:t xml:space="preserve">コインを消費して「ありがとうギフト」を行うことができます。ギフトにより、消費されたコインは消滅します。</w:t>
+      </w:r>
+      <w:r>
+        <w:rPr>
+          <w:rFonts w:ascii="Yu Mincho" w:eastAsia="Yu Mincho" w:hAnsi="Yu Mincho"/>
+          <w:color w:val="1A1A1A"/>
+          <w:sz w:val="21"/>
+          <w:szCs w:val="21"/>
+        </w:rPr>
+        <w:t xml:space="preserve"> ギフトは役務の対価ではなく、行うかどうか・金額はゲストの自由な意思によります。</w:t>
+      </w:r>
+    </w:p>
+    <w:p>
+      <w:pPr>
+        <w:spacing w:after="60" w:before="60" w:line="300"/>
+        <w:ind w:left="396" w:hanging="396"/>
+      </w:pPr>
+      <w:r>
+        <w:rPr>
+          <w:rFonts w:ascii="Yu Mincho" w:eastAsia="Yu Mincho" w:hAnsi="Yu Mincho"/>
+          <w:color w:val="1A1A1A"/>
+          <w:sz w:val="21"/>
+          <w:szCs w:val="21"/>
+        </w:rPr>
+        <w:t xml:space="preserve">2. ギフトの原資は、第7条第1項により</w:t>
+      </w:r>
+      <w:r>
+        <w:rPr>
+          <w:rFonts w:ascii="Yu Mincho" w:eastAsia="Yu Mincho" w:hAnsi="Yu Mincho"/>
+          <w:b/>
+          <w:bCs/>
+          <w:color w:val="1A1A1A"/>
+          <w:sz w:val="21"/>
+          <w:szCs w:val="21"/>
+        </w:rPr>
+        <w:t xml:space="preserve">購入したコインに限り</w:t>
+      </w:r>
+      <w:r>
+        <w:rPr>
+          <w:rFonts w:ascii="Yu Mincho" w:eastAsia="Yu Mincho" w:hAnsi="Yu Mincho"/>
+          <w:color w:val="1A1A1A"/>
+          <w:sz w:val="21"/>
+          <w:szCs w:val="21"/>
+        </w:rPr>
+        <w:t xml:space="preserve">ます。報酬コイン（第7条第6項）をギフトに用いることはできません。</w:t>
+      </w:r>
+    </w:p>
+    <w:p>
+      <w:pPr>
+        <w:spacing w:after="60" w:before="60" w:line="300"/>
+        <w:ind w:left="396" w:hanging="396"/>
+      </w:pPr>
+      <w:r>
+        <w:rPr>
+          <w:rFonts w:ascii="Yu Mincho" w:eastAsia="Yu Mincho" w:hAnsi="Yu Mincho"/>
+          <w:color w:val="1A1A1A"/>
+          <w:sz w:val="21"/>
+          <w:szCs w:val="21"/>
+        </w:rPr>
+        <w:t xml:space="preserve">3. 一度行ったギフトは、</w:t>
+      </w:r>
+      <w:r>
+        <w:rPr>
+          <w:rFonts w:ascii="Yu Mincho" w:eastAsia="Yu Mincho" w:hAnsi="Yu Mincho"/>
+          <w:b/>
+          <w:bCs/>
+          <w:color w:val="1A1A1A"/>
+          <w:sz w:val="21"/>
+          <w:szCs w:val="21"/>
+        </w:rPr>
+        <w:t xml:space="preserve">取消し・返金・返還ができません</w:t>
+      </w:r>
+      <w:r>
+        <w:rPr>
+          <w:rFonts w:ascii="Yu Mincho" w:eastAsia="Yu Mincho" w:hAnsi="Yu Mincho"/>
+          <w:color w:val="1A1A1A"/>
+          <w:sz w:val="21"/>
+          <w:szCs w:val="21"/>
+        </w:rPr>
+        <w:t xml:space="preserve">。</w:t>
+      </w:r>
+    </w:p>
+    <w:p>
+      <w:pPr>
+        <w:spacing w:after="60" w:before="60" w:line="300"/>
+        <w:ind w:left="396" w:hanging="396"/>
+      </w:pPr>
+      <w:r>
+        <w:rPr>
+          <w:rFonts w:ascii="Yu Mincho" w:eastAsia="Yu Mincho" w:hAnsi="Yu Mincho"/>
+          <w:color w:val="1A1A1A"/>
+          <w:sz w:val="21"/>
+          <w:szCs w:val="21"/>
+        </w:rPr>
+        <w:t xml:space="preserve">4. コインは本サービス内でのみ利用できる電子的な記録であり、</w:t>
+      </w:r>
+      <w:r>
+        <w:rPr>
+          <w:rFonts w:ascii="Yu Mincho" w:eastAsia="Yu Mincho" w:hAnsi="Yu Mincho"/>
+          <w:b/>
+          <w:bCs/>
+          <w:color w:val="1A1A1A"/>
+          <w:sz w:val="21"/>
+          <w:szCs w:val="21"/>
+        </w:rPr>
+        <w:t xml:space="preserve">それ自体が現金・預金・有価証券ではありません</w:t>
+      </w:r>
+      <w:r>
+        <w:rPr>
+          <w:rFonts w:ascii="Yu Mincho" w:eastAsia="Yu Mincho" w:hAnsi="Yu Mincho"/>
+          <w:color w:val="1A1A1A"/>
+          <w:sz w:val="21"/>
+          <w:szCs w:val="21"/>
+        </w:rPr>
+        <w:t xml:space="preserve">。</w:t>
+      </w:r>
+    </w:p>
+    <w:p>
+      <w:pPr>
+        <w:spacing w:after="60" w:before="60" w:line="300"/>
+        <w:ind w:left="396" w:hanging="396"/>
       </w:pPr>
       <w:r>
         <w:rPr>
@@ -2840,188 +2722,274 @@
           <w:sz w:val="21"/>
           <w:szCs w:val="21"/>
         </w:rPr>
-        <w:t xml:space="preserve">ブロック機能の提供および運用</w:t>
-      </w:r>
-    </w:p>
-    <w:p>
-      <w:pPr>
-        <w:spacing w:after="60" w:before="60" w:line="300"/>
-        <w:ind w:left="737" w:hanging="340"/>
-      </w:pPr>
-      <w:r>
-        <w:rPr>
-          <w:rFonts w:ascii="Yu Mincho" w:eastAsia="Yu Mincho" w:hAnsi="Yu Mincho"/>
-          <w:color w:val="1A1A1A"/>
-          <w:sz w:val="21"/>
-          <w:szCs w:val="21"/>
-        </w:rPr>
-        <w:t xml:space="preserve">6. ユーザー間のトラブルに関する事実の確認および当事者への連絡</w:t>
-      </w:r>
-    </w:p>
-    <w:p>
-      <w:pPr>
-        <w:spacing w:after="60" w:before="60" w:line="300"/>
-        <w:ind w:left="737" w:hanging="340"/>
-      </w:pPr>
-      <w:r>
-        <w:rPr>
-          <w:rFonts w:ascii="Yu Mincho" w:eastAsia="Yu Mincho" w:hAnsi="Yu Mincho"/>
-          <w:color w:val="1A1A1A"/>
-          <w:sz w:val="21"/>
-          <w:szCs w:val="21"/>
-        </w:rPr>
-        <w:t xml:space="preserve">7. 問い合わせ窓口の運営</w:t>
-      </w:r>
-    </w:p>
-    <w:p>
-      <w:pPr>
-        <w:spacing w:after="60" w:before="60" w:line="300"/>
-        <w:ind w:left="396" w:hanging="396"/>
-      </w:pPr>
-      <w:r>
-        <w:rPr>
-          <w:rFonts w:ascii="Yu Mincho" w:eastAsia="Yu Mincho" w:hAnsi="Yu Mincho"/>
-          <w:color w:val="1A1A1A"/>
-          <w:sz w:val="21"/>
-          <w:szCs w:val="21"/>
-        </w:rPr>
-        <w:t xml:space="preserve">3. あんしんサポート料は</w:t>
-      </w:r>
-      <w:r>
-        <w:rPr>
-          <w:rFonts w:ascii="Yu Mincho" w:eastAsia="Yu Mincho" w:hAnsi="Yu Mincho"/>
-          <w:b/>
-          <w:bCs/>
-          <w:color w:val="1A1A1A"/>
-          <w:sz w:val="21"/>
-          <w:szCs w:val="21"/>
-        </w:rPr>
-        <w:t xml:space="preserve">コインの購入代価ではありません</w:t>
-      </w:r>
-      <w:r>
-        <w:rPr>
-          <w:rFonts w:ascii="Yu Mincho" w:eastAsia="Yu Mincho" w:hAnsi="Yu Mincho"/>
-          <w:color w:val="1A1A1A"/>
-          <w:sz w:val="21"/>
-          <w:szCs w:val="21"/>
-        </w:rPr>
-        <w:t xml:space="preserve">。したがって、</w:t>
-      </w:r>
-      <w:r>
-        <w:rPr>
-          <w:rFonts w:ascii="Yu Mincho" w:eastAsia="Yu Mincho" w:hAnsi="Yu Mincho"/>
-          <w:b/>
-          <w:bCs/>
-          <w:color w:val="1A1A1A"/>
-          <w:sz w:val="21"/>
-          <w:szCs w:val="21"/>
-        </w:rPr>
-        <w:t xml:space="preserve">コインに変換されず、コインの残高にも加算されません</w:t>
-      </w:r>
-      <w:r>
-        <w:rPr>
-          <w:rFonts w:ascii="Yu Mincho" w:eastAsia="Yu Mincho" w:hAnsi="Yu Mincho"/>
-          <w:color w:val="1A1A1A"/>
-          <w:sz w:val="21"/>
-          <w:szCs w:val="21"/>
-        </w:rPr>
-        <w:t xml:space="preserve">。</w:t>
-      </w:r>
-    </w:p>
-    <w:p>
-      <w:pPr>
-        <w:spacing w:after="60" w:before="60" w:line="300"/>
-        <w:ind w:left="396" w:hanging="396"/>
-      </w:pPr>
-      <w:r>
-        <w:rPr>
-          <w:rFonts w:ascii="Yu Mincho" w:eastAsia="Yu Mincho" w:hAnsi="Yu Mincho"/>
-          <w:color w:val="1A1A1A"/>
-          <w:sz w:val="21"/>
-          <w:szCs w:val="21"/>
-        </w:rPr>
-        <w:t xml:space="preserve">4. 前項の役務は、</w:t>
-      </w:r>
-      <w:r>
-        <w:rPr>
-          <w:rFonts w:ascii="Yu Mincho" w:eastAsia="Yu Mincho" w:hAnsi="Yu Mincho"/>
-          <w:b/>
-          <w:bCs/>
-          <w:color w:val="1A1A1A"/>
-          <w:sz w:val="21"/>
-          <w:szCs w:val="21"/>
-        </w:rPr>
-        <w:t xml:space="preserve">購入手続の完了時点から継続的に提供される</w:t>
-      </w:r>
-      <w:r>
-        <w:rPr>
-          <w:rFonts w:ascii="Yu Mincho" w:eastAsia="Yu Mincho" w:hAnsi="Yu Mincho"/>
-          <w:color w:val="1A1A1A"/>
-          <w:sz w:val="21"/>
-          <w:szCs w:val="21"/>
-        </w:rPr>
-        <w:t xml:space="preserve">ため、その後にコインの返還（第9条のキャンセルによる返還を含みます）が生じた場合も、あんしんサポート料は返還しません。</w:t>
-      </w:r>
-    </w:p>
-    <w:p>
-      <w:pPr>
-        <w:spacing w:after="60" w:before="60" w:line="300"/>
-        <w:ind w:left="396" w:hanging="396"/>
-      </w:pPr>
-      <w:r>
-        <w:rPr>
-          <w:rFonts w:ascii="Yu Mincho" w:eastAsia="Yu Mincho" w:hAnsi="Yu Mincho"/>
-          <w:color w:val="1A1A1A"/>
-          <w:sz w:val="21"/>
-          <w:szCs w:val="21"/>
-        </w:rPr>
-        <w:t xml:space="preserve">5. </w:t>
-      </w:r>
-      <w:r>
-        <w:rPr>
-          <w:rFonts w:ascii="Yu Mincho" w:eastAsia="Yu Mincho" w:hAnsi="Yu Mincho"/>
-          <w:b/>
-          <w:bCs/>
-          <w:color w:val="1A1A1A"/>
-          <w:sz w:val="21"/>
-          <w:szCs w:val="21"/>
-        </w:rPr>
-        <w:t xml:space="preserve">前項にかかわらず、コインの購入自体が取り消される場合</w:t>
-      </w:r>
-      <w:r>
-        <w:rPr>
-          <w:rFonts w:ascii="Yu Mincho" w:eastAsia="Yu Mincho" w:hAnsi="Yu Mincho"/>
-          <w:color w:val="1A1A1A"/>
-          <w:sz w:val="21"/>
-          <w:szCs w:val="21"/>
-        </w:rPr>
-        <w:t xml:space="preserve">（決済手続の誤り、第三者による不正利用、未成年者の法定代理人の同意を欠く購入の取消しその他購入の効力が失われる場合をいいます）</w:t>
-      </w:r>
-      <w:r>
-        <w:rPr>
-          <w:rFonts w:ascii="Yu Mincho" w:eastAsia="Yu Mincho" w:hAnsi="Yu Mincho"/>
-          <w:b/>
-          <w:bCs/>
-          <w:color w:val="1A1A1A"/>
-          <w:sz w:val="21"/>
-          <w:szCs w:val="21"/>
-        </w:rPr>
-        <w:t xml:space="preserve">は、あんしんサポート料も返還します。当社の責めに帰すべき事由により本条の役務が提供されなかった場合も、同様とします。</w:t>
-      </w:r>
-    </w:p>
-    <w:p>
-      <w:pPr>
-        <w:spacing w:after="60" w:before="60" w:line="300"/>
-        <w:ind w:left="396" w:hanging="396"/>
-      </w:pPr>
-      <w:r>
-        <w:rPr>
-          <w:rFonts w:ascii="Yu Mincho" w:eastAsia="Yu Mincho" w:hAnsi="Yu Mincho"/>
-          <w:color w:val="1A1A1A"/>
-          <w:sz w:val="21"/>
-          <w:szCs w:val="21"/>
-        </w:rPr>
-        <w:t xml:space="preserve">6. 本条に定める料率および金額は、消費税を含んだ金額です。</w:t>
+        <w:t xml:space="preserve">当社は、ギフトが行われたときは、ギフトの額から第8条の2に定める利用料を控除した額に相当する報酬コイン（第7条第6項）を、当該ギフトで指定されたピタメイトに付与します。</w:t>
+      </w:r>
+      <w:r>
+        <w:rPr>
+          <w:rFonts w:ascii="Yu Mincho" w:eastAsia="Yu Mincho" w:hAnsi="Yu Mincho"/>
+          <w:color w:val="1A1A1A"/>
+          <w:sz w:val="21"/>
+          <w:szCs w:val="21"/>
+        </w:rPr>
+        <w:t xml:space="preserve"> 付与された報酬コインには、同項の換金条件（本人確認・振込先口座の登録・最低申請額・手数料）に加え、</w:t>
+      </w:r>
+      <w:r>
+        <w:rPr>
+          <w:rFonts w:ascii="Yu Mincho" w:eastAsia="Yu Mincho" w:hAnsi="Yu Mincho"/>
+          <w:b/>
+          <w:bCs/>
+          <w:color w:val="1A1A1A"/>
+          <w:sz w:val="21"/>
+          <w:szCs w:val="21"/>
+        </w:rPr>
+        <w:t xml:space="preserve">付与日から7日間は換金できない保留期間</w:t>
+      </w:r>
+      <w:r>
+        <w:rPr>
+          <w:rFonts w:ascii="Yu Mincho" w:eastAsia="Yu Mincho" w:hAnsi="Yu Mincho"/>
+          <w:color w:val="1A1A1A"/>
+          <w:sz w:val="21"/>
+          <w:szCs w:val="21"/>
+        </w:rPr>
+        <w:t xml:space="preserve">を設けます。当社は、ギフトの実施・付与の状況に照らし、換金の全部または一部について追加の審査・保留を行うことがあります。</w:t>
+      </w:r>
+    </w:p>
+    <w:p>
+      <w:pPr>
+        <w:spacing w:after="60" w:before="60" w:line="300"/>
+        <w:ind w:left="396" w:hanging="396"/>
+      </w:pPr>
+      <w:r>
+        <w:rPr>
+          <w:rFonts w:ascii="Yu Mincho" w:eastAsia="Yu Mincho" w:hAnsi="Yu Mincho"/>
+          <w:color w:val="1A1A1A"/>
+          <w:sz w:val="21"/>
+          <w:szCs w:val="21"/>
+        </w:rPr>
+        <w:t xml:space="preserve">6. 当社は、ギフトの濫用（マネー・ローンダリング、クレジットカードの現金化、自作自演、通謀・相互送金、名義の借用、その他不正な資金移動）を防止するため、次の各号その他当社所定の制限を設けます。制限の具体的な数値は、不正防止の目的の範囲で予告なく変更することがあります。</w:t>
+      </w:r>
+    </w:p>
+    <w:p>
+      <w:pPr>
+        <w:spacing w:after="60" w:before="60" w:line="300"/>
+        <w:ind w:left="623" w:hanging="226"/>
+      </w:pPr>
+      <w:r>
+        <w:rPr>
+          <w:rFonts w:ascii="Yu Mincho" w:eastAsia="Yu Mincho" w:hAnsi="Yu Mincho"/>
+          <w:color w:val="1A1A1A"/>
+          <w:sz w:val="21"/>
+          <w:szCs w:val="21"/>
+        </w:rPr>
+        <w:t xml:space="preserve">・1回・1日・一定期間あたりのギフトの上限</w:t>
+      </w:r>
+    </w:p>
+    <w:p>
+      <w:pPr>
+        <w:spacing w:after="60" w:before="60" w:line="300"/>
+        <w:ind w:left="623" w:hanging="226"/>
+      </w:pPr>
+      <w:r>
+        <w:rPr>
+          <w:rFonts w:ascii="Yu Mincho" w:eastAsia="Yu Mincho" w:hAnsi="Yu Mincho"/>
+          <w:color w:val="1A1A1A"/>
+          <w:sz w:val="21"/>
+          <w:szCs w:val="21"/>
+        </w:rPr>
+        <w:t xml:space="preserve">・当該ピタメイトからギフトを受けている場合の、そのピタメイトを指定したギフトの禁止（相互送金の禁止）</w:t>
+      </w:r>
+    </w:p>
+    <w:p>
+      <w:pPr>
+        <w:spacing w:after="60" w:before="60" w:line="300"/>
+        <w:ind w:left="623" w:hanging="226"/>
+      </w:pPr>
+      <w:r>
+        <w:rPr>
+          <w:rFonts w:ascii="Yu Mincho" w:eastAsia="Yu Mincho" w:hAnsi="Yu Mincho"/>
+          <w:color w:val="1A1A1A"/>
+          <w:sz w:val="21"/>
+          <w:szCs w:val="21"/>
+        </w:rPr>
+        <w:t xml:space="preserve">・コイン購入の直後一定時間におけるギフトの制限</w:t>
+      </w:r>
+    </w:p>
+    <w:p>
+      <w:pPr>
+        <w:spacing w:after="60" w:before="60" w:line="300"/>
+        <w:ind w:left="623" w:hanging="226"/>
+      </w:pPr>
+      <w:r>
+        <w:rPr>
+          <w:rFonts w:ascii="Yu Mincho" w:eastAsia="Yu Mincho" w:hAnsi="Yu Mincho"/>
+          <w:color w:val="1A1A1A"/>
+          <w:sz w:val="21"/>
+          <w:szCs w:val="21"/>
+        </w:rPr>
+        <w:t xml:space="preserve">・同一の端末・通信環境・決済手段等による不自然な実施・付与の検知</w:t>
+      </w:r>
+    </w:p>
+    <w:p>
+      <w:pPr>
+        <w:spacing w:after="60" w:before="60" w:line="300"/>
+        <w:ind w:left="623" w:hanging="226"/>
+      </w:pPr>
+      <w:r>
+        <w:rPr>
+          <w:rFonts w:ascii="Yu Mincho" w:eastAsia="Yu Mincho" w:hAnsi="Yu Mincho"/>
+          <w:color w:val="1A1A1A"/>
+          <w:sz w:val="21"/>
+          <w:szCs w:val="21"/>
+        </w:rPr>
+        <w:t xml:space="preserve">・</w:t>
+      </w:r>
+      <w:r>
+        <w:rPr>
+          <w:rFonts w:ascii="Yu Mincho" w:eastAsia="Yu Mincho" w:hAnsi="Yu Mincho"/>
+          <w:b/>
+          <w:bCs/>
+          <w:color w:val="1A1A1A"/>
+          <w:sz w:val="21"/>
+          <w:szCs w:val="21"/>
+        </w:rPr>
+        <w:t xml:space="preserve">ピタメイト一人あたりの、一定期間における受領（付与）の上限</w:t>
+      </w:r>
+    </w:p>
+    <w:p>
+      <w:pPr>
+        <w:spacing w:after="60" w:before="60" w:line="300"/>
+        <w:ind w:left="623" w:hanging="226"/>
+      </w:pPr>
+      <w:r>
+        <w:rPr>
+          <w:rFonts w:ascii="Yu Mincho" w:eastAsia="Yu Mincho" w:hAnsi="Yu Mincho"/>
+          <w:color w:val="1A1A1A"/>
+          <w:sz w:val="21"/>
+          <w:szCs w:val="21"/>
+        </w:rPr>
+        <w:t xml:space="preserve">・</w:t>
+      </w:r>
+      <w:r>
+        <w:rPr>
+          <w:rFonts w:ascii="Yu Mincho" w:eastAsia="Yu Mincho" w:hAnsi="Yu Mincho"/>
+          <w:b/>
+          <w:bCs/>
+          <w:color w:val="1A1A1A"/>
+          <w:sz w:val="21"/>
+          <w:szCs w:val="21"/>
+        </w:rPr>
+        <w:t xml:space="preserve">同一のピタメイトに対する、一定期間における累計の上限</w:t>
+      </w:r>
+    </w:p>
+    <w:p>
+      <w:pPr>
+        <w:spacing w:after="60" w:before="60" w:line="300"/>
+        <w:ind w:left="623" w:hanging="226"/>
+      </w:pPr>
+      <w:r>
+        <w:rPr>
+          <w:rFonts w:ascii="Yu Mincho" w:eastAsia="Yu Mincho" w:hAnsi="Yu Mincho"/>
+          <w:color w:val="1A1A1A"/>
+          <w:sz w:val="21"/>
+          <w:szCs w:val="21"/>
+        </w:rPr>
+        <w:t xml:space="preserve">・</w:t>
+      </w:r>
+      <w:r>
+        <w:rPr>
+          <w:rFonts w:ascii="Yu Mincho" w:eastAsia="Yu Mincho" w:hAnsi="Yu Mincho"/>
+          <w:b/>
+          <w:bCs/>
+          <w:color w:val="1A1A1A"/>
+          <w:sz w:val="21"/>
+          <w:szCs w:val="21"/>
+        </w:rPr>
+        <w:t xml:space="preserve">予約の完了確定から一定期間を経過した後のギフトの制限</w:t>
+      </w:r>
+    </w:p>
+    <w:p>
+      <w:pPr>
+        <w:spacing w:after="60" w:before="60" w:line="300"/>
+        <w:ind w:left="396" w:hanging="396"/>
+      </w:pPr>
+      <w:r>
+        <w:rPr>
+          <w:rFonts w:ascii="Yu Mincho" w:eastAsia="Yu Mincho" w:hAnsi="Yu Mincho"/>
+          <w:color w:val="1A1A1A"/>
+          <w:sz w:val="21"/>
+          <w:szCs w:val="21"/>
+        </w:rPr>
+        <w:t xml:space="preserve">7. ユーザーが前項の制限に違反し、または不正・不当な目的でギフト機能を利用したと当社が判断した場合、当社は、事前の通知なく、換金の停止・保留、当該コインの没収（残高の失効）、機能の利用制限その他必要な措置を講じることができます。</w:t>
+      </w:r>
+    </w:p>
+    <w:p>
+      <w:pPr>
+        <w:spacing w:after="60" w:before="60" w:line="300"/>
+        <w:ind w:left="396" w:hanging="396"/>
+      </w:pPr>
+      <w:r>
+        <w:rPr>
+          <w:rFonts w:ascii="Yu Mincho" w:eastAsia="Yu Mincho" w:hAnsi="Yu Mincho"/>
+          <w:color w:val="1A1A1A"/>
+          <w:sz w:val="21"/>
+          <w:szCs w:val="21"/>
+        </w:rPr>
+        <w:t xml:space="preserve">8. ギフトの受領・換金により生じる</w:t>
+      </w:r>
+      <w:r>
+        <w:rPr>
+          <w:rFonts w:ascii="Yu Mincho" w:eastAsia="Yu Mincho" w:hAnsi="Yu Mincho"/>
+          <w:b/>
+          <w:bCs/>
+          <w:color w:val="1A1A1A"/>
+          <w:sz w:val="21"/>
+          <w:szCs w:val="21"/>
+        </w:rPr>
+        <w:t xml:space="preserve">税金の申告・納付は、受領者（換金者）の負担と責任</w:t>
+      </w:r>
+      <w:r>
+        <w:rPr>
+          <w:rFonts w:ascii="Yu Mincho" w:eastAsia="Yu Mincho" w:hAnsi="Yu Mincho"/>
+          <w:color w:val="1A1A1A"/>
+          <w:sz w:val="21"/>
+          <w:szCs w:val="21"/>
+        </w:rPr>
+        <w:t xml:space="preserve">において行うものとします。</w:t>
+      </w:r>
+    </w:p>
+    <w:p>
+      <w:pPr>
+        <w:spacing w:after="60" w:before="60" w:line="300"/>
+        <w:ind w:left="396" w:hanging="396"/>
+      </w:pPr>
+      <w:r>
+        <w:rPr>
+          <w:rFonts w:ascii="Yu Mincho" w:eastAsia="Yu Mincho" w:hAnsi="Yu Mincho"/>
+          <w:color w:val="1A1A1A"/>
+          <w:sz w:val="21"/>
+          <w:szCs w:val="21"/>
+        </w:rPr>
+        <w:t xml:space="preserve">9. </w:t>
+      </w:r>
+      <w:r>
+        <w:rPr>
+          <w:rFonts w:ascii="Yu Mincho" w:eastAsia="Yu Mincho" w:hAnsi="Yu Mincho"/>
+          <w:b/>
+          <w:bCs/>
+          <w:color w:val="1A1A1A"/>
+          <w:sz w:val="21"/>
+          <w:szCs w:val="21"/>
+        </w:rPr>
+        <w:t xml:space="preserve">ギフトを契機としてユーザー間または第三者との間に生じた紛争</w:t>
+      </w:r>
+      <w:r>
+        <w:rPr>
+          <w:rFonts w:ascii="Yu Mincho" w:eastAsia="Yu Mincho" w:hAnsi="Yu Mincho"/>
+          <w:color w:val="1A1A1A"/>
+          <w:sz w:val="21"/>
+          <w:szCs w:val="21"/>
+        </w:rPr>
+        <w:t xml:space="preserve">について、当社は当事者ではなく、責任を負いません（第2条第3項）。</w:t>
       </w:r>
     </w:p>
     <w:p>
@@ -3041,323 +3009,346 @@
           <w:sz w:val="24"/>
           <w:szCs w:val="24"/>
         </w:rPr>
-        <w:t xml:space="preserve">第8条（ピタメイト機能）</w:t>
-      </w:r>
-    </w:p>
-    <w:p>
-      <w:pPr>
-        <w:spacing w:after="60" w:before="60" w:line="300"/>
-        <w:ind w:left="396" w:hanging="396"/>
-      </w:pPr>
-      <w:r>
-        <w:rPr>
-          <w:rFonts w:ascii="Yu Mincho" w:eastAsia="Yu Mincho" w:hAnsi="Yu Mincho"/>
-          <w:color w:val="1A1A1A"/>
-          <w:sz w:val="21"/>
-          <w:szCs w:val="21"/>
-        </w:rPr>
-        <w:t xml:space="preserve">1. ユーザーは、本人確認を完了している場合に限り、任意で「ピタメイト」として登録し、一緒にゲームを遊ぶ時間を、</w:t>
-      </w:r>
-      <w:r>
-        <w:rPr>
-          <w:rFonts w:ascii="Yu Mincho" w:eastAsia="Yu Mincho" w:hAnsi="Yu Mincho"/>
-          <w:b/>
-          <w:bCs/>
-          <w:color w:val="1A1A1A"/>
-          <w:sz w:val="21"/>
-          <w:szCs w:val="21"/>
-        </w:rPr>
-        <w:t xml:space="preserve">自ら設定した</w:t>
-      </w:r>
-      <w:r>
-        <w:rPr>
-          <w:rFonts w:ascii="Yu Mincho" w:eastAsia="Yu Mincho" w:hAnsi="Yu Mincho"/>
-          <w:color w:val="1A1A1A"/>
-          <w:sz w:val="21"/>
-          <w:szCs w:val="21"/>
-        </w:rPr>
-        <w:t xml:space="preserve">時間単位のコイン数（時給レート）で提供できます。</w:t>
-      </w:r>
-      <w:r>
-        <w:rPr>
-          <w:rFonts w:ascii="Yu Mincho" w:eastAsia="Yu Mincho" w:hAnsi="Yu Mincho"/>
-          <w:b/>
-          <w:bCs/>
-          <w:color w:val="1A1A1A"/>
-          <w:sz w:val="21"/>
-          <w:szCs w:val="21"/>
-        </w:rPr>
-        <w:t xml:space="preserve">当社が定めるのは設定できる額の上限および下限のみであり、その範囲内の額はピタメイトが決定します。上限は高額化とこれに伴うトラブルの抑止を、下限は決済および運営に要する固定的な費用を下回る取引を防ぎ、著しく低い単価に伴うトラブルを抑止するための定めです。当社は、その範囲内における個々の額の決定に関与しません。</w:t>
-      </w:r>
-      <w:r>
-        <w:rPr>
-          <w:rFonts w:ascii="Yu Mincho" w:eastAsia="Yu Mincho" w:hAnsi="Yu Mincho"/>
-          <w:color w:val="1A1A1A"/>
-          <w:sz w:val="21"/>
-          <w:szCs w:val="21"/>
-        </w:rPr>
-        <w:t xml:space="preserve">ゲストは、申込みにあたり「今すぐ」または当社所定の範囲内（申込時から30分後以降、14日後まで）の</w:t>
-      </w:r>
-      <w:r>
-        <w:rPr>
-          <w:rFonts w:ascii="Yu Mincho" w:eastAsia="Yu Mincho" w:hAnsi="Yu Mincho"/>
-          <w:b/>
-          <w:bCs/>
-          <w:color w:val="1A1A1A"/>
-          <w:sz w:val="21"/>
-          <w:szCs w:val="21"/>
-        </w:rPr>
-        <w:t xml:space="preserve">開始時刻を指定</w:t>
-      </w:r>
-      <w:r>
-        <w:rPr>
-          <w:rFonts w:ascii="Yu Mincho" w:eastAsia="Yu Mincho" w:hAnsi="Yu Mincho"/>
-          <w:color w:val="1A1A1A"/>
-          <w:sz w:val="21"/>
-          <w:szCs w:val="21"/>
-        </w:rPr>
-        <w:t xml:space="preserve">できます。プレイ時間は、当社所定の単位（4時間までは30分単位、それ以降は1時間単位）で、</w:t>
-      </w:r>
-      <w:r>
-        <w:rPr>
-          <w:rFonts w:ascii="Yu Mincho" w:eastAsia="Yu Mincho" w:hAnsi="Yu Mincho"/>
-          <w:b/>
-          <w:bCs/>
-          <w:color w:val="1A1A1A"/>
-          <w:sz w:val="21"/>
-          <w:szCs w:val="21"/>
-        </w:rPr>
-        <w:t xml:space="preserve">1件あたり最長10時間</w:t>
-      </w:r>
-      <w:r>
-        <w:rPr>
-          <w:rFonts w:ascii="Yu Mincho" w:eastAsia="Yu Mincho" w:hAnsi="Yu Mincho"/>
-          <w:color w:val="1A1A1A"/>
-          <w:sz w:val="21"/>
-          <w:szCs w:val="21"/>
-        </w:rPr>
-        <w:t xml:space="preserve">まで申し込めます（さらに延ばす場合は第8条の3の延長によります）。ピタメイトは、掲載の停止および個々の予約の申込みへの諾否を自由に決定できます。予約は、ピタメイトが承諾した時点で成立します。ピタメイトが承諾しない場合または一定時間内に応答しない場合、消費されたコインはゲストに全額返還されます。</w:t>
-      </w:r>
-    </w:p>
-    <w:p>
-      <w:pPr>
-        <w:spacing w:after="60" w:before="60" w:line="300"/>
-        <w:ind w:left="396" w:hanging="396"/>
-      </w:pPr>
-      <w:r>
-        <w:rPr>
-          <w:rFonts w:ascii="Yu Mincho" w:eastAsia="Yu Mincho" w:hAnsi="Yu Mincho"/>
-          <w:color w:val="1A1A1A"/>
-          <w:sz w:val="21"/>
-          <w:szCs w:val="21"/>
-        </w:rPr>
-        <w:t xml:space="preserve">2. ピタメイトが提供するのは</w:t>
-      </w:r>
-      <w:r>
-        <w:rPr>
-          <w:rFonts w:ascii="Yu Mincho" w:eastAsia="Yu Mincho" w:hAnsi="Yu Mincho"/>
-          <w:b/>
-          <w:bCs/>
-          <w:color w:val="1A1A1A"/>
-          <w:sz w:val="21"/>
-          <w:szCs w:val="21"/>
-        </w:rPr>
-        <w:t xml:space="preserve">インターネットを通じてゲームを一緒に遊ぶ時間</w:t>
-      </w:r>
-      <w:r>
-        <w:rPr>
-          <w:rFonts w:ascii="Yu Mincho" w:eastAsia="Yu Mincho" w:hAnsi="Yu Mincho"/>
-          <w:color w:val="1A1A1A"/>
-          <w:sz w:val="21"/>
-          <w:szCs w:val="21"/>
-        </w:rPr>
-        <w:t xml:space="preserve">であり、それ以外の役務（</w:t>
-      </w:r>
-      <w:r>
-        <w:rPr>
-          <w:rFonts w:ascii="Yu Mincho" w:eastAsia="Yu Mincho" w:hAnsi="Yu Mincho"/>
-          <w:b/>
-          <w:bCs/>
-          <w:color w:val="1A1A1A"/>
-          <w:sz w:val="21"/>
-          <w:szCs w:val="21"/>
-        </w:rPr>
-        <w:t xml:space="preserve">対面での面会、飲食の提供</w:t>
-      </w:r>
-      <w:r>
-        <w:rPr>
-          <w:rFonts w:ascii="Yu Mincho" w:eastAsia="Yu Mincho" w:hAnsi="Yu Mincho"/>
-          <w:color w:val="1A1A1A"/>
-          <w:sz w:val="21"/>
-          <w:szCs w:val="21"/>
-        </w:rPr>
-        <w:t xml:space="preserve">、交際等）を提供・約束してはなりません（第5条第7号）。</w:t>
-      </w:r>
-    </w:p>
-    <w:p>
-      <w:pPr>
-        <w:spacing w:after="60" w:before="60" w:line="300"/>
-        <w:ind w:left="396" w:hanging="396"/>
-      </w:pPr>
-      <w:r>
-        <w:rPr>
-          <w:rFonts w:ascii="Yu Mincho" w:eastAsia="Yu Mincho" w:hAnsi="Yu Mincho"/>
-          <w:color w:val="1A1A1A"/>
-          <w:sz w:val="21"/>
-          <w:szCs w:val="21"/>
-        </w:rPr>
-        <w:t xml:space="preserve">3. ピタメイトとゲストの間のプレイに関する合意は、当該ユーザー間で成立します。当社はその当事者ではありません（第2条第3項）。</w:t>
-      </w:r>
-    </w:p>
-    <w:p>
-      <w:pPr>
-        <w:spacing w:after="60" w:before="60" w:line="300"/>
-        <w:ind w:left="396" w:hanging="396"/>
-      </w:pPr>
-      <w:r>
-        <w:rPr>
-          <w:rFonts w:ascii="Yu Mincho" w:eastAsia="Yu Mincho" w:hAnsi="Yu Mincho"/>
-          <w:color w:val="1A1A1A"/>
-          <w:sz w:val="21"/>
-          <w:szCs w:val="21"/>
-        </w:rPr>
-        <w:t xml:space="preserve">4. ピタメイトは、ゲストから受け取るべきプレイの対価について、</w:t>
-      </w:r>
-      <w:r>
-        <w:rPr>
-          <w:rFonts w:ascii="Yu Mincho" w:eastAsia="Yu Mincho" w:hAnsi="Yu Mincho"/>
-          <w:b/>
-          <w:bCs/>
-          <w:color w:val="1A1A1A"/>
-          <w:sz w:val="21"/>
-          <w:szCs w:val="21"/>
-        </w:rPr>
-        <w:t xml:space="preserve">その受領の権限を当社に授与</w:t>
-      </w:r>
-      <w:r>
-        <w:rPr>
-          <w:rFonts w:ascii="Yu Mincho" w:eastAsia="Yu Mincho" w:hAnsi="Yu Mincho"/>
-          <w:color w:val="1A1A1A"/>
-          <w:sz w:val="21"/>
-          <w:szCs w:val="21"/>
-        </w:rPr>
-        <w:t xml:space="preserve">します。ゲストが予約の成立時に所定のコインを消費した時点で、当該予約に係る</w:t>
-      </w:r>
-      <w:r>
-        <w:rPr>
-          <w:rFonts w:ascii="Yu Mincho" w:eastAsia="Yu Mincho" w:hAnsi="Yu Mincho"/>
-          <w:b/>
-          <w:bCs/>
-          <w:color w:val="1A1A1A"/>
-          <w:sz w:val="21"/>
-          <w:szCs w:val="21"/>
-        </w:rPr>
-        <w:t xml:space="preserve">ゲストのピタメイトに対する支払債務は消滅</w:t>
-      </w:r>
-      <w:r>
-        <w:rPr>
-          <w:rFonts w:ascii="Yu Mincho" w:eastAsia="Yu Mincho" w:hAnsi="Yu Mincho"/>
-          <w:color w:val="1A1A1A"/>
-          <w:sz w:val="21"/>
-          <w:szCs w:val="21"/>
-        </w:rPr>
-        <w:t xml:space="preserve">し、以後の対価の取扱い（報酬コインとしての確定・換金）は本規約の定めによります。</w:t>
-      </w:r>
-    </w:p>
-    <w:p>
-      <w:pPr>
-        <w:spacing w:after="60" w:before="60" w:line="300"/>
-        <w:ind w:left="396" w:hanging="396"/>
-      </w:pPr>
-      <w:r>
-        <w:rPr>
-          <w:rFonts w:ascii="Yu Mincho" w:eastAsia="Yu Mincho" w:hAnsi="Yu Mincho"/>
-          <w:color w:val="1A1A1A"/>
-          <w:sz w:val="21"/>
-          <w:szCs w:val="21"/>
-        </w:rPr>
-        <w:t xml:space="preserve">5. ピタメイトは、本サービスから得た報酬に係る税務上の申告・納税を、自己の責任と費用で行うものとします。</w:t>
-      </w:r>
-    </w:p>
-    <w:p>
-      <w:pPr>
-        <w:spacing w:after="60" w:before="60" w:line="300"/>
-        <w:ind w:left="396" w:hanging="396"/>
-      </w:pPr>
-      <w:r>
-        <w:rPr>
-          <w:rFonts w:ascii="Yu Mincho" w:eastAsia="Yu Mincho" w:hAnsi="Yu Mincho"/>
-          <w:color w:val="1A1A1A"/>
-          <w:sz w:val="21"/>
-          <w:szCs w:val="21"/>
-        </w:rPr>
-        <w:t xml:space="preserve">6. </w:t>
-      </w:r>
-      <w:r>
-        <w:rPr>
-          <w:rFonts w:ascii="Yu Mincho" w:eastAsia="Yu Mincho" w:hAnsi="Yu Mincho"/>
-          <w:b/>
-          <w:bCs/>
-          <w:color w:val="1A1A1A"/>
-          <w:sz w:val="21"/>
-          <w:szCs w:val="21"/>
-        </w:rPr>
-        <w:t xml:space="preserve">ピタメイトは、当社の従業員ではなく、当社との間に雇用関係、指揮命令関係その他これに類する関係はありません。ピタメイトは、募集する時間帯、対価の額（当社が定める範囲内において）、および個々の予約に応ずるか否かを、自らの判断で決定します。当社は、ピタメイトに対し、稼働の時間、頻度もしくは量を指示し、または義務づけることはありません。</w:t>
-      </w:r>
-    </w:p>
-    <w:p>
-      <w:pPr>
-        <w:spacing w:after="60" w:before="60" w:line="300"/>
-        <w:ind w:left="396" w:hanging="396"/>
-      </w:pPr>
-      <w:r>
-        <w:rPr>
-          <w:rFonts w:ascii="Yu Mincho" w:eastAsia="Yu Mincho" w:hAnsi="Yu Mincho"/>
-          <w:color w:val="1A1A1A"/>
-          <w:sz w:val="21"/>
-          <w:szCs w:val="21"/>
-        </w:rPr>
-        <w:t xml:space="preserve">7. ピタメイトは、</w:t>
-      </w:r>
-      <w:r>
-        <w:rPr>
-          <w:rFonts w:ascii="Yu Mincho" w:eastAsia="Yu Mincho" w:hAnsi="Yu Mincho"/>
-          <w:b/>
-          <w:bCs/>
-          <w:color w:val="1A1A1A"/>
-          <w:sz w:val="21"/>
-          <w:szCs w:val="21"/>
-        </w:rPr>
-        <w:t xml:space="preserve">法令に基づく開示の請求</w:t>
-      </w:r>
-      <w:r>
-        <w:rPr>
-          <w:rFonts w:ascii="Yu Mincho" w:eastAsia="Yu Mincho" w:hAnsi="Yu Mincho"/>
-          <w:color w:val="1A1A1A"/>
-          <w:sz w:val="21"/>
-          <w:szCs w:val="21"/>
-        </w:rPr>
-        <w:t xml:space="preserve">（取引デジタルプラットフォームを利用する消費者の利益の保護に関する法律第5条に基づく請求を含みます）を受けた場合、当社が、当該法令の定めるところに従い、</w:t>
-      </w:r>
-      <w:r>
-        <w:rPr>
-          <w:rFonts w:ascii="Yu Mincho" w:eastAsia="Yu Mincho" w:hAnsi="Yu Mincho"/>
-          <w:b/>
-          <w:bCs/>
-          <w:color w:val="1A1A1A"/>
-          <w:sz w:val="21"/>
-          <w:szCs w:val="21"/>
-        </w:rPr>
-        <w:t xml:space="preserve">当該ピタメイトの氏名、住所その他の情報を請求者に開示することがある</w:t>
-      </w:r>
-      <w:r>
-        <w:rPr>
-          <w:rFonts w:ascii="Yu Mincho" w:eastAsia="Yu Mincho" w:hAnsi="Yu Mincho"/>
-          <w:color w:val="1A1A1A"/>
-          <w:sz w:val="21"/>
-          <w:szCs w:val="21"/>
-        </w:rPr>
-        <w:t xml:space="preserve">ことに、あらかじめ同意するものとします。</w:t>
+        <w:t xml:space="preserve">第7条の3（あんしんサポート料）</w:t>
+      </w:r>
+    </w:p>
+    <w:p>
+      <w:pPr>
+        <w:spacing w:after="60" w:before="60" w:line="300"/>
+        <w:ind w:left="396" w:hanging="396"/>
+      </w:pPr>
+      <w:r>
+        <w:rPr>
+          <w:rFonts w:ascii="Yu Mincho" w:eastAsia="Yu Mincho" w:hAnsi="Yu Mincho"/>
+          <w:color w:val="1A1A1A"/>
+          <w:sz w:val="21"/>
+          <w:szCs w:val="21"/>
+        </w:rPr>
+        <w:t xml:space="preserve">1. ユーザーがコインを購入するときは、コインの価格に加えて、当社所定の率による「あんしんサポート料」をお支払いいただきます。率および金額は、購入手続の画面において、コインの価格と</w:t>
+      </w:r>
+      <w:r>
+        <w:rPr>
+          <w:rFonts w:ascii="Yu Mincho" w:eastAsia="Yu Mincho" w:hAnsi="Yu Mincho"/>
+          <w:b/>
+          <w:bCs/>
+          <w:color w:val="1A1A1A"/>
+          <w:sz w:val="21"/>
+          <w:szCs w:val="21"/>
+        </w:rPr>
+        <w:t xml:space="preserve">区分して表示</w:t>
+      </w:r>
+      <w:r>
+        <w:rPr>
+          <w:rFonts w:ascii="Yu Mincho" w:eastAsia="Yu Mincho" w:hAnsi="Yu Mincho"/>
+          <w:color w:val="1A1A1A"/>
+          <w:sz w:val="21"/>
+          <w:szCs w:val="21"/>
+        </w:rPr>
+        <w:t xml:space="preserve">します。</w:t>
+      </w:r>
+    </w:p>
+    <w:p>
+      <w:pPr>
+        <w:spacing w:after="60" w:before="60" w:line="300"/>
+        <w:ind w:left="396" w:hanging="396"/>
+      </w:pPr>
+      <w:r>
+        <w:rPr>
+          <w:rFonts w:ascii="Yu Mincho" w:eastAsia="Yu Mincho" w:hAnsi="Yu Mincho"/>
+          <w:color w:val="1A1A1A"/>
+          <w:sz w:val="21"/>
+          <w:szCs w:val="21"/>
+        </w:rPr>
+        <w:t xml:space="preserve">2. あんしんサポート料は、当社が本サービスにおいて提供する次の各号の役務の対価です。</w:t>
+      </w:r>
+      <w:r>
+        <w:rPr>
+          <w:rFonts w:ascii="Yu Mincho" w:eastAsia="Yu Mincho" w:hAnsi="Yu Mincho"/>
+          <w:b/>
+          <w:bCs/>
+          <w:color w:val="1A1A1A"/>
+          <w:sz w:val="21"/>
+          <w:szCs w:val="21"/>
+        </w:rPr>
+        <w:t xml:space="preserve">保険契約に基づく保険料ではなく、ユーザーに生じた損害を補填し、または返金を保証するものではありません。</w:t>
+      </w:r>
+    </w:p>
+    <w:p>
+      <w:pPr>
+        <w:spacing w:after="60" w:before="60" w:line="300"/>
+        <w:ind w:left="737" w:hanging="340"/>
+      </w:pPr>
+      <w:r>
+        <w:rPr>
+          <w:rFonts w:ascii="Yu Mincho" w:eastAsia="Yu Mincho" w:hAnsi="Yu Mincho"/>
+          <w:color w:val="1A1A1A"/>
+          <w:sz w:val="21"/>
+          <w:szCs w:val="21"/>
+        </w:rPr>
+        <w:t xml:space="preserve">1. 本人確認（年齢確認を含む）の実施</w:t>
+      </w:r>
+    </w:p>
+    <w:p>
+      <w:pPr>
+        <w:spacing w:after="60" w:before="60" w:line="300"/>
+        <w:ind w:left="737" w:hanging="340"/>
+      </w:pPr>
+      <w:r>
+        <w:rPr>
+          <w:rFonts w:ascii="Yu Mincho" w:eastAsia="Yu Mincho" w:hAnsi="Yu Mincho"/>
+          <w:color w:val="1A1A1A"/>
+          <w:sz w:val="21"/>
+          <w:szCs w:val="21"/>
+        </w:rPr>
+        <w:t xml:space="preserve">2. </w:t>
+      </w:r>
+      <w:r>
+        <w:rPr>
+          <w:rFonts w:ascii="Yu Mincho" w:eastAsia="Yu Mincho" w:hAnsi="Yu Mincho"/>
+          <w:b/>
+          <w:bCs/>
+          <w:color w:val="1A1A1A"/>
+          <w:sz w:val="21"/>
+          <w:szCs w:val="21"/>
+        </w:rPr>
+        <w:t xml:space="preserve">予約の承認制の運用</w:t>
+      </w:r>
+    </w:p>
+    <w:p>
+      <w:pPr>
+        <w:spacing w:after="60" w:before="60" w:line="300"/>
+        <w:ind w:left="737" w:hanging="340"/>
+      </w:pPr>
+      <w:r>
+        <w:rPr>
+          <w:rFonts w:ascii="Yu Mincho" w:eastAsia="Yu Mincho" w:hAnsi="Yu Mincho"/>
+          <w:color w:val="1A1A1A"/>
+          <w:sz w:val="21"/>
+          <w:szCs w:val="21"/>
+        </w:rPr>
+        <w:t xml:space="preserve">3. メッセージ等のみまもり（第4条）の運用</w:t>
+      </w:r>
+    </w:p>
+    <w:p>
+      <w:pPr>
+        <w:spacing w:after="60" w:before="60" w:line="300"/>
+        <w:ind w:left="737" w:hanging="340"/>
+      </w:pPr>
+      <w:r>
+        <w:rPr>
+          <w:rFonts w:ascii="Yu Mincho" w:eastAsia="Yu Mincho" w:hAnsi="Yu Mincho"/>
+          <w:color w:val="1A1A1A"/>
+          <w:sz w:val="21"/>
+          <w:szCs w:val="21"/>
+        </w:rPr>
+        <w:t xml:space="preserve">4. 通報の受付およびこれに対する対応</w:t>
+      </w:r>
+    </w:p>
+    <w:p>
+      <w:pPr>
+        <w:spacing w:after="60" w:before="60" w:line="300"/>
+        <w:ind w:left="737" w:hanging="340"/>
+      </w:pPr>
+      <w:r>
+        <w:rPr>
+          <w:rFonts w:ascii="Yu Mincho" w:eastAsia="Yu Mincho" w:hAnsi="Yu Mincho"/>
+          <w:color w:val="1A1A1A"/>
+          <w:sz w:val="21"/>
+          <w:szCs w:val="21"/>
+        </w:rPr>
+        <w:t xml:space="preserve">5. </w:t>
+      </w:r>
+      <w:r>
+        <w:rPr>
+          <w:rFonts w:ascii="Yu Mincho" w:eastAsia="Yu Mincho" w:hAnsi="Yu Mincho"/>
+          <w:b/>
+          <w:bCs/>
+          <w:color w:val="1A1A1A"/>
+          <w:sz w:val="21"/>
+          <w:szCs w:val="21"/>
+        </w:rPr>
+        <w:t xml:space="preserve">ブロック機能の提供および運用</w:t>
+      </w:r>
+    </w:p>
+    <w:p>
+      <w:pPr>
+        <w:spacing w:after="60" w:before="60" w:line="300"/>
+        <w:ind w:left="737" w:hanging="340"/>
+      </w:pPr>
+      <w:r>
+        <w:rPr>
+          <w:rFonts w:ascii="Yu Mincho" w:eastAsia="Yu Mincho" w:hAnsi="Yu Mincho"/>
+          <w:color w:val="1A1A1A"/>
+          <w:sz w:val="21"/>
+          <w:szCs w:val="21"/>
+        </w:rPr>
+        <w:t xml:space="preserve">6. ユーザー間のトラブルに関する事実の確認および当事者への連絡</w:t>
+      </w:r>
+    </w:p>
+    <w:p>
+      <w:pPr>
+        <w:spacing w:after="60" w:before="60" w:line="300"/>
+        <w:ind w:left="737" w:hanging="340"/>
+      </w:pPr>
+      <w:r>
+        <w:rPr>
+          <w:rFonts w:ascii="Yu Mincho" w:eastAsia="Yu Mincho" w:hAnsi="Yu Mincho"/>
+          <w:color w:val="1A1A1A"/>
+          <w:sz w:val="21"/>
+          <w:szCs w:val="21"/>
+        </w:rPr>
+        <w:t xml:space="preserve">7. 問い合わせ窓口の運営</w:t>
+      </w:r>
+    </w:p>
+    <w:p>
+      <w:pPr>
+        <w:spacing w:after="60" w:before="60" w:line="300"/>
+        <w:ind w:left="396" w:hanging="396"/>
+      </w:pPr>
+      <w:r>
+        <w:rPr>
+          <w:rFonts w:ascii="Yu Mincho" w:eastAsia="Yu Mincho" w:hAnsi="Yu Mincho"/>
+          <w:color w:val="1A1A1A"/>
+          <w:sz w:val="21"/>
+          <w:szCs w:val="21"/>
+        </w:rPr>
+        <w:t xml:space="preserve">3. あんしんサポート料は</w:t>
+      </w:r>
+      <w:r>
+        <w:rPr>
+          <w:rFonts w:ascii="Yu Mincho" w:eastAsia="Yu Mincho" w:hAnsi="Yu Mincho"/>
+          <w:b/>
+          <w:bCs/>
+          <w:color w:val="1A1A1A"/>
+          <w:sz w:val="21"/>
+          <w:szCs w:val="21"/>
+        </w:rPr>
+        <w:t xml:space="preserve">コインの購入代価ではありません</w:t>
+      </w:r>
+      <w:r>
+        <w:rPr>
+          <w:rFonts w:ascii="Yu Mincho" w:eastAsia="Yu Mincho" w:hAnsi="Yu Mincho"/>
+          <w:color w:val="1A1A1A"/>
+          <w:sz w:val="21"/>
+          <w:szCs w:val="21"/>
+        </w:rPr>
+        <w:t xml:space="preserve">。したがって、</w:t>
+      </w:r>
+      <w:r>
+        <w:rPr>
+          <w:rFonts w:ascii="Yu Mincho" w:eastAsia="Yu Mincho" w:hAnsi="Yu Mincho"/>
+          <w:b/>
+          <w:bCs/>
+          <w:color w:val="1A1A1A"/>
+          <w:sz w:val="21"/>
+          <w:szCs w:val="21"/>
+        </w:rPr>
+        <w:t xml:space="preserve">コインに変換されず、コインの残高にも加算されません</w:t>
+      </w:r>
+      <w:r>
+        <w:rPr>
+          <w:rFonts w:ascii="Yu Mincho" w:eastAsia="Yu Mincho" w:hAnsi="Yu Mincho"/>
+          <w:color w:val="1A1A1A"/>
+          <w:sz w:val="21"/>
+          <w:szCs w:val="21"/>
+        </w:rPr>
+        <w:t xml:space="preserve">。</w:t>
+      </w:r>
+    </w:p>
+    <w:p>
+      <w:pPr>
+        <w:spacing w:after="60" w:before="60" w:line="300"/>
+        <w:ind w:left="396" w:hanging="396"/>
+      </w:pPr>
+      <w:r>
+        <w:rPr>
+          <w:rFonts w:ascii="Yu Mincho" w:eastAsia="Yu Mincho" w:hAnsi="Yu Mincho"/>
+          <w:color w:val="1A1A1A"/>
+          <w:sz w:val="21"/>
+          <w:szCs w:val="21"/>
+        </w:rPr>
+        <w:t xml:space="preserve">4. 前項の役務は、</w:t>
+      </w:r>
+      <w:r>
+        <w:rPr>
+          <w:rFonts w:ascii="Yu Mincho" w:eastAsia="Yu Mincho" w:hAnsi="Yu Mincho"/>
+          <w:b/>
+          <w:bCs/>
+          <w:color w:val="1A1A1A"/>
+          <w:sz w:val="21"/>
+          <w:szCs w:val="21"/>
+        </w:rPr>
+        <w:t xml:space="preserve">購入手続の完了時点から継続的に提供される</w:t>
+      </w:r>
+      <w:r>
+        <w:rPr>
+          <w:rFonts w:ascii="Yu Mincho" w:eastAsia="Yu Mincho" w:hAnsi="Yu Mincho"/>
+          <w:color w:val="1A1A1A"/>
+          <w:sz w:val="21"/>
+          <w:szCs w:val="21"/>
+        </w:rPr>
+        <w:t xml:space="preserve">ため、その後にコインの返還（第9条のキャンセルによる返還を含みます）が生じた場合も、あんしんサポート料は返還しません。</w:t>
+      </w:r>
+    </w:p>
+    <w:p>
+      <w:pPr>
+        <w:spacing w:after="60" w:before="60" w:line="300"/>
+        <w:ind w:left="396" w:hanging="396"/>
+      </w:pPr>
+      <w:r>
+        <w:rPr>
+          <w:rFonts w:ascii="Yu Mincho" w:eastAsia="Yu Mincho" w:hAnsi="Yu Mincho"/>
+          <w:color w:val="1A1A1A"/>
+          <w:sz w:val="21"/>
+          <w:szCs w:val="21"/>
+        </w:rPr>
+        <w:t xml:space="preserve">5. </w:t>
+      </w:r>
+      <w:r>
+        <w:rPr>
+          <w:rFonts w:ascii="Yu Mincho" w:eastAsia="Yu Mincho" w:hAnsi="Yu Mincho"/>
+          <w:b/>
+          <w:bCs/>
+          <w:color w:val="1A1A1A"/>
+          <w:sz w:val="21"/>
+          <w:szCs w:val="21"/>
+        </w:rPr>
+        <w:t xml:space="preserve">前項にかかわらず、コインの購入自体が取り消される場合</w:t>
+      </w:r>
+      <w:r>
+        <w:rPr>
+          <w:rFonts w:ascii="Yu Mincho" w:eastAsia="Yu Mincho" w:hAnsi="Yu Mincho"/>
+          <w:color w:val="1A1A1A"/>
+          <w:sz w:val="21"/>
+          <w:szCs w:val="21"/>
+        </w:rPr>
+        <w:t xml:space="preserve">（決済手続の誤り、第三者による不正利用、未成年者の法定代理人の同意を欠く購入の取消しその他購入の効力が失われる場合をいいます）</w:t>
+      </w:r>
+      <w:r>
+        <w:rPr>
+          <w:rFonts w:ascii="Yu Mincho" w:eastAsia="Yu Mincho" w:hAnsi="Yu Mincho"/>
+          <w:b/>
+          <w:bCs/>
+          <w:color w:val="1A1A1A"/>
+          <w:sz w:val="21"/>
+          <w:szCs w:val="21"/>
+        </w:rPr>
+        <w:t xml:space="preserve">は、あんしんサポート料も返還します。当社の責めに帰すべき事由により本条の役務が提供されなかった場合も、同様とします。</w:t>
+      </w:r>
+    </w:p>
+    <w:p>
+      <w:pPr>
+        <w:spacing w:after="60" w:before="60" w:line="300"/>
+        <w:ind w:left="396" w:hanging="396"/>
+      </w:pPr>
+      <w:r>
+        <w:rPr>
+          <w:rFonts w:ascii="Yu Mincho" w:eastAsia="Yu Mincho" w:hAnsi="Yu Mincho"/>
+          <w:color w:val="1A1A1A"/>
+          <w:sz w:val="21"/>
+          <w:szCs w:val="21"/>
+        </w:rPr>
+        <w:t xml:space="preserve">6. 本条に定める料率および金額は、消費税を含んだ金額です。</w:t>
       </w:r>
     </w:p>
     <w:p>
@@ -3377,236 +3368,242 @@
           <w:sz w:val="24"/>
           <w:szCs w:val="24"/>
         </w:rPr>
-        <w:t xml:space="preserve">第8条の2（プラットフォーム利用料）</w:t>
-      </w:r>
-    </w:p>
-    <w:p>
-      <w:pPr>
-        <w:spacing w:after="60" w:before="60" w:line="300"/>
-        <w:ind w:left="396" w:hanging="396"/>
-      </w:pPr>
-      <w:r>
-        <w:rPr>
-          <w:rFonts w:ascii="Yu Mincho" w:eastAsia="Yu Mincho" w:hAnsi="Yu Mincho"/>
-          <w:color w:val="1A1A1A"/>
-          <w:sz w:val="21"/>
-          <w:szCs w:val="21"/>
-        </w:rPr>
-        <w:t xml:space="preserve">1. ピタメイトは、当社に対し、本サービスの提供（場の提供、集客、決済、安全確保等）の対価として</w:t>
-      </w:r>
-      <w:r>
-        <w:rPr>
-          <w:rFonts w:ascii="Yu Mincho" w:eastAsia="Yu Mincho" w:hAnsi="Yu Mincho"/>
-          <w:b/>
-          <w:bCs/>
-          <w:color w:val="1A1A1A"/>
-          <w:sz w:val="21"/>
-          <w:szCs w:val="21"/>
-        </w:rPr>
-        <w:t xml:space="preserve">プラットフォーム利用料</w:t>
-      </w:r>
-      <w:r>
-        <w:rPr>
-          <w:rFonts w:ascii="Yu Mincho" w:eastAsia="Yu Mincho" w:hAnsi="Yu Mincho"/>
-          <w:color w:val="1A1A1A"/>
-          <w:sz w:val="21"/>
-          <w:szCs w:val="21"/>
-        </w:rPr>
-        <w:t xml:space="preserve">（以下「利用料」といいます）を支払うものとします。</w:t>
-      </w:r>
-    </w:p>
-    <w:p>
-      <w:pPr>
-        <w:spacing w:after="60" w:before="60" w:line="300"/>
-        <w:ind w:left="396" w:hanging="396"/>
-      </w:pPr>
-      <w:r>
-        <w:rPr>
-          <w:rFonts w:ascii="Yu Mincho" w:eastAsia="Yu Mincho" w:hAnsi="Yu Mincho"/>
-          <w:color w:val="1A1A1A"/>
-          <w:sz w:val="21"/>
-          <w:szCs w:val="21"/>
-        </w:rPr>
-        <w:t xml:space="preserve">2. </w:t>
-      </w:r>
-      <w:r>
-        <w:rPr>
-          <w:rFonts w:ascii="Yu Mincho" w:eastAsia="Yu Mincho" w:hAnsi="Yu Mincho"/>
-          <w:b/>
-          <w:bCs/>
-          <w:color w:val="1A1A1A"/>
-          <w:sz w:val="21"/>
-          <w:szCs w:val="21"/>
-        </w:rPr>
-        <w:t xml:space="preserve">当社が第8条第4項の受領権限に基づき受領した対価の全額をピタメイトに引き渡す債務と、ピタメイトが当社に対して負う前項の利用料の支払債務とは、これを相殺します。</w:t>
-      </w:r>
-      <w:r>
-        <w:rPr>
-          <w:rFonts w:ascii="Yu Mincho" w:eastAsia="Yu Mincho" w:hAnsi="Yu Mincho"/>
-          <w:color w:val="1A1A1A"/>
-          <w:sz w:val="21"/>
-          <w:szCs w:val="21"/>
-        </w:rPr>
-        <w:t xml:space="preserve"> 相殺後の残額が報酬コイン（第7条6項）としてピタメイトに確定します。</w:t>
-      </w:r>
-    </w:p>
-    <w:p>
-      <w:pPr>
-        <w:spacing w:after="60" w:before="60" w:line="300"/>
-        <w:ind w:left="396" w:hanging="396"/>
-      </w:pPr>
-      <w:r>
-        <w:rPr>
-          <w:rFonts w:ascii="Yu Mincho" w:eastAsia="Yu Mincho" w:hAnsi="Yu Mincho"/>
-          <w:color w:val="1A1A1A"/>
-          <w:sz w:val="21"/>
-          <w:szCs w:val="21"/>
-        </w:rPr>
-        <w:t xml:space="preserve">3. 利用料の率は、予約（第8条）についてはその月にピタメイトが得た予約の対価の累計額に応じた段階制とし、ありがとうギフト（第7条の2）については一律の率とします。</w:t>
-      </w:r>
-      <w:r>
-        <w:rPr>
-          <w:rFonts w:ascii="Yu Mincho" w:eastAsia="Yu Mincho" w:hAnsi="Yu Mincho"/>
-          <w:b/>
-          <w:bCs/>
-          <w:color w:val="1A1A1A"/>
-          <w:sz w:val="21"/>
-          <w:szCs w:val="21"/>
-        </w:rPr>
-        <w:t xml:space="preserve">具体的な率は本サービス上に表示します。</w:t>
-      </w:r>
-    </w:p>
-    <w:p>
-      <w:pPr>
-        <w:spacing w:after="60" w:before="60" w:line="300"/>
-        <w:ind w:left="396" w:hanging="396"/>
-      </w:pPr>
-      <w:r>
-        <w:rPr>
-          <w:rFonts w:ascii="Yu Mincho" w:eastAsia="Yu Mincho" w:hAnsi="Yu Mincho"/>
-          <w:color w:val="1A1A1A"/>
-          <w:sz w:val="21"/>
-          <w:szCs w:val="21"/>
-        </w:rPr>
-        <w:t xml:space="preserve">3の2. </w:t>
-      </w:r>
-      <w:r>
-        <w:rPr>
-          <w:rFonts w:ascii="Yu Mincho" w:eastAsia="Yu Mincho" w:hAnsi="Yu Mincho"/>
-          <w:b/>
-          <w:bCs/>
-          <w:color w:val="1A1A1A"/>
-          <w:sz w:val="21"/>
-          <w:szCs w:val="21"/>
-        </w:rPr>
-        <w:t xml:space="preserve">予約に係る利用料の率は30%を、ありがとうギフトに係る利用料の率は40%を、それぞれ超えないものとします。</w:t>
-      </w:r>
-    </w:p>
-    <w:p>
-      <w:pPr>
-        <w:spacing w:after="60" w:before="60" w:line="300"/>
-        <w:ind w:left="396" w:hanging="396"/>
-      </w:pPr>
-      <w:r>
-        <w:rPr>
-          <w:rFonts w:ascii="Yu Mincho" w:eastAsia="Yu Mincho" w:hAnsi="Yu Mincho"/>
-          <w:color w:val="1A1A1A"/>
-          <w:sz w:val="21"/>
-          <w:szCs w:val="21"/>
-        </w:rPr>
-        <w:t xml:space="preserve">4. 前項の率を変更する場合、当社は</w:t>
-      </w:r>
-      <w:r>
-        <w:rPr>
-          <w:rFonts w:ascii="Yu Mincho" w:eastAsia="Yu Mincho" w:hAnsi="Yu Mincho"/>
-          <w:b/>
-          <w:bCs/>
-          <w:color w:val="1A1A1A"/>
-          <w:sz w:val="21"/>
-          <w:szCs w:val="21"/>
-        </w:rPr>
-        <w:t xml:space="preserve">変更の30日前までに、変更の内容および理由を明らかにして</w:t>
-      </w:r>
-      <w:r>
-        <w:rPr>
-          <w:rFonts w:ascii="Yu Mincho" w:eastAsia="Yu Mincho" w:hAnsi="Yu Mincho"/>
-          <w:color w:val="1A1A1A"/>
-          <w:sz w:val="21"/>
-          <w:szCs w:val="21"/>
-        </w:rPr>
-        <w:t xml:space="preserve">、本サービス上での表示その他の方法によりピタメイトに通知します。</w:t>
-      </w:r>
-      <w:r>
-        <w:rPr>
-          <w:rFonts w:ascii="Yu Mincho" w:eastAsia="Yu Mincho" w:hAnsi="Yu Mincho"/>
-          <w:b/>
-          <w:bCs/>
-          <w:color w:val="1A1A1A"/>
-          <w:sz w:val="21"/>
-          <w:szCs w:val="21"/>
-        </w:rPr>
-        <w:t xml:space="preserve">ピタメイトに不利益となる変更については、あわせて個別に通知します。</w:t>
-      </w:r>
-    </w:p>
-    <w:p>
-      <w:pPr>
-        <w:spacing w:after="60" w:before="60" w:line="300"/>
-        <w:ind w:left="396" w:hanging="396"/>
-      </w:pPr>
-      <w:r>
-        <w:rPr>
-          <w:rFonts w:ascii="Yu Mincho" w:eastAsia="Yu Mincho" w:hAnsi="Yu Mincho"/>
-          <w:color w:val="1A1A1A"/>
-          <w:sz w:val="21"/>
-          <w:szCs w:val="21"/>
-        </w:rPr>
-        <w:t xml:space="preserve">5. </w:t>
-      </w:r>
-      <w:r>
-        <w:rPr>
-          <w:rFonts w:ascii="Yu Mincho" w:eastAsia="Yu Mincho" w:hAnsi="Yu Mincho"/>
-          <w:b/>
-          <w:bCs/>
-          <w:color w:val="1A1A1A"/>
-          <w:sz w:val="21"/>
-          <w:szCs w:val="21"/>
-        </w:rPr>
-        <w:t xml:space="preserve">変更前に成立した予約およびギフトについては、変更前の率を適用します。</w:t>
-      </w:r>
-      <w:r>
-        <w:rPr>
-          <w:rFonts w:ascii="Yu Mincho" w:eastAsia="Yu Mincho" w:hAnsi="Yu Mincho"/>
-          <w:color w:val="1A1A1A"/>
-          <w:sz w:val="21"/>
-          <w:szCs w:val="21"/>
-        </w:rPr>
-        <w:t xml:space="preserve"> 変更後の率は、変更の効力が生じた後に成立した予約およびギフトについて適用します。</w:t>
-      </w:r>
-    </w:p>
-    <w:p>
-      <w:pPr>
-        <w:spacing w:after="60" w:before="60" w:line="300"/>
-        <w:ind w:left="396" w:hanging="396"/>
-      </w:pPr>
-      <w:r>
-        <w:rPr>
-          <w:rFonts w:ascii="Yu Mincho" w:eastAsia="Yu Mincho" w:hAnsi="Yu Mincho"/>
-          <w:color w:val="1A1A1A"/>
-          <w:sz w:val="21"/>
-          <w:szCs w:val="21"/>
-        </w:rPr>
-        <w:t xml:space="preserve">5の2. ピタメイトは、前2項の通知を受けた後、いつでも掲載を停止し、または退会（第6条の2）することができます。</w:t>
-      </w:r>
-      <w:r>
-        <w:rPr>
-          <w:rFonts w:ascii="Yu Mincho" w:eastAsia="Yu Mincho" w:hAnsi="Yu Mincho"/>
-          <w:b/>
-          <w:bCs/>
-          <w:color w:val="1A1A1A"/>
-          <w:sz w:val="21"/>
-          <w:szCs w:val="21"/>
-        </w:rPr>
-        <w:t xml:space="preserve">この場合においても、変更前に成立した予約およびギフトに係る報酬コインの確定および換金は、変更前の条件に従って行われます。</w:t>
+        <w:t xml:space="preserve">第8条（ピタメイト機能）</w:t>
+      </w:r>
+    </w:p>
+    <w:p>
+      <w:pPr>
+        <w:spacing w:after="60" w:before="60" w:line="300"/>
+        <w:ind w:left="396" w:hanging="396"/>
+      </w:pPr>
+      <w:r>
+        <w:rPr>
+          <w:rFonts w:ascii="Yu Mincho" w:eastAsia="Yu Mincho" w:hAnsi="Yu Mincho"/>
+          <w:color w:val="1A1A1A"/>
+          <w:sz w:val="21"/>
+          <w:szCs w:val="21"/>
+        </w:rPr>
+        <w:t xml:space="preserve">1. ユーザーは、本人確認を完了している場合に限り、任意で「ピタメイト」として登録し、一緒にゲームを遊ぶ時間を、</w:t>
+      </w:r>
+      <w:r>
+        <w:rPr>
+          <w:rFonts w:ascii="Yu Mincho" w:eastAsia="Yu Mincho" w:hAnsi="Yu Mincho"/>
+          <w:b/>
+          <w:bCs/>
+          <w:color w:val="1A1A1A"/>
+          <w:sz w:val="21"/>
+          <w:szCs w:val="21"/>
+        </w:rPr>
+        <w:t xml:space="preserve">自ら設定した</w:t>
+      </w:r>
+      <w:r>
+        <w:rPr>
+          <w:rFonts w:ascii="Yu Mincho" w:eastAsia="Yu Mincho" w:hAnsi="Yu Mincho"/>
+          <w:color w:val="1A1A1A"/>
+          <w:sz w:val="21"/>
+          <w:szCs w:val="21"/>
+        </w:rPr>
+        <w:t xml:space="preserve">時間単位のコイン数（時給レート）で提供できます。</w:t>
+      </w:r>
+      <w:r>
+        <w:rPr>
+          <w:rFonts w:ascii="Yu Mincho" w:eastAsia="Yu Mincho" w:hAnsi="Yu Mincho"/>
+          <w:b/>
+          <w:bCs/>
+          <w:color w:val="1A1A1A"/>
+          <w:sz w:val="21"/>
+          <w:szCs w:val="21"/>
+        </w:rPr>
+        <w:t xml:space="preserve">当社が定めるのは設定できる額の上限および下限のみであり、その範囲内の額はピタメイトが決定します。上限は高額化とこれに伴うトラブルの抑止を、下限は決済および運営に要する固定的な費用を下回る取引を防ぎ、著しく低い単価に伴うトラブルを抑止するための定めです。当社は、その範囲内における個々の額の決定に関与しません。</w:t>
+      </w:r>
+      <w:r>
+        <w:rPr>
+          <w:rFonts w:ascii="Yu Mincho" w:eastAsia="Yu Mincho" w:hAnsi="Yu Mincho"/>
+          <w:color w:val="1A1A1A"/>
+          <w:sz w:val="21"/>
+          <w:szCs w:val="21"/>
+        </w:rPr>
+        <w:t xml:space="preserve">ゲストは、申込みにあたり「今すぐ」または当社所定の範囲内（申込時から30分後以降、14日後まで）の</w:t>
+      </w:r>
+      <w:r>
+        <w:rPr>
+          <w:rFonts w:ascii="Yu Mincho" w:eastAsia="Yu Mincho" w:hAnsi="Yu Mincho"/>
+          <w:b/>
+          <w:bCs/>
+          <w:color w:val="1A1A1A"/>
+          <w:sz w:val="21"/>
+          <w:szCs w:val="21"/>
+        </w:rPr>
+        <w:t xml:space="preserve">開始時刻を指定</w:t>
+      </w:r>
+      <w:r>
+        <w:rPr>
+          <w:rFonts w:ascii="Yu Mincho" w:eastAsia="Yu Mincho" w:hAnsi="Yu Mincho"/>
+          <w:color w:val="1A1A1A"/>
+          <w:sz w:val="21"/>
+          <w:szCs w:val="21"/>
+        </w:rPr>
+        <w:t xml:space="preserve">できます。プレイ時間は、当社所定の単位（4時間までは30分単位、それ以降は1時間単位）で、</w:t>
+      </w:r>
+      <w:r>
+        <w:rPr>
+          <w:rFonts w:ascii="Yu Mincho" w:eastAsia="Yu Mincho" w:hAnsi="Yu Mincho"/>
+          <w:b/>
+          <w:bCs/>
+          <w:color w:val="1A1A1A"/>
+          <w:sz w:val="21"/>
+          <w:szCs w:val="21"/>
+        </w:rPr>
+        <w:t xml:space="preserve">1件あたり最長10時間</w:t>
+      </w:r>
+      <w:r>
+        <w:rPr>
+          <w:rFonts w:ascii="Yu Mincho" w:eastAsia="Yu Mincho" w:hAnsi="Yu Mincho"/>
+          <w:color w:val="1A1A1A"/>
+          <w:sz w:val="21"/>
+          <w:szCs w:val="21"/>
+        </w:rPr>
+        <w:t xml:space="preserve">まで申し込めます（さらに延ばす場合は第8条の3の延長によります）。ピタメイトは、掲載の停止および個々の予約の申込みへの諾否を自由に決定できます。予約は、ピタメイトが承諾した時点で成立します。ピタメイトが承諾しない場合または一定時間内に応答しない場合、消費されたコインはゲストに全額返還されます。</w:t>
+      </w:r>
+    </w:p>
+    <w:p>
+      <w:pPr>
+        <w:spacing w:after="60" w:before="60" w:line="300"/>
+        <w:ind w:left="396" w:hanging="396"/>
+      </w:pPr>
+      <w:r>
+        <w:rPr>
+          <w:rFonts w:ascii="Yu Mincho" w:eastAsia="Yu Mincho" w:hAnsi="Yu Mincho"/>
+          <w:color w:val="1A1A1A"/>
+          <w:sz w:val="21"/>
+          <w:szCs w:val="21"/>
+        </w:rPr>
+        <w:t xml:space="preserve">2. ピタメイトが提供するのは</w:t>
+      </w:r>
+      <w:r>
+        <w:rPr>
+          <w:rFonts w:ascii="Yu Mincho" w:eastAsia="Yu Mincho" w:hAnsi="Yu Mincho"/>
+          <w:b/>
+          <w:bCs/>
+          <w:color w:val="1A1A1A"/>
+          <w:sz w:val="21"/>
+          <w:szCs w:val="21"/>
+        </w:rPr>
+        <w:t xml:space="preserve">インターネットを通じてゲームを一緒に遊ぶ時間</w:t>
+      </w:r>
+      <w:r>
+        <w:rPr>
+          <w:rFonts w:ascii="Yu Mincho" w:eastAsia="Yu Mincho" w:hAnsi="Yu Mincho"/>
+          <w:color w:val="1A1A1A"/>
+          <w:sz w:val="21"/>
+          <w:szCs w:val="21"/>
+        </w:rPr>
+        <w:t xml:space="preserve">であり、それ以外の役務（</w:t>
+      </w:r>
+      <w:r>
+        <w:rPr>
+          <w:rFonts w:ascii="Yu Mincho" w:eastAsia="Yu Mincho" w:hAnsi="Yu Mincho"/>
+          <w:b/>
+          <w:bCs/>
+          <w:color w:val="1A1A1A"/>
+          <w:sz w:val="21"/>
+          <w:szCs w:val="21"/>
+        </w:rPr>
+        <w:t xml:space="preserve">対面での面会、飲食の提供</w:t>
+      </w:r>
+      <w:r>
+        <w:rPr>
+          <w:rFonts w:ascii="Yu Mincho" w:eastAsia="Yu Mincho" w:hAnsi="Yu Mincho"/>
+          <w:color w:val="1A1A1A"/>
+          <w:sz w:val="21"/>
+          <w:szCs w:val="21"/>
+        </w:rPr>
+        <w:t xml:space="preserve">、交際等）を提供・約束してはなりません（第5条第7号）。</w:t>
+      </w:r>
+    </w:p>
+    <w:p>
+      <w:pPr>
+        <w:spacing w:after="60" w:before="60" w:line="300"/>
+        <w:ind w:left="396" w:hanging="396"/>
+      </w:pPr>
+      <w:r>
+        <w:rPr>
+          <w:rFonts w:ascii="Yu Mincho" w:eastAsia="Yu Mincho" w:hAnsi="Yu Mincho"/>
+          <w:color w:val="1A1A1A"/>
+          <w:sz w:val="21"/>
+          <w:szCs w:val="21"/>
+        </w:rPr>
+        <w:t xml:space="preserve">3. ピタメイトとゲストの間のプレイに関する合意は、当該ユーザー間で成立します。当社はその当事者ではありません（第2条第3項）。</w:t>
+      </w:r>
+    </w:p>
+    <w:p>
+      <w:pPr>
+        <w:spacing w:after="60" w:before="60" w:line="300"/>
+        <w:ind w:left="396" w:hanging="396"/>
+      </w:pPr>
+      <w:r>
+        <w:rPr>
+          <w:rFonts w:ascii="Yu Mincho" w:eastAsia="Yu Mincho" w:hAnsi="Yu Mincho"/>
+          <w:color w:val="1A1A1A"/>
+          <w:sz w:val="21"/>
+          <w:szCs w:val="21"/>
+        </w:rPr>
+        <w:t xml:space="preserve">4. ピタメイトは、ゲストから受け取るべきプレイの対価について、</w:t>
+      </w:r>
+      <w:r>
+        <w:rPr>
+          <w:rFonts w:ascii="Yu Mincho" w:eastAsia="Yu Mincho" w:hAnsi="Yu Mincho"/>
+          <w:b/>
+          <w:bCs/>
+          <w:color w:val="1A1A1A"/>
+          <w:sz w:val="21"/>
+          <w:szCs w:val="21"/>
+        </w:rPr>
+        <w:t xml:space="preserve">その受領の権限を当社に授与</w:t>
+      </w:r>
+      <w:r>
+        <w:rPr>
+          <w:rFonts w:ascii="Yu Mincho" w:eastAsia="Yu Mincho" w:hAnsi="Yu Mincho"/>
+          <w:color w:val="1A1A1A"/>
+          <w:sz w:val="21"/>
+          <w:szCs w:val="21"/>
+        </w:rPr>
+        <w:t xml:space="preserve">します。ゲストが予約の成立時に所定のコインを消費した時点で、当該予約に係る</w:t>
+      </w:r>
+      <w:r>
+        <w:rPr>
+          <w:rFonts w:ascii="Yu Mincho" w:eastAsia="Yu Mincho" w:hAnsi="Yu Mincho"/>
+          <w:b/>
+          <w:bCs/>
+          <w:color w:val="1A1A1A"/>
+          <w:sz w:val="21"/>
+          <w:szCs w:val="21"/>
+        </w:rPr>
+        <w:t xml:space="preserve">ゲストのピタメイトに対する支払債務は消滅</w:t>
+      </w:r>
+      <w:r>
+        <w:rPr>
+          <w:rFonts w:ascii="Yu Mincho" w:eastAsia="Yu Mincho" w:hAnsi="Yu Mincho"/>
+          <w:color w:val="1A1A1A"/>
+          <w:sz w:val="21"/>
+          <w:szCs w:val="21"/>
+        </w:rPr>
+        <w:t xml:space="preserve">し、以後の対価の取扱い（報酬コインとしての確定・換金）は本規約の定めによります。</w:t>
+      </w:r>
+    </w:p>
+    <w:p>
+      <w:pPr>
+        <w:spacing w:after="60" w:before="60" w:line="300"/>
+        <w:ind w:left="396" w:hanging="396"/>
+      </w:pPr>
+      <w:r>
+        <w:rPr>
+          <w:rFonts w:ascii="Yu Mincho" w:eastAsia="Yu Mincho" w:hAnsi="Yu Mincho"/>
+          <w:color w:val="1A1A1A"/>
+          <w:sz w:val="21"/>
+          <w:szCs w:val="21"/>
+        </w:rPr>
+        <w:t xml:space="preserve">5. ピタメイトは、本サービスから得た報酬に係る税務上の申告・納税を、自己の責任と費用で行うものとします。</w:t>
       </w:r>
     </w:p>
     <w:p>
@@ -3632,121 +3629,62 @@
           <w:sz w:val="21"/>
           <w:szCs w:val="21"/>
         </w:rPr>
-        <w:t xml:space="preserve">同一のゲストからの2回目以降の予約</w:t>
-      </w:r>
-      <w:r>
-        <w:rPr>
-          <w:rFonts w:ascii="Yu Mincho" w:eastAsia="Yu Mincho" w:hAnsi="Yu Mincho"/>
-          <w:color w:val="1A1A1A"/>
-          <w:sz w:val="21"/>
-          <w:szCs w:val="21"/>
-        </w:rPr>
-        <w:t xml:space="preserve">については、第3項の率から所定のポイントを差し引きます。差し引き後の下限は本サービス上に表示します。</w:t>
-      </w:r>
-    </w:p>
-    <w:p>
-      <w:pPr>
-        <w:spacing w:after="60" w:before="60" w:line="300"/>
-        <w:ind w:left="396" w:hanging="396"/>
-      </w:pPr>
-      <w:r>
-        <w:rPr>
-          <w:rFonts w:ascii="Yu Mincho" w:eastAsia="Yu Mincho" w:hAnsi="Yu Mincho"/>
-          <w:color w:val="1A1A1A"/>
-          <w:sz w:val="21"/>
-          <w:szCs w:val="21"/>
-        </w:rPr>
-        <w:t xml:space="preserve">7. 直前のキャンセルによりピタメイトの報酬となるコイン（第9条第1項）については、役務の対価ではなく機会損失の補償であるため、</w:t>
-      </w:r>
-      <w:r>
-        <w:rPr>
-          <w:rFonts w:ascii="Yu Mincho" w:eastAsia="Yu Mincho" w:hAnsi="Yu Mincho"/>
-          <w:b/>
-          <w:bCs/>
-          <w:color w:val="1A1A1A"/>
-          <w:sz w:val="21"/>
-          <w:szCs w:val="21"/>
-        </w:rPr>
-        <w:t xml:space="preserve">利用料を控除しません</w:t>
-      </w:r>
-      <w:r>
-        <w:rPr>
-          <w:rFonts w:ascii="Yu Mincho" w:eastAsia="Yu Mincho" w:hAnsi="Yu Mincho"/>
-          <w:color w:val="1A1A1A"/>
-          <w:sz w:val="21"/>
-          <w:szCs w:val="21"/>
-        </w:rPr>
-        <w:t xml:space="preserve">（第2項の相殺の対象としません）。</w:t>
-      </w:r>
-    </w:p>
-    <w:p>
-      <w:pPr>
-        <w:spacing w:after="60" w:before="60" w:line="300"/>
-        <w:ind w:left="396" w:hanging="396"/>
-      </w:pPr>
-      <w:r>
-        <w:rPr>
-          <w:rFonts w:ascii="Yu Mincho" w:eastAsia="Yu Mincho" w:hAnsi="Yu Mincho"/>
-          <w:color w:val="1A1A1A"/>
-          <w:sz w:val="21"/>
-          <w:szCs w:val="21"/>
-        </w:rPr>
-        <w:t xml:space="preserve">7の2. 前項は、</w:t>
-      </w:r>
-      <w:r>
-        <w:rPr>
-          <w:rFonts w:ascii="Yu Mincho" w:eastAsia="Yu Mincho" w:hAnsi="Yu Mincho"/>
-          <w:b/>
-          <w:bCs/>
-          <w:color w:val="1A1A1A"/>
-          <w:sz w:val="21"/>
-          <w:szCs w:val="21"/>
-        </w:rPr>
-        <w:t xml:space="preserve">プレイが開始されないままキャンセルされた場合に限り適用します。</w:t>
-      </w:r>
-      <w:r>
-        <w:rPr>
-          <w:rFonts w:ascii="Yu Mincho" w:eastAsia="Yu Mincho" w:hAnsi="Yu Mincho"/>
-          <w:color w:val="1A1A1A"/>
-          <w:sz w:val="21"/>
-          <w:szCs w:val="21"/>
-        </w:rPr>
-        <w:t xml:space="preserve"> 双方の参加が記録された後（本サービス上でチェックインが記録された後をいいます）にキャンセルされた場合、当該コインは現に提供された役務の対価にあたるため、</w:t>
-      </w:r>
-      <w:r>
-        <w:rPr>
-          <w:rFonts w:ascii="Yu Mincho" w:eastAsia="Yu Mincho" w:hAnsi="Yu Mincho"/>
-          <w:b/>
-          <w:bCs/>
-          <w:color w:val="1A1A1A"/>
-          <w:sz w:val="21"/>
-          <w:szCs w:val="21"/>
-        </w:rPr>
-        <w:t xml:space="preserve">第3項に従って利用料を控除します。</w:t>
-      </w:r>
-      <w:r>
-        <w:rPr>
-          <w:rFonts w:ascii="Yu Mincho" w:eastAsia="Yu Mincho" w:hAnsi="Yu Mincho"/>
-          <w:color w:val="1A1A1A"/>
-          <w:sz w:val="21"/>
-          <w:szCs w:val="21"/>
-        </w:rPr>
-        <w:t xml:space="preserve"> この場合、当該キャンセルは第10条のマナー等の表示においてゲストの不利益に扱いません。</w:t>
-      </w:r>
-    </w:p>
-    <w:p>
-      <w:pPr>
-        <w:spacing w:after="60" w:before="60" w:line="300"/>
-        <w:ind w:left="396" w:hanging="396"/>
-      </w:pPr>
-      <w:r>
-        <w:rPr>
-          <w:rFonts w:ascii="Yu Mincho" w:eastAsia="Yu Mincho" w:hAnsi="Yu Mincho"/>
-          <w:color w:val="1A1A1A"/>
-          <w:sz w:val="21"/>
-          <w:szCs w:val="21"/>
-        </w:rPr>
-        <w:t xml:space="preserve">8. 本条に定める料率および金額は、消費税を含んだ金額です。</w:t>
+        <w:t xml:space="preserve">ピタメイトは、当社の従業員ではなく、当社との間に雇用関係、指揮命令関係その他これに類する関係はありません。ピタメイトは、募集する時間帯、対価の額（当社が定める範囲内において）、および個々の予約に応ずるか否かを、自らの判断で決定します。当社は、ピタメイトに対し、稼働の時間、頻度もしくは量を指示し、または義務づけることはありません。</w:t>
+      </w:r>
+    </w:p>
+    <w:p>
+      <w:pPr>
+        <w:spacing w:after="60" w:before="60" w:line="300"/>
+        <w:ind w:left="396" w:hanging="396"/>
+      </w:pPr>
+      <w:r>
+        <w:rPr>
+          <w:rFonts w:ascii="Yu Mincho" w:eastAsia="Yu Mincho" w:hAnsi="Yu Mincho"/>
+          <w:color w:val="1A1A1A"/>
+          <w:sz w:val="21"/>
+          <w:szCs w:val="21"/>
+        </w:rPr>
+        <w:t xml:space="preserve">7. ピタメイトは、</w:t>
+      </w:r>
+      <w:r>
+        <w:rPr>
+          <w:rFonts w:ascii="Yu Mincho" w:eastAsia="Yu Mincho" w:hAnsi="Yu Mincho"/>
+          <w:b/>
+          <w:bCs/>
+          <w:color w:val="1A1A1A"/>
+          <w:sz w:val="21"/>
+          <w:szCs w:val="21"/>
+        </w:rPr>
+        <w:t xml:space="preserve">法令に基づく開示の請求</w:t>
+      </w:r>
+      <w:r>
+        <w:rPr>
+          <w:rFonts w:ascii="Yu Mincho" w:eastAsia="Yu Mincho" w:hAnsi="Yu Mincho"/>
+          <w:color w:val="1A1A1A"/>
+          <w:sz w:val="21"/>
+          <w:szCs w:val="21"/>
+        </w:rPr>
+        <w:t xml:space="preserve">（取引デジタルプラットフォームを利用する消費者の利益の保護に関する法律第5条に基づく請求を含みます）を受けた場合、当社が、当該法令の定めるところに従い、</w:t>
+      </w:r>
+      <w:r>
+        <w:rPr>
+          <w:rFonts w:ascii="Yu Mincho" w:eastAsia="Yu Mincho" w:hAnsi="Yu Mincho"/>
+          <w:b/>
+          <w:bCs/>
+          <w:color w:val="1A1A1A"/>
+          <w:sz w:val="21"/>
+          <w:szCs w:val="21"/>
+        </w:rPr>
+        <w:t xml:space="preserve">当該ピタメイトの氏名、住所その他の情報を請求者に開示することがある</w:t>
+      </w:r>
+      <w:r>
+        <w:rPr>
+          <w:rFonts w:ascii="Yu Mincho" w:eastAsia="Yu Mincho" w:hAnsi="Yu Mincho"/>
+          <w:color w:val="1A1A1A"/>
+          <w:sz w:val="21"/>
+          <w:szCs w:val="21"/>
+        </w:rPr>
+        <w:t xml:space="preserve">ことに、あらかじめ同意するものとします。</w:t>
       </w:r>
     </w:p>
     <w:p>
@@ -3766,67 +3704,376 @@
           <w:sz w:val="24"/>
           <w:szCs w:val="24"/>
         </w:rPr>
-        <w:t xml:space="preserve">第8条の3（プレイ時間の延長）</w:t>
-      </w:r>
-    </w:p>
-    <w:p>
-      <w:pPr>
-        <w:spacing w:after="60" w:before="60" w:line="300"/>
-        <w:ind w:left="396" w:hanging="396"/>
-      </w:pPr>
-      <w:r>
-        <w:rPr>
-          <w:rFonts w:ascii="Yu Mincho" w:eastAsia="Yu Mincho" w:hAnsi="Yu Mincho"/>
-          <w:color w:val="1A1A1A"/>
-          <w:sz w:val="21"/>
-          <w:szCs w:val="21"/>
-        </w:rPr>
-        <w:t xml:space="preserve">1. ゲストは、プレイの進行中に限り、当社所定の単位でプレイ時間を延長できます。延長にあたっては、ピタメイトが設定した時給レートに応じたコインを追加で消費します。</w:t>
-      </w:r>
-    </w:p>
-    <w:p>
-      <w:pPr>
-        <w:spacing w:after="60" w:before="60" w:line="300"/>
-        <w:ind w:left="396" w:hanging="396"/>
-      </w:pPr>
-      <w:r>
-        <w:rPr>
-          <w:rFonts w:ascii="Yu Mincho" w:eastAsia="Yu Mincho" w:hAnsi="Yu Mincho"/>
-          <w:color w:val="1A1A1A"/>
-          <w:sz w:val="21"/>
-          <w:szCs w:val="21"/>
-        </w:rPr>
-        <w:t xml:space="preserve">2. 延長により追加されたコインは当該予約の対価に合算し、第9条第6項に従って確定します。利用料も合算後の額に対して計算します。なお、延長分には第8条の4の初回お試し割引は適用されません。</w:t>
-      </w:r>
-    </w:p>
-    <w:p>
-      <w:pPr>
-        <w:spacing w:after="60" w:before="60" w:line="300"/>
-        <w:ind w:left="396" w:hanging="396"/>
-      </w:pPr>
-      <w:r>
-        <w:rPr>
-          <w:rFonts w:ascii="Yu Mincho" w:eastAsia="Yu Mincho" w:hAnsi="Yu Mincho"/>
-          <w:color w:val="1A1A1A"/>
-          <w:sz w:val="21"/>
-          <w:szCs w:val="21"/>
-        </w:rPr>
-        <w:t xml:space="preserve">3. 延長は、ピタメイトが予約を承諾した後、当該予約が完了またはキャンセルされるまでの間に限り行えます。</w:t>
-      </w:r>
-    </w:p>
-    <w:p>
-      <w:pPr>
-        <w:spacing w:after="60" w:before="60" w:line="300"/>
-        <w:ind w:left="396" w:hanging="396"/>
-      </w:pPr>
-      <w:r>
-        <w:rPr>
-          <w:rFonts w:ascii="Yu Mincho" w:eastAsia="Yu Mincho" w:hAnsi="Yu Mincho"/>
-          <w:color w:val="1A1A1A"/>
-          <w:sz w:val="21"/>
-          <w:szCs w:val="21"/>
-        </w:rPr>
-        <w:t xml:space="preserve">4. 延長後のプレイ時間の合計は、当社が定める1回あたりの上限時間を超えることができません。また、当該時間帯に他の予約が成立している場合、延長を行うことはできません。</w:t>
+        <w:t xml:space="preserve">第8条の2（プラットフォーム利用料）</w:t>
+      </w:r>
+    </w:p>
+    <w:p>
+      <w:pPr>
+        <w:spacing w:after="60" w:before="60" w:line="300"/>
+        <w:ind w:left="396" w:hanging="396"/>
+      </w:pPr>
+      <w:r>
+        <w:rPr>
+          <w:rFonts w:ascii="Yu Mincho" w:eastAsia="Yu Mincho" w:hAnsi="Yu Mincho"/>
+          <w:color w:val="1A1A1A"/>
+          <w:sz w:val="21"/>
+          <w:szCs w:val="21"/>
+        </w:rPr>
+        <w:t xml:space="preserve">1. ピタメイトは、当社に対し、本サービスの提供（場の提供、集客、決済、安全確保等）の対価として</w:t>
+      </w:r>
+      <w:r>
+        <w:rPr>
+          <w:rFonts w:ascii="Yu Mincho" w:eastAsia="Yu Mincho" w:hAnsi="Yu Mincho"/>
+          <w:b/>
+          <w:bCs/>
+          <w:color w:val="1A1A1A"/>
+          <w:sz w:val="21"/>
+          <w:szCs w:val="21"/>
+        </w:rPr>
+        <w:t xml:space="preserve">プラットフォーム利用料</w:t>
+      </w:r>
+      <w:r>
+        <w:rPr>
+          <w:rFonts w:ascii="Yu Mincho" w:eastAsia="Yu Mincho" w:hAnsi="Yu Mincho"/>
+          <w:color w:val="1A1A1A"/>
+          <w:sz w:val="21"/>
+          <w:szCs w:val="21"/>
+        </w:rPr>
+        <w:t xml:space="preserve">（以下「利用料」といいます）を支払うものとします。</w:t>
+      </w:r>
+    </w:p>
+    <w:p>
+      <w:pPr>
+        <w:spacing w:after="60" w:before="60" w:line="300"/>
+        <w:ind w:left="396" w:hanging="396"/>
+      </w:pPr>
+      <w:r>
+        <w:rPr>
+          <w:rFonts w:ascii="Yu Mincho" w:eastAsia="Yu Mincho" w:hAnsi="Yu Mincho"/>
+          <w:color w:val="1A1A1A"/>
+          <w:sz w:val="21"/>
+          <w:szCs w:val="21"/>
+        </w:rPr>
+        <w:t xml:space="preserve">2. </w:t>
+      </w:r>
+      <w:r>
+        <w:rPr>
+          <w:rFonts w:ascii="Yu Mincho" w:eastAsia="Yu Mincho" w:hAnsi="Yu Mincho"/>
+          <w:b/>
+          <w:bCs/>
+          <w:color w:val="1A1A1A"/>
+          <w:sz w:val="21"/>
+          <w:szCs w:val="21"/>
+        </w:rPr>
+        <w:t xml:space="preserve">当社が第8条第4項の受領権限に基づき受領した対価の全額をピタメイトに引き渡す債務と、ピタメイトが当社に対して負う前項の利用料の支払債務とは、これを相殺します。</w:t>
+      </w:r>
+      <w:r>
+        <w:rPr>
+          <w:rFonts w:ascii="Yu Mincho" w:eastAsia="Yu Mincho" w:hAnsi="Yu Mincho"/>
+          <w:color w:val="1A1A1A"/>
+          <w:sz w:val="21"/>
+          <w:szCs w:val="21"/>
+        </w:rPr>
+        <w:t xml:space="preserve"> 相殺後の残額が報酬コイン（第7条6項）としてピタメイトに確定します。</w:t>
+      </w:r>
+    </w:p>
+    <w:p>
+      <w:pPr>
+        <w:spacing w:after="60" w:before="60" w:line="300"/>
+        <w:ind w:left="396" w:hanging="396"/>
+      </w:pPr>
+      <w:r>
+        <w:rPr>
+          <w:rFonts w:ascii="Yu Mincho" w:eastAsia="Yu Mincho" w:hAnsi="Yu Mincho"/>
+          <w:color w:val="1A1A1A"/>
+          <w:sz w:val="21"/>
+          <w:szCs w:val="21"/>
+        </w:rPr>
+        <w:t xml:space="preserve">3. 利用料の率は、予約（第8条）についてはその月にピタメイトが得た予約の対価の累計額に応じた段階制とし、ありがとうギフト（第7条の2）については一律の率とします。</w:t>
+      </w:r>
+      <w:r>
+        <w:rPr>
+          <w:rFonts w:ascii="Yu Mincho" w:eastAsia="Yu Mincho" w:hAnsi="Yu Mincho"/>
+          <w:b/>
+          <w:bCs/>
+          <w:color w:val="1A1A1A"/>
+          <w:sz w:val="21"/>
+          <w:szCs w:val="21"/>
+        </w:rPr>
+        <w:t xml:space="preserve">具体的な率は本サービス上に表示します。</w:t>
+      </w:r>
+    </w:p>
+    <w:p>
+      <w:pPr>
+        <w:spacing w:after="60" w:before="60" w:line="300"/>
+        <w:ind w:left="396" w:hanging="396"/>
+      </w:pPr>
+      <w:r>
+        <w:rPr>
+          <w:rFonts w:ascii="Yu Mincho" w:eastAsia="Yu Mincho" w:hAnsi="Yu Mincho"/>
+          <w:color w:val="1A1A1A"/>
+          <w:sz w:val="21"/>
+          <w:szCs w:val="21"/>
+        </w:rPr>
+        <w:t xml:space="preserve">3の2. </w:t>
+      </w:r>
+      <w:r>
+        <w:rPr>
+          <w:rFonts w:ascii="Yu Mincho" w:eastAsia="Yu Mincho" w:hAnsi="Yu Mincho"/>
+          <w:b/>
+          <w:bCs/>
+          <w:color w:val="1A1A1A"/>
+          <w:sz w:val="21"/>
+          <w:szCs w:val="21"/>
+        </w:rPr>
+        <w:t xml:space="preserve">予約に係る利用料の率は30%を、ありがとうギフトに係る利用料の率は40%を、それぞれ超えないものとします。</w:t>
+      </w:r>
+    </w:p>
+    <w:p>
+      <w:pPr>
+        <w:spacing w:after="60" w:before="60" w:line="300"/>
+        <w:ind w:left="396" w:hanging="396"/>
+      </w:pPr>
+      <w:r>
+        <w:rPr>
+          <w:rFonts w:ascii="Yu Mincho" w:eastAsia="Yu Mincho" w:hAnsi="Yu Mincho"/>
+          <w:color w:val="1A1A1A"/>
+          <w:sz w:val="21"/>
+          <w:szCs w:val="21"/>
+        </w:rPr>
+        <w:t xml:space="preserve">4. 前項の率を変更する場合、当社は</w:t>
+      </w:r>
+      <w:r>
+        <w:rPr>
+          <w:rFonts w:ascii="Yu Mincho" w:eastAsia="Yu Mincho" w:hAnsi="Yu Mincho"/>
+          <w:b/>
+          <w:bCs/>
+          <w:color w:val="1A1A1A"/>
+          <w:sz w:val="21"/>
+          <w:szCs w:val="21"/>
+        </w:rPr>
+        <w:t xml:space="preserve">変更の30日前までに、変更の内容および理由を明らかにして</w:t>
+      </w:r>
+      <w:r>
+        <w:rPr>
+          <w:rFonts w:ascii="Yu Mincho" w:eastAsia="Yu Mincho" w:hAnsi="Yu Mincho"/>
+          <w:color w:val="1A1A1A"/>
+          <w:sz w:val="21"/>
+          <w:szCs w:val="21"/>
+        </w:rPr>
+        <w:t xml:space="preserve">、本サービス上での表示その他の方法によりピタメイトに通知します。</w:t>
+      </w:r>
+      <w:r>
+        <w:rPr>
+          <w:rFonts w:ascii="Yu Mincho" w:eastAsia="Yu Mincho" w:hAnsi="Yu Mincho"/>
+          <w:b/>
+          <w:bCs/>
+          <w:color w:val="1A1A1A"/>
+          <w:sz w:val="21"/>
+          <w:szCs w:val="21"/>
+        </w:rPr>
+        <w:t xml:space="preserve">ピタメイトに不利益となる変更については、あわせて個別に通知します。</w:t>
+      </w:r>
+    </w:p>
+    <w:p>
+      <w:pPr>
+        <w:spacing w:after="60" w:before="60" w:line="300"/>
+        <w:ind w:left="396" w:hanging="396"/>
+      </w:pPr>
+      <w:r>
+        <w:rPr>
+          <w:rFonts w:ascii="Yu Mincho" w:eastAsia="Yu Mincho" w:hAnsi="Yu Mincho"/>
+          <w:color w:val="1A1A1A"/>
+          <w:sz w:val="21"/>
+          <w:szCs w:val="21"/>
+        </w:rPr>
+        <w:t xml:space="preserve">5. </w:t>
+      </w:r>
+      <w:r>
+        <w:rPr>
+          <w:rFonts w:ascii="Yu Mincho" w:eastAsia="Yu Mincho" w:hAnsi="Yu Mincho"/>
+          <w:b/>
+          <w:bCs/>
+          <w:color w:val="1A1A1A"/>
+          <w:sz w:val="21"/>
+          <w:szCs w:val="21"/>
+        </w:rPr>
+        <w:t xml:space="preserve">変更前に成立した予約およびギフトについては、変更前の率を適用します。</w:t>
+      </w:r>
+      <w:r>
+        <w:rPr>
+          <w:rFonts w:ascii="Yu Mincho" w:eastAsia="Yu Mincho" w:hAnsi="Yu Mincho"/>
+          <w:color w:val="1A1A1A"/>
+          <w:sz w:val="21"/>
+          <w:szCs w:val="21"/>
+        </w:rPr>
+        <w:t xml:space="preserve"> 変更後の率は、変更の効力が生じた後に成立した予約およびギフトについて適用します。</w:t>
+      </w:r>
+    </w:p>
+    <w:p>
+      <w:pPr>
+        <w:spacing w:after="60" w:before="60" w:line="300"/>
+        <w:ind w:left="396" w:hanging="396"/>
+      </w:pPr>
+      <w:r>
+        <w:rPr>
+          <w:rFonts w:ascii="Yu Mincho" w:eastAsia="Yu Mincho" w:hAnsi="Yu Mincho"/>
+          <w:color w:val="1A1A1A"/>
+          <w:sz w:val="21"/>
+          <w:szCs w:val="21"/>
+        </w:rPr>
+        <w:t xml:space="preserve">5の2. ピタメイトは、前2項の通知を受けた後、いつでも掲載を停止し、または退会（第6条の2）することができます。</w:t>
+      </w:r>
+      <w:r>
+        <w:rPr>
+          <w:rFonts w:ascii="Yu Mincho" w:eastAsia="Yu Mincho" w:hAnsi="Yu Mincho"/>
+          <w:b/>
+          <w:bCs/>
+          <w:color w:val="1A1A1A"/>
+          <w:sz w:val="21"/>
+          <w:szCs w:val="21"/>
+        </w:rPr>
+        <w:t xml:space="preserve">この場合においても、変更前に成立した予約およびギフトに係る報酬コインの確定および換金は、変更前の条件に従って行われます。</w:t>
+      </w:r>
+    </w:p>
+    <w:p>
+      <w:pPr>
+        <w:spacing w:after="60" w:before="60" w:line="300"/>
+        <w:ind w:left="396" w:hanging="396"/>
+      </w:pPr>
+      <w:r>
+        <w:rPr>
+          <w:rFonts w:ascii="Yu Mincho" w:eastAsia="Yu Mincho" w:hAnsi="Yu Mincho"/>
+          <w:color w:val="1A1A1A"/>
+          <w:sz w:val="21"/>
+          <w:szCs w:val="21"/>
+        </w:rPr>
+        <w:t xml:space="preserve">6. </w:t>
+      </w:r>
+      <w:r>
+        <w:rPr>
+          <w:rFonts w:ascii="Yu Mincho" w:eastAsia="Yu Mincho" w:hAnsi="Yu Mincho"/>
+          <w:b/>
+          <w:bCs/>
+          <w:color w:val="1A1A1A"/>
+          <w:sz w:val="21"/>
+          <w:szCs w:val="21"/>
+        </w:rPr>
+        <w:t xml:space="preserve">同一のゲストからの2回目以降の予約</w:t>
+      </w:r>
+      <w:r>
+        <w:rPr>
+          <w:rFonts w:ascii="Yu Mincho" w:eastAsia="Yu Mincho" w:hAnsi="Yu Mincho"/>
+          <w:color w:val="1A1A1A"/>
+          <w:sz w:val="21"/>
+          <w:szCs w:val="21"/>
+        </w:rPr>
+        <w:t xml:space="preserve">については、第3項の率から所定のポイントを差し引きます。差し引き後の下限は本サービス上に表示します。</w:t>
+      </w:r>
+    </w:p>
+    <w:p>
+      <w:pPr>
+        <w:spacing w:after="60" w:before="60" w:line="300"/>
+        <w:ind w:left="396" w:hanging="396"/>
+      </w:pPr>
+      <w:r>
+        <w:rPr>
+          <w:rFonts w:ascii="Yu Mincho" w:eastAsia="Yu Mincho" w:hAnsi="Yu Mincho"/>
+          <w:color w:val="1A1A1A"/>
+          <w:sz w:val="21"/>
+          <w:szCs w:val="21"/>
+        </w:rPr>
+        <w:t xml:space="preserve">7. 直前のキャンセルによりピタメイトの報酬となるコイン（第9条第1項）については、役務の対価ではなく機会損失の補償であるため、</w:t>
+      </w:r>
+      <w:r>
+        <w:rPr>
+          <w:rFonts w:ascii="Yu Mincho" w:eastAsia="Yu Mincho" w:hAnsi="Yu Mincho"/>
+          <w:b/>
+          <w:bCs/>
+          <w:color w:val="1A1A1A"/>
+          <w:sz w:val="21"/>
+          <w:szCs w:val="21"/>
+        </w:rPr>
+        <w:t xml:space="preserve">利用料を控除しません</w:t>
+      </w:r>
+      <w:r>
+        <w:rPr>
+          <w:rFonts w:ascii="Yu Mincho" w:eastAsia="Yu Mincho" w:hAnsi="Yu Mincho"/>
+          <w:color w:val="1A1A1A"/>
+          <w:sz w:val="21"/>
+          <w:szCs w:val="21"/>
+        </w:rPr>
+        <w:t xml:space="preserve">（第2項の相殺の対象としません）。</w:t>
+      </w:r>
+    </w:p>
+    <w:p>
+      <w:pPr>
+        <w:spacing w:after="60" w:before="60" w:line="300"/>
+        <w:ind w:left="396" w:hanging="396"/>
+      </w:pPr>
+      <w:r>
+        <w:rPr>
+          <w:rFonts w:ascii="Yu Mincho" w:eastAsia="Yu Mincho" w:hAnsi="Yu Mincho"/>
+          <w:color w:val="1A1A1A"/>
+          <w:sz w:val="21"/>
+          <w:szCs w:val="21"/>
+        </w:rPr>
+        <w:t xml:space="preserve">7の2. 前項は、</w:t>
+      </w:r>
+      <w:r>
+        <w:rPr>
+          <w:rFonts w:ascii="Yu Mincho" w:eastAsia="Yu Mincho" w:hAnsi="Yu Mincho"/>
+          <w:b/>
+          <w:bCs/>
+          <w:color w:val="1A1A1A"/>
+          <w:sz w:val="21"/>
+          <w:szCs w:val="21"/>
+        </w:rPr>
+        <w:t xml:space="preserve">プレイが開始されないままキャンセルされた場合に限り適用します。</w:t>
+      </w:r>
+      <w:r>
+        <w:rPr>
+          <w:rFonts w:ascii="Yu Mincho" w:eastAsia="Yu Mincho" w:hAnsi="Yu Mincho"/>
+          <w:color w:val="1A1A1A"/>
+          <w:sz w:val="21"/>
+          <w:szCs w:val="21"/>
+        </w:rPr>
+        <w:t xml:space="preserve"> 双方の参加が記録された後（本サービス上でチェックインが記録された後をいいます）にキャンセルされた場合、当該コインは現に提供された役務の対価にあたるため、</w:t>
+      </w:r>
+      <w:r>
+        <w:rPr>
+          <w:rFonts w:ascii="Yu Mincho" w:eastAsia="Yu Mincho" w:hAnsi="Yu Mincho"/>
+          <w:b/>
+          <w:bCs/>
+          <w:color w:val="1A1A1A"/>
+          <w:sz w:val="21"/>
+          <w:szCs w:val="21"/>
+        </w:rPr>
+        <w:t xml:space="preserve">第3項に従って利用料を控除します。</w:t>
+      </w:r>
+      <w:r>
+        <w:rPr>
+          <w:rFonts w:ascii="Yu Mincho" w:eastAsia="Yu Mincho" w:hAnsi="Yu Mincho"/>
+          <w:color w:val="1A1A1A"/>
+          <w:sz w:val="21"/>
+          <w:szCs w:val="21"/>
+        </w:rPr>
+        <w:t xml:space="preserve"> この場合、当該キャンセルは第10条のマナー等の表示においてゲストの不利益に扱いません。</w:t>
+      </w:r>
+    </w:p>
+    <w:p>
+      <w:pPr>
+        <w:spacing w:after="60" w:before="60" w:line="300"/>
+        <w:ind w:left="396" w:hanging="396"/>
+      </w:pPr>
+      <w:r>
+        <w:rPr>
+          <w:rFonts w:ascii="Yu Mincho" w:eastAsia="Yu Mincho" w:hAnsi="Yu Mincho"/>
+          <w:color w:val="1A1A1A"/>
+          <w:sz w:val="21"/>
+          <w:szCs w:val="21"/>
+        </w:rPr>
+        <w:t xml:space="preserve">8. 本条に定める料率および金額は、消費税を含んだ金額です。</w:t>
       </w:r>
     </w:p>
     <w:p>
@@ -3846,172 +4093,67 @@
           <w:sz w:val="24"/>
           <w:szCs w:val="24"/>
         </w:rPr>
-        <w:t xml:space="preserve">第8条の4（ピタメイトによる初回お試し割引）</w:t>
-      </w:r>
-    </w:p>
-    <w:p>
-      <w:pPr>
-        <w:spacing w:after="60" w:before="60" w:line="300"/>
-        <w:ind w:left="396" w:hanging="396"/>
-      </w:pPr>
-      <w:r>
-        <w:rPr>
-          <w:rFonts w:ascii="Yu Mincho" w:eastAsia="Yu Mincho" w:hAnsi="Yu Mincho"/>
-          <w:color w:val="1A1A1A"/>
-          <w:sz w:val="21"/>
-          <w:szCs w:val="21"/>
-        </w:rPr>
-        <w:t xml:space="preserve">1. ピタメイトは、自らの判断で「初回お試し割引」を設定できます。これは、</w:t>
-      </w:r>
-      <w:r>
-        <w:rPr>
-          <w:rFonts w:ascii="Yu Mincho" w:eastAsia="Yu Mincho" w:hAnsi="Yu Mincho"/>
-          <w:b/>
-          <w:bCs/>
-          <w:color w:val="1A1A1A"/>
-          <w:sz w:val="21"/>
-          <w:szCs w:val="21"/>
-        </w:rPr>
-        <w:t xml:space="preserve">当該ピタメイトと初めて予約するゲスト</w:t>
-      </w:r>
-      <w:r>
-        <w:rPr>
-          <w:rFonts w:ascii="Yu Mincho" w:eastAsia="Yu Mincho" w:hAnsi="Yu Mincho"/>
-          <w:color w:val="1A1A1A"/>
-          <w:sz w:val="21"/>
-          <w:szCs w:val="21"/>
-        </w:rPr>
-        <w:t xml:space="preserve">に限り、当該ピタメイトが設定した割引率を適用してコインの消費額を減額するものです。</w:t>
-      </w:r>
-    </w:p>
-    <w:p>
-      <w:pPr>
-        <w:spacing w:after="60" w:before="60" w:line="300"/>
-        <w:ind w:left="396" w:hanging="396"/>
-      </w:pPr>
-      <w:r>
-        <w:rPr>
-          <w:rFonts w:ascii="Yu Mincho" w:eastAsia="Yu Mincho" w:hAnsi="Yu Mincho"/>
-          <w:color w:val="1A1A1A"/>
-          <w:sz w:val="21"/>
-          <w:szCs w:val="21"/>
-        </w:rPr>
-        <w:t xml:space="preserve">2. 割引率はピタメイトが0％以上90％以下の範囲で設定します。当社は割引率の設定・変更・廃止に関与しません。</w:t>
-      </w:r>
-    </w:p>
-    <w:p>
-      <w:pPr>
-        <w:spacing w:after="60" w:before="60" w:line="300"/>
-        <w:ind w:left="396" w:hanging="396"/>
-      </w:pPr>
-      <w:r>
-        <w:rPr>
-          <w:rFonts w:ascii="Yu Mincho" w:eastAsia="Yu Mincho" w:hAnsi="Yu Mincho"/>
-          <w:color w:val="1A1A1A"/>
-          <w:sz w:val="21"/>
-          <w:szCs w:val="21"/>
-        </w:rPr>
-        <w:t xml:space="preserve">3. 割引の適用の有無および割引後の消費コイン数は、予約の申込画面において、割引前の金額とあわせて表示します。ゲストは表示された金額を確認したうえで申し込むものとします。</w:t>
-      </w:r>
-    </w:p>
-    <w:p>
-      <w:pPr>
-        <w:spacing w:after="60" w:before="60" w:line="300"/>
-        <w:ind w:left="396" w:hanging="396"/>
-      </w:pPr>
-      <w:r>
-        <w:rPr>
-          <w:rFonts w:ascii="Yu Mincho" w:eastAsia="Yu Mincho" w:hAnsi="Yu Mincho"/>
-          <w:color w:val="1A1A1A"/>
-          <w:sz w:val="21"/>
-          <w:szCs w:val="21"/>
-        </w:rPr>
-        <w:t xml:space="preserve">4. 適用される割引率は、予約の申込みが行われた時点のものに確定します。申込後にピタメイトが割引率を変更しても、当該予約には影響しません。</w:t>
-      </w:r>
-    </w:p>
-    <w:p>
-      <w:pPr>
-        <w:spacing w:after="60" w:before="60" w:line="300"/>
-        <w:ind w:left="396" w:hanging="396"/>
-      </w:pPr>
-      <w:r>
-        <w:rPr>
-          <w:rFonts w:ascii="Yu Mincho" w:eastAsia="Yu Mincho" w:hAnsi="Yu Mincho"/>
-          <w:color w:val="1A1A1A"/>
-          <w:sz w:val="21"/>
-          <w:szCs w:val="21"/>
-        </w:rPr>
-        <w:t xml:space="preserve">5. 当該ピタメイトとの2回目以降の予約には、本割引は適用されません。ただし、ピタメイトの都合により成立しなかった予約（ピタメイトによる辞退・ピタメイト都合のキャンセル・ピタメイトの無断欠席）は、「初めての予約」の判定において利用済みとして扱いません。</w:t>
-      </w:r>
-    </w:p>
-    <w:p>
-      <w:pPr>
-        <w:spacing w:after="60" w:before="60" w:line="300"/>
-        <w:ind w:left="396" w:hanging="396"/>
-      </w:pPr>
-      <w:r>
-        <w:rPr>
-          <w:rFonts w:ascii="Yu Mincho" w:eastAsia="Yu Mincho" w:hAnsi="Yu Mincho"/>
-          <w:color w:val="1A1A1A"/>
-          <w:sz w:val="21"/>
-          <w:szCs w:val="21"/>
-        </w:rPr>
-        <w:t xml:space="preserve">6. 本割引は、</w:t>
-      </w:r>
-      <w:r>
-        <w:rPr>
-          <w:rFonts w:ascii="Yu Mincho" w:eastAsia="Yu Mincho" w:hAnsi="Yu Mincho"/>
-          <w:b/>
-          <w:bCs/>
-          <w:color w:val="1A1A1A"/>
-          <w:sz w:val="21"/>
-          <w:szCs w:val="21"/>
-        </w:rPr>
-        <w:t xml:space="preserve">申込時に予約したプレイ時間に対してのみ</w:t>
-      </w:r>
-      <w:r>
-        <w:rPr>
-          <w:rFonts w:ascii="Yu Mincho" w:eastAsia="Yu Mincho" w:hAnsi="Yu Mincho"/>
-          <w:color w:val="1A1A1A"/>
-          <w:sz w:val="21"/>
-          <w:szCs w:val="21"/>
-        </w:rPr>
-        <w:t xml:space="preserve">適用します。第8条の3による延長分には適用せず、延長分は通常価格で計算します。この点は、予約の申込画面および延長の操作画面に表示します。</w:t>
-      </w:r>
-    </w:p>
-    <w:p>
-      <w:pPr>
-        <w:spacing w:after="60" w:before="60" w:line="300"/>
-        <w:ind w:left="396" w:hanging="396"/>
-      </w:pPr>
-      <w:r>
-        <w:rPr>
-          <w:rFonts w:ascii="Yu Mincho" w:eastAsia="Yu Mincho" w:hAnsi="Yu Mincho"/>
-          <w:color w:val="1A1A1A"/>
-          <w:sz w:val="21"/>
-          <w:szCs w:val="21"/>
-        </w:rPr>
-        <w:t xml:space="preserve">7. 第8条の2のプラットフォーム利用料は、</w:t>
-      </w:r>
-      <w:r>
-        <w:rPr>
-          <w:rFonts w:ascii="Yu Mincho" w:eastAsia="Yu Mincho" w:hAnsi="Yu Mincho"/>
-          <w:b/>
-          <w:bCs/>
-          <w:color w:val="1A1A1A"/>
-          <w:sz w:val="21"/>
-          <w:szCs w:val="21"/>
-        </w:rPr>
-        <w:t xml:space="preserve">割引後の額（ゲストが実際に消費したコイン数）</w:t>
-      </w:r>
-      <w:r>
-        <w:rPr>
-          <w:rFonts w:ascii="Yu Mincho" w:eastAsia="Yu Mincho" w:hAnsi="Yu Mincho"/>
-          <w:color w:val="1A1A1A"/>
-          <w:sz w:val="21"/>
-          <w:szCs w:val="21"/>
-        </w:rPr>
-        <w:t xml:space="preserve">を基準に計算します。</w:t>
+        <w:t xml:space="preserve">第8条の3（プレイ時間の延長）</w:t>
+      </w:r>
+    </w:p>
+    <w:p>
+      <w:pPr>
+        <w:spacing w:after="60" w:before="60" w:line="300"/>
+        <w:ind w:left="396" w:hanging="396"/>
+      </w:pPr>
+      <w:r>
+        <w:rPr>
+          <w:rFonts w:ascii="Yu Mincho" w:eastAsia="Yu Mincho" w:hAnsi="Yu Mincho"/>
+          <w:color w:val="1A1A1A"/>
+          <w:sz w:val="21"/>
+          <w:szCs w:val="21"/>
+        </w:rPr>
+        <w:t xml:space="preserve">1. ゲストは、プレイの進行中に限り、当社所定の単位でプレイ時間を延長できます。延長にあたっては、ピタメイトが設定した時給レートに応じたコインを追加で消費します。</w:t>
+      </w:r>
+    </w:p>
+    <w:p>
+      <w:pPr>
+        <w:spacing w:after="60" w:before="60" w:line="300"/>
+        <w:ind w:left="396" w:hanging="396"/>
+      </w:pPr>
+      <w:r>
+        <w:rPr>
+          <w:rFonts w:ascii="Yu Mincho" w:eastAsia="Yu Mincho" w:hAnsi="Yu Mincho"/>
+          <w:color w:val="1A1A1A"/>
+          <w:sz w:val="21"/>
+          <w:szCs w:val="21"/>
+        </w:rPr>
+        <w:t xml:space="preserve">2. 延長により追加されたコインは当該予約の対価に合算し、第9条第6項に従って確定します。利用料も合算後の額に対して計算します。なお、延長分には第8条の4の初回お試し割引は適用されません。</w:t>
+      </w:r>
+    </w:p>
+    <w:p>
+      <w:pPr>
+        <w:spacing w:after="60" w:before="60" w:line="300"/>
+        <w:ind w:left="396" w:hanging="396"/>
+      </w:pPr>
+      <w:r>
+        <w:rPr>
+          <w:rFonts w:ascii="Yu Mincho" w:eastAsia="Yu Mincho" w:hAnsi="Yu Mincho"/>
+          <w:color w:val="1A1A1A"/>
+          <w:sz w:val="21"/>
+          <w:szCs w:val="21"/>
+        </w:rPr>
+        <w:t xml:space="preserve">3. 延長は、ピタメイトが予約を承諾した後、当該予約が完了またはキャンセルされるまでの間に限り行えます。</w:t>
+      </w:r>
+    </w:p>
+    <w:p>
+      <w:pPr>
+        <w:spacing w:after="60" w:before="60" w:line="300"/>
+        <w:ind w:left="396" w:hanging="396"/>
+      </w:pPr>
+      <w:r>
+        <w:rPr>
+          <w:rFonts w:ascii="Yu Mincho" w:eastAsia="Yu Mincho" w:hAnsi="Yu Mincho"/>
+          <w:color w:val="1A1A1A"/>
+          <w:sz w:val="21"/>
+          <w:szCs w:val="21"/>
+        </w:rPr>
+        <w:t xml:space="preserve">4. 延長後のプレイ時間の合計は、当社が定める1回あたりの上限時間を超えることができません。また、当該時間帯に他の予約が成立している場合、延長を行うことはできません。</w:t>
       </w:r>
     </w:p>
     <w:p>
@@ -4031,127 +4173,172 @@
           <w:sz w:val="24"/>
           <w:szCs w:val="24"/>
         </w:rPr>
-        <w:t xml:space="preserve">第8条の5（料金および消費税等）</w:t>
-      </w:r>
-    </w:p>
-    <w:p>
-      <w:pPr>
-        <w:spacing w:after="60" w:before="60" w:line="300"/>
-        <w:ind w:left="396" w:hanging="396"/>
-      </w:pPr>
-      <w:r>
-        <w:rPr>
-          <w:rFonts w:ascii="Yu Mincho" w:eastAsia="Yu Mincho" w:hAnsi="Yu Mincho"/>
-          <w:color w:val="1A1A1A"/>
-          <w:sz w:val="21"/>
-          <w:szCs w:val="21"/>
-        </w:rPr>
-        <w:t xml:space="preserve">1. 本規約および本サービス上の表示において当社が定める利用料、手数料および料率は、別段の定めがない限り、</w:t>
-      </w:r>
-      <w:r>
-        <w:rPr>
-          <w:rFonts w:ascii="Yu Mincho" w:eastAsia="Yu Mincho" w:hAnsi="Yu Mincho"/>
-          <w:b/>
-          <w:bCs/>
-          <w:color w:val="1A1A1A"/>
-          <w:sz w:val="21"/>
-          <w:szCs w:val="21"/>
-        </w:rPr>
-        <w:t xml:space="preserve">消費税および地方消費税（以下「消費税等」といいます）を含んだ額または率</w:t>
-      </w:r>
-      <w:r>
-        <w:rPr>
-          <w:rFonts w:ascii="Yu Mincho" w:eastAsia="Yu Mincho" w:hAnsi="Yu Mincho"/>
-          <w:color w:val="1A1A1A"/>
-          <w:sz w:val="21"/>
-          <w:szCs w:val="21"/>
-        </w:rPr>
-        <w:t xml:space="preserve">とします。</w:t>
-      </w:r>
-    </w:p>
-    <w:p>
-      <w:pPr>
-        <w:spacing w:after="60" w:before="60" w:line="300"/>
-        <w:ind w:left="396" w:hanging="396"/>
-      </w:pPr>
-      <w:r>
-        <w:rPr>
-          <w:rFonts w:ascii="Yu Mincho" w:eastAsia="Yu Mincho" w:hAnsi="Yu Mincho"/>
-          <w:color w:val="1A1A1A"/>
-          <w:sz w:val="21"/>
-          <w:szCs w:val="21"/>
-        </w:rPr>
-        <w:t xml:space="preserve">2. コインは1コインを1円として扱います。コインで支払われる手数料の額は、消費税等を含んだ額とします。</w:t>
-      </w:r>
-    </w:p>
-    <w:p>
-      <w:pPr>
-        <w:spacing w:after="60" w:before="60" w:line="300"/>
-        <w:ind w:left="396" w:hanging="396"/>
-      </w:pPr>
-      <w:r>
-        <w:rPr>
-          <w:rFonts w:ascii="Yu Mincho" w:eastAsia="Yu Mincho" w:hAnsi="Yu Mincho"/>
-          <w:color w:val="1A1A1A"/>
-          <w:sz w:val="21"/>
-          <w:szCs w:val="21"/>
-        </w:rPr>
-        <w:t xml:space="preserve">3. 法令の改正により消費税等の税率が変更された場合、当社は、変更後の税率に対応するよう、</w:t>
-      </w:r>
-      <w:r>
-        <w:rPr>
-          <w:rFonts w:ascii="Yu Mincho" w:eastAsia="Yu Mincho" w:hAnsi="Yu Mincho"/>
-          <w:b/>
-          <w:bCs/>
-          <w:color w:val="1A1A1A"/>
-          <w:sz w:val="21"/>
-          <w:szCs w:val="21"/>
-        </w:rPr>
-        <w:t xml:space="preserve">当該税率の変動に相当する範囲内で</w:t>
-      </w:r>
-      <w:r>
-        <w:rPr>
-          <w:rFonts w:ascii="Yu Mincho" w:eastAsia="Yu Mincho" w:hAnsi="Yu Mincho"/>
-          <w:color w:val="1A1A1A"/>
-          <w:sz w:val="21"/>
-          <w:szCs w:val="21"/>
-        </w:rPr>
-        <w:t xml:space="preserve">、第15条（規約の変更）に定める手続により、前2項の利用料、手数料および料率を改定することができます。この場合、第8条の2第4項および第5項の手続を適用します。</w:t>
-      </w:r>
-    </w:p>
-    <w:p>
-      <w:pPr>
-        <w:spacing w:after="60" w:before="60" w:line="300"/>
-        <w:ind w:left="396" w:hanging="396"/>
-      </w:pPr>
-      <w:r>
-        <w:rPr>
-          <w:rFonts w:ascii="Yu Mincho" w:eastAsia="Yu Mincho" w:hAnsi="Yu Mincho"/>
-          <w:color w:val="1A1A1A"/>
-          <w:sz w:val="21"/>
-          <w:szCs w:val="21"/>
-        </w:rPr>
-        <w:t xml:space="preserve">4. </w:t>
-      </w:r>
-      <w:r>
-        <w:rPr>
-          <w:rFonts w:ascii="Yu Mincho" w:eastAsia="Yu Mincho" w:hAnsi="Yu Mincho"/>
-          <w:b/>
-          <w:bCs/>
-          <w:color w:val="1A1A1A"/>
-          <w:sz w:val="21"/>
-          <w:szCs w:val="21"/>
-        </w:rPr>
-        <w:t xml:space="preserve">当社は、本規約の施行時点において、消費税法上の適格請求書発行事業者の登録を受けていません。</w:t>
-      </w:r>
-      <w:r>
-        <w:rPr>
-          <w:rFonts w:ascii="Yu Mincho" w:eastAsia="Yu Mincho" w:hAnsi="Yu Mincho"/>
-          <w:color w:val="1A1A1A"/>
-          <w:sz w:val="21"/>
-          <w:szCs w:val="21"/>
-        </w:rPr>
-        <w:t xml:space="preserve">したがって、当社が交付する利用明細等は、適格請求書（インボイス）に該当しません。当社が将来登録を受けた場合は、本サービス上でお知らせします。</w:t>
+        <w:t xml:space="preserve">第8条の4（ピタメイトによる初回お試し割引）</w:t>
+      </w:r>
+    </w:p>
+    <w:p>
+      <w:pPr>
+        <w:spacing w:after="60" w:before="60" w:line="300"/>
+        <w:ind w:left="396" w:hanging="396"/>
+      </w:pPr>
+      <w:r>
+        <w:rPr>
+          <w:rFonts w:ascii="Yu Mincho" w:eastAsia="Yu Mincho" w:hAnsi="Yu Mincho"/>
+          <w:color w:val="1A1A1A"/>
+          <w:sz w:val="21"/>
+          <w:szCs w:val="21"/>
+        </w:rPr>
+        <w:t xml:space="preserve">1. ピタメイトは、自らの判断で「初回お試し割引」を設定できます。これは、</w:t>
+      </w:r>
+      <w:r>
+        <w:rPr>
+          <w:rFonts w:ascii="Yu Mincho" w:eastAsia="Yu Mincho" w:hAnsi="Yu Mincho"/>
+          <w:b/>
+          <w:bCs/>
+          <w:color w:val="1A1A1A"/>
+          <w:sz w:val="21"/>
+          <w:szCs w:val="21"/>
+        </w:rPr>
+        <w:t xml:space="preserve">当該ピタメイトと初めて予約するゲスト</w:t>
+      </w:r>
+      <w:r>
+        <w:rPr>
+          <w:rFonts w:ascii="Yu Mincho" w:eastAsia="Yu Mincho" w:hAnsi="Yu Mincho"/>
+          <w:color w:val="1A1A1A"/>
+          <w:sz w:val="21"/>
+          <w:szCs w:val="21"/>
+        </w:rPr>
+        <w:t xml:space="preserve">に限り、当該ピタメイトが設定した割引率を適用してコインの消費額を減額するものです。</w:t>
+      </w:r>
+    </w:p>
+    <w:p>
+      <w:pPr>
+        <w:spacing w:after="60" w:before="60" w:line="300"/>
+        <w:ind w:left="396" w:hanging="396"/>
+      </w:pPr>
+      <w:r>
+        <w:rPr>
+          <w:rFonts w:ascii="Yu Mincho" w:eastAsia="Yu Mincho" w:hAnsi="Yu Mincho"/>
+          <w:color w:val="1A1A1A"/>
+          <w:sz w:val="21"/>
+          <w:szCs w:val="21"/>
+        </w:rPr>
+        <w:t xml:space="preserve">2. 割引率はピタメイトが0％以上90％以下の範囲で設定します。当社は割引率の設定・変更・廃止に関与しません。</w:t>
+      </w:r>
+    </w:p>
+    <w:p>
+      <w:pPr>
+        <w:spacing w:after="60" w:before="60" w:line="300"/>
+        <w:ind w:left="396" w:hanging="396"/>
+      </w:pPr>
+      <w:r>
+        <w:rPr>
+          <w:rFonts w:ascii="Yu Mincho" w:eastAsia="Yu Mincho" w:hAnsi="Yu Mincho"/>
+          <w:color w:val="1A1A1A"/>
+          <w:sz w:val="21"/>
+          <w:szCs w:val="21"/>
+        </w:rPr>
+        <w:t xml:space="preserve">3. 割引の適用の有無および割引後の消費コイン数は、予約の申込画面において、割引前の金額とあわせて表示します。ゲストは表示された金額を確認したうえで申し込むものとします。</w:t>
+      </w:r>
+    </w:p>
+    <w:p>
+      <w:pPr>
+        <w:spacing w:after="60" w:before="60" w:line="300"/>
+        <w:ind w:left="396" w:hanging="396"/>
+      </w:pPr>
+      <w:r>
+        <w:rPr>
+          <w:rFonts w:ascii="Yu Mincho" w:eastAsia="Yu Mincho" w:hAnsi="Yu Mincho"/>
+          <w:color w:val="1A1A1A"/>
+          <w:sz w:val="21"/>
+          <w:szCs w:val="21"/>
+        </w:rPr>
+        <w:t xml:space="preserve">4. 適用される割引率は、予約の申込みが行われた時点のものに確定します。申込後にピタメイトが割引率を変更しても、当該予約には影響しません。</w:t>
+      </w:r>
+    </w:p>
+    <w:p>
+      <w:pPr>
+        <w:spacing w:after="60" w:before="60" w:line="300"/>
+        <w:ind w:left="396" w:hanging="396"/>
+      </w:pPr>
+      <w:r>
+        <w:rPr>
+          <w:rFonts w:ascii="Yu Mincho" w:eastAsia="Yu Mincho" w:hAnsi="Yu Mincho"/>
+          <w:color w:val="1A1A1A"/>
+          <w:sz w:val="21"/>
+          <w:szCs w:val="21"/>
+        </w:rPr>
+        <w:t xml:space="preserve">5. 当該ピタメイトとの2回目以降の予約には、本割引は適用されません。ただし、ピタメイトの都合により成立しなかった予約（ピタメイトによる辞退・ピタメイト都合のキャンセル・ピタメイトの無断欠席）は、「初めての予約」の判定において利用済みとして扱いません。</w:t>
+      </w:r>
+    </w:p>
+    <w:p>
+      <w:pPr>
+        <w:spacing w:after="60" w:before="60" w:line="300"/>
+        <w:ind w:left="396" w:hanging="396"/>
+      </w:pPr>
+      <w:r>
+        <w:rPr>
+          <w:rFonts w:ascii="Yu Mincho" w:eastAsia="Yu Mincho" w:hAnsi="Yu Mincho"/>
+          <w:color w:val="1A1A1A"/>
+          <w:sz w:val="21"/>
+          <w:szCs w:val="21"/>
+        </w:rPr>
+        <w:t xml:space="preserve">6. 本割引は、</w:t>
+      </w:r>
+      <w:r>
+        <w:rPr>
+          <w:rFonts w:ascii="Yu Mincho" w:eastAsia="Yu Mincho" w:hAnsi="Yu Mincho"/>
+          <w:b/>
+          <w:bCs/>
+          <w:color w:val="1A1A1A"/>
+          <w:sz w:val="21"/>
+          <w:szCs w:val="21"/>
+        </w:rPr>
+        <w:t xml:space="preserve">申込時に予約したプレイ時間に対してのみ</w:t>
+      </w:r>
+      <w:r>
+        <w:rPr>
+          <w:rFonts w:ascii="Yu Mincho" w:eastAsia="Yu Mincho" w:hAnsi="Yu Mincho"/>
+          <w:color w:val="1A1A1A"/>
+          <w:sz w:val="21"/>
+          <w:szCs w:val="21"/>
+        </w:rPr>
+        <w:t xml:space="preserve">適用します。第8条の3による延長分には適用せず、延長分は通常価格で計算します。この点は、予約の申込画面および延長の操作画面に表示します。</w:t>
+      </w:r>
+    </w:p>
+    <w:p>
+      <w:pPr>
+        <w:spacing w:after="60" w:before="60" w:line="300"/>
+        <w:ind w:left="396" w:hanging="396"/>
+      </w:pPr>
+      <w:r>
+        <w:rPr>
+          <w:rFonts w:ascii="Yu Mincho" w:eastAsia="Yu Mincho" w:hAnsi="Yu Mincho"/>
+          <w:color w:val="1A1A1A"/>
+          <w:sz w:val="21"/>
+          <w:szCs w:val="21"/>
+        </w:rPr>
+        <w:t xml:space="preserve">7. 第8条の2のプラットフォーム利用料は、</w:t>
+      </w:r>
+      <w:r>
+        <w:rPr>
+          <w:rFonts w:ascii="Yu Mincho" w:eastAsia="Yu Mincho" w:hAnsi="Yu Mincho"/>
+          <w:b/>
+          <w:bCs/>
+          <w:color w:val="1A1A1A"/>
+          <w:sz w:val="21"/>
+          <w:szCs w:val="21"/>
+        </w:rPr>
+        <w:t xml:space="preserve">割引後の額（ゲストが実際に消費したコイン数）</w:t>
+      </w:r>
+      <w:r>
+        <w:rPr>
+          <w:rFonts w:ascii="Yu Mincho" w:eastAsia="Yu Mincho" w:hAnsi="Yu Mincho"/>
+          <w:color w:val="1A1A1A"/>
+          <w:sz w:val="21"/>
+          <w:szCs w:val="21"/>
+        </w:rPr>
+        <w:t xml:space="preserve">を基準に計算します。</w:t>
       </w:r>
     </w:p>
     <w:p>
@@ -4171,6 +4358,146 @@
           <w:sz w:val="24"/>
           <w:szCs w:val="24"/>
         </w:rPr>
+        <w:t xml:space="preserve">第8条の5（料金および消費税等）</w:t>
+      </w:r>
+    </w:p>
+    <w:p>
+      <w:pPr>
+        <w:spacing w:after="60" w:before="60" w:line="300"/>
+        <w:ind w:left="396" w:hanging="396"/>
+      </w:pPr>
+      <w:r>
+        <w:rPr>
+          <w:rFonts w:ascii="Yu Mincho" w:eastAsia="Yu Mincho" w:hAnsi="Yu Mincho"/>
+          <w:color w:val="1A1A1A"/>
+          <w:sz w:val="21"/>
+          <w:szCs w:val="21"/>
+        </w:rPr>
+        <w:t xml:space="preserve">1. 本規約および本サービス上の表示において当社が定める利用料、手数料および料率は、別段の定めがない限り、</w:t>
+      </w:r>
+      <w:r>
+        <w:rPr>
+          <w:rFonts w:ascii="Yu Mincho" w:eastAsia="Yu Mincho" w:hAnsi="Yu Mincho"/>
+          <w:b/>
+          <w:bCs/>
+          <w:color w:val="1A1A1A"/>
+          <w:sz w:val="21"/>
+          <w:szCs w:val="21"/>
+        </w:rPr>
+        <w:t xml:space="preserve">消費税および地方消費税（以下「消費税等」といいます）を含んだ額または率</w:t>
+      </w:r>
+      <w:r>
+        <w:rPr>
+          <w:rFonts w:ascii="Yu Mincho" w:eastAsia="Yu Mincho" w:hAnsi="Yu Mincho"/>
+          <w:color w:val="1A1A1A"/>
+          <w:sz w:val="21"/>
+          <w:szCs w:val="21"/>
+        </w:rPr>
+        <w:t xml:space="preserve">とします。</w:t>
+      </w:r>
+    </w:p>
+    <w:p>
+      <w:pPr>
+        <w:spacing w:after="60" w:before="60" w:line="300"/>
+        <w:ind w:left="396" w:hanging="396"/>
+      </w:pPr>
+      <w:r>
+        <w:rPr>
+          <w:rFonts w:ascii="Yu Mincho" w:eastAsia="Yu Mincho" w:hAnsi="Yu Mincho"/>
+          <w:color w:val="1A1A1A"/>
+          <w:sz w:val="21"/>
+          <w:szCs w:val="21"/>
+        </w:rPr>
+        <w:t xml:space="preserve">2. コインは1コインを1円として扱います。コインで支払われる手数料の額は、消費税等を含んだ額とします。</w:t>
+      </w:r>
+    </w:p>
+    <w:p>
+      <w:pPr>
+        <w:spacing w:after="60" w:before="60" w:line="300"/>
+        <w:ind w:left="396" w:hanging="396"/>
+      </w:pPr>
+      <w:r>
+        <w:rPr>
+          <w:rFonts w:ascii="Yu Mincho" w:eastAsia="Yu Mincho" w:hAnsi="Yu Mincho"/>
+          <w:color w:val="1A1A1A"/>
+          <w:sz w:val="21"/>
+          <w:szCs w:val="21"/>
+        </w:rPr>
+        <w:t xml:space="preserve">3. 法令の改正により消費税等の税率が変更された場合、当社は、変更後の税率に対応するよう、</w:t>
+      </w:r>
+      <w:r>
+        <w:rPr>
+          <w:rFonts w:ascii="Yu Mincho" w:eastAsia="Yu Mincho" w:hAnsi="Yu Mincho"/>
+          <w:b/>
+          <w:bCs/>
+          <w:color w:val="1A1A1A"/>
+          <w:sz w:val="21"/>
+          <w:szCs w:val="21"/>
+        </w:rPr>
+        <w:t xml:space="preserve">当該税率の変動に相当する範囲内で</w:t>
+      </w:r>
+      <w:r>
+        <w:rPr>
+          <w:rFonts w:ascii="Yu Mincho" w:eastAsia="Yu Mincho" w:hAnsi="Yu Mincho"/>
+          <w:color w:val="1A1A1A"/>
+          <w:sz w:val="21"/>
+          <w:szCs w:val="21"/>
+        </w:rPr>
+        <w:t xml:space="preserve">、第15条（規約の変更）に定める手続により、前2項の利用料、手数料および料率を改定することができます。この場合、第8条の2第4項および第5項の手続を適用します。</w:t>
+      </w:r>
+    </w:p>
+    <w:p>
+      <w:pPr>
+        <w:spacing w:after="60" w:before="60" w:line="300"/>
+        <w:ind w:left="396" w:hanging="396"/>
+      </w:pPr>
+      <w:r>
+        <w:rPr>
+          <w:rFonts w:ascii="Yu Mincho" w:eastAsia="Yu Mincho" w:hAnsi="Yu Mincho"/>
+          <w:color w:val="1A1A1A"/>
+          <w:sz w:val="21"/>
+          <w:szCs w:val="21"/>
+        </w:rPr>
+        <w:t xml:space="preserve">4. </w:t>
+      </w:r>
+      <w:r>
+        <w:rPr>
+          <w:rFonts w:ascii="Yu Mincho" w:eastAsia="Yu Mincho" w:hAnsi="Yu Mincho"/>
+          <w:b/>
+          <w:bCs/>
+          <w:color w:val="1A1A1A"/>
+          <w:sz w:val="21"/>
+          <w:szCs w:val="21"/>
+        </w:rPr>
+        <w:t xml:space="preserve">当社は、本規約の施行時点において、消費税法上の適格請求書発行事業者の登録を受けていません。</w:t>
+      </w:r>
+      <w:r>
+        <w:rPr>
+          <w:rFonts w:ascii="Yu Mincho" w:eastAsia="Yu Mincho" w:hAnsi="Yu Mincho"/>
+          <w:color w:val="1A1A1A"/>
+          <w:sz w:val="21"/>
+          <w:szCs w:val="21"/>
+        </w:rPr>
+        <w:t xml:space="preserve">したがって、当社が交付する利用明細等は、適格請求書（インボイス）に該当しません。当社が将来登録を受けた場合は、本サービス上でお知らせします。</w:t>
+      </w:r>
+    </w:p>
+    <w:p>
+      <w:pPr>
+        <w:keepNext/>
+        <w:pBdr>
+          <w:bottom w:val="single" w:color="B9B2A6" w:sz="6" w:space="4"/>
+        </w:pBdr>
+        <w:spacing w:after="140" w:before="320"/>
+      </w:pPr>
+      <w:r>
+        <w:rPr>
+          <w:rFonts w:ascii="Yu Gothic" w:eastAsia="Yu Gothic" w:hAnsi="Yu Gothic"/>
+          <w:b/>
+          <w:bCs/>
+          <w:color w:val="1A1A1A"/>
+          <w:sz w:val="24"/>
+          <w:szCs w:val="24"/>
+        </w:rPr>
         <w:t xml:space="preserve">第8条の6（コインの購入の効力が失われた場合の清算）</w:t>
       </w:r>
     </w:p>
@@ -4412,7 +4739,7 @@
           <w:sz w:val="21"/>
           <w:szCs w:val="21"/>
         </w:rPr>
-        <w:t xml:space="preserve">ただし、当該ピタメイトが購入の失効に係る不正に関与していた場合は、この限りではありません。</w:t>
+        <w:t xml:space="preserve">ただし、当該ピタメイトが購入の失効に係る不正に関与していた場合は、この限りではありません。この場合において、不正への関与の事実は、当社が立証するものとします。</w:t>
       </w:r>
     </w:p>
     <w:p>
@@ -6285,7 +6612,27 @@
           <w:sz w:val="21"/>
           <w:szCs w:val="21"/>
         </w:rPr>
-        <w:t xml:space="preserve"> 当社が既に受領した対価に代えて付与したコインは、この限りではありません。</w:t>
+        <w:t xml:space="preserve"> 当社が既に受領した対価に代えて付与したコイン、および</w:t>
+      </w:r>
+      <w:r>
+        <w:rPr>
+          <w:rFonts w:ascii="Yu Mincho" w:eastAsia="Yu Mincho" w:hAnsi="Yu Mincho"/>
+          <w:b/>
+          <w:bCs/>
+          <w:color w:val="1A1A1A"/>
+          <w:sz w:val="21"/>
+          <w:szCs w:val="21"/>
+        </w:rPr>
+        <w:t xml:space="preserve">コインの購入に付随して増量その他の方法により付与したコインは、前段の無償の付与に含まれません</w:t>
+      </w:r>
+      <w:r>
+        <w:rPr>
+          <w:rFonts w:ascii="Yu Mincho" w:eastAsia="Yu Mincho" w:hAnsi="Yu Mincho"/>
+          <w:color w:val="1A1A1A"/>
+          <w:sz w:val="21"/>
+          <w:szCs w:val="21"/>
+        </w:rPr>
+        <w:t xml:space="preserve">（いずれも返金の対象に含みます）。</w:t>
       </w:r>
     </w:p>
     <w:p>
@@ -6424,6 +6771,32 @@
           <w:sz w:val="21"/>
           <w:szCs w:val="21"/>
         </w:rPr>
+        <w:t xml:space="preserve">本サービス上の手続によるものを受け付けません。ただし、終了日から1年間は、当社所定の窓口への個別の申出により、返金または換金の手続を行います。</w:t>
+      </w:r>
+    </w:p>
+    <w:p>
+      <w:pPr>
+        <w:spacing w:after="60" w:before="60" w:line="300"/>
+        <w:ind w:left="396"/>
+      </w:pPr>
+      <w:r>
+        <w:rPr>
+          <w:rFonts w:ascii="Yu Mincho" w:eastAsia="Yu Mincho" w:hAnsi="Yu Mincho"/>
+          <w:color w:val="1A1A1A"/>
+          <w:sz w:val="21"/>
+          <w:szCs w:val="21"/>
+        </w:rPr>
+        <w:t xml:space="preserve">前段の1年の期間を経過した後の申出について、当社は、</w:t>
+      </w:r>
+      <w:r>
+        <w:rPr>
+          <w:rFonts w:ascii="Yu Mincho" w:eastAsia="Yu Mincho" w:hAnsi="Yu Mincho"/>
+          <w:b/>
+          <w:bCs/>
+          <w:color w:val="1A1A1A"/>
+          <w:sz w:val="21"/>
+          <w:szCs w:val="21"/>
+        </w:rPr>
         <w:t xml:space="preserve">原則としてこれを受け付けません。ただし、次の各号のいずれかに該当する場合は、この限りではありません。</w:t>
       </w:r>
     </w:p>
@@ -6505,6 +6878,23 @@
           <w:szCs w:val="21"/>
         </w:rPr>
         <w:t xml:space="preserve">4. 当社の記録の誤りを訂正するために必要であるもの</w:t>
+      </w:r>
+    </w:p>
+    <w:p>
+      <w:pPr>
+        <w:spacing w:after="60" w:before="60" w:line="300"/>
+        <w:ind w:left="396"/>
+      </w:pPr>
+      <w:r>
+        <w:rPr>
+          <w:rFonts w:ascii="Yu Mincho" w:eastAsia="Yu Mincho" w:hAnsi="Yu Mincho"/>
+          <w:b/>
+          <w:bCs/>
+          <w:color w:val="1A1A1A"/>
+          <w:sz w:val="21"/>
+          <w:szCs w:val="21"/>
+        </w:rPr>
+        <w:t xml:space="preserve">本項は、ユーザーが当社に対して有する金銭債権を消滅させるものではありません。</w:t>
       </w:r>
     </w:p>
     <w:p>
@@ -6670,52 +7060,48 @@
           <w:sz w:val="24"/>
           <w:szCs w:val="24"/>
         </w:rPr>
-        <w:t xml:space="preserve">第15条（規約の変更）</w:t>
-      </w:r>
-    </w:p>
-    <w:p>
-      <w:pPr>
-        <w:spacing w:after="60" w:before="60" w:line="300"/>
-        <w:ind w:left="396" w:hanging="396"/>
-      </w:pPr>
-      <w:r>
-        <w:rPr>
-          <w:rFonts w:ascii="Yu Mincho" w:eastAsia="Yu Mincho" w:hAnsi="Yu Mincho"/>
-          <w:color w:val="1A1A1A"/>
-          <w:sz w:val="21"/>
-          <w:szCs w:val="21"/>
-        </w:rPr>
-        <w:t xml:space="preserve">1. 当社は、法令に定める場合に従い、本規約を変更することができます。</w:t>
-      </w:r>
-    </w:p>
-    <w:p>
-      <w:pPr>
-        <w:spacing w:after="60" w:before="60" w:line="300"/>
-        <w:ind w:left="396" w:hanging="396"/>
-      </w:pPr>
-      <w:r>
-        <w:rPr>
-          <w:rFonts w:ascii="Yu Mincho" w:eastAsia="Yu Mincho" w:hAnsi="Yu Mincho"/>
-          <w:color w:val="1A1A1A"/>
-          <w:sz w:val="21"/>
-          <w:szCs w:val="21"/>
-        </w:rPr>
-        <w:t xml:space="preserve">2. 本規約を変更する場合、当社は、変更後の規約の内容および効力発生時期を、効力発生時期の前に、本サービス上またはその他の適切な方法により周知します。</w:t>
-      </w:r>
-    </w:p>
-    <w:p>
-      <w:pPr>
-        <w:spacing w:after="60" w:before="60" w:line="300"/>
-        <w:ind w:left="396" w:hanging="396"/>
-      </w:pPr>
-      <w:r>
-        <w:rPr>
-          <w:rFonts w:ascii="Yu Mincho" w:eastAsia="Yu Mincho" w:hAnsi="Yu Mincho"/>
-          <w:color w:val="1A1A1A"/>
-          <w:sz w:val="21"/>
-          <w:szCs w:val="21"/>
-        </w:rPr>
-        <w:t xml:space="preserve">3. ユーザーに不利益となる重要な変更については、原則として効力発生日の2週間以上前に周知し、必要に応じて個別に通知します。</w:t>
+        <w:t xml:space="preserve">第14条の2（ユーザーの損害賠償）</w:t>
+      </w:r>
+    </w:p>
+    <w:p>
+      <w:pPr>
+        <w:spacing w:after="60" w:before="60" w:line="300"/>
+        <w:ind w:left="396" w:hanging="396"/>
+      </w:pPr>
+      <w:r>
+        <w:rPr>
+          <w:rFonts w:ascii="Yu Mincho" w:eastAsia="Yu Mincho" w:hAnsi="Yu Mincho"/>
+          <w:color w:val="1A1A1A"/>
+          <w:sz w:val="21"/>
+          <w:szCs w:val="21"/>
+        </w:rPr>
+        <w:t xml:space="preserve">1. ユーザーは、本規約に違反する行為または本サービスの利用に関連する自己の責めに帰すべき行為により当社に損害を与えた場合、</w:t>
+      </w:r>
+      <w:r>
+        <w:rPr>
+          <w:rFonts w:ascii="Yu Mincho" w:eastAsia="Yu Mincho" w:hAnsi="Yu Mincho"/>
+          <w:b/>
+          <w:bCs/>
+          <w:color w:val="1A1A1A"/>
+          <w:sz w:val="21"/>
+          <w:szCs w:val="21"/>
+        </w:rPr>
+        <w:t xml:space="preserve">当社に対し、その損害（合理的な範囲の弁護士費用を含みます）を賠償するものとします。</w:t>
+      </w:r>
+    </w:p>
+    <w:p>
+      <w:pPr>
+        <w:spacing w:after="60" w:before="60" w:line="300"/>
+        <w:ind w:left="396" w:hanging="396"/>
+      </w:pPr>
+      <w:r>
+        <w:rPr>
+          <w:rFonts w:ascii="Yu Mincho" w:eastAsia="Yu Mincho" w:hAnsi="Yu Mincho"/>
+          <w:color w:val="1A1A1A"/>
+          <w:sz w:val="21"/>
+          <w:szCs w:val="21"/>
+        </w:rPr>
+        <w:t xml:space="preserve">2. 前項は、当社が第6条または第6条の3に定める措置を講ずることを妨げません。</w:t>
       </w:r>
     </w:p>
     <w:p>
@@ -6735,57 +7121,52 @@
           <w:sz w:val="24"/>
           <w:szCs w:val="24"/>
         </w:rPr>
-        <w:t xml:space="preserve">第16条（準拠法・管轄）</w:t>
-      </w:r>
-    </w:p>
-    <w:p>
-      <w:pPr>
-        <w:spacing w:after="60" w:before="60" w:line="300"/>
-        <w:ind w:left="396" w:hanging="396"/>
-      </w:pPr>
-      <w:r>
-        <w:rPr>
-          <w:rFonts w:ascii="Yu Mincho" w:eastAsia="Yu Mincho" w:hAnsi="Yu Mincho"/>
-          <w:color w:val="1A1A1A"/>
-          <w:sz w:val="21"/>
-          <w:szCs w:val="21"/>
-        </w:rPr>
-        <w:t xml:space="preserve">1. 本規約の準拠法は日本法とします。</w:t>
-      </w:r>
-    </w:p>
-    <w:p>
-      <w:pPr>
-        <w:spacing w:after="60" w:before="60" w:line="300"/>
-        <w:ind w:left="396" w:hanging="396"/>
-      </w:pPr>
-      <w:r>
-        <w:rPr>
-          <w:rFonts w:ascii="Yu Mincho" w:eastAsia="Yu Mincho" w:hAnsi="Yu Mincho"/>
-          <w:color w:val="1A1A1A"/>
-          <w:sz w:val="21"/>
-          <w:szCs w:val="21"/>
-        </w:rPr>
-        <w:t xml:space="preserve">2. 本サービスに関して当社とユーザーとの間に紛争が生じた場合には、</w:t>
-      </w:r>
-      <w:r>
-        <w:rPr>
-          <w:rFonts w:ascii="Yu Mincho" w:eastAsia="Yu Mincho" w:hAnsi="Yu Mincho"/>
-          <w:b/>
-          <w:bCs/>
-          <w:color w:val="1A1A1A"/>
-          <w:sz w:val="21"/>
-          <w:szCs w:val="21"/>
-        </w:rPr>
-        <w:t xml:space="preserve">訴額に応じ、当社の所在地を管轄する簡易裁判所または地方裁判所</w:t>
-      </w:r>
-      <w:r>
-        <w:rPr>
-          <w:rFonts w:ascii="Yu Mincho" w:eastAsia="Yu Mincho" w:hAnsi="Yu Mincho"/>
-          <w:color w:val="1A1A1A"/>
-          <w:sz w:val="21"/>
-          <w:szCs w:val="21"/>
-        </w:rPr>
-        <w:t xml:space="preserve">を第一審の専属的合意管轄裁判所とします。</w:t>
+        <w:t xml:space="preserve">第15条（規約の変更）</w:t>
+      </w:r>
+    </w:p>
+    <w:p>
+      <w:pPr>
+        <w:spacing w:after="60" w:before="60" w:line="300"/>
+        <w:ind w:left="396" w:hanging="396"/>
+      </w:pPr>
+      <w:r>
+        <w:rPr>
+          <w:rFonts w:ascii="Yu Mincho" w:eastAsia="Yu Mincho" w:hAnsi="Yu Mincho"/>
+          <w:color w:val="1A1A1A"/>
+          <w:sz w:val="21"/>
+          <w:szCs w:val="21"/>
+        </w:rPr>
+        <w:t xml:space="preserve">1. 当社は、法令に定める場合に従い、本規約を変更することができます。</w:t>
+      </w:r>
+    </w:p>
+    <w:p>
+      <w:pPr>
+        <w:spacing w:after="60" w:before="60" w:line="300"/>
+        <w:ind w:left="396" w:hanging="396"/>
+      </w:pPr>
+      <w:r>
+        <w:rPr>
+          <w:rFonts w:ascii="Yu Mincho" w:eastAsia="Yu Mincho" w:hAnsi="Yu Mincho"/>
+          <w:color w:val="1A1A1A"/>
+          <w:sz w:val="21"/>
+          <w:szCs w:val="21"/>
+        </w:rPr>
+        <w:t xml:space="preserve">2. 本規約を変更する場合、当社は、変更後の規約の内容および効力発生時期を、効力発生時期の前に、本サービス上またはその他の適切な方法により周知します。</w:t>
+      </w:r>
+    </w:p>
+    <w:p>
+      <w:pPr>
+        <w:spacing w:after="60" w:before="60" w:line="300"/>
+        <w:ind w:left="396" w:hanging="396"/>
+      </w:pPr>
+      <w:r>
+        <w:rPr>
+          <w:rFonts w:ascii="Yu Mincho" w:eastAsia="Yu Mincho" w:hAnsi="Yu Mincho"/>
+          <w:color w:val="1A1A1A"/>
+          <w:sz w:val="21"/>
+          <w:szCs w:val="21"/>
+        </w:rPr>
+        <w:t xml:space="preserve">3. ユーザーに不利益となる重要な変更については、原則として効力発生日の2週間以上前に周知し、必要に応じて個別に通知します。</w:t>
       </w:r>
     </w:p>
     <w:p>
@@ -6805,72 +7186,57 @@
           <w:sz w:val="24"/>
           <w:szCs w:val="24"/>
         </w:rPr>
-        <w:t xml:space="preserve">第16条の2（通知・連絡）</w:t>
-      </w:r>
-    </w:p>
-    <w:p>
-      <w:pPr>
-        <w:spacing w:after="60" w:before="60" w:line="300"/>
-        <w:ind w:left="396" w:hanging="396"/>
-      </w:pPr>
-      <w:r>
-        <w:rPr>
-          <w:rFonts w:ascii="Yu Mincho" w:eastAsia="Yu Mincho" w:hAnsi="Yu Mincho"/>
-          <w:color w:val="1A1A1A"/>
-          <w:sz w:val="21"/>
-          <w:szCs w:val="21"/>
-        </w:rPr>
-        <w:t xml:space="preserve">1. 当社からユーザーへの通知は、本サービス上での表示、登録されたメールアドレスへの送信その他当社所定の方法により行います。</w:t>
-      </w:r>
-    </w:p>
-    <w:p>
-      <w:pPr>
-        <w:spacing w:after="60" w:before="60" w:line="300"/>
-        <w:ind w:left="396" w:hanging="396"/>
-      </w:pPr>
-      <w:r>
-        <w:rPr>
-          <w:rFonts w:ascii="Yu Mincho" w:eastAsia="Yu Mincho" w:hAnsi="Yu Mincho"/>
-          <w:color w:val="1A1A1A"/>
-          <w:sz w:val="21"/>
-          <w:szCs w:val="21"/>
-        </w:rPr>
-        <w:t xml:space="preserve">2. 前項の方法による通知は、</w:t>
-      </w:r>
-      <w:r>
-        <w:rPr>
-          <w:rFonts w:ascii="Yu Mincho" w:eastAsia="Yu Mincho" w:hAnsi="Yu Mincho"/>
-          <w:b/>
-          <w:bCs/>
-          <w:color w:val="1A1A1A"/>
-          <w:sz w:val="21"/>
-          <w:szCs w:val="21"/>
-        </w:rPr>
-        <w:t xml:space="preserve">通常到達すべき時に到達したものとみなします。</w:t>
-      </w:r>
-      <w:r>
-        <w:rPr>
-          <w:rFonts w:ascii="Yu Mincho" w:eastAsia="Yu Mincho" w:hAnsi="Yu Mincho"/>
-          <w:color w:val="1A1A1A"/>
-          <w:sz w:val="21"/>
-          <w:szCs w:val="21"/>
-        </w:rPr>
-        <w:t xml:space="preserve"> ただし、ユーザーが第3条の2第4項に従って登録情報を変更していたにもかかわらず到達しなかった場合は、この限りではありません。</w:t>
-      </w:r>
-    </w:p>
-    <w:p>
-      <w:pPr>
-        <w:spacing w:after="60" w:before="60" w:line="300"/>
-        <w:ind w:left="396" w:hanging="396"/>
-      </w:pPr>
-      <w:r>
-        <w:rPr>
-          <w:rFonts w:ascii="Yu Mincho" w:eastAsia="Yu Mincho" w:hAnsi="Yu Mincho"/>
-          <w:color w:val="1A1A1A"/>
-          <w:sz w:val="21"/>
-          <w:szCs w:val="21"/>
-        </w:rPr>
-        <w:t xml:space="preserve">3. ユーザーから当社への連絡は、本規約末尾に記載する問い合わせ窓口宛てに行うものとします。</w:t>
+        <w:t xml:space="preserve">第16条（準拠法・管轄）</w:t>
+      </w:r>
+    </w:p>
+    <w:p>
+      <w:pPr>
+        <w:spacing w:after="60" w:before="60" w:line="300"/>
+        <w:ind w:left="396" w:hanging="396"/>
+      </w:pPr>
+      <w:r>
+        <w:rPr>
+          <w:rFonts w:ascii="Yu Mincho" w:eastAsia="Yu Mincho" w:hAnsi="Yu Mincho"/>
+          <w:color w:val="1A1A1A"/>
+          <w:sz w:val="21"/>
+          <w:szCs w:val="21"/>
+        </w:rPr>
+        <w:t xml:space="preserve">1. 本規約の準拠法は日本法とします。</w:t>
+      </w:r>
+    </w:p>
+    <w:p>
+      <w:pPr>
+        <w:spacing w:after="60" w:before="60" w:line="300"/>
+        <w:ind w:left="396" w:hanging="396"/>
+      </w:pPr>
+      <w:r>
+        <w:rPr>
+          <w:rFonts w:ascii="Yu Mincho" w:eastAsia="Yu Mincho" w:hAnsi="Yu Mincho"/>
+          <w:color w:val="1A1A1A"/>
+          <w:sz w:val="21"/>
+          <w:szCs w:val="21"/>
+        </w:rPr>
+        <w:t xml:space="preserve">2. 本サービスに関して当社とユーザーとの間に紛争が生じた場合には、</w:t>
+      </w:r>
+      <w:r>
+        <w:rPr>
+          <w:rFonts w:ascii="Yu Mincho" w:eastAsia="Yu Mincho" w:hAnsi="Yu Mincho"/>
+          <w:b/>
+          <w:bCs/>
+          <w:color w:val="1A1A1A"/>
+          <w:sz w:val="21"/>
+          <w:szCs w:val="21"/>
+        </w:rPr>
+        <w:t xml:space="preserve">訴額に応じ、当社の所在地を管轄する簡易裁判所または地方裁判所</w:t>
+      </w:r>
+      <w:r>
+        <w:rPr>
+          <w:rFonts w:ascii="Yu Mincho" w:eastAsia="Yu Mincho" w:hAnsi="Yu Mincho"/>
+          <w:color w:val="1A1A1A"/>
+          <w:sz w:val="21"/>
+          <w:szCs w:val="21"/>
+        </w:rPr>
+        <w:t xml:space="preserve">を第一審の専属的合意管轄裁判所とします。</w:t>
       </w:r>
     </w:p>
     <w:p>
@@ -6890,92 +7256,92 @@
           <w:sz w:val="24"/>
           <w:szCs w:val="24"/>
         </w:rPr>
-        <w:t xml:space="preserve">第16条の3（権利義務の譲渡・事業の承継）</w:t>
-      </w:r>
-    </w:p>
-    <w:p>
-      <w:pPr>
-        <w:spacing w:after="60" w:before="60" w:line="300"/>
-        <w:ind w:left="396" w:hanging="396"/>
-      </w:pPr>
-      <w:r>
-        <w:rPr>
-          <w:rFonts w:ascii="Yu Mincho" w:eastAsia="Yu Mincho" w:hAnsi="Yu Mincho"/>
-          <w:color w:val="1A1A1A"/>
-          <w:sz w:val="21"/>
-          <w:szCs w:val="21"/>
-        </w:rPr>
-        <w:t xml:space="preserve">1. ユーザーは、本規約上の地位およびこれに基づく権利義務を、当社の書面による事前の承諾なく、第三者に譲渡し、承継させ、または担保に供することはできません。</w:t>
-      </w:r>
-    </w:p>
-    <w:p>
-      <w:pPr>
-        <w:spacing w:after="60" w:before="60" w:line="300"/>
-        <w:ind w:left="396" w:hanging="396"/>
-      </w:pPr>
-      <w:r>
-        <w:rPr>
-          <w:rFonts w:ascii="Yu Mincho" w:eastAsia="Yu Mincho" w:hAnsi="Yu Mincho"/>
-          <w:color w:val="1A1A1A"/>
-          <w:sz w:val="21"/>
-          <w:szCs w:val="21"/>
-        </w:rPr>
-        <w:t xml:space="preserve">2. 当社は、本サービスに関する事業を、</w:t>
-      </w:r>
-      <w:r>
-        <w:rPr>
-          <w:rFonts w:ascii="Yu Mincho" w:eastAsia="Yu Mincho" w:hAnsi="Yu Mincho"/>
-          <w:b/>
-          <w:bCs/>
-          <w:color w:val="1A1A1A"/>
-          <w:sz w:val="21"/>
-          <w:szCs w:val="21"/>
-        </w:rPr>
-        <w:t xml:space="preserve">事業譲渡、会社分割、合併、法人化その他の方法により第三者に承継させる場合</w:t>
-      </w:r>
-      <w:r>
-        <w:rPr>
-          <w:rFonts w:ascii="Yu Mincho" w:eastAsia="Yu Mincho" w:hAnsi="Yu Mincho"/>
-          <w:color w:val="1A1A1A"/>
-          <w:sz w:val="21"/>
-          <w:szCs w:val="21"/>
-        </w:rPr>
-        <w:t xml:space="preserve">、本規約上の地位、本規約に基づく権利義務およびユーザーの登録情報を当該承継人に承継させることができるものとし、ユーザーはこれにあらかじめ同意するものとします。</w:t>
-      </w:r>
-    </w:p>
-    <w:p>
-      <w:pPr>
-        <w:spacing w:after="60" w:before="60" w:line="300"/>
-        <w:ind w:left="396" w:hanging="396"/>
-      </w:pPr>
-      <w:r>
-        <w:rPr>
-          <w:rFonts w:ascii="Yu Mincho" w:eastAsia="Yu Mincho" w:hAnsi="Yu Mincho"/>
-          <w:color w:val="1A1A1A"/>
-          <w:sz w:val="21"/>
-          <w:szCs w:val="21"/>
-        </w:rPr>
-        <w:t xml:space="preserve">3. 前項の承継を行う場合、当社は、</w:t>
-      </w:r>
-      <w:r>
-        <w:rPr>
-          <w:rFonts w:ascii="Yu Mincho" w:eastAsia="Yu Mincho" w:hAnsi="Yu Mincho"/>
-          <w:b/>
-          <w:bCs/>
-          <w:color w:val="1A1A1A"/>
-          <w:sz w:val="21"/>
-          <w:szCs w:val="21"/>
-        </w:rPr>
-        <w:t xml:space="preserve">承継の30日前までにその旨をユーザーに通知します。</w:t>
-      </w:r>
-      <w:r>
-        <w:rPr>
-          <w:rFonts w:ascii="Yu Mincho" w:eastAsia="Yu Mincho" w:hAnsi="Yu Mincho"/>
-          <w:color w:val="1A1A1A"/>
-          <w:sz w:val="21"/>
-          <w:szCs w:val="21"/>
-        </w:rPr>
-        <w:t xml:space="preserve"> ユーザーは、当該通知を受けた後、退会（第6条の2）することができます。</w:t>
+        <w:t xml:space="preserve">第16条の2（通知・連絡）</w:t>
+      </w:r>
+    </w:p>
+    <w:p>
+      <w:pPr>
+        <w:spacing w:after="60" w:before="60" w:line="300"/>
+        <w:ind w:left="396" w:hanging="396"/>
+      </w:pPr>
+      <w:r>
+        <w:rPr>
+          <w:rFonts w:ascii="Yu Mincho" w:eastAsia="Yu Mincho" w:hAnsi="Yu Mincho"/>
+          <w:color w:val="1A1A1A"/>
+          <w:sz w:val="21"/>
+          <w:szCs w:val="21"/>
+        </w:rPr>
+        <w:t xml:space="preserve">1. 当社からユーザーへの通知は、本サービス上での表示、登録されたメールアドレスへの送信その他当社所定の方法により行います。</w:t>
+      </w:r>
+    </w:p>
+    <w:p>
+      <w:pPr>
+        <w:spacing w:after="60" w:before="60" w:line="300"/>
+        <w:ind w:left="396" w:hanging="396"/>
+      </w:pPr>
+      <w:r>
+        <w:rPr>
+          <w:rFonts w:ascii="Yu Mincho" w:eastAsia="Yu Mincho" w:hAnsi="Yu Mincho"/>
+          <w:color w:val="1A1A1A"/>
+          <w:sz w:val="21"/>
+          <w:szCs w:val="21"/>
+        </w:rPr>
+        <w:t xml:space="preserve">2. 前項の方法による通知は、</w:t>
+      </w:r>
+      <w:r>
+        <w:rPr>
+          <w:rFonts w:ascii="Yu Mincho" w:eastAsia="Yu Mincho" w:hAnsi="Yu Mincho"/>
+          <w:b/>
+          <w:bCs/>
+          <w:color w:val="1A1A1A"/>
+          <w:sz w:val="21"/>
+          <w:szCs w:val="21"/>
+        </w:rPr>
+        <w:t xml:space="preserve">通常到達すべき時に到達したものとみなします。</w:t>
+      </w:r>
+      <w:r>
+        <w:rPr>
+          <w:rFonts w:ascii="Yu Mincho" w:eastAsia="Yu Mincho" w:hAnsi="Yu Mincho"/>
+          <w:color w:val="1A1A1A"/>
+          <w:sz w:val="21"/>
+          <w:szCs w:val="21"/>
+        </w:rPr>
+        <w:t xml:space="preserve"> ただし、ユーザーが第3条の2第4項に従って登録情報を変更していたにもかかわらず到達しなかった場合、</w:t>
+      </w:r>
+      <w:r>
+        <w:rPr>
+          <w:rFonts w:ascii="Yu Mincho" w:eastAsia="Yu Mincho" w:hAnsi="Yu Mincho"/>
+          <w:b/>
+          <w:bCs/>
+          <w:color w:val="1A1A1A"/>
+          <w:sz w:val="21"/>
+          <w:szCs w:val="21"/>
+        </w:rPr>
+        <w:t xml:space="preserve">および当社の責めに帰すべき事由により到達しなかった場合</w:t>
+      </w:r>
+      <w:r>
+        <w:rPr>
+          <w:rFonts w:ascii="Yu Mincho" w:eastAsia="Yu Mincho" w:hAnsi="Yu Mincho"/>
+          <w:color w:val="1A1A1A"/>
+          <w:sz w:val="21"/>
+          <w:szCs w:val="21"/>
+        </w:rPr>
+        <w:t xml:space="preserve">は、この限りではありません。</w:t>
+      </w:r>
+    </w:p>
+    <w:p>
+      <w:pPr>
+        <w:spacing w:after="60" w:before="60" w:line="300"/>
+        <w:ind w:left="396" w:hanging="396"/>
+      </w:pPr>
+      <w:r>
+        <w:rPr>
+          <w:rFonts w:ascii="Yu Mincho" w:eastAsia="Yu Mincho" w:hAnsi="Yu Mincho"/>
+          <w:color w:val="1A1A1A"/>
+          <w:sz w:val="21"/>
+          <w:szCs w:val="21"/>
+        </w:rPr>
+        <w:t xml:space="preserve">3. ユーザーから当社への連絡は、本規約末尾に記載する問い合わせ窓口宛てに行うものとします。</w:t>
       </w:r>
     </w:p>
     <w:p>
@@ -6995,227 +7361,92 @@
           <w:sz w:val="24"/>
           <w:szCs w:val="24"/>
         </w:rPr>
-        <w:t xml:space="preserve">第16条の4（存続規定）</w:t>
-      </w:r>
-    </w:p>
-    <w:p>
-      <w:pPr>
-        <w:spacing w:after="60" w:before="60" w:line="300"/>
-      </w:pPr>
-      <w:r>
-        <w:rPr>
-          <w:rFonts w:ascii="Yu Mincho" w:eastAsia="Yu Mincho" w:hAnsi="Yu Mincho"/>
-          <w:color w:val="1A1A1A"/>
-          <w:sz w:val="21"/>
-          <w:szCs w:val="21"/>
-        </w:rPr>
-        <w:t xml:space="preserve">本規約のうち、次に掲げる規定は、ユーザーの退会後または本サービスの終了後も、</w:t>
-      </w:r>
-      <w:r>
-        <w:rPr>
-          <w:rFonts w:ascii="Yu Mincho" w:eastAsia="Yu Mincho" w:hAnsi="Yu Mincho"/>
-          <w:b/>
-          <w:bCs/>
-          <w:color w:val="1A1A1A"/>
-          <w:sz w:val="21"/>
-          <w:szCs w:val="21"/>
-        </w:rPr>
-        <w:t xml:space="preserve">その性質上必要な範囲で有効に存続します。</w:t>
-      </w:r>
-    </w:p>
-    <w:p>
-      <w:pPr>
-        <w:spacing w:after="60" w:before="60" w:line="300"/>
-        <w:ind w:left="340" w:hanging="226"/>
-      </w:pPr>
-      <w:r>
-        <w:rPr>
-          <w:rFonts w:ascii="Yu Mincho" w:eastAsia="Yu Mincho" w:hAnsi="Yu Mincho"/>
-          <w:color w:val="1A1A1A"/>
-          <w:sz w:val="21"/>
-          <w:szCs w:val="21"/>
-        </w:rPr>
-        <w:t xml:space="preserve">・第6条の2第4項および第5項（退会後の換金および記録の保持）</w:t>
-      </w:r>
-    </w:p>
-    <w:p>
-      <w:pPr>
-        <w:spacing w:after="60" w:before="60" w:line="300"/>
-        <w:ind w:left="340" w:hanging="226"/>
-      </w:pPr>
-      <w:r>
-        <w:rPr>
-          <w:rFonts w:ascii="Yu Mincho" w:eastAsia="Yu Mincho" w:hAnsi="Yu Mincho"/>
-          <w:color w:val="1A1A1A"/>
-          <w:sz w:val="21"/>
-          <w:szCs w:val="21"/>
-        </w:rPr>
-        <w:t xml:space="preserve">・第6条の3（利用停止・強制退会の場合のコインの取扱い）</w:t>
-      </w:r>
-    </w:p>
-    <w:p>
-      <w:pPr>
-        <w:spacing w:after="60" w:before="60" w:line="300"/>
-        <w:ind w:left="340" w:hanging="226"/>
-      </w:pPr>
-      <w:r>
-        <w:rPr>
-          <w:rFonts w:ascii="Yu Mincho" w:eastAsia="Yu Mincho" w:hAnsi="Yu Mincho"/>
-          <w:color w:val="1A1A1A"/>
-          <w:sz w:val="21"/>
-          <w:szCs w:val="21"/>
-        </w:rPr>
-        <w:t xml:space="preserve">・第7条第3項および第7項（払戻しの不可、報酬コインの用途）</w:t>
-      </w:r>
-    </w:p>
-    <w:p>
-      <w:pPr>
-        <w:spacing w:after="60" w:before="60" w:line="300"/>
-        <w:ind w:left="340" w:hanging="226"/>
-      </w:pPr>
-      <w:r>
-        <w:rPr>
-          <w:rFonts w:ascii="Yu Mincho" w:eastAsia="Yu Mincho" w:hAnsi="Yu Mincho"/>
-          <w:color w:val="1A1A1A"/>
-          <w:sz w:val="21"/>
-          <w:szCs w:val="21"/>
-        </w:rPr>
-        <w:t xml:space="preserve">・第7条の2第5項から第7項まで（ギフトに係る報酬コインの保留・審査・没収）</w:t>
-      </w:r>
-    </w:p>
-    <w:p>
-      <w:pPr>
-        <w:spacing w:after="60" w:before="60" w:line="300"/>
-        <w:ind w:left="340" w:hanging="226"/>
-      </w:pPr>
-      <w:r>
-        <w:rPr>
-          <w:rFonts w:ascii="Yu Mincho" w:eastAsia="Yu Mincho" w:hAnsi="Yu Mincho"/>
-          <w:color w:val="1A1A1A"/>
-          <w:sz w:val="21"/>
-          <w:szCs w:val="21"/>
-        </w:rPr>
-        <w:t xml:space="preserve">・第8条第4項（受領権限の授与および債務の消滅）</w:t>
-      </w:r>
-    </w:p>
-    <w:p>
-      <w:pPr>
-        <w:spacing w:after="60" w:before="60" w:line="300"/>
-        <w:ind w:left="340" w:hanging="226"/>
-      </w:pPr>
-      <w:r>
-        <w:rPr>
-          <w:rFonts w:ascii="Yu Mincho" w:eastAsia="Yu Mincho" w:hAnsi="Yu Mincho"/>
-          <w:color w:val="1A1A1A"/>
-          <w:sz w:val="21"/>
-          <w:szCs w:val="21"/>
-        </w:rPr>
-        <w:t xml:space="preserve">・第8条の2第5項および第5の2項（変更前に成立した予約等への旧料率の適用）</w:t>
-      </w:r>
-    </w:p>
-    <w:p>
-      <w:pPr>
-        <w:spacing w:after="60" w:before="60" w:line="300"/>
-        <w:ind w:left="340" w:hanging="226"/>
-      </w:pPr>
-      <w:r>
-        <w:rPr>
-          <w:rFonts w:ascii="Yu Mincho" w:eastAsia="Yu Mincho" w:hAnsi="Yu Mincho"/>
-          <w:color w:val="1A1A1A"/>
-          <w:sz w:val="21"/>
-          <w:szCs w:val="21"/>
-        </w:rPr>
-        <w:t xml:space="preserve">・第8条の6（コインの購入の効力が失われた場合の清算）</w:t>
-      </w:r>
-    </w:p>
-    <w:p>
-      <w:pPr>
-        <w:spacing w:after="60" w:before="60" w:line="300"/>
-        <w:ind w:left="340" w:hanging="226"/>
-      </w:pPr>
-      <w:r>
-        <w:rPr>
-          <w:rFonts w:ascii="Yu Mincho" w:eastAsia="Yu Mincho" w:hAnsi="Yu Mincho"/>
-          <w:color w:val="1A1A1A"/>
-          <w:sz w:val="21"/>
-          <w:szCs w:val="21"/>
-        </w:rPr>
-        <w:t xml:space="preserve">・第9条第4項から第5の3項まで（申出、返還および金銭による返金）</w:t>
-      </w:r>
-    </w:p>
-    <w:p>
-      <w:pPr>
-        <w:spacing w:after="60" w:before="60" w:line="300"/>
-        <w:ind w:left="340" w:hanging="226"/>
-      </w:pPr>
-      <w:r>
-        <w:rPr>
-          <w:rFonts w:ascii="Yu Mincho" w:eastAsia="Yu Mincho" w:hAnsi="Yu Mincho"/>
-          <w:color w:val="1A1A1A"/>
-          <w:sz w:val="21"/>
-          <w:szCs w:val="21"/>
-        </w:rPr>
-        <w:t xml:space="preserve">・第10条の2第4項および第5項（投稿等の利用許諾の存続範囲、権利侵害の責任）</w:t>
-      </w:r>
-    </w:p>
-    <w:p>
-      <w:pPr>
-        <w:spacing w:after="60" w:before="60" w:line="300"/>
-        <w:ind w:left="340" w:hanging="226"/>
-      </w:pPr>
-      <w:r>
-        <w:rPr>
-          <w:rFonts w:ascii="Yu Mincho" w:eastAsia="Yu Mincho" w:hAnsi="Yu Mincho"/>
-          <w:color w:val="1A1A1A"/>
-          <w:sz w:val="21"/>
-          <w:szCs w:val="21"/>
-        </w:rPr>
-        <w:t xml:space="preserve">・第12条（個人情報の取扱い）</w:t>
-      </w:r>
-    </w:p>
-    <w:p>
-      <w:pPr>
-        <w:spacing w:after="60" w:before="60" w:line="300"/>
-        <w:ind w:left="340" w:hanging="226"/>
-      </w:pPr>
-      <w:r>
-        <w:rPr>
-          <w:rFonts w:ascii="Yu Mincho" w:eastAsia="Yu Mincho" w:hAnsi="Yu Mincho"/>
-          <w:color w:val="1A1A1A"/>
-          <w:sz w:val="21"/>
-          <w:szCs w:val="21"/>
-        </w:rPr>
-        <w:t xml:space="preserve">・第13条第3項から第5項まで（終了時の返金および換金）</w:t>
-      </w:r>
-    </w:p>
-    <w:p>
-      <w:pPr>
-        <w:spacing w:after="60" w:before="60" w:line="300"/>
-        <w:ind w:left="340" w:hanging="226"/>
-      </w:pPr>
-      <w:r>
-        <w:rPr>
-          <w:rFonts w:ascii="Yu Mincho" w:eastAsia="Yu Mincho" w:hAnsi="Yu Mincho"/>
-          <w:color w:val="1A1A1A"/>
-          <w:sz w:val="21"/>
-          <w:szCs w:val="21"/>
-        </w:rPr>
-        <w:t xml:space="preserve">・第14条（免責）</w:t>
-      </w:r>
-    </w:p>
-    <w:p>
-      <w:pPr>
-        <w:spacing w:after="60" w:before="60" w:line="300"/>
-        <w:ind w:left="340" w:hanging="226"/>
-      </w:pPr>
-      <w:r>
-        <w:rPr>
-          <w:rFonts w:ascii="Yu Mincho" w:eastAsia="Yu Mincho" w:hAnsi="Yu Mincho"/>
-          <w:color w:val="1A1A1A"/>
-          <w:sz w:val="21"/>
-          <w:szCs w:val="21"/>
-        </w:rPr>
-        <w:t xml:space="preserve">・第16条から本条まで</w:t>
+        <w:t xml:space="preserve">第16条の3（権利義務の譲渡・事業の承継）</w:t>
+      </w:r>
+    </w:p>
+    <w:p>
+      <w:pPr>
+        <w:spacing w:after="60" w:before="60" w:line="300"/>
+        <w:ind w:left="396" w:hanging="396"/>
+      </w:pPr>
+      <w:r>
+        <w:rPr>
+          <w:rFonts w:ascii="Yu Mincho" w:eastAsia="Yu Mincho" w:hAnsi="Yu Mincho"/>
+          <w:color w:val="1A1A1A"/>
+          <w:sz w:val="21"/>
+          <w:szCs w:val="21"/>
+        </w:rPr>
+        <w:t xml:space="preserve">1. ユーザーは、本規約上の地位およびこれに基づく権利義務を、当社の書面による事前の承諾なく、第三者に譲渡し、承継させ、または担保に供することはできません。</w:t>
+      </w:r>
+    </w:p>
+    <w:p>
+      <w:pPr>
+        <w:spacing w:after="60" w:before="60" w:line="300"/>
+        <w:ind w:left="396" w:hanging="396"/>
+      </w:pPr>
+      <w:r>
+        <w:rPr>
+          <w:rFonts w:ascii="Yu Mincho" w:eastAsia="Yu Mincho" w:hAnsi="Yu Mincho"/>
+          <w:color w:val="1A1A1A"/>
+          <w:sz w:val="21"/>
+          <w:szCs w:val="21"/>
+        </w:rPr>
+        <w:t xml:space="preserve">2. 当社は、本サービスに関する事業を、</w:t>
+      </w:r>
+      <w:r>
+        <w:rPr>
+          <w:rFonts w:ascii="Yu Mincho" w:eastAsia="Yu Mincho" w:hAnsi="Yu Mincho"/>
+          <w:b/>
+          <w:bCs/>
+          <w:color w:val="1A1A1A"/>
+          <w:sz w:val="21"/>
+          <w:szCs w:val="21"/>
+        </w:rPr>
+        <w:t xml:space="preserve">事業譲渡、会社分割、合併、法人化その他の方法により第三者に承継させる場合</w:t>
+      </w:r>
+      <w:r>
+        <w:rPr>
+          <w:rFonts w:ascii="Yu Mincho" w:eastAsia="Yu Mincho" w:hAnsi="Yu Mincho"/>
+          <w:color w:val="1A1A1A"/>
+          <w:sz w:val="21"/>
+          <w:szCs w:val="21"/>
+        </w:rPr>
+        <w:t xml:space="preserve">、本規約上の地位、本規約に基づく権利義務およびユーザーの登録情報を当該承継人に承継させることができるものとし、ユーザーはこれにあらかじめ同意するものとします。</w:t>
+      </w:r>
+    </w:p>
+    <w:p>
+      <w:pPr>
+        <w:spacing w:after="60" w:before="60" w:line="300"/>
+        <w:ind w:left="396" w:hanging="396"/>
+      </w:pPr>
+      <w:r>
+        <w:rPr>
+          <w:rFonts w:ascii="Yu Mincho" w:eastAsia="Yu Mincho" w:hAnsi="Yu Mincho"/>
+          <w:color w:val="1A1A1A"/>
+          <w:sz w:val="21"/>
+          <w:szCs w:val="21"/>
+        </w:rPr>
+        <w:t xml:space="preserve">3. 前項の承継を行う場合、当社は、</w:t>
+      </w:r>
+      <w:r>
+        <w:rPr>
+          <w:rFonts w:ascii="Yu Mincho" w:eastAsia="Yu Mincho" w:hAnsi="Yu Mincho"/>
+          <w:b/>
+          <w:bCs/>
+          <w:color w:val="1A1A1A"/>
+          <w:sz w:val="21"/>
+          <w:szCs w:val="21"/>
+        </w:rPr>
+        <w:t xml:space="preserve">承継の30日前までにその旨をユーザーに通知します。</w:t>
+      </w:r>
+      <w:r>
+        <w:rPr>
+          <w:rFonts w:ascii="Yu Mincho" w:eastAsia="Yu Mincho" w:hAnsi="Yu Mincho"/>
+          <w:color w:val="1A1A1A"/>
+          <w:sz w:val="21"/>
+          <w:szCs w:val="21"/>
+        </w:rPr>
+        <w:t xml:space="preserve"> ユーザーは、当該通知を受けた後、退会（第6条の2）することができます。</w:t>
       </w:r>
     </w:p>
     <w:p>
@@ -7235,6 +7466,261 @@
           <w:sz w:val="24"/>
           <w:szCs w:val="24"/>
         </w:rPr>
+        <w:t xml:space="preserve">第16条の4（存続規定）</w:t>
+      </w:r>
+    </w:p>
+    <w:p>
+      <w:pPr>
+        <w:spacing w:after="60" w:before="60" w:line="300"/>
+      </w:pPr>
+      <w:r>
+        <w:rPr>
+          <w:rFonts w:ascii="Yu Mincho" w:eastAsia="Yu Mincho" w:hAnsi="Yu Mincho"/>
+          <w:color w:val="1A1A1A"/>
+          <w:sz w:val="21"/>
+          <w:szCs w:val="21"/>
+        </w:rPr>
+        <w:t xml:space="preserve">本規約のうち、次に掲げる規定は、ユーザーの退会後または本サービスの終了後も、</w:t>
+      </w:r>
+      <w:r>
+        <w:rPr>
+          <w:rFonts w:ascii="Yu Mincho" w:eastAsia="Yu Mincho" w:hAnsi="Yu Mincho"/>
+          <w:b/>
+          <w:bCs/>
+          <w:color w:val="1A1A1A"/>
+          <w:sz w:val="21"/>
+          <w:szCs w:val="21"/>
+        </w:rPr>
+        <w:t xml:space="preserve">その性質上必要な範囲で有効に存続します。</w:t>
+      </w:r>
+    </w:p>
+    <w:p>
+      <w:pPr>
+        <w:spacing w:after="60" w:before="60" w:line="300"/>
+        <w:ind w:left="340" w:hanging="226"/>
+      </w:pPr>
+      <w:r>
+        <w:rPr>
+          <w:rFonts w:ascii="Yu Mincho" w:eastAsia="Yu Mincho" w:hAnsi="Yu Mincho"/>
+          <w:color w:val="1A1A1A"/>
+          <w:sz w:val="21"/>
+          <w:szCs w:val="21"/>
+        </w:rPr>
+        <w:t xml:space="preserve">・第6条の2第4項および第5項（退会後の換金および記録の保持）</w:t>
+      </w:r>
+    </w:p>
+    <w:p>
+      <w:pPr>
+        <w:spacing w:after="60" w:before="60" w:line="300"/>
+        <w:ind w:left="340" w:hanging="226"/>
+      </w:pPr>
+      <w:r>
+        <w:rPr>
+          <w:rFonts w:ascii="Yu Mincho" w:eastAsia="Yu Mincho" w:hAnsi="Yu Mincho"/>
+          <w:color w:val="1A1A1A"/>
+          <w:sz w:val="21"/>
+          <w:szCs w:val="21"/>
+        </w:rPr>
+        <w:t xml:space="preserve">・第6条の3（利用停止・強制退会の場合のコインの取扱い）</w:t>
+      </w:r>
+    </w:p>
+    <w:p>
+      <w:pPr>
+        <w:spacing w:after="60" w:before="60" w:line="300"/>
+        <w:ind w:left="340" w:hanging="226"/>
+      </w:pPr>
+      <w:r>
+        <w:rPr>
+          <w:rFonts w:ascii="Yu Mincho" w:eastAsia="Yu Mincho" w:hAnsi="Yu Mincho"/>
+          <w:color w:val="1A1A1A"/>
+          <w:sz w:val="21"/>
+          <w:szCs w:val="21"/>
+        </w:rPr>
+        <w:t xml:space="preserve">・第7条第3項および第7項（払戻しの不可、報酬コインの用途）</w:t>
+      </w:r>
+    </w:p>
+    <w:p>
+      <w:pPr>
+        <w:spacing w:after="60" w:before="60" w:line="300"/>
+        <w:ind w:left="340" w:hanging="226"/>
+      </w:pPr>
+      <w:r>
+        <w:rPr>
+          <w:rFonts w:ascii="Yu Mincho" w:eastAsia="Yu Mincho" w:hAnsi="Yu Mincho"/>
+          <w:color w:val="1A1A1A"/>
+          <w:sz w:val="21"/>
+          <w:szCs w:val="21"/>
+        </w:rPr>
+        <w:t xml:space="preserve">・第7条の2第5項から第7項まで（ギフトに係る報酬コインの保留・審査・没収）</w:t>
+      </w:r>
+    </w:p>
+    <w:p>
+      <w:pPr>
+        <w:spacing w:after="60" w:before="60" w:line="300"/>
+        <w:ind w:left="340" w:hanging="226"/>
+      </w:pPr>
+      <w:r>
+        <w:rPr>
+          <w:rFonts w:ascii="Yu Mincho" w:eastAsia="Yu Mincho" w:hAnsi="Yu Mincho"/>
+          <w:color w:val="1A1A1A"/>
+          <w:sz w:val="21"/>
+          <w:szCs w:val="21"/>
+        </w:rPr>
+        <w:t xml:space="preserve">・第8条第4項（受領権限の授与および債務の消滅）</w:t>
+      </w:r>
+    </w:p>
+    <w:p>
+      <w:pPr>
+        <w:spacing w:after="60" w:before="60" w:line="300"/>
+        <w:ind w:left="340" w:hanging="226"/>
+      </w:pPr>
+      <w:r>
+        <w:rPr>
+          <w:rFonts w:ascii="Yu Mincho" w:eastAsia="Yu Mincho" w:hAnsi="Yu Mincho"/>
+          <w:color w:val="1A1A1A"/>
+          <w:sz w:val="21"/>
+          <w:szCs w:val="21"/>
+        </w:rPr>
+        <w:t xml:space="preserve">・第8条の2第5項および第5の2項（変更前に成立した予約等への旧料率の適用）</w:t>
+      </w:r>
+    </w:p>
+    <w:p>
+      <w:pPr>
+        <w:spacing w:after="60" w:before="60" w:line="300"/>
+        <w:ind w:left="340" w:hanging="226"/>
+      </w:pPr>
+      <w:r>
+        <w:rPr>
+          <w:rFonts w:ascii="Yu Mincho" w:eastAsia="Yu Mincho" w:hAnsi="Yu Mincho"/>
+          <w:color w:val="1A1A1A"/>
+          <w:sz w:val="21"/>
+          <w:szCs w:val="21"/>
+        </w:rPr>
+        <w:t xml:space="preserve">・第8条の6（コインの購入の効力が失われた場合の清算）</w:t>
+      </w:r>
+    </w:p>
+    <w:p>
+      <w:pPr>
+        <w:spacing w:after="60" w:before="60" w:line="300"/>
+        <w:ind w:left="340" w:hanging="226"/>
+      </w:pPr>
+      <w:r>
+        <w:rPr>
+          <w:rFonts w:ascii="Yu Mincho" w:eastAsia="Yu Mincho" w:hAnsi="Yu Mincho"/>
+          <w:color w:val="1A1A1A"/>
+          <w:sz w:val="21"/>
+          <w:szCs w:val="21"/>
+        </w:rPr>
+        <w:t xml:space="preserve">・第9条第4項から第5の3項まで（申出、返還および金銭による返金）</w:t>
+      </w:r>
+    </w:p>
+    <w:p>
+      <w:pPr>
+        <w:spacing w:after="60" w:before="60" w:line="300"/>
+        <w:ind w:left="340" w:hanging="226"/>
+      </w:pPr>
+      <w:r>
+        <w:rPr>
+          <w:rFonts w:ascii="Yu Mincho" w:eastAsia="Yu Mincho" w:hAnsi="Yu Mincho"/>
+          <w:color w:val="1A1A1A"/>
+          <w:sz w:val="21"/>
+          <w:szCs w:val="21"/>
+        </w:rPr>
+        <w:t xml:space="preserve">・第10条の2第4項および第5項（投稿等の利用許諾の存続範囲、権利侵害の責任）</w:t>
+      </w:r>
+    </w:p>
+    <w:p>
+      <w:pPr>
+        <w:spacing w:after="60" w:before="60" w:line="300"/>
+        <w:ind w:left="340" w:hanging="226"/>
+      </w:pPr>
+      <w:r>
+        <w:rPr>
+          <w:rFonts w:ascii="Yu Mincho" w:eastAsia="Yu Mincho" w:hAnsi="Yu Mincho"/>
+          <w:color w:val="1A1A1A"/>
+          <w:sz w:val="21"/>
+          <w:szCs w:val="21"/>
+        </w:rPr>
+        <w:t xml:space="preserve">・第12条（個人情報の取扱い）</w:t>
+      </w:r>
+    </w:p>
+    <w:p>
+      <w:pPr>
+        <w:spacing w:after="60" w:before="60" w:line="300"/>
+        <w:ind w:left="340" w:hanging="226"/>
+      </w:pPr>
+      <w:r>
+        <w:rPr>
+          <w:rFonts w:ascii="Yu Mincho" w:eastAsia="Yu Mincho" w:hAnsi="Yu Mincho"/>
+          <w:color w:val="1A1A1A"/>
+          <w:sz w:val="21"/>
+          <w:szCs w:val="21"/>
+        </w:rPr>
+        <w:t xml:space="preserve">・第13条第3項から第8項まで（終了時の返金および換金、申出の期間および期間経過後の扱い）</w:t>
+      </w:r>
+    </w:p>
+    <w:p>
+      <w:pPr>
+        <w:spacing w:after="60" w:before="60" w:line="300"/>
+        <w:ind w:left="340" w:hanging="226"/>
+      </w:pPr>
+      <w:r>
+        <w:rPr>
+          <w:rFonts w:ascii="Yu Mincho" w:eastAsia="Yu Mincho" w:hAnsi="Yu Mincho"/>
+          <w:color w:val="1A1A1A"/>
+          <w:sz w:val="21"/>
+          <w:szCs w:val="21"/>
+        </w:rPr>
+        <w:t xml:space="preserve">・第14条（免責）</w:t>
+      </w:r>
+    </w:p>
+    <w:p>
+      <w:pPr>
+        <w:spacing w:after="60" w:before="60" w:line="300"/>
+        <w:ind w:left="340" w:hanging="226"/>
+      </w:pPr>
+      <w:r>
+        <w:rPr>
+          <w:rFonts w:ascii="Yu Mincho" w:eastAsia="Yu Mincho" w:hAnsi="Yu Mincho"/>
+          <w:color w:val="1A1A1A"/>
+          <w:sz w:val="21"/>
+          <w:szCs w:val="21"/>
+        </w:rPr>
+        <w:t xml:space="preserve">・第14条の2（ユーザーの損害賠償）</w:t>
+      </w:r>
+    </w:p>
+    <w:p>
+      <w:pPr>
+        <w:spacing w:after="60" w:before="60" w:line="300"/>
+        <w:ind w:left="340" w:hanging="226"/>
+      </w:pPr>
+      <w:r>
+        <w:rPr>
+          <w:rFonts w:ascii="Yu Mincho" w:eastAsia="Yu Mincho" w:hAnsi="Yu Mincho"/>
+          <w:color w:val="1A1A1A"/>
+          <w:sz w:val="21"/>
+          <w:szCs w:val="21"/>
+        </w:rPr>
+        <w:t xml:space="preserve">・第16条から本条まで</w:t>
+      </w:r>
+    </w:p>
+    <w:p>
+      <w:pPr>
+        <w:keepNext/>
+        <w:pBdr>
+          <w:bottom w:val="single" w:color="B9B2A6" w:sz="6" w:space="4"/>
+        </w:pBdr>
+        <w:spacing w:after="140" w:before="320"/>
+      </w:pPr>
+      <w:r>
+        <w:rPr>
+          <w:rFonts w:ascii="Yu Gothic" w:eastAsia="Yu Gothic" w:hAnsi="Yu Gothic"/>
+          <w:b/>
+          <w:bCs/>
+          <w:color w:val="1A1A1A"/>
+          <w:sz w:val="24"/>
+          <w:szCs w:val="24"/>
+        </w:rPr>
         <w:t xml:space="preserve">第16条の5（分離可能性）</w:t>
       </w:r>
     </w:p>
@@ -7296,42 +7782,7 @@
           <w:sz w:val="21"/>
           <w:szCs w:val="21"/>
         </w:rPr>
-        <w:t xml:space="preserve">2. 前項の場合、当社およびユーザーは、無効または執行不能とされた規定の趣旨に</w:t>
-      </w:r>
-      <w:r>
-        <w:rPr>
-          <w:rFonts w:ascii="Yu Mincho" w:eastAsia="Yu Mincho" w:hAnsi="Yu Mincho"/>
-          <w:b/>
-          <w:bCs/>
-          <w:color w:val="1A1A1A"/>
-          <w:sz w:val="21"/>
-          <w:szCs w:val="21"/>
-        </w:rPr>
-        <w:t xml:space="preserve">最も近い有効な内容</w:t>
-      </w:r>
-      <w:r>
-        <w:rPr>
-          <w:rFonts w:ascii="Yu Mincho" w:eastAsia="Yu Mincho" w:hAnsi="Yu Mincho"/>
-          <w:color w:val="1A1A1A"/>
-          <w:sz w:val="21"/>
-          <w:szCs w:val="21"/>
-        </w:rPr>
-        <w:t xml:space="preserve">となるよう、当該規定を読み替えて適用するものとします。</w:t>
-      </w:r>
-    </w:p>
-    <w:p>
-      <w:pPr>
-        <w:spacing w:after="60" w:before="60" w:line="300"/>
-        <w:ind w:left="396" w:hanging="396"/>
-      </w:pPr>
-      <w:r>
-        <w:rPr>
-          <w:rFonts w:ascii="Yu Mincho" w:eastAsia="Yu Mincho" w:hAnsi="Yu Mincho"/>
-          <w:color w:val="1A1A1A"/>
-          <w:sz w:val="21"/>
-          <w:szCs w:val="21"/>
-        </w:rPr>
-        <w:t xml:space="preserve">3. 本規約の規定の一部が特定のユーザーとの関係で無効または取り消された場合であっても、</w:t>
+        <w:t xml:space="preserve">2. 本規約の規定の一部が特定のユーザーとの関係で無効または取り消された場合であっても、</w:t>
       </w:r>
       <w:r>
         <w:rPr>

--- a/docs/legal/word/ピタフレ利用規約_全文.docx
+++ b/docs/legal/word/ピタフレ利用規約_全文.docx
@@ -3423,7 +3423,7 @@
           <w:sz w:val="21"/>
           <w:szCs w:val="21"/>
         </w:rPr>
-        <w:t xml:space="preserve">ゲストは、申込みにあたり「今すぐ」または当社所定の範囲内（申込時から30分後以降、14日後まで）の</w:t>
+        <w:t xml:space="preserve">ゲストは、申込みにあたり「今すぐ」または当社所定の範囲内（申込時から30分後以降、35日後まで）の</w:t>
       </w:r>
       <w:r>
         <w:rPr>
@@ -3464,6 +3464,194 @@
           <w:szCs w:val="21"/>
         </w:rPr>
         <w:t xml:space="preserve">まで申し込めます（さらに延ばす場合は第8条の3の延長によります）。ピタメイトは、掲載の停止および個々の予約の申込みへの諾否を自由に決定できます。予約は、ピタメイトが承諾した時点で成立します。ピタメイトが承諾しない場合または一定時間内に応答しない場合、消費されたコインはゲストに全額返還されます。</w:t>
+      </w:r>
+    </w:p>
+    <w:p>
+      <w:pPr>
+        <w:spacing w:after="60" w:before="60" w:line="300"/>
+        <w:ind w:left="396" w:hanging="396"/>
+      </w:pPr>
+      <w:r>
+        <w:rPr>
+          <w:rFonts w:ascii="Yu Mincho" w:eastAsia="Yu Mincho" w:hAnsi="Yu Mincho"/>
+          <w:color w:val="1A1A1A"/>
+          <w:sz w:val="21"/>
+          <w:szCs w:val="21"/>
+        </w:rPr>
+        <w:t xml:space="preserve">1の2. ゲストは、同一のピタメイトとの</w:t>
+      </w:r>
+      <w:r>
+        <w:rPr>
+          <w:rFonts w:ascii="Yu Mincho" w:eastAsia="Yu Mincho" w:hAnsi="Yu Mincho"/>
+          <w:b/>
+          <w:bCs/>
+          <w:color w:val="1A1A1A"/>
+          <w:sz w:val="21"/>
+          <w:szCs w:val="21"/>
+        </w:rPr>
+        <w:t xml:space="preserve">同じ曜日・時刻の予約を、当社所定の回数（4回）まで一度に申し込む</w:t>
+      </w:r>
+      <w:r>
+        <w:rPr>
+          <w:rFonts w:ascii="Yu Mincho" w:eastAsia="Yu Mincho" w:hAnsi="Yu Mincho"/>
+          <w:color w:val="1A1A1A"/>
+          <w:sz w:val="21"/>
+          <w:szCs w:val="21"/>
+        </w:rPr>
+        <w:t xml:space="preserve">ことができます（以下「</w:t>
+      </w:r>
+      <w:r>
+        <w:rPr>
+          <w:rFonts w:ascii="Yu Mincho" w:eastAsia="Yu Mincho" w:hAnsi="Yu Mincho"/>
+          <w:b/>
+          <w:bCs/>
+          <w:color w:val="1A1A1A"/>
+          <w:sz w:val="21"/>
+          <w:szCs w:val="21"/>
+        </w:rPr>
+        <w:t xml:space="preserve">まとめ申込み</w:t>
+      </w:r>
+      <w:r>
+        <w:rPr>
+          <w:rFonts w:ascii="Yu Mincho" w:eastAsia="Yu Mincho" w:hAnsi="Yu Mincho"/>
+          <w:color w:val="1A1A1A"/>
+          <w:sz w:val="21"/>
+          <w:szCs w:val="21"/>
+        </w:rPr>
+        <w:t xml:space="preserve">」といいます）。この場合、次のとおり取り扱います。</w:t>
+      </w:r>
+    </w:p>
+    <w:p>
+      <w:pPr>
+        <w:spacing w:after="60" w:before="60" w:line="300"/>
+        <w:ind w:left="737" w:hanging="340"/>
+      </w:pPr>
+      <w:r>
+        <w:rPr>
+          <w:rFonts w:ascii="Yu Mincho" w:eastAsia="Yu Mincho" w:hAnsi="Yu Mincho"/>
+          <w:color w:val="1A1A1A"/>
+          <w:sz w:val="21"/>
+          <w:szCs w:val="21"/>
+        </w:rPr>
+        <w:t xml:space="preserve">1. </w:t>
+      </w:r>
+      <w:r>
+        <w:rPr>
+          <w:rFonts w:ascii="Yu Mincho" w:eastAsia="Yu Mincho" w:hAnsi="Yu Mincho"/>
+          <w:b/>
+          <w:bCs/>
+          <w:color w:val="1A1A1A"/>
+          <w:sz w:val="21"/>
+          <w:szCs w:val="21"/>
+        </w:rPr>
+        <w:t xml:space="preserve">1件ずつ独立した予約が成立します。</w:t>
+      </w:r>
+      <w:r>
+        <w:rPr>
+          <w:rFonts w:ascii="Yu Mincho" w:eastAsia="Yu Mincho" w:hAnsi="Yu Mincho"/>
+          <w:color w:val="1A1A1A"/>
+          <w:sz w:val="21"/>
+          <w:szCs w:val="21"/>
+        </w:rPr>
+        <w:t xml:space="preserve"> 料金・割引・コインの消費・承諾・キャンセルおよび返還は、</w:t>
+      </w:r>
+      <w:r>
+        <w:rPr>
+          <w:rFonts w:ascii="Yu Mincho" w:eastAsia="Yu Mincho" w:hAnsi="Yu Mincho"/>
+          <w:b/>
+          <w:bCs/>
+          <w:color w:val="1A1A1A"/>
+          <w:sz w:val="21"/>
+          <w:szCs w:val="21"/>
+        </w:rPr>
+        <w:t xml:space="preserve">すべて1件ごとに前項および第9条のとおり</w:t>
+      </w:r>
+      <w:r>
+        <w:rPr>
+          <w:rFonts w:ascii="Yu Mincho" w:eastAsia="Yu Mincho" w:hAnsi="Yu Mincho"/>
+          <w:color w:val="1A1A1A"/>
+          <w:sz w:val="21"/>
+          <w:szCs w:val="21"/>
+        </w:rPr>
+        <w:t xml:space="preserve">適用されます。回数券・定期契約その他の継続的役務提供契約ではありません。</w:t>
+      </w:r>
+    </w:p>
+    <w:p>
+      <w:pPr>
+        <w:spacing w:after="60" w:before="60" w:line="300"/>
+        <w:ind w:left="737" w:hanging="340"/>
+      </w:pPr>
+      <w:r>
+        <w:rPr>
+          <w:rFonts w:ascii="Yu Mincho" w:eastAsia="Yu Mincho" w:hAnsi="Yu Mincho"/>
+          <w:color w:val="1A1A1A"/>
+          <w:sz w:val="21"/>
+          <w:szCs w:val="21"/>
+        </w:rPr>
+        <w:t xml:space="preserve">2. </w:t>
+      </w:r>
+      <w:r>
+        <w:rPr>
+          <w:rFonts w:ascii="Yu Mincho" w:eastAsia="Yu Mincho" w:hAnsi="Yu Mincho"/>
+          <w:b/>
+          <w:bCs/>
+          <w:color w:val="1A1A1A"/>
+          <w:sz w:val="21"/>
+          <w:szCs w:val="21"/>
+        </w:rPr>
+        <w:t xml:space="preserve">申込みの時点で、全回分のコインを消費します。</w:t>
+      </w:r>
+    </w:p>
+    <w:p>
+      <w:pPr>
+        <w:spacing w:after="60" w:before="60" w:line="300"/>
+        <w:ind w:left="737" w:hanging="340"/>
+      </w:pPr>
+      <w:r>
+        <w:rPr>
+          <w:rFonts w:ascii="Yu Mincho" w:eastAsia="Yu Mincho" w:hAnsi="Yu Mincho"/>
+          <w:color w:val="1A1A1A"/>
+          <w:sz w:val="21"/>
+          <w:szCs w:val="21"/>
+        </w:rPr>
+        <w:t xml:space="preserve">3. </w:t>
+      </w:r>
+      <w:r>
+        <w:rPr>
+          <w:rFonts w:ascii="Yu Mincho" w:eastAsia="Yu Mincho" w:hAnsi="Yu Mincho"/>
+          <w:b/>
+          <w:bCs/>
+          <w:color w:val="1A1A1A"/>
+          <w:sz w:val="21"/>
+          <w:szCs w:val="21"/>
+        </w:rPr>
+        <w:t xml:space="preserve">申込みのいずれか1件でも成立しない場合（時間帯の重複その他の事由による場合を含みます）、まとめ申込みの全体が成立せず、消費されたコインは全額返還されます。</w:t>
+      </w:r>
+    </w:p>
+    <w:p>
+      <w:pPr>
+        <w:spacing w:after="60" w:before="60" w:line="300"/>
+        <w:ind w:left="737" w:hanging="340"/>
+      </w:pPr>
+      <w:r>
+        <w:rPr>
+          <w:rFonts w:ascii="Yu Mincho" w:eastAsia="Yu Mincho" w:hAnsi="Yu Mincho"/>
+          <w:color w:val="1A1A1A"/>
+          <w:sz w:val="21"/>
+          <w:szCs w:val="21"/>
+        </w:rPr>
+        <w:t xml:space="preserve">4. </w:t>
+      </w:r>
+      <w:r>
+        <w:rPr>
+          <w:rFonts w:ascii="Yu Mincho" w:eastAsia="Yu Mincho" w:hAnsi="Yu Mincho"/>
+          <w:b/>
+          <w:bCs/>
+          <w:color w:val="1A1A1A"/>
+          <w:sz w:val="21"/>
+          <w:szCs w:val="21"/>
+        </w:rPr>
+        <w:t xml:space="preserve">第8条の4の初回お試し割引は、1回目の予約にのみ適用されます。</w:t>
       </w:r>
     </w:p>
     <w:p>

--- a/docs/legal/word/ピタフレ利用規約_全文.docx
+++ b/docs/legal/word/ピタフレ利用規約_全文.docx
@@ -2571,27 +2571,47 @@
           <w:sz w:val="21"/>
           <w:szCs w:val="21"/>
         </w:rPr>
-        <w:t xml:space="preserve">を指定して、当社所定の方法により、</w:t>
-      </w:r>
-      <w:r>
-        <w:rPr>
-          <w:rFonts w:ascii="Yu Mincho" w:eastAsia="Yu Mincho" w:hAnsi="Yu Mincho"/>
-          <w:b/>
-          <w:bCs/>
-          <w:color w:val="1A1A1A"/>
-          <w:sz w:val="21"/>
-          <w:szCs w:val="21"/>
-        </w:rPr>
-        <w:t xml:space="preserve">コインを消費して「ありがとうギフト」を行うことができます。ギフトにより、消費されたコインは消滅します。</w:t>
-      </w:r>
-      <w:r>
-        <w:rPr>
-          <w:rFonts w:ascii="Yu Mincho" w:eastAsia="Yu Mincho" w:hAnsi="Yu Mincho"/>
-          <w:color w:val="1A1A1A"/>
-          <w:sz w:val="21"/>
-          <w:szCs w:val="21"/>
-        </w:rPr>
-        <w:t xml:space="preserve"> ギフトは役務の対価ではなく、行うかどうか・金額はゲストの自由な意思によります。</w:t>
+        <w:t xml:space="preserve">を指定して、当社所定の方法により、コインを消費して「ありがとうギフト」を行うことができます。</w:t>
+      </w:r>
+      <w:r>
+        <w:rPr>
+          <w:rFonts w:ascii="Yu Mincho" w:eastAsia="Yu Mincho" w:hAnsi="Yu Mincho"/>
+          <w:b/>
+          <w:bCs/>
+          <w:color w:val="1A1A1A"/>
+          <w:sz w:val="21"/>
+          <w:szCs w:val="21"/>
+        </w:rPr>
+        <w:t xml:space="preserve">ありがとうギフトは、当該ピタメイトが現に提供した役務に対して、ゲストが任意に支払う追加の対価</w:t>
+      </w:r>
+      <w:r>
+        <w:rPr>
+          <w:rFonts w:ascii="Yu Mincho" w:eastAsia="Yu Mincho" w:hAnsi="Yu Mincho"/>
+          <w:color w:val="1A1A1A"/>
+          <w:sz w:val="21"/>
+          <w:szCs w:val="21"/>
+        </w:rPr>
+        <w:t xml:space="preserve">であり、行うかどうか・金額はゲストの自由な意思によります。ギフトを行う旨の意思表示により、</w:t>
+      </w:r>
+      <w:r>
+        <w:rPr>
+          <w:rFonts w:ascii="Yu Mincho" w:eastAsia="Yu Mincho" w:hAnsi="Yu Mincho"/>
+          <w:b/>
+          <w:bCs/>
+          <w:color w:val="1A1A1A"/>
+          <w:sz w:val="21"/>
+          <w:szCs w:val="21"/>
+        </w:rPr>
+        <w:t xml:space="preserve">ゲストの当該ピタメイトに対する追加の対価の支払債務が発生</w:t>
+      </w:r>
+      <w:r>
+        <w:rPr>
+          <w:rFonts w:ascii="Yu Mincho" w:eastAsia="Yu Mincho" w:hAnsi="Yu Mincho"/>
+          <w:color w:val="1A1A1A"/>
+          <w:sz w:val="21"/>
+          <w:szCs w:val="21"/>
+        </w:rPr>
+        <w:t xml:space="preserve">します。</w:t>
       </w:r>
     </w:p>
     <w:p>
@@ -2722,36 +2742,56 @@
           <w:sz w:val="21"/>
           <w:szCs w:val="21"/>
         </w:rPr>
-        <w:t xml:space="preserve">当社は、ギフトが行われたときは、ギフトの額から第8条の2に定める利用料を控除した額に相当する報酬コイン（第7条第6項）を、当該ギフトで指定されたピタメイトに付与します。</w:t>
-      </w:r>
-      <w:r>
-        <w:rPr>
-          <w:rFonts w:ascii="Yu Mincho" w:eastAsia="Yu Mincho" w:hAnsi="Yu Mincho"/>
-          <w:color w:val="1A1A1A"/>
-          <w:sz w:val="21"/>
-          <w:szCs w:val="21"/>
-        </w:rPr>
-        <w:t xml:space="preserve"> 付与された報酬コインには、同項の換金条件（本人確認・振込先口座の登録・最低申請額・手数料）に加え、</w:t>
-      </w:r>
-      <w:r>
-        <w:rPr>
-          <w:rFonts w:ascii="Yu Mincho" w:eastAsia="Yu Mincho" w:hAnsi="Yu Mincho"/>
-          <w:b/>
-          <w:bCs/>
-          <w:color w:val="1A1A1A"/>
-          <w:sz w:val="21"/>
-          <w:szCs w:val="21"/>
-        </w:rPr>
-        <w:t xml:space="preserve">付与日から7日間は換金できない保留期間</w:t>
-      </w:r>
-      <w:r>
-        <w:rPr>
-          <w:rFonts w:ascii="Yu Mincho" w:eastAsia="Yu Mincho" w:hAnsi="Yu Mincho"/>
-          <w:color w:val="1A1A1A"/>
-          <w:sz w:val="21"/>
-          <w:szCs w:val="21"/>
-        </w:rPr>
-        <w:t xml:space="preserve">を設けます。当社は、ギフトの実施・付与の状況に照らし、換金の全部または一部について追加の審査・保留を行うことがあります。</w:t>
+        <w:t xml:space="preserve">当社は、第8条第4項の受領権限に基づき、前項の支払債務の弁済としてコインを受領します。</w:t>
+      </w:r>
+      <w:r>
+        <w:rPr>
+          <w:rFonts w:ascii="Yu Mincho" w:eastAsia="Yu Mincho" w:hAnsi="Yu Mincho"/>
+          <w:color w:val="1A1A1A"/>
+          <w:sz w:val="21"/>
+          <w:szCs w:val="21"/>
+        </w:rPr>
+        <w:t xml:space="preserve"> ゲストが当該コインを消費した時点で、ゲストの当該支払債務は消滅します。</w:t>
+      </w:r>
+      <w:r>
+        <w:rPr>
+          <w:rFonts w:ascii="Yu Mincho" w:eastAsia="Yu Mincho" w:hAnsi="Yu Mincho"/>
+          <w:b/>
+          <w:bCs/>
+          <w:color w:val="1A1A1A"/>
+          <w:sz w:val="21"/>
+          <w:szCs w:val="21"/>
+        </w:rPr>
+        <w:t xml:space="preserve">当社が受領した対価の全額をピタメイトに引き渡す債務と、ピタメイトが当社に対して負う第8条の2の利用料の支払債務とは、これを相殺し、相殺後の残額が報酬コイン（第7条第6項）としてピタメイトに確定します</w:t>
+      </w:r>
+      <w:r>
+        <w:rPr>
+          <w:rFonts w:ascii="Yu Mincho" w:eastAsia="Yu Mincho" w:hAnsi="Yu Mincho"/>
+          <w:color w:val="1A1A1A"/>
+          <w:sz w:val="21"/>
+          <w:szCs w:val="21"/>
+        </w:rPr>
+        <w:t xml:space="preserve">（第8条の2第2項と同じ取扱いです）。確定した報酬コインには、第7条第6項の換金条件（本人確認・振込先口座の登録・最低申請額・手数料）に加え、</w:t>
+      </w:r>
+      <w:r>
+        <w:rPr>
+          <w:rFonts w:ascii="Yu Mincho" w:eastAsia="Yu Mincho" w:hAnsi="Yu Mincho"/>
+          <w:b/>
+          <w:bCs/>
+          <w:color w:val="1A1A1A"/>
+          <w:sz w:val="21"/>
+          <w:szCs w:val="21"/>
+        </w:rPr>
+        <w:t xml:space="preserve">確定日から7日間は換金できない保留期間</w:t>
+      </w:r>
+      <w:r>
+        <w:rPr>
+          <w:rFonts w:ascii="Yu Mincho" w:eastAsia="Yu Mincho" w:hAnsi="Yu Mincho"/>
+          <w:color w:val="1A1A1A"/>
+          <w:sz w:val="21"/>
+          <w:szCs w:val="21"/>
+        </w:rPr>
+        <w:t xml:space="preserve">を設けます。当社は、ギフトの実施・確定の状況に照らし、換金の全部または一部について追加の審査・保留を行うことがあります。</w:t>
       </w:r>
     </w:p>
     <w:p>
@@ -2904,7 +2944,7 @@
           <w:sz w:val="21"/>
           <w:szCs w:val="21"/>
         </w:rPr>
-        <w:t xml:space="preserve">予約の完了確定から一定期間を経過した後のギフトの制限</w:t>
+        <w:t xml:space="preserve">予約の完了確定から30日を経過した後のギフトの制限</w:t>
       </w:r>
     </w:p>
     <w:p>
